--- a/Documents/FD04-EPIS-Informe Arquitectura de Software.docx
+++ b/Documents/FD04-EPIS-Informe Arquitectura de Software.docx
@@ -368,6 +368,7 @@
           <w:szCs w:val="32"/>
         </w:rPr>
       </w:pPr>
+      <w:proofErr w:type="spellStart"/>
       <w:r>
         <w:rPr>
           <w:rFonts w:ascii="Times New Roman" w:eastAsia="Times New Roman" w:hAnsi="Times New Roman" w:cs="Times New Roman"/>
@@ -375,7 +376,17 @@
           <w:sz w:val="32"/>
           <w:szCs w:val="32"/>
         </w:rPr>
-        <w:t>Mag. Patrick Cuadros Quiroga</w:t>
+        <w:t>Mag</w:t>
+      </w:r>
+      <w:proofErr w:type="spellEnd"/>
+      <w:r>
+        <w:rPr>
+          <w:rFonts w:ascii="Times New Roman" w:eastAsia="Times New Roman" w:hAnsi="Times New Roman" w:cs="Times New Roman"/>
+          <w:i/>
+          <w:sz w:val="32"/>
+          <w:szCs w:val="32"/>
+        </w:rPr>
+        <w:t>. Patrick Cuadros Quiroga</w:t>
       </w:r>
     </w:p>
     <w:p>
@@ -559,8 +570,8 @@
     </w:p>
     <w:p>
       <w:pPr>
-        <w:spacing w:after="0"/>
-        <w:jc w:val="center"/>
+        <w:spacing w:after="0" w:line="360" w:lineRule="auto"/>
+        <w:ind w:left="720"/>
         <w:rPr>
           <w:rFonts w:ascii="Times New Roman" w:eastAsia="Times New Roman" w:hAnsi="Times New Roman" w:cs="Times New Roman"/>
           <w:b/>
@@ -568,6 +579,74 @@
           <w:szCs w:val="24"/>
         </w:rPr>
       </w:pPr>
+      <w:proofErr w:type="spellStart"/>
+      <w:r>
+        <w:rPr>
+          <w:rFonts w:ascii="Times New Roman" w:eastAsia="Times New Roman" w:hAnsi="Times New Roman" w:cs="Times New Roman"/>
+          <w:i/>
+          <w:sz w:val="28"/>
+          <w:szCs w:val="28"/>
+        </w:rPr>
+        <w:t>Ancco</w:t>
+      </w:r>
+      <w:proofErr w:type="spellEnd"/>
+      <w:r>
+        <w:rPr>
+          <w:rFonts w:ascii="Times New Roman" w:eastAsia="Times New Roman" w:hAnsi="Times New Roman" w:cs="Times New Roman"/>
+          <w:i/>
+          <w:sz w:val="28"/>
+          <w:szCs w:val="28"/>
+        </w:rPr>
+        <w:t xml:space="preserve"> </w:t>
+      </w:r>
+      <w:proofErr w:type="spellStart"/>
+      <w:r>
+        <w:rPr>
+          <w:rFonts w:ascii="Times New Roman" w:eastAsia="Times New Roman" w:hAnsi="Times New Roman" w:cs="Times New Roman"/>
+          <w:i/>
+          <w:sz w:val="28"/>
+          <w:szCs w:val="28"/>
+        </w:rPr>
+        <w:t>Suaña</w:t>
+      </w:r>
+      <w:proofErr w:type="spellEnd"/>
+      <w:r>
+        <w:rPr>
+          <w:rFonts w:ascii="Times New Roman" w:eastAsia="Times New Roman" w:hAnsi="Times New Roman" w:cs="Times New Roman"/>
+          <w:i/>
+          <w:sz w:val="28"/>
+          <w:szCs w:val="28"/>
+        </w:rPr>
+        <w:t xml:space="preserve">, Bruno Enrique </w:t>
+      </w:r>
+      <w:r>
+        <w:rPr>
+          <w:rFonts w:ascii="Times New Roman" w:eastAsia="Times New Roman" w:hAnsi="Times New Roman" w:cs="Times New Roman"/>
+          <w:i/>
+          <w:sz w:val="28"/>
+          <w:szCs w:val="28"/>
+        </w:rPr>
+        <w:tab/>
+      </w:r>
+      <w:r>
+        <w:rPr>
+          <w:rFonts w:ascii="Times New Roman" w:eastAsia="Times New Roman" w:hAnsi="Times New Roman" w:cs="Times New Roman"/>
+          <w:i/>
+          <w:sz w:val="28"/>
+          <w:szCs w:val="28"/>
+        </w:rPr>
+        <w:tab/>
+      </w:r>
+      <w:r>
+        <w:rPr>
+          <w:rFonts w:ascii="Times New Roman" w:eastAsia="Times New Roman" w:hAnsi="Times New Roman" w:cs="Times New Roman"/>
+          <w:i/>
+          <w:sz w:val="28"/>
+          <w:szCs w:val="28"/>
+        </w:rPr>
+        <w:tab/>
+        <w:t>(2023077472)</w:t>
+      </w:r>
     </w:p>
     <w:p>
       <w:pPr>
@@ -1113,12 +1192,37 @@
         </w:rPr>
         <w:t xml:space="preserve">Sistema </w:t>
       </w:r>
+      <w:proofErr w:type="spellStart"/>
       <w:r>
         <w:rPr>
           <w:rFonts w:ascii="Times New Roman" w:hAnsi="Times New Roman"/>
           <w:i/>
         </w:rPr>
-        <w:t xml:space="preserve">Generador de documentación </w:t>
+        <w:t>Generador</w:t>
+      </w:r>
+      <w:proofErr w:type="spellEnd"/>
+      <w:r>
+        <w:rPr>
+          <w:rFonts w:ascii="Times New Roman" w:hAnsi="Times New Roman"/>
+          <w:i/>
+        </w:rPr>
+        <w:t xml:space="preserve"> de </w:t>
+      </w:r>
+      <w:proofErr w:type="spellStart"/>
+      <w:r>
+        <w:rPr>
+          <w:rFonts w:ascii="Times New Roman" w:hAnsi="Times New Roman"/>
+          <w:i/>
+        </w:rPr>
+        <w:t>documentación</w:t>
+      </w:r>
+      <w:proofErr w:type="spellEnd"/>
+      <w:r>
+        <w:rPr>
+          <w:rFonts w:ascii="Times New Roman" w:hAnsi="Times New Roman"/>
+          <w:i/>
+        </w:rPr>
+        <w:t xml:space="preserve"> </w:t>
       </w:r>
     </w:p>
     <w:p>
@@ -4475,7 +4579,29 @@
           <w:sz w:val="20"/>
           <w:szCs w:val="20"/>
         </w:rPr>
-        <w:t>[El documento se centrará en el desarrollo de la vista lógica del framework. Se incluyen los aspectos fundamentales del resto de las vistas y se omiten aquellas que no se consideren pertinentes como ser el caso de la vista de procesos.]</w:t>
+        <w:t xml:space="preserve">[El documento se centrará en el desarrollo de la vista lógica del </w:t>
+      </w:r>
+      <w:proofErr w:type="spellStart"/>
+      <w:r>
+        <w:rPr>
+          <w:rFonts w:ascii="Times New Roman" w:eastAsia="Times New Roman" w:hAnsi="Times New Roman" w:cs="Times New Roman"/>
+          <w:i/>
+          <w:color w:val="0000FF"/>
+          <w:sz w:val="20"/>
+          <w:szCs w:val="20"/>
+        </w:rPr>
+        <w:t>framework</w:t>
+      </w:r>
+      <w:proofErr w:type="spellEnd"/>
+      <w:r>
+        <w:rPr>
+          <w:rFonts w:ascii="Times New Roman" w:eastAsia="Times New Roman" w:hAnsi="Times New Roman" w:cs="Times New Roman"/>
+          <w:i/>
+          <w:color w:val="0000FF"/>
+          <w:sz w:val="20"/>
+          <w:szCs w:val="20"/>
+        </w:rPr>
+        <w:t>. Se incluyen los aspectos fundamentales del resto de las vistas y se omiten aquellas que no se consideren pertinentes como ser el caso de la vista de procesos.]</w:t>
       </w:r>
     </w:p>
     <w:p>
@@ -4555,7 +4681,15 @@
         <w:jc w:val="both"/>
       </w:pPr>
       <w:r>
-        <w:t>Integración de varias IAs para procesar y generar contenido por secciones.</w:t>
+        <w:t xml:space="preserve">Integración de varias </w:t>
+      </w:r>
+      <w:proofErr w:type="spellStart"/>
+      <w:r>
+        <w:t>IAs</w:t>
+      </w:r>
+      <w:proofErr w:type="spellEnd"/>
+      <w:r>
+        <w:t xml:space="preserve"> para procesar y generar contenido por secciones.</w:t>
       </w:r>
     </w:p>
     <w:p>
@@ -5294,6 +5428,7 @@
                 <w:szCs w:val="20"/>
               </w:rPr>
             </w:pPr>
+            <w:proofErr w:type="spellStart"/>
             <w:r>
               <w:rPr>
                 <w:rFonts w:ascii="Times New Roman" w:eastAsia="Times New Roman" w:hAnsi="Times New Roman" w:cs="Times New Roman"/>
@@ -5302,7 +5437,18 @@
                 <w:sz w:val="20"/>
                 <w:szCs w:val="20"/>
               </w:rPr>
-              <w:t xml:space="preserve">Descripcion </w:t>
+              <w:t>Descripcion</w:t>
+            </w:r>
+            <w:proofErr w:type="spellEnd"/>
+            <w:r>
+              <w:rPr>
+                <w:rFonts w:ascii="Times New Roman" w:eastAsia="Times New Roman" w:hAnsi="Times New Roman" w:cs="Times New Roman"/>
+                <w:i/>
+                <w:color w:val="0000FF"/>
+                <w:sz w:val="20"/>
+                <w:szCs w:val="20"/>
+              </w:rPr>
+              <w:t xml:space="preserve"> </w:t>
             </w:r>
           </w:p>
         </w:tc>
@@ -5362,9 +5508,11 @@
                 <w:szCs w:val="20"/>
               </w:rPr>
             </w:pPr>
+            <w:proofErr w:type="spellStart"/>
             <w:r>
               <w:t>RegistroUsuario</w:t>
             </w:r>
+            <w:proofErr w:type="spellEnd"/>
           </w:p>
         </w:tc>
         <w:tc>
@@ -5395,7 +5543,15 @@
               </w:rPr>
             </w:pPr>
             <w:r>
-              <w:t>El sistema web debe permitir la creacion de cuentas a los usuario nuevos</w:t>
+              <w:t xml:space="preserve">El sistema web debe permitir la </w:t>
+            </w:r>
+            <w:proofErr w:type="spellStart"/>
+            <w:r>
+              <w:t>creacion</w:t>
+            </w:r>
+            <w:proofErr w:type="spellEnd"/>
+            <w:r>
+              <w:t xml:space="preserve"> de cuentas a los usuario nuevos</w:t>
             </w:r>
           </w:p>
         </w:tc>
@@ -5460,9 +5616,11 @@
                 <w:szCs w:val="20"/>
               </w:rPr>
             </w:pPr>
+            <w:proofErr w:type="spellStart"/>
             <w:r>
               <w:t>RegistroAdmin</w:t>
             </w:r>
+            <w:proofErr w:type="spellEnd"/>
           </w:p>
         </w:tc>
         <w:tc>
@@ -5493,7 +5651,15 @@
               </w:rPr>
             </w:pPr>
             <w:r>
-              <w:t>El sistema web debe permitir la creacion de cuentas para administrador</w:t>
+              <w:t xml:space="preserve">El sistema web debe permitir la </w:t>
+            </w:r>
+            <w:proofErr w:type="spellStart"/>
+            <w:r>
+              <w:t>creacion</w:t>
+            </w:r>
+            <w:proofErr w:type="spellEnd"/>
+            <w:r>
+              <w:t xml:space="preserve"> de cuentas para administrador</w:t>
             </w:r>
           </w:p>
         </w:tc>
@@ -5558,9 +5724,11 @@
                 <w:szCs w:val="20"/>
               </w:rPr>
             </w:pPr>
+            <w:proofErr w:type="spellStart"/>
             <w:r>
               <w:t>ModuloInput</w:t>
             </w:r>
+            <w:proofErr w:type="spellEnd"/>
           </w:p>
         </w:tc>
         <w:tc>
@@ -5591,7 +5759,23 @@
               </w:rPr>
             </w:pPr>
             <w:r>
-              <w:t>El sistema web debe tener un modulo para introducir la informacion clave dependiendo del formato escogido</w:t>
+              <w:t xml:space="preserve">El sistema web debe tener un </w:t>
+            </w:r>
+            <w:proofErr w:type="spellStart"/>
+            <w:r>
+              <w:t>modulo</w:t>
+            </w:r>
+            <w:proofErr w:type="spellEnd"/>
+            <w:r>
+              <w:t xml:space="preserve"> para introducir la </w:t>
+            </w:r>
+            <w:proofErr w:type="spellStart"/>
+            <w:r>
+              <w:t>informacion</w:t>
+            </w:r>
+            <w:proofErr w:type="spellEnd"/>
+            <w:r>
+              <w:t xml:space="preserve"> clave dependiendo del formato escogido</w:t>
             </w:r>
           </w:p>
         </w:tc>
@@ -5656,9 +5840,11 @@
                 <w:szCs w:val="20"/>
               </w:rPr>
             </w:pPr>
+            <w:proofErr w:type="spellStart"/>
             <w:r>
               <w:t>SeleccionFormato</w:t>
             </w:r>
+            <w:proofErr w:type="spellEnd"/>
           </w:p>
         </w:tc>
         <w:tc>
@@ -5689,7 +5875,15 @@
               </w:rPr>
             </w:pPr>
             <w:r>
-              <w:t>El sistema web debe permitir la seleccion del formato estandarizado para iniciar un nuevo documento</w:t>
+              <w:t xml:space="preserve">El sistema web debe permitir la </w:t>
+            </w:r>
+            <w:proofErr w:type="spellStart"/>
+            <w:r>
+              <w:t>seleccion</w:t>
+            </w:r>
+            <w:proofErr w:type="spellEnd"/>
+            <w:r>
+              <w:t xml:space="preserve"> del formato estandarizado para iniciar un nuevo documento</w:t>
             </w:r>
           </w:p>
         </w:tc>
@@ -5754,9 +5948,11 @@
                 <w:szCs w:val="20"/>
               </w:rPr>
             </w:pPr>
+            <w:proofErr w:type="spellStart"/>
             <w:r>
               <w:t>MultiIdioma</w:t>
             </w:r>
+            <w:proofErr w:type="spellEnd"/>
           </w:p>
         </w:tc>
         <w:tc>
@@ -5852,9 +6048,11 @@
                 <w:szCs w:val="20"/>
               </w:rPr>
             </w:pPr>
+            <w:proofErr w:type="spellStart"/>
             <w:r>
               <w:t>ModelosIA</w:t>
             </w:r>
+            <w:proofErr w:type="spellEnd"/>
           </w:p>
         </w:tc>
         <w:tc>
@@ -5954,9 +6152,11 @@
                 <w:szCs w:val="20"/>
               </w:rPr>
             </w:pPr>
+            <w:proofErr w:type="spellStart"/>
             <w:r>
               <w:t>GenerarPDF</w:t>
             </w:r>
+            <w:proofErr w:type="spellEnd"/>
           </w:p>
         </w:tc>
         <w:tc>
@@ -5987,7 +6187,15 @@
               </w:rPr>
             </w:pPr>
             <w:r>
-              <w:t>El sistema web debe permitir la generacion documentos completos en formatos PDF siguiendo los formatos establecidos.</w:t>
+              <w:t xml:space="preserve">El sistema web debe permitir la </w:t>
+            </w:r>
+            <w:proofErr w:type="spellStart"/>
+            <w:r>
+              <w:t>generacion</w:t>
+            </w:r>
+            <w:proofErr w:type="spellEnd"/>
+            <w:r>
+              <w:t xml:space="preserve"> documentos completos en formatos PDF siguiendo los formatos establecidos.</w:t>
             </w:r>
           </w:p>
         </w:tc>
@@ -6052,9 +6260,11 @@
                 <w:szCs w:val="20"/>
               </w:rPr>
             </w:pPr>
+            <w:proofErr w:type="spellStart"/>
             <w:r>
               <w:t>DescargaInmediata</w:t>
             </w:r>
+            <w:proofErr w:type="spellEnd"/>
           </w:p>
         </w:tc>
         <w:tc>
@@ -6085,8 +6295,13 @@
               </w:rPr>
             </w:pPr>
             <w:r>
-              <w:t>El sistema web debe permitir la descarga del documento en el momento de su generacion</w:t>
-            </w:r>
+              <w:t xml:space="preserve">El sistema web debe permitir la descarga del documento en el momento de su </w:t>
+            </w:r>
+            <w:proofErr w:type="spellStart"/>
+            <w:r>
+              <w:t>generacion</w:t>
+            </w:r>
+            <w:proofErr w:type="spellEnd"/>
           </w:p>
         </w:tc>
         <w:tc>
@@ -6150,9 +6365,11 @@
                 <w:szCs w:val="20"/>
               </w:rPr>
             </w:pPr>
+            <w:proofErr w:type="spellStart"/>
             <w:r>
               <w:t>GenerarCitas</w:t>
             </w:r>
+            <w:proofErr w:type="spellEnd"/>
           </w:p>
         </w:tc>
         <w:tc>
@@ -6185,9 +6402,38 @@
             <w:r>
               <w:t xml:space="preserve">El sistema web debe generar las citas y </w:t>
             </w:r>
+            <w:proofErr w:type="spellStart"/>
             <w:r>
               <w:lastRenderedPageBreak/>
-              <w:t>bibliografia automaticamente segun el contenido extraidas de fuentes reales dependiendo del formato escogido</w:t>
+              <w:t>bibliografia</w:t>
+            </w:r>
+            <w:proofErr w:type="spellEnd"/>
+            <w:r>
+              <w:t xml:space="preserve"> </w:t>
+            </w:r>
+            <w:proofErr w:type="spellStart"/>
+            <w:r>
+              <w:t>automaticamente</w:t>
+            </w:r>
+            <w:proofErr w:type="spellEnd"/>
+            <w:r>
+              <w:t xml:space="preserve"> </w:t>
+            </w:r>
+            <w:proofErr w:type="spellStart"/>
+            <w:r>
+              <w:t>segun</w:t>
+            </w:r>
+            <w:proofErr w:type="spellEnd"/>
+            <w:r>
+              <w:t xml:space="preserve"> el contenido </w:t>
+            </w:r>
+            <w:proofErr w:type="spellStart"/>
+            <w:r>
+              <w:t>extraidas</w:t>
+            </w:r>
+            <w:proofErr w:type="spellEnd"/>
+            <w:r>
+              <w:t xml:space="preserve"> de fuentes reales dependiendo del formato escogido</w:t>
             </w:r>
           </w:p>
         </w:tc>
@@ -6253,9 +6499,11 @@
                 <w:szCs w:val="20"/>
               </w:rPr>
             </w:pPr>
+            <w:proofErr w:type="spellStart"/>
             <w:r>
               <w:t>HistorialDocs</w:t>
             </w:r>
+            <w:proofErr w:type="spellEnd"/>
           </w:p>
         </w:tc>
         <w:tc>
@@ -6351,9 +6599,11 @@
                 <w:szCs w:val="20"/>
               </w:rPr>
             </w:pPr>
+            <w:proofErr w:type="spellStart"/>
             <w:r>
               <w:t>DescargaHistorial</w:t>
             </w:r>
+            <w:proofErr w:type="spellEnd"/>
           </w:p>
         </w:tc>
         <w:tc>
@@ -6451,8 +6701,13 @@
               </w:rPr>
             </w:pPr>
             <w:r>
-              <w:t>Debe integrar Login</w:t>
-            </w:r>
+              <w:t xml:space="preserve">Debe integrar </w:t>
+            </w:r>
+            <w:proofErr w:type="spellStart"/>
+            <w:r>
+              <w:t>Login</w:t>
+            </w:r>
+            <w:proofErr w:type="spellEnd"/>
           </w:p>
         </w:tc>
         <w:tc>
@@ -7218,7 +7473,25 @@
                 <w:sz w:val="20"/>
                 <w:szCs w:val="20"/>
               </w:rPr>
-              <w:t>El diseño debe adaptarse correctamente a distintos tamaños de pantalla (teléfono, tablet, laptop, escritorio).</w:t>
+              <w:t xml:space="preserve">El diseño debe adaptarse correctamente a distintos tamaños de pantalla (teléfono, </w:t>
+            </w:r>
+            <w:proofErr w:type="spellStart"/>
+            <w:r>
+              <w:rPr>
+                <w:rFonts w:ascii="Arial" w:eastAsia="Arial" w:hAnsi="Arial" w:cs="Arial"/>
+                <w:sz w:val="20"/>
+                <w:szCs w:val="20"/>
+              </w:rPr>
+              <w:t>tablet</w:t>
+            </w:r>
+            <w:proofErr w:type="spellEnd"/>
+            <w:r>
+              <w:rPr>
+                <w:rFonts w:ascii="Arial" w:eastAsia="Arial" w:hAnsi="Arial" w:cs="Arial"/>
+                <w:sz w:val="20"/>
+                <w:szCs w:val="20"/>
+              </w:rPr>
+              <w:t>, laptop, escritorio).</w:t>
             </w:r>
           </w:p>
         </w:tc>
@@ -7380,6 +7653,7 @@
                 <w:szCs w:val="20"/>
               </w:rPr>
             </w:pPr>
+            <w:proofErr w:type="spellStart"/>
             <w:r>
               <w:rPr>
                 <w:rFonts w:ascii="Times New Roman" w:eastAsia="Times New Roman" w:hAnsi="Times New Roman" w:cs="Times New Roman"/>
@@ -7388,7 +7662,18 @@
                 <w:sz w:val="20"/>
                 <w:szCs w:val="20"/>
               </w:rPr>
-              <w:t xml:space="preserve">Descripcion </w:t>
+              <w:t>Descripcion</w:t>
+            </w:r>
+            <w:proofErr w:type="spellEnd"/>
+            <w:r>
+              <w:rPr>
+                <w:rFonts w:ascii="Times New Roman" w:eastAsia="Times New Roman" w:hAnsi="Times New Roman" w:cs="Times New Roman"/>
+                <w:i/>
+                <w:color w:val="0000FF"/>
+                <w:sz w:val="20"/>
+                <w:szCs w:val="20"/>
+              </w:rPr>
+              <w:t xml:space="preserve"> </w:t>
             </w:r>
           </w:p>
         </w:tc>
@@ -7448,9 +7733,11 @@
                 <w:szCs w:val="20"/>
               </w:rPr>
             </w:pPr>
+            <w:proofErr w:type="spellStart"/>
             <w:r>
               <w:t>RegistroUsuario</w:t>
             </w:r>
+            <w:proofErr w:type="spellEnd"/>
           </w:p>
         </w:tc>
         <w:tc>
@@ -7481,7 +7768,15 @@
               </w:rPr>
             </w:pPr>
             <w:r>
-              <w:t>El sistema web debe permitir la creacion de cuentas a los usuario nuevos</w:t>
+              <w:t xml:space="preserve">El sistema web debe permitir la </w:t>
+            </w:r>
+            <w:proofErr w:type="spellStart"/>
+            <w:r>
+              <w:t>creacion</w:t>
+            </w:r>
+            <w:proofErr w:type="spellEnd"/>
+            <w:r>
+              <w:t xml:space="preserve"> de cuentas a los usuario nuevos</w:t>
             </w:r>
           </w:p>
         </w:tc>
@@ -7546,9 +7841,11 @@
                 <w:szCs w:val="20"/>
               </w:rPr>
             </w:pPr>
+            <w:proofErr w:type="spellStart"/>
             <w:r>
               <w:t>RegistroAdmin</w:t>
             </w:r>
+            <w:proofErr w:type="spellEnd"/>
           </w:p>
         </w:tc>
         <w:tc>
@@ -7579,7 +7876,15 @@
               </w:rPr>
             </w:pPr>
             <w:r>
-              <w:t>El sistema web debe permitir la creacion de cuentas para administrador</w:t>
+              <w:t xml:space="preserve">El sistema web debe permitir la </w:t>
+            </w:r>
+            <w:proofErr w:type="spellStart"/>
+            <w:r>
+              <w:t>creacion</w:t>
+            </w:r>
+            <w:proofErr w:type="spellEnd"/>
+            <w:r>
+              <w:t xml:space="preserve"> de cuentas para administrador</w:t>
             </w:r>
           </w:p>
         </w:tc>
@@ -7644,9 +7949,11 @@
                 <w:szCs w:val="20"/>
               </w:rPr>
             </w:pPr>
+            <w:proofErr w:type="spellStart"/>
             <w:r>
               <w:t>ModuloInput</w:t>
             </w:r>
+            <w:proofErr w:type="spellEnd"/>
           </w:p>
         </w:tc>
         <w:tc>
@@ -7677,7 +7984,23 @@
               </w:rPr>
             </w:pPr>
             <w:r>
-              <w:t>El sistema web debe tener un modulo para introducir la informacion clave dependiendo del formato escogido</w:t>
+              <w:t xml:space="preserve">El sistema web debe tener un </w:t>
+            </w:r>
+            <w:proofErr w:type="spellStart"/>
+            <w:r>
+              <w:t>modulo</w:t>
+            </w:r>
+            <w:proofErr w:type="spellEnd"/>
+            <w:r>
+              <w:t xml:space="preserve"> para introducir la </w:t>
+            </w:r>
+            <w:proofErr w:type="spellStart"/>
+            <w:r>
+              <w:t>informacion</w:t>
+            </w:r>
+            <w:proofErr w:type="spellEnd"/>
+            <w:r>
+              <w:t xml:space="preserve"> clave dependiendo del formato escogido</w:t>
             </w:r>
           </w:p>
         </w:tc>
@@ -7742,9 +8065,11 @@
                 <w:szCs w:val="20"/>
               </w:rPr>
             </w:pPr>
+            <w:proofErr w:type="spellStart"/>
             <w:r>
               <w:t>SeleccionFormato</w:t>
             </w:r>
+            <w:proofErr w:type="spellEnd"/>
           </w:p>
         </w:tc>
         <w:tc>
@@ -7775,7 +8100,15 @@
               </w:rPr>
             </w:pPr>
             <w:r>
-              <w:t>El sistema web debe permitir la seleccion del formato estandarizado para iniciar un nuevo documento</w:t>
+              <w:t xml:space="preserve">El sistema web debe permitir la </w:t>
+            </w:r>
+            <w:proofErr w:type="spellStart"/>
+            <w:r>
+              <w:t>seleccion</w:t>
+            </w:r>
+            <w:proofErr w:type="spellEnd"/>
+            <w:r>
+              <w:t xml:space="preserve"> del formato estandarizado para iniciar un nuevo documento</w:t>
             </w:r>
           </w:p>
         </w:tc>
@@ -7840,9 +8173,11 @@
                 <w:szCs w:val="20"/>
               </w:rPr>
             </w:pPr>
+            <w:proofErr w:type="spellStart"/>
             <w:r>
               <w:t>MultiIdioma</w:t>
             </w:r>
+            <w:proofErr w:type="spellEnd"/>
           </w:p>
         </w:tc>
         <w:tc>
@@ -7938,9 +8273,11 @@
                 <w:szCs w:val="20"/>
               </w:rPr>
             </w:pPr>
+            <w:proofErr w:type="spellStart"/>
             <w:r>
               <w:t>ModelosIA</w:t>
             </w:r>
+            <w:proofErr w:type="spellEnd"/>
           </w:p>
         </w:tc>
         <w:tc>
@@ -8040,9 +8377,11 @@
                 <w:szCs w:val="20"/>
               </w:rPr>
             </w:pPr>
+            <w:proofErr w:type="spellStart"/>
             <w:r>
               <w:t>GenerarPDF</w:t>
             </w:r>
+            <w:proofErr w:type="spellEnd"/>
           </w:p>
         </w:tc>
         <w:tc>
@@ -8073,7 +8412,15 @@
               </w:rPr>
             </w:pPr>
             <w:r>
-              <w:t>El sistema web debe permitir la generacion documentos completos en formatos PDF siguiendo los formatos establecidos.</w:t>
+              <w:t xml:space="preserve">El sistema web debe permitir la </w:t>
+            </w:r>
+            <w:proofErr w:type="spellStart"/>
+            <w:r>
+              <w:t>generacion</w:t>
+            </w:r>
+            <w:proofErr w:type="spellEnd"/>
+            <w:r>
+              <w:t xml:space="preserve"> documentos completos en formatos PDF siguiendo los formatos establecidos.</w:t>
             </w:r>
           </w:p>
         </w:tc>
@@ -8138,9 +8485,11 @@
                 <w:szCs w:val="20"/>
               </w:rPr>
             </w:pPr>
+            <w:proofErr w:type="spellStart"/>
             <w:r>
               <w:t>DescargaInmediata</w:t>
             </w:r>
+            <w:proofErr w:type="spellEnd"/>
           </w:p>
         </w:tc>
         <w:tc>
@@ -8171,8 +8520,13 @@
               </w:rPr>
             </w:pPr>
             <w:r>
-              <w:t>El sistema web debe permitir la descarga del documento en el momento de su generacion</w:t>
-            </w:r>
+              <w:t xml:space="preserve">El sistema web debe permitir la descarga del documento en el momento de su </w:t>
+            </w:r>
+            <w:proofErr w:type="spellStart"/>
+            <w:r>
+              <w:t>generacion</w:t>
+            </w:r>
+            <w:proofErr w:type="spellEnd"/>
           </w:p>
         </w:tc>
         <w:tc>
@@ -8236,9 +8590,11 @@
                 <w:szCs w:val="20"/>
               </w:rPr>
             </w:pPr>
+            <w:proofErr w:type="spellStart"/>
             <w:r>
               <w:t>GenerarCitas</w:t>
             </w:r>
+            <w:proofErr w:type="spellEnd"/>
           </w:p>
         </w:tc>
         <w:tc>
@@ -8269,7 +8625,39 @@
               </w:rPr>
             </w:pPr>
             <w:r>
-              <w:t>El sistema web debe generar las citas y bibliografia automaticamente segun el contenido extraidas de fuentes reales dependiendo del formato escogido</w:t>
+              <w:t xml:space="preserve">El sistema web debe generar las citas y </w:t>
+            </w:r>
+            <w:proofErr w:type="spellStart"/>
+            <w:r>
+              <w:t>bibliografia</w:t>
+            </w:r>
+            <w:proofErr w:type="spellEnd"/>
+            <w:r>
+              <w:t xml:space="preserve"> </w:t>
+            </w:r>
+            <w:proofErr w:type="spellStart"/>
+            <w:r>
+              <w:t>automaticamente</w:t>
+            </w:r>
+            <w:proofErr w:type="spellEnd"/>
+            <w:r>
+              <w:t xml:space="preserve"> </w:t>
+            </w:r>
+            <w:proofErr w:type="spellStart"/>
+            <w:r>
+              <w:t>segun</w:t>
+            </w:r>
+            <w:proofErr w:type="spellEnd"/>
+            <w:r>
+              <w:t xml:space="preserve"> el contenido </w:t>
+            </w:r>
+            <w:proofErr w:type="spellStart"/>
+            <w:r>
+              <w:t>extraidas</w:t>
+            </w:r>
+            <w:proofErr w:type="spellEnd"/>
+            <w:r>
+              <w:t xml:space="preserve"> de fuentes reales dependiendo del formato escogido</w:t>
             </w:r>
           </w:p>
         </w:tc>
@@ -8334,9 +8722,11 @@
                 <w:szCs w:val="20"/>
               </w:rPr>
             </w:pPr>
+            <w:proofErr w:type="spellStart"/>
             <w:r>
               <w:t>HistorialDocs</w:t>
             </w:r>
+            <w:proofErr w:type="spellEnd"/>
           </w:p>
         </w:tc>
         <w:tc>
@@ -8432,9 +8822,11 @@
                 <w:szCs w:val="20"/>
               </w:rPr>
             </w:pPr>
+            <w:proofErr w:type="spellStart"/>
             <w:r>
               <w:t>DescargaHistorial</w:t>
             </w:r>
+            <w:proofErr w:type="spellEnd"/>
           </w:p>
         </w:tc>
         <w:tc>
@@ -8609,6 +9001,7 @@
                 <w:szCs w:val="20"/>
               </w:rPr>
             </w:pPr>
+            <w:proofErr w:type="spellStart"/>
             <w:r>
               <w:rPr>
                 <w:rFonts w:ascii="Times New Roman" w:eastAsia="Times New Roman" w:hAnsi="Times New Roman" w:cs="Times New Roman"/>
@@ -8617,7 +9010,18 @@
                 <w:sz w:val="20"/>
                 <w:szCs w:val="20"/>
               </w:rPr>
-              <w:t xml:space="preserve">Descripcion </w:t>
+              <w:t>Descripcion</w:t>
+            </w:r>
+            <w:proofErr w:type="spellEnd"/>
+            <w:r>
+              <w:rPr>
+                <w:rFonts w:ascii="Times New Roman" w:eastAsia="Times New Roman" w:hAnsi="Times New Roman" w:cs="Times New Roman"/>
+                <w:i/>
+                <w:color w:val="0000FF"/>
+                <w:sz w:val="20"/>
+                <w:szCs w:val="20"/>
+              </w:rPr>
+              <w:t xml:space="preserve"> </w:t>
             </w:r>
           </w:p>
         </w:tc>
@@ -8679,8 +9083,13 @@
               </w:rPr>
             </w:pPr>
             <w:r>
-              <w:t>Debe integrar Login</w:t>
-            </w:r>
+              <w:t xml:space="preserve">Debe integrar </w:t>
+            </w:r>
+            <w:proofErr w:type="spellStart"/>
+            <w:r>
+              <w:t>Login</w:t>
+            </w:r>
+            <w:proofErr w:type="spellEnd"/>
           </w:p>
         </w:tc>
         <w:tc>
@@ -9466,7 +9875,25 @@
                 <w:sz w:val="20"/>
                 <w:szCs w:val="20"/>
               </w:rPr>
-              <w:t>El diseño debe adaptarse correctamente a distintos tamaños de pantalla (teléfono, tablet, laptop, escritorio).</w:t>
+              <w:t xml:space="preserve">El diseño debe adaptarse correctamente a distintos tamaños de pantalla (teléfono, </w:t>
+            </w:r>
+            <w:proofErr w:type="spellStart"/>
+            <w:r>
+              <w:rPr>
+                <w:rFonts w:ascii="Arial" w:eastAsia="Arial" w:hAnsi="Arial" w:cs="Arial"/>
+                <w:sz w:val="20"/>
+                <w:szCs w:val="20"/>
+              </w:rPr>
+              <w:t>tablet</w:t>
+            </w:r>
+            <w:proofErr w:type="spellEnd"/>
+            <w:r>
+              <w:rPr>
+                <w:rFonts w:ascii="Arial" w:eastAsia="Arial" w:hAnsi="Arial" w:cs="Arial"/>
+                <w:sz w:val="20"/>
+                <w:szCs w:val="20"/>
+              </w:rPr>
+              <w:t>, laptop, escritorio).</w:t>
             </w:r>
           </w:p>
         </w:tc>
@@ -9533,14 +9960,10 @@
           <w:sz w:val="20"/>
           <w:szCs w:val="20"/>
         </w:rPr>
-        <w:t>[Los Atributos de Calidad (QAs) son propiedades medibles y evaluables de un sistema, estas propiedades son usadas para indicar el grado en que el sistema satisface las necesidades de los stakeholders   [Wojcik  2013].</w:t>
-      </w:r>
-    </w:p>
-    <w:p>
-      <w:pPr>
-        <w:spacing w:after="0" w:line="240" w:lineRule="auto"/>
-        <w:ind w:left="360"/>
-        <w:jc w:val="both"/>
+        <w:t>[Los Atributos de Calidad (</w:t>
+      </w:r>
+      <w:proofErr w:type="spellStart"/>
+      <w:r>
         <w:rPr>
           <w:rFonts w:ascii="Times New Roman" w:eastAsia="Times New Roman" w:hAnsi="Times New Roman" w:cs="Times New Roman"/>
           <w:i/>
@@ -9548,7 +9971,9 @@
           <w:sz w:val="20"/>
           <w:szCs w:val="20"/>
         </w:rPr>
-      </w:pPr>
+        <w:t>QAs</w:t>
+      </w:r>
+      <w:proofErr w:type="spellEnd"/>
       <w:r>
         <w:rPr>
           <w:rFonts w:ascii="Times New Roman" w:eastAsia="Times New Roman" w:hAnsi="Times New Roman" w:cs="Times New Roman"/>
@@ -9557,7 +9982,141 @@
           <w:sz w:val="20"/>
           <w:szCs w:val="20"/>
         </w:rPr>
-        <w:t xml:space="preserve">Los QAs además son concebidos como aquellos requerimientos que no son funcionales. De hecho, la funcionalidad es mayormente ortogonal a los QAs; un diseño puede cumplir con la funcionalidad deseada y fallar a la hora de satisfacer sus requerimientos de calidad. De esta manera, se entiende a la funcionalidad como la capacidad del sistema para hacer el trabajo para el cual fue pensado, independientemente de la estructura. Existen QAs mayormente usados que se suelen identificar en numerosos sistemas y se tienen que describir, aunque la lista no es fina ya que muy a menudo hay situaciones en que podrían identificarse y proponerse nuevas propiedades para las diversas necesidades de stakeholders.] </w:t>
+        <w:t xml:space="preserve">) son propiedades medibles y evaluables de un sistema, estas propiedades son usadas para indicar el grado en que el sistema satisface las necesidades de los </w:t>
+      </w:r>
+      <w:proofErr w:type="spellStart"/>
+      <w:r>
+        <w:rPr>
+          <w:rFonts w:ascii="Times New Roman" w:eastAsia="Times New Roman" w:hAnsi="Times New Roman" w:cs="Times New Roman"/>
+          <w:i/>
+          <w:color w:val="0000FF"/>
+          <w:sz w:val="20"/>
+          <w:szCs w:val="20"/>
+        </w:rPr>
+        <w:t>stakeholders</w:t>
+      </w:r>
+      <w:proofErr w:type="spellEnd"/>
+      <w:r>
+        <w:rPr>
+          <w:rFonts w:ascii="Times New Roman" w:eastAsia="Times New Roman" w:hAnsi="Times New Roman" w:cs="Times New Roman"/>
+          <w:i/>
+          <w:color w:val="0000FF"/>
+          <w:sz w:val="20"/>
+          <w:szCs w:val="20"/>
+        </w:rPr>
+        <w:t xml:space="preserve">   [</w:t>
+      </w:r>
+      <w:proofErr w:type="spellStart"/>
+      <w:r>
+        <w:rPr>
+          <w:rFonts w:ascii="Times New Roman" w:eastAsia="Times New Roman" w:hAnsi="Times New Roman" w:cs="Times New Roman"/>
+          <w:i/>
+          <w:color w:val="0000FF"/>
+          <w:sz w:val="20"/>
+          <w:szCs w:val="20"/>
+        </w:rPr>
+        <w:t>Wojcik</w:t>
+      </w:r>
+      <w:proofErr w:type="spellEnd"/>
+      <w:r>
+        <w:rPr>
+          <w:rFonts w:ascii="Times New Roman" w:eastAsia="Times New Roman" w:hAnsi="Times New Roman" w:cs="Times New Roman"/>
+          <w:i/>
+          <w:color w:val="0000FF"/>
+          <w:sz w:val="20"/>
+          <w:szCs w:val="20"/>
+        </w:rPr>
+        <w:t xml:space="preserve">  2013].</w:t>
+      </w:r>
+    </w:p>
+    <w:p>
+      <w:pPr>
+        <w:spacing w:after="0" w:line="240" w:lineRule="auto"/>
+        <w:ind w:left="360"/>
+        <w:jc w:val="both"/>
+        <w:rPr>
+          <w:rFonts w:ascii="Times New Roman" w:eastAsia="Times New Roman" w:hAnsi="Times New Roman" w:cs="Times New Roman"/>
+          <w:i/>
+          <w:color w:val="0000FF"/>
+          <w:sz w:val="20"/>
+          <w:szCs w:val="20"/>
+        </w:rPr>
+      </w:pPr>
+      <w:r>
+        <w:rPr>
+          <w:rFonts w:ascii="Times New Roman" w:eastAsia="Times New Roman" w:hAnsi="Times New Roman" w:cs="Times New Roman"/>
+          <w:i/>
+          <w:color w:val="0000FF"/>
+          <w:sz w:val="20"/>
+          <w:szCs w:val="20"/>
+        </w:rPr>
+        <w:t xml:space="preserve">Los </w:t>
+      </w:r>
+      <w:proofErr w:type="spellStart"/>
+      <w:r>
+        <w:rPr>
+          <w:rFonts w:ascii="Times New Roman" w:eastAsia="Times New Roman" w:hAnsi="Times New Roman" w:cs="Times New Roman"/>
+          <w:i/>
+          <w:color w:val="0000FF"/>
+          <w:sz w:val="20"/>
+          <w:szCs w:val="20"/>
+        </w:rPr>
+        <w:t>QAs</w:t>
+      </w:r>
+      <w:proofErr w:type="spellEnd"/>
+      <w:r>
+        <w:rPr>
+          <w:rFonts w:ascii="Times New Roman" w:eastAsia="Times New Roman" w:hAnsi="Times New Roman" w:cs="Times New Roman"/>
+          <w:i/>
+          <w:color w:val="0000FF"/>
+          <w:sz w:val="20"/>
+          <w:szCs w:val="20"/>
+        </w:rPr>
+        <w:t xml:space="preserve"> además son concebidos como aquellos requerimientos que no son funcionales. De hecho, la funcionalidad es mayormente ortogonal a los </w:t>
+      </w:r>
+      <w:proofErr w:type="spellStart"/>
+      <w:r>
+        <w:rPr>
+          <w:rFonts w:ascii="Times New Roman" w:eastAsia="Times New Roman" w:hAnsi="Times New Roman" w:cs="Times New Roman"/>
+          <w:i/>
+          <w:color w:val="0000FF"/>
+          <w:sz w:val="20"/>
+          <w:szCs w:val="20"/>
+        </w:rPr>
+        <w:t>QAs</w:t>
+      </w:r>
+      <w:proofErr w:type="spellEnd"/>
+      <w:r>
+        <w:rPr>
+          <w:rFonts w:ascii="Times New Roman" w:eastAsia="Times New Roman" w:hAnsi="Times New Roman" w:cs="Times New Roman"/>
+          <w:i/>
+          <w:color w:val="0000FF"/>
+          <w:sz w:val="20"/>
+          <w:szCs w:val="20"/>
+        </w:rPr>
+        <w:t xml:space="preserve">; un diseño puede cumplir con la funcionalidad deseada y fallar a la hora de satisfacer sus requerimientos de calidad. De esta manera, se entiende a la funcionalidad como la capacidad del sistema para hacer el trabajo para el cual fue pensado, independientemente de la estructura. Existen QAs mayormente usados que se suelen identificar en numerosos sistemas y se tienen que describir, aunque la lista no es fina ya que muy a menudo hay situaciones en que podrían identificarse y proponerse nuevas propiedades para las diversas necesidades de </w:t>
+      </w:r>
+      <w:proofErr w:type="spellStart"/>
+      <w:r>
+        <w:rPr>
+          <w:rFonts w:ascii="Times New Roman" w:eastAsia="Times New Roman" w:hAnsi="Times New Roman" w:cs="Times New Roman"/>
+          <w:i/>
+          <w:color w:val="0000FF"/>
+          <w:sz w:val="20"/>
+          <w:szCs w:val="20"/>
+        </w:rPr>
+        <w:t>stakeholders</w:t>
+      </w:r>
+      <w:proofErr w:type="spellEnd"/>
+      <w:r>
+        <w:rPr>
+          <w:rFonts w:ascii="Times New Roman" w:eastAsia="Times New Roman" w:hAnsi="Times New Roman" w:cs="Times New Roman"/>
+          <w:i/>
+          <w:color w:val="0000FF"/>
+          <w:sz w:val="20"/>
+          <w:szCs w:val="20"/>
+        </w:rPr>
+        <w:t xml:space="preserve">.] </w:t>
       </w:r>
     </w:p>
     <w:p>
@@ -10234,11 +10793,19 @@
       <w:pPr>
         <w:ind w:left="705" w:firstLine="720"/>
       </w:pPr>
-      <w:r>
-        <w:rPr>
-          <w:rFonts w:ascii="Times New Roman" w:eastAsia="Times New Roman" w:hAnsi="Times New Roman" w:cs="Times New Roman"/>
-        </w:rPr>
-        <w:t>Login:</w:t>
+      <w:proofErr w:type="spellStart"/>
+      <w:r>
+        <w:rPr>
+          <w:rFonts w:ascii="Times New Roman" w:eastAsia="Times New Roman" w:hAnsi="Times New Roman" w:cs="Times New Roman"/>
+        </w:rPr>
+        <w:t>Login</w:t>
+      </w:r>
+      <w:proofErr w:type="spellEnd"/>
+      <w:r>
+        <w:rPr>
+          <w:rFonts w:ascii="Times New Roman" w:eastAsia="Times New Roman" w:hAnsi="Times New Roman" w:cs="Times New Roman"/>
+        </w:rPr>
+        <w:t>:</w:t>
       </w:r>
     </w:p>
     <w:p>
@@ -10474,7 +11041,61 @@
           <w:sz w:val="24"/>
           <w:szCs w:val="24"/>
         </w:rPr>
-        <w:t xml:space="preserve">Describe gráficamente cómo el usuario interactúa con el sistema para acceder a la interfaz de inicio de sesión, donde ingresa sus credenciales. El sistema valida esta información a través del controlador(AuthController) y la clase de acceso a datos de login (User), permitiendo el ingreso al sistema. </w:t>
+        <w:t>Describe gráficamente cómo el usuario interactúa con el sistema para acceder a la interfaz de inicio de sesión, donde ingresa sus credenciales. El sistema valida esta información a través del controlador(</w:t>
+      </w:r>
+      <w:proofErr w:type="spellStart"/>
+      <w:r>
+        <w:rPr>
+          <w:rFonts w:ascii="Times New Roman" w:eastAsia="Times New Roman" w:hAnsi="Times New Roman" w:cs="Times New Roman"/>
+          <w:sz w:val="24"/>
+          <w:szCs w:val="24"/>
+        </w:rPr>
+        <w:t>AuthController</w:t>
+      </w:r>
+      <w:proofErr w:type="spellEnd"/>
+      <w:r>
+        <w:rPr>
+          <w:rFonts w:ascii="Times New Roman" w:eastAsia="Times New Roman" w:hAnsi="Times New Roman" w:cs="Times New Roman"/>
+          <w:sz w:val="24"/>
+          <w:szCs w:val="24"/>
+        </w:rPr>
+        <w:t xml:space="preserve">) y la clase de acceso a datos de </w:t>
+      </w:r>
+      <w:proofErr w:type="spellStart"/>
+      <w:r>
+        <w:rPr>
+          <w:rFonts w:ascii="Times New Roman" w:eastAsia="Times New Roman" w:hAnsi="Times New Roman" w:cs="Times New Roman"/>
+          <w:sz w:val="24"/>
+          <w:szCs w:val="24"/>
+        </w:rPr>
+        <w:t>login</w:t>
+      </w:r>
+      <w:proofErr w:type="spellEnd"/>
+      <w:r>
+        <w:rPr>
+          <w:rFonts w:ascii="Times New Roman" w:eastAsia="Times New Roman" w:hAnsi="Times New Roman" w:cs="Times New Roman"/>
+          <w:sz w:val="24"/>
+          <w:szCs w:val="24"/>
+        </w:rPr>
+        <w:t xml:space="preserve"> (</w:t>
+      </w:r>
+      <w:proofErr w:type="spellStart"/>
+      <w:r>
+        <w:rPr>
+          <w:rFonts w:ascii="Times New Roman" w:eastAsia="Times New Roman" w:hAnsi="Times New Roman" w:cs="Times New Roman"/>
+          <w:sz w:val="24"/>
+          <w:szCs w:val="24"/>
+        </w:rPr>
+        <w:t>User</w:t>
+      </w:r>
+      <w:proofErr w:type="spellEnd"/>
+      <w:r>
+        <w:rPr>
+          <w:rFonts w:ascii="Times New Roman" w:eastAsia="Times New Roman" w:hAnsi="Times New Roman" w:cs="Times New Roman"/>
+          <w:sz w:val="24"/>
+          <w:szCs w:val="24"/>
+        </w:rPr>
+        <w:t xml:space="preserve">), permitiendo el ingreso al sistema. </w:t>
       </w:r>
     </w:p>
     <w:p>
@@ -10572,7 +11193,43 @@
           <w:sz w:val="24"/>
           <w:szCs w:val="24"/>
         </w:rPr>
-        <w:t xml:space="preserve">Describe gráficamente cómo el usuario interactúa con el sistema para registrase. El usuario accede a la interfaz de registro, la cual envía la información al controlador(AuthController), que a su vez gestiona la interacción con la clase de registro de usuarios(User). </w:t>
+        <w:t>Describe gráficamente cómo el usuario interactúa con el sistema para registrase. El usuario accede a la interfaz de registro, la cual envía la información al controlador(</w:t>
+      </w:r>
+      <w:proofErr w:type="spellStart"/>
+      <w:r>
+        <w:rPr>
+          <w:rFonts w:ascii="Times New Roman" w:eastAsia="Times New Roman" w:hAnsi="Times New Roman" w:cs="Times New Roman"/>
+          <w:sz w:val="24"/>
+          <w:szCs w:val="24"/>
+        </w:rPr>
+        <w:t>AuthController</w:t>
+      </w:r>
+      <w:proofErr w:type="spellEnd"/>
+      <w:r>
+        <w:rPr>
+          <w:rFonts w:ascii="Times New Roman" w:eastAsia="Times New Roman" w:hAnsi="Times New Roman" w:cs="Times New Roman"/>
+          <w:sz w:val="24"/>
+          <w:szCs w:val="24"/>
+        </w:rPr>
+        <w:t>), que a su vez gestiona la interacción con la clase de registro de usuarios(</w:t>
+      </w:r>
+      <w:proofErr w:type="spellStart"/>
+      <w:r>
+        <w:rPr>
+          <w:rFonts w:ascii="Times New Roman" w:eastAsia="Times New Roman" w:hAnsi="Times New Roman" w:cs="Times New Roman"/>
+          <w:sz w:val="24"/>
+          <w:szCs w:val="24"/>
+        </w:rPr>
+        <w:t>User</w:t>
+      </w:r>
+      <w:proofErr w:type="spellEnd"/>
+      <w:r>
+        <w:rPr>
+          <w:rFonts w:ascii="Times New Roman" w:eastAsia="Times New Roman" w:hAnsi="Times New Roman" w:cs="Times New Roman"/>
+          <w:sz w:val="24"/>
+          <w:szCs w:val="24"/>
+        </w:rPr>
+        <w:t xml:space="preserve">). </w:t>
       </w:r>
     </w:p>
     <w:p>
@@ -11596,14 +12253,10 @@
           <w:sz w:val="20"/>
           <w:szCs w:val="20"/>
         </w:rPr>
-        <w:t>[Los Atributos de Calidad (QAs) son propiedades medibles y evaluables de un sistema, estas propiedades son usadas para indicar el grado en que el sistema satisface las necesidades de los stakeholders   [Wojcik  2013].</w:t>
-      </w:r>
-    </w:p>
-    <w:p>
-      <w:pPr>
-        <w:spacing w:after="0" w:line="240" w:lineRule="auto"/>
-        <w:ind w:left="360"/>
-        <w:jc w:val="both"/>
+        <w:t>[Los Atributos de Calidad (</w:t>
+      </w:r>
+      <w:proofErr w:type="spellStart"/>
+      <w:r>
         <w:rPr>
           <w:rFonts w:ascii="Times New Roman" w:eastAsia="Times New Roman" w:hAnsi="Times New Roman" w:cs="Times New Roman"/>
           <w:i/>
@@ -11611,7 +12264,9 @@
           <w:sz w:val="20"/>
           <w:szCs w:val="20"/>
         </w:rPr>
-      </w:pPr>
+        <w:t>QAs</w:t>
+      </w:r>
+      <w:proofErr w:type="spellEnd"/>
       <w:r>
         <w:rPr>
           <w:rFonts w:ascii="Times New Roman" w:eastAsia="Times New Roman" w:hAnsi="Times New Roman" w:cs="Times New Roman"/>
@@ -11620,8 +12275,9 @@
           <w:sz w:val="20"/>
           <w:szCs w:val="20"/>
         </w:rPr>
-        <w:t xml:space="preserve">Los QAs además son concebidos como aquellos requerimientos que no son funcionales. De hecho, la funcionalidad es mayormente ortogonal a los QAs; un diseño puede cumplir con la funcionalidad deseada y fallar a la hora de satisfacer sus requerimientos de calidad. De esta manera, se entiende a la funcionalidad como la capacidad del sistema para hacer el trabajo para el cual fue pensado, </w:t>
-      </w:r>
+        <w:t xml:space="preserve">) son propiedades medibles y evaluables de un sistema, estas propiedades son usadas para indicar el grado en que el sistema satisface las necesidades de los </w:t>
+      </w:r>
+      <w:proofErr w:type="spellStart"/>
       <w:r>
         <w:rPr>
           <w:rFonts w:ascii="Times New Roman" w:eastAsia="Times New Roman" w:hAnsi="Times New Roman" w:cs="Times New Roman"/>
@@ -11630,8 +12286,141 @@
           <w:sz w:val="20"/>
           <w:szCs w:val="20"/>
         </w:rPr>
+        <w:t>stakeholders</w:t>
+      </w:r>
+      <w:proofErr w:type="spellEnd"/>
+      <w:r>
+        <w:rPr>
+          <w:rFonts w:ascii="Times New Roman" w:eastAsia="Times New Roman" w:hAnsi="Times New Roman" w:cs="Times New Roman"/>
+          <w:i/>
+          <w:color w:val="0000FF"/>
+          <w:sz w:val="20"/>
+          <w:szCs w:val="20"/>
+        </w:rPr>
+        <w:t xml:space="preserve">   [</w:t>
+      </w:r>
+      <w:proofErr w:type="spellStart"/>
+      <w:r>
+        <w:rPr>
+          <w:rFonts w:ascii="Times New Roman" w:eastAsia="Times New Roman" w:hAnsi="Times New Roman" w:cs="Times New Roman"/>
+          <w:i/>
+          <w:color w:val="0000FF"/>
+          <w:sz w:val="20"/>
+          <w:szCs w:val="20"/>
+        </w:rPr>
+        <w:t>Wojcik</w:t>
+      </w:r>
+      <w:proofErr w:type="spellEnd"/>
+      <w:r>
+        <w:rPr>
+          <w:rFonts w:ascii="Times New Roman" w:eastAsia="Times New Roman" w:hAnsi="Times New Roman" w:cs="Times New Roman"/>
+          <w:i/>
+          <w:color w:val="0000FF"/>
+          <w:sz w:val="20"/>
+          <w:szCs w:val="20"/>
+        </w:rPr>
+        <w:t xml:space="preserve">  2013].</w:t>
+      </w:r>
+    </w:p>
+    <w:p>
+      <w:pPr>
+        <w:spacing w:after="0" w:line="240" w:lineRule="auto"/>
+        <w:ind w:left="360"/>
+        <w:jc w:val="both"/>
+        <w:rPr>
+          <w:rFonts w:ascii="Times New Roman" w:eastAsia="Times New Roman" w:hAnsi="Times New Roman" w:cs="Times New Roman"/>
+          <w:i/>
+          <w:color w:val="0000FF"/>
+          <w:sz w:val="20"/>
+          <w:szCs w:val="20"/>
+        </w:rPr>
+      </w:pPr>
+      <w:r>
+        <w:rPr>
+          <w:rFonts w:ascii="Times New Roman" w:eastAsia="Times New Roman" w:hAnsi="Times New Roman" w:cs="Times New Roman"/>
+          <w:i/>
+          <w:color w:val="0000FF"/>
+          <w:sz w:val="20"/>
+          <w:szCs w:val="20"/>
+        </w:rPr>
+        <w:t xml:space="preserve">Los </w:t>
+      </w:r>
+      <w:proofErr w:type="spellStart"/>
+      <w:r>
+        <w:rPr>
+          <w:rFonts w:ascii="Times New Roman" w:eastAsia="Times New Roman" w:hAnsi="Times New Roman" w:cs="Times New Roman"/>
+          <w:i/>
+          <w:color w:val="0000FF"/>
+          <w:sz w:val="20"/>
+          <w:szCs w:val="20"/>
+        </w:rPr>
+        <w:t>QAs</w:t>
+      </w:r>
+      <w:proofErr w:type="spellEnd"/>
+      <w:r>
+        <w:rPr>
+          <w:rFonts w:ascii="Times New Roman" w:eastAsia="Times New Roman" w:hAnsi="Times New Roman" w:cs="Times New Roman"/>
+          <w:i/>
+          <w:color w:val="0000FF"/>
+          <w:sz w:val="20"/>
+          <w:szCs w:val="20"/>
+        </w:rPr>
+        <w:t xml:space="preserve"> además son concebidos como aquellos requerimientos que no son funcionales. De hecho, la funcionalidad es mayormente ortogonal a los </w:t>
+      </w:r>
+      <w:proofErr w:type="spellStart"/>
+      <w:r>
+        <w:rPr>
+          <w:rFonts w:ascii="Times New Roman" w:eastAsia="Times New Roman" w:hAnsi="Times New Roman" w:cs="Times New Roman"/>
+          <w:i/>
+          <w:color w:val="0000FF"/>
+          <w:sz w:val="20"/>
+          <w:szCs w:val="20"/>
+        </w:rPr>
+        <w:t>QAs</w:t>
+      </w:r>
+      <w:proofErr w:type="spellEnd"/>
+      <w:r>
+        <w:rPr>
+          <w:rFonts w:ascii="Times New Roman" w:eastAsia="Times New Roman" w:hAnsi="Times New Roman" w:cs="Times New Roman"/>
+          <w:i/>
+          <w:color w:val="0000FF"/>
+          <w:sz w:val="20"/>
+          <w:szCs w:val="20"/>
+        </w:rPr>
+        <w:t xml:space="preserve">; un diseño puede cumplir con la funcionalidad deseada y fallar a la hora de satisfacer sus requerimientos de calidad. De esta manera, se entiende a la funcionalidad como la capacidad del sistema para hacer el trabajo para el cual fue pensado, </w:t>
+      </w:r>
+      <w:r>
+        <w:rPr>
+          <w:rFonts w:ascii="Times New Roman" w:eastAsia="Times New Roman" w:hAnsi="Times New Roman" w:cs="Times New Roman"/>
+          <w:i/>
+          <w:color w:val="0000FF"/>
+          <w:sz w:val="20"/>
+          <w:szCs w:val="20"/>
+        </w:rPr>
         <w:lastRenderedPageBreak/>
-        <w:t xml:space="preserve">independientemente de la estructura. Existen QAs mayormente usados que se suelen identificar en numerosos sistemas y se tienen que describir, aunque la lista no es fina ya que muy a menudo hay situaciones en que podrían identificarse y proponerse nuevas propiedades para las diversas necesidades de stakeholders.] </w:t>
+        <w:t xml:space="preserve">independientemente de la estructura. Existen QAs mayormente usados que se suelen identificar en numerosos sistemas y se tienen que describir, aunque la lista no es fina ya que muy a menudo hay situaciones en que podrían identificarse y proponerse nuevas propiedades para las diversas necesidades de </w:t>
+      </w:r>
+      <w:proofErr w:type="spellStart"/>
+      <w:r>
+        <w:rPr>
+          <w:rFonts w:ascii="Times New Roman" w:eastAsia="Times New Roman" w:hAnsi="Times New Roman" w:cs="Times New Roman"/>
+          <w:i/>
+          <w:color w:val="0000FF"/>
+          <w:sz w:val="20"/>
+          <w:szCs w:val="20"/>
+        </w:rPr>
+        <w:t>stakeholders</w:t>
+      </w:r>
+      <w:proofErr w:type="spellEnd"/>
+      <w:r>
+        <w:rPr>
+          <w:rFonts w:ascii="Times New Roman" w:eastAsia="Times New Roman" w:hAnsi="Times New Roman" w:cs="Times New Roman"/>
+          <w:i/>
+          <w:color w:val="0000FF"/>
+          <w:sz w:val="20"/>
+          <w:szCs w:val="20"/>
+        </w:rPr>
+        <w:t xml:space="preserve">.] </w:t>
       </w:r>
     </w:p>
     <w:p>
@@ -11804,7 +12593,29 @@
           <w:sz w:val="20"/>
           <w:szCs w:val="20"/>
         </w:rPr>
-        <w:t>[Este atributo de calidad se refiere a la facilidad con la que un usuario puede aprender a utilizar e interpretar los resultados producidos por un sistema [Barbacci 1995]. Para este atributo de calidad, se suelen considerar diversos aspectos de la interacción humano computadora, tales como: aprendizaje del sistema, utilización eficiente del sistema, minimización del impacto de errores, adaptación del sistema a las necesidades del usuario, confianza y satisfacción, entre otros.]</w:t>
+        <w:t>[Este atributo de calidad se refiere a la facilidad con la que un usuario puede aprender a utilizar e interpretar los resultados producidos por un sistema [</w:t>
+      </w:r>
+      <w:proofErr w:type="spellStart"/>
+      <w:r>
+        <w:rPr>
+          <w:rFonts w:ascii="Times New Roman" w:eastAsia="Times New Roman" w:hAnsi="Times New Roman" w:cs="Times New Roman"/>
+          <w:i/>
+          <w:color w:val="0000FF"/>
+          <w:sz w:val="20"/>
+          <w:szCs w:val="20"/>
+        </w:rPr>
+        <w:t>Barbacci</w:t>
+      </w:r>
+      <w:proofErr w:type="spellEnd"/>
+      <w:r>
+        <w:rPr>
+          <w:rFonts w:ascii="Times New Roman" w:eastAsia="Times New Roman" w:hAnsi="Times New Roman" w:cs="Times New Roman"/>
+          <w:i/>
+          <w:color w:val="0000FF"/>
+          <w:sz w:val="20"/>
+          <w:szCs w:val="20"/>
+        </w:rPr>
+        <w:t xml:space="preserve"> 1995]. Para este atributo de calidad, se suelen considerar diversos aspectos de la interacción humano computadora, tales como: aprendizaje del sistema, utilización eficiente del sistema, minimización del impacto de errores, adaptación del sistema a las necesidades del usuario, confianza y satisfacción, entre otros.]</w:t>
       </w:r>
     </w:p>
     <w:p>
@@ -11873,7 +12684,29 @@
           <w:sz w:val="20"/>
           <w:szCs w:val="20"/>
         </w:rPr>
-        <w:t>[Es el equilibrio entre la confidencialidad, la integridad, la irrefutabilidad y la disponibilidad de la información y datos manipulados por el sistema. Se trata del estado de un sistema, el cual puede ser transitorio y volátil. La seguridad de un sistema se caracteriza por mecanismos y técnicas empleados para intentar reducir los más posible el impacto provocado por un ataque, y las amenazas (entendidas como los caminos mediante los cuales se pueden provocar un ataque).</w:t>
+        <w:t xml:space="preserve">[Es el equilibrio entre la confidencialidad, la integridad, la </w:t>
+      </w:r>
+      <w:proofErr w:type="spellStart"/>
+      <w:r>
+        <w:rPr>
+          <w:rFonts w:ascii="Times New Roman" w:eastAsia="Times New Roman" w:hAnsi="Times New Roman" w:cs="Times New Roman"/>
+          <w:i/>
+          <w:color w:val="0000FF"/>
+          <w:sz w:val="20"/>
+          <w:szCs w:val="20"/>
+        </w:rPr>
+        <w:t>irrefutabilidad</w:t>
+      </w:r>
+      <w:proofErr w:type="spellEnd"/>
+      <w:r>
+        <w:rPr>
+          <w:rFonts w:ascii="Times New Roman" w:eastAsia="Times New Roman" w:hAnsi="Times New Roman" w:cs="Times New Roman"/>
+          <w:i/>
+          <w:color w:val="0000FF"/>
+          <w:sz w:val="20"/>
+          <w:szCs w:val="20"/>
+        </w:rPr>
+        <w:t xml:space="preserve"> y la disponibilidad de la información y datos manipulados por el sistema. Se trata del estado de un sistema, el cual puede ser transitorio y volátil. La seguridad de un sistema se caracteriza por mecanismos y técnicas empleados para intentar reducir los más posible el impacto provocado por un ataque, y las amenazas (entendidas como los caminos mediante los cuales se pueden provocar un ataque).</w:t>
       </w:r>
     </w:p>
     <w:p>

--- a/Documents/FD04-EPIS-Informe Arquitectura de Software.docx
+++ b/Documents/FD04-EPIS-Informe Arquitectura de Software.docx
@@ -368,7 +368,6 @@
           <w:szCs w:val="32"/>
         </w:rPr>
       </w:pPr>
-      <w:proofErr w:type="spellStart"/>
       <w:r>
         <w:rPr>
           <w:rFonts w:ascii="Times New Roman" w:eastAsia="Times New Roman" w:hAnsi="Times New Roman" w:cs="Times New Roman"/>
@@ -376,17 +375,7 @@
           <w:sz w:val="32"/>
           <w:szCs w:val="32"/>
         </w:rPr>
-        <w:t>Mag</w:t>
-      </w:r>
-      <w:proofErr w:type="spellEnd"/>
-      <w:r>
-        <w:rPr>
-          <w:rFonts w:ascii="Times New Roman" w:eastAsia="Times New Roman" w:hAnsi="Times New Roman" w:cs="Times New Roman"/>
-          <w:i/>
-          <w:sz w:val="32"/>
-          <w:szCs w:val="32"/>
-        </w:rPr>
-        <w:t>. Patrick Cuadros Quiroga</w:t>
+        <w:t>Mag. Patrick Cuadros Quiroga</w:t>
       </w:r>
     </w:p>
     <w:p>
@@ -579,7 +568,6 @@
           <w:szCs w:val="24"/>
         </w:rPr>
       </w:pPr>
-      <w:proofErr w:type="spellStart"/>
       <w:r>
         <w:rPr>
           <w:rFonts w:ascii="Times New Roman" w:eastAsia="Times New Roman" w:hAnsi="Times New Roman" w:cs="Times New Roman"/>
@@ -587,37 +575,7 @@
           <w:sz w:val="28"/>
           <w:szCs w:val="28"/>
         </w:rPr>
-        <w:t>Ancco</w:t>
-      </w:r>
-      <w:proofErr w:type="spellEnd"/>
-      <w:r>
-        <w:rPr>
-          <w:rFonts w:ascii="Times New Roman" w:eastAsia="Times New Roman" w:hAnsi="Times New Roman" w:cs="Times New Roman"/>
-          <w:i/>
-          <w:sz w:val="28"/>
-          <w:szCs w:val="28"/>
-        </w:rPr>
-        <w:t xml:space="preserve"> </w:t>
-      </w:r>
-      <w:proofErr w:type="spellStart"/>
-      <w:r>
-        <w:rPr>
-          <w:rFonts w:ascii="Times New Roman" w:eastAsia="Times New Roman" w:hAnsi="Times New Roman" w:cs="Times New Roman"/>
-          <w:i/>
-          <w:sz w:val="28"/>
-          <w:szCs w:val="28"/>
-        </w:rPr>
-        <w:t>Suaña</w:t>
-      </w:r>
-      <w:proofErr w:type="spellEnd"/>
-      <w:r>
-        <w:rPr>
-          <w:rFonts w:ascii="Times New Roman" w:eastAsia="Times New Roman" w:hAnsi="Times New Roman" w:cs="Times New Roman"/>
-          <w:i/>
-          <w:sz w:val="28"/>
-          <w:szCs w:val="28"/>
-        </w:rPr>
-        <w:t xml:space="preserve">, Bruno Enrique </w:t>
+        <w:t xml:space="preserve">Ancco Suaña, Bruno Enrique </w:t>
       </w:r>
       <w:r>
         <w:rPr>
@@ -1192,37 +1150,12 @@
         </w:rPr>
         <w:t xml:space="preserve">Sistema </w:t>
       </w:r>
-      <w:proofErr w:type="spellStart"/>
       <w:r>
         <w:rPr>
           <w:rFonts w:ascii="Times New Roman" w:hAnsi="Times New Roman"/>
           <w:i/>
         </w:rPr>
-        <w:t>Generador</w:t>
-      </w:r>
-      <w:proofErr w:type="spellEnd"/>
-      <w:r>
-        <w:rPr>
-          <w:rFonts w:ascii="Times New Roman" w:hAnsi="Times New Roman"/>
-          <w:i/>
-        </w:rPr>
-        <w:t xml:space="preserve"> de </w:t>
-      </w:r>
-      <w:proofErr w:type="spellStart"/>
-      <w:r>
-        <w:rPr>
-          <w:rFonts w:ascii="Times New Roman" w:hAnsi="Times New Roman"/>
-          <w:i/>
-        </w:rPr>
-        <w:t>documentación</w:t>
-      </w:r>
-      <w:proofErr w:type="spellEnd"/>
-      <w:r>
-        <w:rPr>
-          <w:rFonts w:ascii="Times New Roman" w:hAnsi="Times New Roman"/>
-          <w:i/>
-        </w:rPr>
-        <w:t xml:space="preserve"> </w:t>
+        <w:t xml:space="preserve">Generador de documentación </w:t>
       </w:r>
     </w:p>
     <w:p>
@@ -4579,29 +4512,7 @@
           <w:sz w:val="20"/>
           <w:szCs w:val="20"/>
         </w:rPr>
-        <w:t xml:space="preserve">[El documento se centrará en el desarrollo de la vista lógica del </w:t>
-      </w:r>
-      <w:proofErr w:type="spellStart"/>
-      <w:r>
-        <w:rPr>
-          <w:rFonts w:ascii="Times New Roman" w:eastAsia="Times New Roman" w:hAnsi="Times New Roman" w:cs="Times New Roman"/>
-          <w:i/>
-          <w:color w:val="0000FF"/>
-          <w:sz w:val="20"/>
-          <w:szCs w:val="20"/>
-        </w:rPr>
-        <w:t>framework</w:t>
-      </w:r>
-      <w:proofErr w:type="spellEnd"/>
-      <w:r>
-        <w:rPr>
-          <w:rFonts w:ascii="Times New Roman" w:eastAsia="Times New Roman" w:hAnsi="Times New Roman" w:cs="Times New Roman"/>
-          <w:i/>
-          <w:color w:val="0000FF"/>
-          <w:sz w:val="20"/>
-          <w:szCs w:val="20"/>
-        </w:rPr>
-        <w:t>. Se incluyen los aspectos fundamentales del resto de las vistas y se omiten aquellas que no se consideren pertinentes como ser el caso de la vista de procesos.]</w:t>
+        <w:t>[El documento se centrará en el desarrollo de la vista lógica del framework. Se incluyen los aspectos fundamentales del resto de las vistas y se omiten aquellas que no se consideren pertinentes como ser el caso de la vista de procesos.]</w:t>
       </w:r>
     </w:p>
     <w:p>
@@ -4681,15 +4592,7 @@
         <w:jc w:val="both"/>
       </w:pPr>
       <w:r>
-        <w:t xml:space="preserve">Integración de varias </w:t>
-      </w:r>
-      <w:proofErr w:type="spellStart"/>
-      <w:r>
-        <w:t>IAs</w:t>
-      </w:r>
-      <w:proofErr w:type="spellEnd"/>
-      <w:r>
-        <w:t xml:space="preserve"> para procesar y generar contenido por secciones.</w:t>
+        <w:t>Integración de varias IAs para procesar y generar contenido por secciones.</w:t>
       </w:r>
     </w:p>
     <w:p>
@@ -5428,7 +5331,6 @@
                 <w:szCs w:val="20"/>
               </w:rPr>
             </w:pPr>
-            <w:proofErr w:type="spellStart"/>
             <w:r>
               <w:rPr>
                 <w:rFonts w:ascii="Times New Roman" w:eastAsia="Times New Roman" w:hAnsi="Times New Roman" w:cs="Times New Roman"/>
@@ -5437,18 +5339,7 @@
                 <w:sz w:val="20"/>
                 <w:szCs w:val="20"/>
               </w:rPr>
-              <w:t>Descripcion</w:t>
-            </w:r>
-            <w:proofErr w:type="spellEnd"/>
-            <w:r>
-              <w:rPr>
-                <w:rFonts w:ascii="Times New Roman" w:eastAsia="Times New Roman" w:hAnsi="Times New Roman" w:cs="Times New Roman"/>
-                <w:i/>
-                <w:color w:val="0000FF"/>
-                <w:sz w:val="20"/>
-                <w:szCs w:val="20"/>
-              </w:rPr>
-              <w:t xml:space="preserve"> </w:t>
+              <w:t xml:space="preserve">Descripcion </w:t>
             </w:r>
           </w:p>
         </w:tc>
@@ -5508,11 +5399,9 @@
                 <w:szCs w:val="20"/>
               </w:rPr>
             </w:pPr>
-            <w:proofErr w:type="spellStart"/>
             <w:r>
               <w:t>RegistroUsuario</w:t>
             </w:r>
-            <w:proofErr w:type="spellEnd"/>
           </w:p>
         </w:tc>
         <w:tc>
@@ -5543,15 +5432,7 @@
               </w:rPr>
             </w:pPr>
             <w:r>
-              <w:t xml:space="preserve">El sistema web debe permitir la </w:t>
-            </w:r>
-            <w:proofErr w:type="spellStart"/>
-            <w:r>
-              <w:t>creacion</w:t>
-            </w:r>
-            <w:proofErr w:type="spellEnd"/>
-            <w:r>
-              <w:t xml:space="preserve"> de cuentas a los usuario nuevos</w:t>
+              <w:t>El sistema web debe permitir la creacion de cuentas a los usuario nuevos</w:t>
             </w:r>
           </w:p>
         </w:tc>
@@ -5616,11 +5497,9 @@
                 <w:szCs w:val="20"/>
               </w:rPr>
             </w:pPr>
-            <w:proofErr w:type="spellStart"/>
             <w:r>
               <w:t>RegistroAdmin</w:t>
             </w:r>
-            <w:proofErr w:type="spellEnd"/>
           </w:p>
         </w:tc>
         <w:tc>
@@ -5651,15 +5530,7 @@
               </w:rPr>
             </w:pPr>
             <w:r>
-              <w:t xml:space="preserve">El sistema web debe permitir la </w:t>
-            </w:r>
-            <w:proofErr w:type="spellStart"/>
-            <w:r>
-              <w:t>creacion</w:t>
-            </w:r>
-            <w:proofErr w:type="spellEnd"/>
-            <w:r>
-              <w:t xml:space="preserve"> de cuentas para administrador</w:t>
+              <w:t>El sistema web debe permitir la creacion de cuentas para administrador</w:t>
             </w:r>
           </w:p>
         </w:tc>
@@ -5724,11 +5595,9 @@
                 <w:szCs w:val="20"/>
               </w:rPr>
             </w:pPr>
-            <w:proofErr w:type="spellStart"/>
             <w:r>
               <w:t>ModuloInput</w:t>
             </w:r>
-            <w:proofErr w:type="spellEnd"/>
           </w:p>
         </w:tc>
         <w:tc>
@@ -5759,23 +5628,7 @@
               </w:rPr>
             </w:pPr>
             <w:r>
-              <w:t xml:space="preserve">El sistema web debe tener un </w:t>
-            </w:r>
-            <w:proofErr w:type="spellStart"/>
-            <w:r>
-              <w:t>modulo</w:t>
-            </w:r>
-            <w:proofErr w:type="spellEnd"/>
-            <w:r>
-              <w:t xml:space="preserve"> para introducir la </w:t>
-            </w:r>
-            <w:proofErr w:type="spellStart"/>
-            <w:r>
-              <w:t>informacion</w:t>
-            </w:r>
-            <w:proofErr w:type="spellEnd"/>
-            <w:r>
-              <w:t xml:space="preserve"> clave dependiendo del formato escogido</w:t>
+              <w:t>El sistema web debe tener un modulo para introducir la informacion clave dependiendo del formato escogido</w:t>
             </w:r>
           </w:p>
         </w:tc>
@@ -5840,11 +5693,9 @@
                 <w:szCs w:val="20"/>
               </w:rPr>
             </w:pPr>
-            <w:proofErr w:type="spellStart"/>
             <w:r>
               <w:t>SeleccionFormato</w:t>
             </w:r>
-            <w:proofErr w:type="spellEnd"/>
           </w:p>
         </w:tc>
         <w:tc>
@@ -5875,15 +5726,7 @@
               </w:rPr>
             </w:pPr>
             <w:r>
-              <w:t xml:space="preserve">El sistema web debe permitir la </w:t>
-            </w:r>
-            <w:proofErr w:type="spellStart"/>
-            <w:r>
-              <w:t>seleccion</w:t>
-            </w:r>
-            <w:proofErr w:type="spellEnd"/>
-            <w:r>
-              <w:t xml:space="preserve"> del formato estandarizado para iniciar un nuevo documento</w:t>
+              <w:t>El sistema web debe permitir la seleccion del formato estandarizado para iniciar un nuevo documento</w:t>
             </w:r>
           </w:p>
         </w:tc>
@@ -5948,11 +5791,9 @@
                 <w:szCs w:val="20"/>
               </w:rPr>
             </w:pPr>
-            <w:proofErr w:type="spellStart"/>
             <w:r>
               <w:t>MultiIdioma</w:t>
             </w:r>
-            <w:proofErr w:type="spellEnd"/>
           </w:p>
         </w:tc>
         <w:tc>
@@ -6048,11 +5889,9 @@
                 <w:szCs w:val="20"/>
               </w:rPr>
             </w:pPr>
-            <w:proofErr w:type="spellStart"/>
             <w:r>
               <w:t>ModelosIA</w:t>
             </w:r>
-            <w:proofErr w:type="spellEnd"/>
           </w:p>
         </w:tc>
         <w:tc>
@@ -6152,11 +5991,9 @@
                 <w:szCs w:val="20"/>
               </w:rPr>
             </w:pPr>
-            <w:proofErr w:type="spellStart"/>
             <w:r>
               <w:t>GenerarPDF</w:t>
             </w:r>
-            <w:proofErr w:type="spellEnd"/>
           </w:p>
         </w:tc>
         <w:tc>
@@ -6187,15 +6024,7 @@
               </w:rPr>
             </w:pPr>
             <w:r>
-              <w:t xml:space="preserve">El sistema web debe permitir la </w:t>
-            </w:r>
-            <w:proofErr w:type="spellStart"/>
-            <w:r>
-              <w:t>generacion</w:t>
-            </w:r>
-            <w:proofErr w:type="spellEnd"/>
-            <w:r>
-              <w:t xml:space="preserve"> documentos completos en formatos PDF siguiendo los formatos establecidos.</w:t>
+              <w:t>El sistema web debe permitir la generacion documentos completos en formatos PDF siguiendo los formatos establecidos.</w:t>
             </w:r>
           </w:p>
         </w:tc>
@@ -6260,11 +6089,9 @@
                 <w:szCs w:val="20"/>
               </w:rPr>
             </w:pPr>
-            <w:proofErr w:type="spellStart"/>
             <w:r>
               <w:t>DescargaInmediata</w:t>
             </w:r>
-            <w:proofErr w:type="spellEnd"/>
           </w:p>
         </w:tc>
         <w:tc>
@@ -6295,13 +6122,8 @@
               </w:rPr>
             </w:pPr>
             <w:r>
-              <w:t xml:space="preserve">El sistema web debe permitir la descarga del documento en el momento de su </w:t>
-            </w:r>
-            <w:proofErr w:type="spellStart"/>
-            <w:r>
-              <w:t>generacion</w:t>
-            </w:r>
-            <w:proofErr w:type="spellEnd"/>
+              <w:t>El sistema web debe permitir la descarga del documento en el momento de su generacion</w:t>
+            </w:r>
           </w:p>
         </w:tc>
         <w:tc>
@@ -6365,11 +6187,9 @@
                 <w:szCs w:val="20"/>
               </w:rPr>
             </w:pPr>
-            <w:proofErr w:type="spellStart"/>
             <w:r>
               <w:t>GenerarCitas</w:t>
             </w:r>
-            <w:proofErr w:type="spellEnd"/>
           </w:p>
         </w:tc>
         <w:tc>
@@ -6402,38 +6222,9 @@
             <w:r>
               <w:t xml:space="preserve">El sistema web debe generar las citas y </w:t>
             </w:r>
-            <w:proofErr w:type="spellStart"/>
             <w:r>
               <w:lastRenderedPageBreak/>
-              <w:t>bibliografia</w:t>
-            </w:r>
-            <w:proofErr w:type="spellEnd"/>
-            <w:r>
-              <w:t xml:space="preserve"> </w:t>
-            </w:r>
-            <w:proofErr w:type="spellStart"/>
-            <w:r>
-              <w:t>automaticamente</w:t>
-            </w:r>
-            <w:proofErr w:type="spellEnd"/>
-            <w:r>
-              <w:t xml:space="preserve"> </w:t>
-            </w:r>
-            <w:proofErr w:type="spellStart"/>
-            <w:r>
-              <w:t>segun</w:t>
-            </w:r>
-            <w:proofErr w:type="spellEnd"/>
-            <w:r>
-              <w:t xml:space="preserve"> el contenido </w:t>
-            </w:r>
-            <w:proofErr w:type="spellStart"/>
-            <w:r>
-              <w:t>extraidas</w:t>
-            </w:r>
-            <w:proofErr w:type="spellEnd"/>
-            <w:r>
-              <w:t xml:space="preserve"> de fuentes reales dependiendo del formato escogido</w:t>
+              <w:t>bibliografia automaticamente segun el contenido extraidas de fuentes reales dependiendo del formato escogido</w:t>
             </w:r>
           </w:p>
         </w:tc>
@@ -6499,11 +6290,9 @@
                 <w:szCs w:val="20"/>
               </w:rPr>
             </w:pPr>
-            <w:proofErr w:type="spellStart"/>
             <w:r>
               <w:t>HistorialDocs</w:t>
             </w:r>
-            <w:proofErr w:type="spellEnd"/>
           </w:p>
         </w:tc>
         <w:tc>
@@ -6599,11 +6388,9 @@
                 <w:szCs w:val="20"/>
               </w:rPr>
             </w:pPr>
-            <w:proofErr w:type="spellStart"/>
             <w:r>
               <w:t>DescargaHistorial</w:t>
             </w:r>
-            <w:proofErr w:type="spellEnd"/>
           </w:p>
         </w:tc>
         <w:tc>
@@ -6701,13 +6488,8 @@
               </w:rPr>
             </w:pPr>
             <w:r>
-              <w:t xml:space="preserve">Debe integrar </w:t>
-            </w:r>
-            <w:proofErr w:type="spellStart"/>
-            <w:r>
-              <w:t>Login</w:t>
-            </w:r>
-            <w:proofErr w:type="spellEnd"/>
+              <w:t>Debe integrar Login</w:t>
+            </w:r>
           </w:p>
         </w:tc>
         <w:tc>
@@ -7473,25 +7255,7 @@
                 <w:sz w:val="20"/>
                 <w:szCs w:val="20"/>
               </w:rPr>
-              <w:t xml:space="preserve">El diseño debe adaptarse correctamente a distintos tamaños de pantalla (teléfono, </w:t>
-            </w:r>
-            <w:proofErr w:type="spellStart"/>
-            <w:r>
-              <w:rPr>
-                <w:rFonts w:ascii="Arial" w:eastAsia="Arial" w:hAnsi="Arial" w:cs="Arial"/>
-                <w:sz w:val="20"/>
-                <w:szCs w:val="20"/>
-              </w:rPr>
-              <w:t>tablet</w:t>
-            </w:r>
-            <w:proofErr w:type="spellEnd"/>
-            <w:r>
-              <w:rPr>
-                <w:rFonts w:ascii="Arial" w:eastAsia="Arial" w:hAnsi="Arial" w:cs="Arial"/>
-                <w:sz w:val="20"/>
-                <w:szCs w:val="20"/>
-              </w:rPr>
-              <w:t>, laptop, escritorio).</w:t>
+              <w:t>El diseño debe adaptarse correctamente a distintos tamaños de pantalla (teléfono, tablet, laptop, escritorio).</w:t>
             </w:r>
           </w:p>
         </w:tc>
@@ -7653,7 +7417,6 @@
                 <w:szCs w:val="20"/>
               </w:rPr>
             </w:pPr>
-            <w:proofErr w:type="spellStart"/>
             <w:r>
               <w:rPr>
                 <w:rFonts w:ascii="Times New Roman" w:eastAsia="Times New Roman" w:hAnsi="Times New Roman" w:cs="Times New Roman"/>
@@ -7662,18 +7425,7 @@
                 <w:sz w:val="20"/>
                 <w:szCs w:val="20"/>
               </w:rPr>
-              <w:t>Descripcion</w:t>
-            </w:r>
-            <w:proofErr w:type="spellEnd"/>
-            <w:r>
-              <w:rPr>
-                <w:rFonts w:ascii="Times New Roman" w:eastAsia="Times New Roman" w:hAnsi="Times New Roman" w:cs="Times New Roman"/>
-                <w:i/>
-                <w:color w:val="0000FF"/>
-                <w:sz w:val="20"/>
-                <w:szCs w:val="20"/>
-              </w:rPr>
-              <w:t xml:space="preserve"> </w:t>
+              <w:t xml:space="preserve">Descripcion </w:t>
             </w:r>
           </w:p>
         </w:tc>
@@ -7733,11 +7485,9 @@
                 <w:szCs w:val="20"/>
               </w:rPr>
             </w:pPr>
-            <w:proofErr w:type="spellStart"/>
             <w:r>
               <w:t>RegistroUsuario</w:t>
             </w:r>
-            <w:proofErr w:type="spellEnd"/>
           </w:p>
         </w:tc>
         <w:tc>
@@ -7768,15 +7518,7 @@
               </w:rPr>
             </w:pPr>
             <w:r>
-              <w:t xml:space="preserve">El sistema web debe permitir la </w:t>
-            </w:r>
-            <w:proofErr w:type="spellStart"/>
-            <w:r>
-              <w:t>creacion</w:t>
-            </w:r>
-            <w:proofErr w:type="spellEnd"/>
-            <w:r>
-              <w:t xml:space="preserve"> de cuentas a los usuario nuevos</w:t>
+              <w:t>El sistema web debe permitir la creacion de cuentas a los usuario nuevos</w:t>
             </w:r>
           </w:p>
         </w:tc>
@@ -7841,11 +7583,9 @@
                 <w:szCs w:val="20"/>
               </w:rPr>
             </w:pPr>
-            <w:proofErr w:type="spellStart"/>
             <w:r>
               <w:t>RegistroAdmin</w:t>
             </w:r>
-            <w:proofErr w:type="spellEnd"/>
           </w:p>
         </w:tc>
         <w:tc>
@@ -7876,15 +7616,7 @@
               </w:rPr>
             </w:pPr>
             <w:r>
-              <w:t xml:space="preserve">El sistema web debe permitir la </w:t>
-            </w:r>
-            <w:proofErr w:type="spellStart"/>
-            <w:r>
-              <w:t>creacion</w:t>
-            </w:r>
-            <w:proofErr w:type="spellEnd"/>
-            <w:r>
-              <w:t xml:space="preserve"> de cuentas para administrador</w:t>
+              <w:t>El sistema web debe permitir la creacion de cuentas para administrador</w:t>
             </w:r>
           </w:p>
         </w:tc>
@@ -7949,11 +7681,9 @@
                 <w:szCs w:val="20"/>
               </w:rPr>
             </w:pPr>
-            <w:proofErr w:type="spellStart"/>
             <w:r>
               <w:t>ModuloInput</w:t>
             </w:r>
-            <w:proofErr w:type="spellEnd"/>
           </w:p>
         </w:tc>
         <w:tc>
@@ -7984,23 +7714,7 @@
               </w:rPr>
             </w:pPr>
             <w:r>
-              <w:t xml:space="preserve">El sistema web debe tener un </w:t>
-            </w:r>
-            <w:proofErr w:type="spellStart"/>
-            <w:r>
-              <w:t>modulo</w:t>
-            </w:r>
-            <w:proofErr w:type="spellEnd"/>
-            <w:r>
-              <w:t xml:space="preserve"> para introducir la </w:t>
-            </w:r>
-            <w:proofErr w:type="spellStart"/>
-            <w:r>
-              <w:t>informacion</w:t>
-            </w:r>
-            <w:proofErr w:type="spellEnd"/>
-            <w:r>
-              <w:t xml:space="preserve"> clave dependiendo del formato escogido</w:t>
+              <w:t>El sistema web debe tener un modulo para introducir la informacion clave dependiendo del formato escogido</w:t>
             </w:r>
           </w:p>
         </w:tc>
@@ -8065,11 +7779,9 @@
                 <w:szCs w:val="20"/>
               </w:rPr>
             </w:pPr>
-            <w:proofErr w:type="spellStart"/>
             <w:r>
               <w:t>SeleccionFormato</w:t>
             </w:r>
-            <w:proofErr w:type="spellEnd"/>
           </w:p>
         </w:tc>
         <w:tc>
@@ -8100,15 +7812,7 @@
               </w:rPr>
             </w:pPr>
             <w:r>
-              <w:t xml:space="preserve">El sistema web debe permitir la </w:t>
-            </w:r>
-            <w:proofErr w:type="spellStart"/>
-            <w:r>
-              <w:t>seleccion</w:t>
-            </w:r>
-            <w:proofErr w:type="spellEnd"/>
-            <w:r>
-              <w:t xml:space="preserve"> del formato estandarizado para iniciar un nuevo documento</w:t>
+              <w:t>El sistema web debe permitir la seleccion del formato estandarizado para iniciar un nuevo documento</w:t>
             </w:r>
           </w:p>
         </w:tc>
@@ -8173,11 +7877,9 @@
                 <w:szCs w:val="20"/>
               </w:rPr>
             </w:pPr>
-            <w:proofErr w:type="spellStart"/>
             <w:r>
               <w:t>MultiIdioma</w:t>
             </w:r>
-            <w:proofErr w:type="spellEnd"/>
           </w:p>
         </w:tc>
         <w:tc>
@@ -8273,11 +7975,9 @@
                 <w:szCs w:val="20"/>
               </w:rPr>
             </w:pPr>
-            <w:proofErr w:type="spellStart"/>
             <w:r>
               <w:t>ModelosIA</w:t>
             </w:r>
-            <w:proofErr w:type="spellEnd"/>
           </w:p>
         </w:tc>
         <w:tc>
@@ -8377,11 +8077,9 @@
                 <w:szCs w:val="20"/>
               </w:rPr>
             </w:pPr>
-            <w:proofErr w:type="spellStart"/>
             <w:r>
               <w:t>GenerarPDF</w:t>
             </w:r>
-            <w:proofErr w:type="spellEnd"/>
           </w:p>
         </w:tc>
         <w:tc>
@@ -8412,15 +8110,7 @@
               </w:rPr>
             </w:pPr>
             <w:r>
-              <w:t xml:space="preserve">El sistema web debe permitir la </w:t>
-            </w:r>
-            <w:proofErr w:type="spellStart"/>
-            <w:r>
-              <w:t>generacion</w:t>
-            </w:r>
-            <w:proofErr w:type="spellEnd"/>
-            <w:r>
-              <w:t xml:space="preserve"> documentos completos en formatos PDF siguiendo los formatos establecidos.</w:t>
+              <w:t>El sistema web debe permitir la generacion documentos completos en formatos PDF siguiendo los formatos establecidos.</w:t>
             </w:r>
           </w:p>
         </w:tc>
@@ -8485,11 +8175,9 @@
                 <w:szCs w:val="20"/>
               </w:rPr>
             </w:pPr>
-            <w:proofErr w:type="spellStart"/>
             <w:r>
               <w:t>DescargaInmediata</w:t>
             </w:r>
-            <w:proofErr w:type="spellEnd"/>
           </w:p>
         </w:tc>
         <w:tc>
@@ -8520,13 +8208,8 @@
               </w:rPr>
             </w:pPr>
             <w:r>
-              <w:t xml:space="preserve">El sistema web debe permitir la descarga del documento en el momento de su </w:t>
-            </w:r>
-            <w:proofErr w:type="spellStart"/>
-            <w:r>
-              <w:t>generacion</w:t>
-            </w:r>
-            <w:proofErr w:type="spellEnd"/>
+              <w:t>El sistema web debe permitir la descarga del documento en el momento de su generacion</w:t>
+            </w:r>
           </w:p>
         </w:tc>
         <w:tc>
@@ -8590,11 +8273,9 @@
                 <w:szCs w:val="20"/>
               </w:rPr>
             </w:pPr>
-            <w:proofErr w:type="spellStart"/>
             <w:r>
               <w:t>GenerarCitas</w:t>
             </w:r>
-            <w:proofErr w:type="spellEnd"/>
           </w:p>
         </w:tc>
         <w:tc>
@@ -8625,39 +8306,7 @@
               </w:rPr>
             </w:pPr>
             <w:r>
-              <w:t xml:space="preserve">El sistema web debe generar las citas y </w:t>
-            </w:r>
-            <w:proofErr w:type="spellStart"/>
-            <w:r>
-              <w:t>bibliografia</w:t>
-            </w:r>
-            <w:proofErr w:type="spellEnd"/>
-            <w:r>
-              <w:t xml:space="preserve"> </w:t>
-            </w:r>
-            <w:proofErr w:type="spellStart"/>
-            <w:r>
-              <w:t>automaticamente</w:t>
-            </w:r>
-            <w:proofErr w:type="spellEnd"/>
-            <w:r>
-              <w:t xml:space="preserve"> </w:t>
-            </w:r>
-            <w:proofErr w:type="spellStart"/>
-            <w:r>
-              <w:t>segun</w:t>
-            </w:r>
-            <w:proofErr w:type="spellEnd"/>
-            <w:r>
-              <w:t xml:space="preserve"> el contenido </w:t>
-            </w:r>
-            <w:proofErr w:type="spellStart"/>
-            <w:r>
-              <w:t>extraidas</w:t>
-            </w:r>
-            <w:proofErr w:type="spellEnd"/>
-            <w:r>
-              <w:t xml:space="preserve"> de fuentes reales dependiendo del formato escogido</w:t>
+              <w:t>El sistema web debe generar las citas y bibliografia automaticamente segun el contenido extraidas de fuentes reales dependiendo del formato escogido</w:t>
             </w:r>
           </w:p>
         </w:tc>
@@ -8722,11 +8371,9 @@
                 <w:szCs w:val="20"/>
               </w:rPr>
             </w:pPr>
-            <w:proofErr w:type="spellStart"/>
             <w:r>
               <w:t>HistorialDocs</w:t>
             </w:r>
-            <w:proofErr w:type="spellEnd"/>
           </w:p>
         </w:tc>
         <w:tc>
@@ -8822,11 +8469,9 @@
                 <w:szCs w:val="20"/>
               </w:rPr>
             </w:pPr>
-            <w:proofErr w:type="spellStart"/>
             <w:r>
               <w:t>DescargaHistorial</w:t>
             </w:r>
-            <w:proofErr w:type="spellEnd"/>
           </w:p>
         </w:tc>
         <w:tc>
@@ -9001,7 +8646,6 @@
                 <w:szCs w:val="20"/>
               </w:rPr>
             </w:pPr>
-            <w:proofErr w:type="spellStart"/>
             <w:r>
               <w:rPr>
                 <w:rFonts w:ascii="Times New Roman" w:eastAsia="Times New Roman" w:hAnsi="Times New Roman" w:cs="Times New Roman"/>
@@ -9010,18 +8654,7 @@
                 <w:sz w:val="20"/>
                 <w:szCs w:val="20"/>
               </w:rPr>
-              <w:t>Descripcion</w:t>
-            </w:r>
-            <w:proofErr w:type="spellEnd"/>
-            <w:r>
-              <w:rPr>
-                <w:rFonts w:ascii="Times New Roman" w:eastAsia="Times New Roman" w:hAnsi="Times New Roman" w:cs="Times New Roman"/>
-                <w:i/>
-                <w:color w:val="0000FF"/>
-                <w:sz w:val="20"/>
-                <w:szCs w:val="20"/>
-              </w:rPr>
-              <w:t xml:space="preserve"> </w:t>
+              <w:t xml:space="preserve">Descripcion </w:t>
             </w:r>
           </w:p>
         </w:tc>
@@ -9083,13 +8716,8 @@
               </w:rPr>
             </w:pPr>
             <w:r>
-              <w:t xml:space="preserve">Debe integrar </w:t>
-            </w:r>
-            <w:proofErr w:type="spellStart"/>
-            <w:r>
-              <w:t>Login</w:t>
-            </w:r>
-            <w:proofErr w:type="spellEnd"/>
+              <w:t>Debe integrar Login</w:t>
+            </w:r>
           </w:p>
         </w:tc>
         <w:tc>
@@ -9875,25 +9503,7 @@
                 <w:sz w:val="20"/>
                 <w:szCs w:val="20"/>
               </w:rPr>
-              <w:t xml:space="preserve">El diseño debe adaptarse correctamente a distintos tamaños de pantalla (teléfono, </w:t>
-            </w:r>
-            <w:proofErr w:type="spellStart"/>
-            <w:r>
-              <w:rPr>
-                <w:rFonts w:ascii="Arial" w:eastAsia="Arial" w:hAnsi="Arial" w:cs="Arial"/>
-                <w:sz w:val="20"/>
-                <w:szCs w:val="20"/>
-              </w:rPr>
-              <w:t>tablet</w:t>
-            </w:r>
-            <w:proofErr w:type="spellEnd"/>
-            <w:r>
-              <w:rPr>
-                <w:rFonts w:ascii="Arial" w:eastAsia="Arial" w:hAnsi="Arial" w:cs="Arial"/>
-                <w:sz w:val="20"/>
-                <w:szCs w:val="20"/>
-              </w:rPr>
-              <w:t>, laptop, escritorio).</w:t>
+              <w:t>El diseño debe adaptarse correctamente a distintos tamaños de pantalla (teléfono, tablet, laptop, escritorio).</w:t>
             </w:r>
           </w:p>
         </w:tc>
@@ -9960,10 +9570,14 @@
           <w:sz w:val="20"/>
           <w:szCs w:val="20"/>
         </w:rPr>
-        <w:t>[Los Atributos de Calidad (</w:t>
-      </w:r>
-      <w:proofErr w:type="spellStart"/>
-      <w:r>
+        <w:t>[Los Atributos de Calidad (QAs) son propiedades medibles y evaluables de un sistema, estas propiedades son usadas para indicar el grado en que el sistema satisface las necesidades de los stakeholders   [Wojcik  2013].</w:t>
+      </w:r>
+    </w:p>
+    <w:p>
+      <w:pPr>
+        <w:spacing w:after="0" w:line="240" w:lineRule="auto"/>
+        <w:ind w:left="360"/>
+        <w:jc w:val="both"/>
         <w:rPr>
           <w:rFonts w:ascii="Times New Roman" w:eastAsia="Times New Roman" w:hAnsi="Times New Roman" w:cs="Times New Roman"/>
           <w:i/>
@@ -9971,9 +9585,7 @@
           <w:sz w:val="20"/>
           <w:szCs w:val="20"/>
         </w:rPr>
-        <w:t>QAs</w:t>
-      </w:r>
-      <w:proofErr w:type="spellEnd"/>
+      </w:pPr>
       <w:r>
         <w:rPr>
           <w:rFonts w:ascii="Times New Roman" w:eastAsia="Times New Roman" w:hAnsi="Times New Roman" w:cs="Times New Roman"/>
@@ -9982,141 +9594,7 @@
           <w:sz w:val="20"/>
           <w:szCs w:val="20"/>
         </w:rPr>
-        <w:t xml:space="preserve">) son propiedades medibles y evaluables de un sistema, estas propiedades son usadas para indicar el grado en que el sistema satisface las necesidades de los </w:t>
-      </w:r>
-      <w:proofErr w:type="spellStart"/>
-      <w:r>
-        <w:rPr>
-          <w:rFonts w:ascii="Times New Roman" w:eastAsia="Times New Roman" w:hAnsi="Times New Roman" w:cs="Times New Roman"/>
-          <w:i/>
-          <w:color w:val="0000FF"/>
-          <w:sz w:val="20"/>
-          <w:szCs w:val="20"/>
-        </w:rPr>
-        <w:t>stakeholders</w:t>
-      </w:r>
-      <w:proofErr w:type="spellEnd"/>
-      <w:r>
-        <w:rPr>
-          <w:rFonts w:ascii="Times New Roman" w:eastAsia="Times New Roman" w:hAnsi="Times New Roman" w:cs="Times New Roman"/>
-          <w:i/>
-          <w:color w:val="0000FF"/>
-          <w:sz w:val="20"/>
-          <w:szCs w:val="20"/>
-        </w:rPr>
-        <w:t xml:space="preserve">   [</w:t>
-      </w:r>
-      <w:proofErr w:type="spellStart"/>
-      <w:r>
-        <w:rPr>
-          <w:rFonts w:ascii="Times New Roman" w:eastAsia="Times New Roman" w:hAnsi="Times New Roman" w:cs="Times New Roman"/>
-          <w:i/>
-          <w:color w:val="0000FF"/>
-          <w:sz w:val="20"/>
-          <w:szCs w:val="20"/>
-        </w:rPr>
-        <w:t>Wojcik</w:t>
-      </w:r>
-      <w:proofErr w:type="spellEnd"/>
-      <w:r>
-        <w:rPr>
-          <w:rFonts w:ascii="Times New Roman" w:eastAsia="Times New Roman" w:hAnsi="Times New Roman" w:cs="Times New Roman"/>
-          <w:i/>
-          <w:color w:val="0000FF"/>
-          <w:sz w:val="20"/>
-          <w:szCs w:val="20"/>
-        </w:rPr>
-        <w:t xml:space="preserve">  2013].</w:t>
-      </w:r>
-    </w:p>
-    <w:p>
-      <w:pPr>
-        <w:spacing w:after="0" w:line="240" w:lineRule="auto"/>
-        <w:ind w:left="360"/>
-        <w:jc w:val="both"/>
-        <w:rPr>
-          <w:rFonts w:ascii="Times New Roman" w:eastAsia="Times New Roman" w:hAnsi="Times New Roman" w:cs="Times New Roman"/>
-          <w:i/>
-          <w:color w:val="0000FF"/>
-          <w:sz w:val="20"/>
-          <w:szCs w:val="20"/>
-        </w:rPr>
-      </w:pPr>
-      <w:r>
-        <w:rPr>
-          <w:rFonts w:ascii="Times New Roman" w:eastAsia="Times New Roman" w:hAnsi="Times New Roman" w:cs="Times New Roman"/>
-          <w:i/>
-          <w:color w:val="0000FF"/>
-          <w:sz w:val="20"/>
-          <w:szCs w:val="20"/>
-        </w:rPr>
-        <w:t xml:space="preserve">Los </w:t>
-      </w:r>
-      <w:proofErr w:type="spellStart"/>
-      <w:r>
-        <w:rPr>
-          <w:rFonts w:ascii="Times New Roman" w:eastAsia="Times New Roman" w:hAnsi="Times New Roman" w:cs="Times New Roman"/>
-          <w:i/>
-          <w:color w:val="0000FF"/>
-          <w:sz w:val="20"/>
-          <w:szCs w:val="20"/>
-        </w:rPr>
-        <w:t>QAs</w:t>
-      </w:r>
-      <w:proofErr w:type="spellEnd"/>
-      <w:r>
-        <w:rPr>
-          <w:rFonts w:ascii="Times New Roman" w:eastAsia="Times New Roman" w:hAnsi="Times New Roman" w:cs="Times New Roman"/>
-          <w:i/>
-          <w:color w:val="0000FF"/>
-          <w:sz w:val="20"/>
-          <w:szCs w:val="20"/>
-        </w:rPr>
-        <w:t xml:space="preserve"> además son concebidos como aquellos requerimientos que no son funcionales. De hecho, la funcionalidad es mayormente ortogonal a los </w:t>
-      </w:r>
-      <w:proofErr w:type="spellStart"/>
-      <w:r>
-        <w:rPr>
-          <w:rFonts w:ascii="Times New Roman" w:eastAsia="Times New Roman" w:hAnsi="Times New Roman" w:cs="Times New Roman"/>
-          <w:i/>
-          <w:color w:val="0000FF"/>
-          <w:sz w:val="20"/>
-          <w:szCs w:val="20"/>
-        </w:rPr>
-        <w:t>QAs</w:t>
-      </w:r>
-      <w:proofErr w:type="spellEnd"/>
-      <w:r>
-        <w:rPr>
-          <w:rFonts w:ascii="Times New Roman" w:eastAsia="Times New Roman" w:hAnsi="Times New Roman" w:cs="Times New Roman"/>
-          <w:i/>
-          <w:color w:val="0000FF"/>
-          <w:sz w:val="20"/>
-          <w:szCs w:val="20"/>
-        </w:rPr>
-        <w:t xml:space="preserve">; un diseño puede cumplir con la funcionalidad deseada y fallar a la hora de satisfacer sus requerimientos de calidad. De esta manera, se entiende a la funcionalidad como la capacidad del sistema para hacer el trabajo para el cual fue pensado, independientemente de la estructura. Existen QAs mayormente usados que se suelen identificar en numerosos sistemas y se tienen que describir, aunque la lista no es fina ya que muy a menudo hay situaciones en que podrían identificarse y proponerse nuevas propiedades para las diversas necesidades de </w:t>
-      </w:r>
-      <w:proofErr w:type="spellStart"/>
-      <w:r>
-        <w:rPr>
-          <w:rFonts w:ascii="Times New Roman" w:eastAsia="Times New Roman" w:hAnsi="Times New Roman" w:cs="Times New Roman"/>
-          <w:i/>
-          <w:color w:val="0000FF"/>
-          <w:sz w:val="20"/>
-          <w:szCs w:val="20"/>
-        </w:rPr>
-        <w:t>stakeholders</w:t>
-      </w:r>
-      <w:proofErr w:type="spellEnd"/>
-      <w:r>
-        <w:rPr>
-          <w:rFonts w:ascii="Times New Roman" w:eastAsia="Times New Roman" w:hAnsi="Times New Roman" w:cs="Times New Roman"/>
-          <w:i/>
-          <w:color w:val="0000FF"/>
-          <w:sz w:val="20"/>
-          <w:szCs w:val="20"/>
-        </w:rPr>
-        <w:t xml:space="preserve">.] </w:t>
+        <w:t xml:space="preserve">Los QAs además son concebidos como aquellos requerimientos que no son funcionales. De hecho, la funcionalidad es mayormente ortogonal a los QAs; un diseño puede cumplir con la funcionalidad deseada y fallar a la hora de satisfacer sus requerimientos de calidad. De esta manera, se entiende a la funcionalidad como la capacidad del sistema para hacer el trabajo para el cual fue pensado, independientemente de la estructura. Existen QAs mayormente usados que se suelen identificar en numerosos sistemas y se tienen que describir, aunque la lista no es fina ya que muy a menudo hay situaciones en que podrían identificarse y proponerse nuevas propiedades para las diversas necesidades de stakeholders.] </w:t>
       </w:r>
     </w:p>
     <w:p>
@@ -10793,19 +10271,11 @@
       <w:pPr>
         <w:ind w:left="705" w:firstLine="720"/>
       </w:pPr>
-      <w:proofErr w:type="spellStart"/>
-      <w:r>
-        <w:rPr>
-          <w:rFonts w:ascii="Times New Roman" w:eastAsia="Times New Roman" w:hAnsi="Times New Roman" w:cs="Times New Roman"/>
-        </w:rPr>
-        <w:t>Login</w:t>
-      </w:r>
-      <w:proofErr w:type="spellEnd"/>
-      <w:r>
-        <w:rPr>
-          <w:rFonts w:ascii="Times New Roman" w:eastAsia="Times New Roman" w:hAnsi="Times New Roman" w:cs="Times New Roman"/>
-        </w:rPr>
-        <w:t>:</w:t>
+      <w:r>
+        <w:rPr>
+          <w:rFonts w:ascii="Times New Roman" w:eastAsia="Times New Roman" w:hAnsi="Times New Roman" w:cs="Times New Roman"/>
+        </w:rPr>
+        <w:t>Login:</w:t>
       </w:r>
     </w:p>
     <w:p>
@@ -11041,61 +10511,7 @@
           <w:sz w:val="24"/>
           <w:szCs w:val="24"/>
         </w:rPr>
-        <w:t>Describe gráficamente cómo el usuario interactúa con el sistema para acceder a la interfaz de inicio de sesión, donde ingresa sus credenciales. El sistema valida esta información a través del controlador(</w:t>
-      </w:r>
-      <w:proofErr w:type="spellStart"/>
-      <w:r>
-        <w:rPr>
-          <w:rFonts w:ascii="Times New Roman" w:eastAsia="Times New Roman" w:hAnsi="Times New Roman" w:cs="Times New Roman"/>
-          <w:sz w:val="24"/>
-          <w:szCs w:val="24"/>
-        </w:rPr>
-        <w:t>AuthController</w:t>
-      </w:r>
-      <w:proofErr w:type="spellEnd"/>
-      <w:r>
-        <w:rPr>
-          <w:rFonts w:ascii="Times New Roman" w:eastAsia="Times New Roman" w:hAnsi="Times New Roman" w:cs="Times New Roman"/>
-          <w:sz w:val="24"/>
-          <w:szCs w:val="24"/>
-        </w:rPr>
-        <w:t xml:space="preserve">) y la clase de acceso a datos de </w:t>
-      </w:r>
-      <w:proofErr w:type="spellStart"/>
-      <w:r>
-        <w:rPr>
-          <w:rFonts w:ascii="Times New Roman" w:eastAsia="Times New Roman" w:hAnsi="Times New Roman" w:cs="Times New Roman"/>
-          <w:sz w:val="24"/>
-          <w:szCs w:val="24"/>
-        </w:rPr>
-        <w:t>login</w:t>
-      </w:r>
-      <w:proofErr w:type="spellEnd"/>
-      <w:r>
-        <w:rPr>
-          <w:rFonts w:ascii="Times New Roman" w:eastAsia="Times New Roman" w:hAnsi="Times New Roman" w:cs="Times New Roman"/>
-          <w:sz w:val="24"/>
-          <w:szCs w:val="24"/>
-        </w:rPr>
-        <w:t xml:space="preserve"> (</w:t>
-      </w:r>
-      <w:proofErr w:type="spellStart"/>
-      <w:r>
-        <w:rPr>
-          <w:rFonts w:ascii="Times New Roman" w:eastAsia="Times New Roman" w:hAnsi="Times New Roman" w:cs="Times New Roman"/>
-          <w:sz w:val="24"/>
-          <w:szCs w:val="24"/>
-        </w:rPr>
-        <w:t>User</w:t>
-      </w:r>
-      <w:proofErr w:type="spellEnd"/>
-      <w:r>
-        <w:rPr>
-          <w:rFonts w:ascii="Times New Roman" w:eastAsia="Times New Roman" w:hAnsi="Times New Roman" w:cs="Times New Roman"/>
-          <w:sz w:val="24"/>
-          <w:szCs w:val="24"/>
-        </w:rPr>
-        <w:t xml:space="preserve">), permitiendo el ingreso al sistema. </w:t>
+        <w:t xml:space="preserve">Describe gráficamente cómo el usuario interactúa con el sistema para acceder a la interfaz de inicio de sesión, donde ingresa sus credenciales. El sistema valida esta información a través del controlador(AuthController) y la clase de acceso a datos de login (User), permitiendo el ingreso al sistema. </w:t>
       </w:r>
     </w:p>
     <w:p>
@@ -11193,43 +10609,7 @@
           <w:sz w:val="24"/>
           <w:szCs w:val="24"/>
         </w:rPr>
-        <w:t>Describe gráficamente cómo el usuario interactúa con el sistema para registrase. El usuario accede a la interfaz de registro, la cual envía la información al controlador(</w:t>
-      </w:r>
-      <w:proofErr w:type="spellStart"/>
-      <w:r>
-        <w:rPr>
-          <w:rFonts w:ascii="Times New Roman" w:eastAsia="Times New Roman" w:hAnsi="Times New Roman" w:cs="Times New Roman"/>
-          <w:sz w:val="24"/>
-          <w:szCs w:val="24"/>
-        </w:rPr>
-        <w:t>AuthController</w:t>
-      </w:r>
-      <w:proofErr w:type="spellEnd"/>
-      <w:r>
-        <w:rPr>
-          <w:rFonts w:ascii="Times New Roman" w:eastAsia="Times New Roman" w:hAnsi="Times New Roman" w:cs="Times New Roman"/>
-          <w:sz w:val="24"/>
-          <w:szCs w:val="24"/>
-        </w:rPr>
-        <w:t>), que a su vez gestiona la interacción con la clase de registro de usuarios(</w:t>
-      </w:r>
-      <w:proofErr w:type="spellStart"/>
-      <w:r>
-        <w:rPr>
-          <w:rFonts w:ascii="Times New Roman" w:eastAsia="Times New Roman" w:hAnsi="Times New Roman" w:cs="Times New Roman"/>
-          <w:sz w:val="24"/>
-          <w:szCs w:val="24"/>
-        </w:rPr>
-        <w:t>User</w:t>
-      </w:r>
-      <w:proofErr w:type="spellEnd"/>
-      <w:r>
-        <w:rPr>
-          <w:rFonts w:ascii="Times New Roman" w:eastAsia="Times New Roman" w:hAnsi="Times New Roman" w:cs="Times New Roman"/>
-          <w:sz w:val="24"/>
-          <w:szCs w:val="24"/>
-        </w:rPr>
-        <w:t xml:space="preserve">). </w:t>
+        <w:t xml:space="preserve">Describe gráficamente cómo el usuario interactúa con el sistema para registrase. El usuario accede a la interfaz de registro, la cual envía la información al controlador(AuthController), que a su vez gestiona la interacción con la clase de registro de usuarios(User). </w:t>
       </w:r>
     </w:p>
     <w:p>
@@ -12253,10 +11633,14 @@
           <w:sz w:val="20"/>
           <w:szCs w:val="20"/>
         </w:rPr>
-        <w:t>[Los Atributos de Calidad (</w:t>
-      </w:r>
-      <w:proofErr w:type="spellStart"/>
-      <w:r>
+        <w:t>[Los Atributos de Calidad (QAs) son propiedades medibles y evaluables de un sistema, estas propiedades son usadas para indicar el grado en que el sistema satisface las necesidades de los stakeholders   [Wojcik  2013].</w:t>
+      </w:r>
+    </w:p>
+    <w:p>
+      <w:pPr>
+        <w:spacing w:after="0" w:line="240" w:lineRule="auto"/>
+        <w:ind w:left="360"/>
+        <w:jc w:val="both"/>
         <w:rPr>
           <w:rFonts w:ascii="Times New Roman" w:eastAsia="Times New Roman" w:hAnsi="Times New Roman" w:cs="Times New Roman"/>
           <w:i/>
@@ -12264,9 +11648,7 @@
           <w:sz w:val="20"/>
           <w:szCs w:val="20"/>
         </w:rPr>
-        <w:t>QAs</w:t>
-      </w:r>
-      <w:proofErr w:type="spellEnd"/>
+      </w:pPr>
       <w:r>
         <w:rPr>
           <w:rFonts w:ascii="Times New Roman" w:eastAsia="Times New Roman" w:hAnsi="Times New Roman" w:cs="Times New Roman"/>
@@ -12275,9 +11657,8 @@
           <w:sz w:val="20"/>
           <w:szCs w:val="20"/>
         </w:rPr>
-        <w:t xml:space="preserve">) son propiedades medibles y evaluables de un sistema, estas propiedades son usadas para indicar el grado en que el sistema satisface las necesidades de los </w:t>
-      </w:r>
-      <w:proofErr w:type="spellStart"/>
+        <w:t xml:space="preserve">Los QAs además son concebidos como aquellos requerimientos que no son funcionales. De hecho, la funcionalidad es mayormente ortogonal a los QAs; un diseño puede cumplir con la funcionalidad deseada y fallar a la hora de satisfacer sus requerimientos de calidad. De esta manera, se entiende a la funcionalidad como la capacidad del sistema para hacer el trabajo para el cual fue pensado, </w:t>
+      </w:r>
       <w:r>
         <w:rPr>
           <w:rFonts w:ascii="Times New Roman" w:eastAsia="Times New Roman" w:hAnsi="Times New Roman" w:cs="Times New Roman"/>
@@ -12286,141 +11667,8 @@
           <w:sz w:val="20"/>
           <w:szCs w:val="20"/>
         </w:rPr>
-        <w:t>stakeholders</w:t>
-      </w:r>
-      <w:proofErr w:type="spellEnd"/>
-      <w:r>
-        <w:rPr>
-          <w:rFonts w:ascii="Times New Roman" w:eastAsia="Times New Roman" w:hAnsi="Times New Roman" w:cs="Times New Roman"/>
-          <w:i/>
-          <w:color w:val="0000FF"/>
-          <w:sz w:val="20"/>
-          <w:szCs w:val="20"/>
-        </w:rPr>
-        <w:t xml:space="preserve">   [</w:t>
-      </w:r>
-      <w:proofErr w:type="spellStart"/>
-      <w:r>
-        <w:rPr>
-          <w:rFonts w:ascii="Times New Roman" w:eastAsia="Times New Roman" w:hAnsi="Times New Roman" w:cs="Times New Roman"/>
-          <w:i/>
-          <w:color w:val="0000FF"/>
-          <w:sz w:val="20"/>
-          <w:szCs w:val="20"/>
-        </w:rPr>
-        <w:t>Wojcik</w:t>
-      </w:r>
-      <w:proofErr w:type="spellEnd"/>
-      <w:r>
-        <w:rPr>
-          <w:rFonts w:ascii="Times New Roman" w:eastAsia="Times New Roman" w:hAnsi="Times New Roman" w:cs="Times New Roman"/>
-          <w:i/>
-          <w:color w:val="0000FF"/>
-          <w:sz w:val="20"/>
-          <w:szCs w:val="20"/>
-        </w:rPr>
-        <w:t xml:space="preserve">  2013].</w:t>
-      </w:r>
-    </w:p>
-    <w:p>
-      <w:pPr>
-        <w:spacing w:after="0" w:line="240" w:lineRule="auto"/>
-        <w:ind w:left="360"/>
-        <w:jc w:val="both"/>
-        <w:rPr>
-          <w:rFonts w:ascii="Times New Roman" w:eastAsia="Times New Roman" w:hAnsi="Times New Roman" w:cs="Times New Roman"/>
-          <w:i/>
-          <w:color w:val="0000FF"/>
-          <w:sz w:val="20"/>
-          <w:szCs w:val="20"/>
-        </w:rPr>
-      </w:pPr>
-      <w:r>
-        <w:rPr>
-          <w:rFonts w:ascii="Times New Roman" w:eastAsia="Times New Roman" w:hAnsi="Times New Roman" w:cs="Times New Roman"/>
-          <w:i/>
-          <w:color w:val="0000FF"/>
-          <w:sz w:val="20"/>
-          <w:szCs w:val="20"/>
-        </w:rPr>
-        <w:t xml:space="preserve">Los </w:t>
-      </w:r>
-      <w:proofErr w:type="spellStart"/>
-      <w:r>
-        <w:rPr>
-          <w:rFonts w:ascii="Times New Roman" w:eastAsia="Times New Roman" w:hAnsi="Times New Roman" w:cs="Times New Roman"/>
-          <w:i/>
-          <w:color w:val="0000FF"/>
-          <w:sz w:val="20"/>
-          <w:szCs w:val="20"/>
-        </w:rPr>
-        <w:t>QAs</w:t>
-      </w:r>
-      <w:proofErr w:type="spellEnd"/>
-      <w:r>
-        <w:rPr>
-          <w:rFonts w:ascii="Times New Roman" w:eastAsia="Times New Roman" w:hAnsi="Times New Roman" w:cs="Times New Roman"/>
-          <w:i/>
-          <w:color w:val="0000FF"/>
-          <w:sz w:val="20"/>
-          <w:szCs w:val="20"/>
-        </w:rPr>
-        <w:t xml:space="preserve"> además son concebidos como aquellos requerimientos que no son funcionales. De hecho, la funcionalidad es mayormente ortogonal a los </w:t>
-      </w:r>
-      <w:proofErr w:type="spellStart"/>
-      <w:r>
-        <w:rPr>
-          <w:rFonts w:ascii="Times New Roman" w:eastAsia="Times New Roman" w:hAnsi="Times New Roman" w:cs="Times New Roman"/>
-          <w:i/>
-          <w:color w:val="0000FF"/>
-          <w:sz w:val="20"/>
-          <w:szCs w:val="20"/>
-        </w:rPr>
-        <w:t>QAs</w:t>
-      </w:r>
-      <w:proofErr w:type="spellEnd"/>
-      <w:r>
-        <w:rPr>
-          <w:rFonts w:ascii="Times New Roman" w:eastAsia="Times New Roman" w:hAnsi="Times New Roman" w:cs="Times New Roman"/>
-          <w:i/>
-          <w:color w:val="0000FF"/>
-          <w:sz w:val="20"/>
-          <w:szCs w:val="20"/>
-        </w:rPr>
-        <w:t xml:space="preserve">; un diseño puede cumplir con la funcionalidad deseada y fallar a la hora de satisfacer sus requerimientos de calidad. De esta manera, se entiende a la funcionalidad como la capacidad del sistema para hacer el trabajo para el cual fue pensado, </w:t>
-      </w:r>
-      <w:r>
-        <w:rPr>
-          <w:rFonts w:ascii="Times New Roman" w:eastAsia="Times New Roman" w:hAnsi="Times New Roman" w:cs="Times New Roman"/>
-          <w:i/>
-          <w:color w:val="0000FF"/>
-          <w:sz w:val="20"/>
-          <w:szCs w:val="20"/>
-        </w:rPr>
         <w:lastRenderedPageBreak/>
-        <w:t xml:space="preserve">independientemente de la estructura. Existen QAs mayormente usados que se suelen identificar en numerosos sistemas y se tienen que describir, aunque la lista no es fina ya que muy a menudo hay situaciones en que podrían identificarse y proponerse nuevas propiedades para las diversas necesidades de </w:t>
-      </w:r>
-      <w:proofErr w:type="spellStart"/>
-      <w:r>
-        <w:rPr>
-          <w:rFonts w:ascii="Times New Roman" w:eastAsia="Times New Roman" w:hAnsi="Times New Roman" w:cs="Times New Roman"/>
-          <w:i/>
-          <w:color w:val="0000FF"/>
-          <w:sz w:val="20"/>
-          <w:szCs w:val="20"/>
-        </w:rPr>
-        <w:t>stakeholders</w:t>
-      </w:r>
-      <w:proofErr w:type="spellEnd"/>
-      <w:r>
-        <w:rPr>
-          <w:rFonts w:ascii="Times New Roman" w:eastAsia="Times New Roman" w:hAnsi="Times New Roman" w:cs="Times New Roman"/>
-          <w:i/>
-          <w:color w:val="0000FF"/>
-          <w:sz w:val="20"/>
-          <w:szCs w:val="20"/>
-        </w:rPr>
-        <w:t xml:space="preserve">.] </w:t>
+        <w:t xml:space="preserve">independientemente de la estructura. Existen QAs mayormente usados que se suelen identificar en numerosos sistemas y se tienen que describir, aunque la lista no es fina ya que muy a menudo hay situaciones en que podrían identificarse y proponerse nuevas propiedades para las diversas necesidades de stakeholders.] </w:t>
       </w:r>
     </w:p>
     <w:p>
@@ -12593,29 +11841,7 @@
           <w:sz w:val="20"/>
           <w:szCs w:val="20"/>
         </w:rPr>
-        <w:t>[Este atributo de calidad se refiere a la facilidad con la que un usuario puede aprender a utilizar e interpretar los resultados producidos por un sistema [</w:t>
-      </w:r>
-      <w:proofErr w:type="spellStart"/>
-      <w:r>
-        <w:rPr>
-          <w:rFonts w:ascii="Times New Roman" w:eastAsia="Times New Roman" w:hAnsi="Times New Roman" w:cs="Times New Roman"/>
-          <w:i/>
-          <w:color w:val="0000FF"/>
-          <w:sz w:val="20"/>
-          <w:szCs w:val="20"/>
-        </w:rPr>
-        <w:t>Barbacci</w:t>
-      </w:r>
-      <w:proofErr w:type="spellEnd"/>
-      <w:r>
-        <w:rPr>
-          <w:rFonts w:ascii="Times New Roman" w:eastAsia="Times New Roman" w:hAnsi="Times New Roman" w:cs="Times New Roman"/>
-          <w:i/>
-          <w:color w:val="0000FF"/>
-          <w:sz w:val="20"/>
-          <w:szCs w:val="20"/>
-        </w:rPr>
-        <w:t xml:space="preserve"> 1995]. Para este atributo de calidad, se suelen considerar diversos aspectos de la interacción humano computadora, tales como: aprendizaje del sistema, utilización eficiente del sistema, minimización del impacto de errores, adaptación del sistema a las necesidades del usuario, confianza y satisfacción, entre otros.]</w:t>
+        <w:t>[Este atributo de calidad se refiere a la facilidad con la que un usuario puede aprender a utilizar e interpretar los resultados producidos por un sistema [Barbacci 1995]. Para este atributo de calidad, se suelen considerar diversos aspectos de la interacción humano computadora, tales como: aprendizaje del sistema, utilización eficiente del sistema, minimización del impacto de errores, adaptación del sistema a las necesidades del usuario, confianza y satisfacción, entre otros.]</w:t>
       </w:r>
     </w:p>
     <w:p>
@@ -12684,29 +11910,7 @@
           <w:sz w:val="20"/>
           <w:szCs w:val="20"/>
         </w:rPr>
-        <w:t xml:space="preserve">[Es el equilibrio entre la confidencialidad, la integridad, la </w:t>
-      </w:r>
-      <w:proofErr w:type="spellStart"/>
-      <w:r>
-        <w:rPr>
-          <w:rFonts w:ascii="Times New Roman" w:eastAsia="Times New Roman" w:hAnsi="Times New Roman" w:cs="Times New Roman"/>
-          <w:i/>
-          <w:color w:val="0000FF"/>
-          <w:sz w:val="20"/>
-          <w:szCs w:val="20"/>
-        </w:rPr>
-        <w:t>irrefutabilidad</w:t>
-      </w:r>
-      <w:proofErr w:type="spellEnd"/>
-      <w:r>
-        <w:rPr>
-          <w:rFonts w:ascii="Times New Roman" w:eastAsia="Times New Roman" w:hAnsi="Times New Roman" w:cs="Times New Roman"/>
-          <w:i/>
-          <w:color w:val="0000FF"/>
-          <w:sz w:val="20"/>
-          <w:szCs w:val="20"/>
-        </w:rPr>
-        <w:t xml:space="preserve"> y la disponibilidad de la información y datos manipulados por el sistema. Se trata del estado de un sistema, el cual puede ser transitorio y volátil. La seguridad de un sistema se caracteriza por mecanismos y técnicas empleados para intentar reducir los más posible el impacto provocado por un ataque, y las amenazas (entendidas como los caminos mediante los cuales se pueden provocar un ataque).</w:t>
+        <w:t>[Es el equilibrio entre la confidencialidad, la integridad, la irrefutabilidad y la disponibilidad de la información y datos manipulados por el sistema. Se trata del estado de un sistema, el cual puede ser transitorio y volátil. La seguridad de un sistema se caracteriza por mecanismos y técnicas empleados para intentar reducir los más posible el impacto provocado por un ataque, y las amenazas (entendidas como los caminos mediante los cuales se pueden provocar un ataque).</w:t>
       </w:r>
     </w:p>
     <w:p>

--- a/Documents/FD04-EPIS-Informe Arquitectura de Software.docx
+++ b/Documents/FD04-EPIS-Informe Arquitectura de Software.docx
@@ -949,6 +949,14 @@
                 <w:szCs w:val="18"/>
               </w:rPr>
               <w:t>AHAO, CDAR, WESJ</w:t>
+            </w:r>
+            <w:r>
+              <w:rPr>
+                <w:rFonts w:ascii="Times New Roman" w:eastAsia="Times New Roman" w:hAnsi="Times New Roman" w:cs="Times New Roman"/>
+                <w:sz w:val="18"/>
+                <w:szCs w:val="18"/>
+              </w:rPr>
+              <w:t>, BEAS</w:t>
             </w:r>
           </w:p>
         </w:tc>

--- a/Documents/FD04-EPIS-Informe Arquitectura de Software.docx
+++ b/Documents/FD04-EPIS-Informe Arquitectura de Software.docx
@@ -368,6 +368,7 @@
           <w:szCs w:val="32"/>
         </w:rPr>
       </w:pPr>
+      <w:proofErr w:type="spellStart"/>
       <w:r>
         <w:rPr>
           <w:rFonts w:ascii="Times New Roman" w:eastAsia="Times New Roman" w:hAnsi="Times New Roman" w:cs="Times New Roman"/>
@@ -375,7 +376,17 @@
           <w:sz w:val="32"/>
           <w:szCs w:val="32"/>
         </w:rPr>
-        <w:t>Mag. Patrick Cuadros Quiroga</w:t>
+        <w:t>Mag</w:t>
+      </w:r>
+      <w:proofErr w:type="spellEnd"/>
+      <w:r>
+        <w:rPr>
+          <w:rFonts w:ascii="Times New Roman" w:eastAsia="Times New Roman" w:hAnsi="Times New Roman" w:cs="Times New Roman"/>
+          <w:i/>
+          <w:sz w:val="32"/>
+          <w:szCs w:val="32"/>
+        </w:rPr>
+        <w:t>. Patrick Cuadros Quiroga</w:t>
       </w:r>
     </w:p>
     <w:p>
@@ -535,8 +546,9 @@
           <w:sz w:val="28"/>
           <w:szCs w:val="28"/>
         </w:rPr>
-        <w:t xml:space="preserve">Salas Jiménez, Walter Emmanuel  </w:t>
-      </w:r>
+        <w:t xml:space="preserve">Salas Jiménez, Walter </w:t>
+      </w:r>
+      <w:proofErr w:type="gramStart"/>
       <w:r>
         <w:rPr>
           <w:rFonts w:ascii="Times New Roman" w:eastAsia="Times New Roman" w:hAnsi="Times New Roman" w:cs="Times New Roman"/>
@@ -544,7 +556,7 @@
           <w:sz w:val="28"/>
           <w:szCs w:val="28"/>
         </w:rPr>
-        <w:tab/>
+        <w:t xml:space="preserve">Emmanuel  </w:t>
       </w:r>
       <w:r>
         <w:rPr>
@@ -554,20 +566,8 @@
           <w:szCs w:val="28"/>
         </w:rPr>
         <w:tab/>
-        <w:t>(2022073896)</w:t>
-      </w:r>
-    </w:p>
-    <w:p>
-      <w:pPr>
-        <w:spacing w:after="0" w:line="360" w:lineRule="auto"/>
-        <w:ind w:left="720"/>
-        <w:rPr>
-          <w:rFonts w:ascii="Times New Roman" w:eastAsia="Times New Roman" w:hAnsi="Times New Roman" w:cs="Times New Roman"/>
-          <w:b/>
-          <w:sz w:val="24"/>
-          <w:szCs w:val="24"/>
-        </w:rPr>
-      </w:pPr>
+      </w:r>
+      <w:proofErr w:type="gramEnd"/>
       <w:r>
         <w:rPr>
           <w:rFonts w:ascii="Times New Roman" w:eastAsia="Times New Roman" w:hAnsi="Times New Roman" w:cs="Times New Roman"/>
@@ -575,7 +575,49 @@
           <w:sz w:val="28"/>
           <w:szCs w:val="28"/>
         </w:rPr>
-        <w:t xml:space="preserve">Ancco Suaña, Bruno Enrique </w:t>
+        <w:tab/>
+        <w:t>(2022073896)</w:t>
+      </w:r>
+    </w:p>
+    <w:p>
+      <w:pPr>
+        <w:spacing w:after="0" w:line="360" w:lineRule="auto"/>
+        <w:ind w:left="720"/>
+        <w:rPr>
+          <w:rFonts w:ascii="Times New Roman" w:eastAsia="Times New Roman" w:hAnsi="Times New Roman" w:cs="Times New Roman"/>
+          <w:b/>
+          <w:sz w:val="24"/>
+          <w:szCs w:val="24"/>
+        </w:rPr>
+      </w:pPr>
+      <w:r>
+        <w:rPr>
+          <w:rFonts w:ascii="Times New Roman" w:eastAsia="Times New Roman" w:hAnsi="Times New Roman" w:cs="Times New Roman"/>
+          <w:i/>
+          <w:sz w:val="28"/>
+          <w:szCs w:val="28"/>
+        </w:rPr>
+        <w:t xml:space="preserve">Ancco </w:t>
+      </w:r>
+      <w:proofErr w:type="spellStart"/>
+      <w:r>
+        <w:rPr>
+          <w:rFonts w:ascii="Times New Roman" w:eastAsia="Times New Roman" w:hAnsi="Times New Roman" w:cs="Times New Roman"/>
+          <w:i/>
+          <w:sz w:val="28"/>
+          <w:szCs w:val="28"/>
+        </w:rPr>
+        <w:t>Suaña</w:t>
+      </w:r>
+      <w:proofErr w:type="spellEnd"/>
+      <w:r>
+        <w:rPr>
+          <w:rFonts w:ascii="Times New Roman" w:eastAsia="Times New Roman" w:hAnsi="Times New Roman" w:cs="Times New Roman"/>
+          <w:i/>
+          <w:sz w:val="28"/>
+          <w:szCs w:val="28"/>
+        </w:rPr>
+        <w:t xml:space="preserve">, Bruno Enrique </w:t>
       </w:r>
       <w:r>
         <w:rPr>
@@ -1158,12 +1200,37 @@
         </w:rPr>
         <w:t xml:space="preserve">Sistema </w:t>
       </w:r>
+      <w:proofErr w:type="spellStart"/>
       <w:r>
         <w:rPr>
           <w:rFonts w:ascii="Times New Roman" w:hAnsi="Times New Roman"/>
           <w:i/>
         </w:rPr>
-        <w:t xml:space="preserve">Generador de documentación </w:t>
+        <w:t>Generador</w:t>
+      </w:r>
+      <w:proofErr w:type="spellEnd"/>
+      <w:r>
+        <w:rPr>
+          <w:rFonts w:ascii="Times New Roman" w:hAnsi="Times New Roman"/>
+          <w:i/>
+        </w:rPr>
+        <w:t xml:space="preserve"> de </w:t>
+      </w:r>
+      <w:proofErr w:type="spellStart"/>
+      <w:r>
+        <w:rPr>
+          <w:rFonts w:ascii="Times New Roman" w:hAnsi="Times New Roman"/>
+          <w:i/>
+        </w:rPr>
+        <w:t>documentación</w:t>
+      </w:r>
+      <w:proofErr w:type="spellEnd"/>
+      <w:r>
+        <w:rPr>
+          <w:rFonts w:ascii="Times New Roman" w:hAnsi="Times New Roman"/>
+          <w:i/>
+        </w:rPr>
+        <w:t xml:space="preserve"> </w:t>
       </w:r>
     </w:p>
     <w:p>
@@ -4345,6 +4412,22 @@
           <w:right w:val="nil"/>
           <w:between w:val="nil"/>
         </w:pBdr>
+        <w:ind w:left="360"/>
+        <w:jc w:val="both"/>
+        <w:rPr>
+          <w:color w:val="000000"/>
+        </w:rPr>
+      </w:pPr>
+    </w:p>
+    <w:p>
+      <w:pPr>
+        <w:pBdr>
+          <w:top w:val="nil"/>
+          <w:left w:val="nil"/>
+          <w:bottom w:val="nil"/>
+          <w:right w:val="nil"/>
+          <w:between w:val="nil"/>
+        </w:pBdr>
         <w:spacing w:before="120" w:after="0" w:line="360" w:lineRule="auto"/>
         <w:jc w:val="both"/>
         <w:rPr>
@@ -4371,6 +4454,7 @@
         <w:spacing w:before="120" w:after="0" w:line="360" w:lineRule="auto"/>
         <w:jc w:val="both"/>
         <w:rPr>
+          <w:rFonts w:ascii="Times New Roman" w:hAnsi="Times New Roman" w:cs="Times New Roman"/>
           <w:color w:val="000000"/>
           <w:sz w:val="24"/>
           <w:szCs w:val="24"/>
@@ -4380,14 +4464,367 @@
       <w:bookmarkEnd w:id="3"/>
       <w:r>
         <w:rPr>
-          <w:color w:val="000000"/>
-          <w:sz w:val="24"/>
-          <w:szCs w:val="24"/>
-        </w:rPr>
+          <w:rFonts w:ascii="Times New Roman" w:hAnsi="Times New Roman" w:cs="Times New Roman"/>
+          <w:color w:val="000000"/>
+          <w:sz w:val="24"/>
+          <w:szCs w:val="24"/>
+        </w:rPr>
+        <w:lastRenderedPageBreak/>
         <w:t>INTRODUCCIÓN</w:t>
       </w:r>
     </w:p>
     <w:p/>
+    <w:p>
+      <w:pPr>
+        <w:numPr>
+          <w:ilvl w:val="1"/>
+          <w:numId w:val="4"/>
+        </w:numPr>
+        <w:pBdr>
+          <w:top w:val="nil"/>
+          <w:left w:val="nil"/>
+          <w:bottom w:val="nil"/>
+          <w:right w:val="nil"/>
+          <w:between w:val="nil"/>
+        </w:pBdr>
+        <w:spacing w:before="120" w:after="0" w:line="360" w:lineRule="auto"/>
+        <w:jc w:val="both"/>
+        <w:rPr>
+          <w:rFonts w:ascii="Times New Roman" w:hAnsi="Times New Roman" w:cs="Times New Roman"/>
+          <w:color w:val="000000"/>
+          <w:sz w:val="24"/>
+          <w:szCs w:val="24"/>
+        </w:rPr>
+      </w:pPr>
+      <w:bookmarkStart w:id="4" w:name="_heading=h.92zmmiharwvl" w:colFirst="0" w:colLast="0"/>
+      <w:bookmarkEnd w:id="4"/>
+      <w:r>
+        <w:rPr>
+          <w:rFonts w:ascii="Times New Roman" w:hAnsi="Times New Roman" w:cs="Times New Roman"/>
+          <w:color w:val="000000"/>
+          <w:sz w:val="24"/>
+          <w:szCs w:val="24"/>
+        </w:rPr>
+        <w:t>Propósito (Diagrama 4+1)</w:t>
+      </w:r>
+    </w:p>
+    <w:p>
+      <w:pPr>
+        <w:pBdr>
+          <w:top w:val="nil"/>
+          <w:left w:val="nil"/>
+          <w:bottom w:val="nil"/>
+          <w:right w:val="nil"/>
+          <w:between w:val="nil"/>
+        </w:pBdr>
+        <w:spacing w:before="120" w:after="0" w:line="360" w:lineRule="auto"/>
+        <w:ind w:left="792"/>
+        <w:jc w:val="both"/>
+        <w:rPr>
+          <w:rFonts w:ascii="Times New Roman" w:hAnsi="Times New Roman" w:cs="Times New Roman"/>
+          <w:color w:val="000000"/>
+          <w:sz w:val="24"/>
+          <w:szCs w:val="24"/>
+        </w:rPr>
+      </w:pPr>
+      <w:r>
+        <w:rPr>
+          <w:rFonts w:ascii="Times New Roman" w:hAnsi="Times New Roman" w:cs="Times New Roman"/>
+          <w:color w:val="000000"/>
+          <w:sz w:val="24"/>
+          <w:szCs w:val="24"/>
+        </w:rPr>
+        <w:t>Este documento presenta una visión estructurada de la arquitectura del sistema Generador de Documentación Impulsado por IA (GDI-IA), abordando los requerimientos funcionales y no funcionales desde una perspectiva de diseño basada en el modelo 4+1. El objetivo es asegurar un equilibrio entre eficiencia, escalabilidad y portabilidad, proporcionando una plataforma web que automatice la generación de documentación estructurada mediante múltiples servicios de inteligencia artificial.</w:t>
+      </w:r>
+    </w:p>
+    <w:p>
+      <w:pPr>
+        <w:numPr>
+          <w:ilvl w:val="1"/>
+          <w:numId w:val="4"/>
+        </w:numPr>
+        <w:pBdr>
+          <w:top w:val="nil"/>
+          <w:left w:val="nil"/>
+          <w:bottom w:val="nil"/>
+          <w:right w:val="nil"/>
+          <w:between w:val="nil"/>
+        </w:pBdr>
+        <w:spacing w:before="120" w:after="0" w:line="360" w:lineRule="auto"/>
+        <w:jc w:val="both"/>
+        <w:rPr>
+          <w:rFonts w:ascii="Times New Roman" w:hAnsi="Times New Roman" w:cs="Times New Roman"/>
+          <w:color w:val="000000"/>
+          <w:sz w:val="24"/>
+          <w:szCs w:val="24"/>
+        </w:rPr>
+      </w:pPr>
+      <w:r>
+        <w:rPr>
+          <w:rFonts w:ascii="Times New Roman" w:hAnsi="Times New Roman" w:cs="Times New Roman"/>
+          <w:color w:val="000000"/>
+          <w:sz w:val="24"/>
+          <w:szCs w:val="24"/>
+        </w:rPr>
+        <w:t>Alcance</w:t>
+      </w:r>
+    </w:p>
+    <w:p>
+      <w:pPr>
+        <w:pBdr>
+          <w:top w:val="nil"/>
+          <w:left w:val="nil"/>
+          <w:bottom w:val="nil"/>
+          <w:right w:val="nil"/>
+          <w:between w:val="nil"/>
+        </w:pBdr>
+        <w:spacing w:before="120" w:after="0" w:line="360" w:lineRule="auto"/>
+        <w:ind w:left="792"/>
+        <w:jc w:val="both"/>
+        <w:rPr>
+          <w:rFonts w:ascii="Times New Roman" w:hAnsi="Times New Roman" w:cs="Times New Roman"/>
+          <w:color w:val="000000"/>
+          <w:sz w:val="24"/>
+          <w:szCs w:val="24"/>
+        </w:rPr>
+      </w:pPr>
+      <w:r>
+        <w:rPr>
+          <w:rFonts w:ascii="Times New Roman" w:hAnsi="Times New Roman" w:cs="Times New Roman"/>
+          <w:color w:val="000000"/>
+          <w:sz w:val="24"/>
+          <w:szCs w:val="24"/>
+        </w:rPr>
+        <w:t>El sistema cubre:</w:t>
+      </w:r>
+    </w:p>
+    <w:p>
+      <w:pPr>
+        <w:pStyle w:val="Prrafodelista"/>
+        <w:numPr>
+          <w:ilvl w:val="0"/>
+          <w:numId w:val="6"/>
+        </w:numPr>
+        <w:pBdr>
+          <w:top w:val="nil"/>
+          <w:left w:val="nil"/>
+          <w:bottom w:val="nil"/>
+          <w:right w:val="nil"/>
+          <w:between w:val="nil"/>
+        </w:pBdr>
+        <w:spacing w:before="120" w:after="0" w:line="360" w:lineRule="auto"/>
+        <w:jc w:val="both"/>
+        <w:rPr>
+          <w:rFonts w:ascii="Times New Roman" w:hAnsi="Times New Roman" w:cs="Times New Roman"/>
+          <w:color w:val="000000"/>
+          <w:sz w:val="24"/>
+          <w:szCs w:val="24"/>
+        </w:rPr>
+      </w:pPr>
+      <w:r>
+        <w:rPr>
+          <w:rFonts w:ascii="Times New Roman" w:hAnsi="Times New Roman" w:cs="Times New Roman"/>
+          <w:color w:val="000000"/>
+          <w:sz w:val="24"/>
+          <w:szCs w:val="24"/>
+        </w:rPr>
+        <w:t>Generación automatizada de documentos técnicos bajo formatos FD01–FD06.</w:t>
+      </w:r>
+    </w:p>
+    <w:p>
+      <w:pPr>
+        <w:pStyle w:val="Prrafodelista"/>
+        <w:numPr>
+          <w:ilvl w:val="0"/>
+          <w:numId w:val="6"/>
+        </w:numPr>
+        <w:pBdr>
+          <w:top w:val="nil"/>
+          <w:left w:val="nil"/>
+          <w:bottom w:val="nil"/>
+          <w:right w:val="nil"/>
+          <w:between w:val="nil"/>
+        </w:pBdr>
+        <w:spacing w:before="120" w:after="0" w:line="360" w:lineRule="auto"/>
+        <w:jc w:val="both"/>
+        <w:rPr>
+          <w:rFonts w:ascii="Times New Roman" w:hAnsi="Times New Roman" w:cs="Times New Roman"/>
+          <w:color w:val="000000"/>
+          <w:sz w:val="24"/>
+          <w:szCs w:val="24"/>
+        </w:rPr>
+      </w:pPr>
+      <w:r>
+        <w:rPr>
+          <w:rFonts w:ascii="Times New Roman" w:hAnsi="Times New Roman" w:cs="Times New Roman"/>
+          <w:color w:val="000000"/>
+          <w:sz w:val="24"/>
+          <w:szCs w:val="24"/>
+        </w:rPr>
+        <w:t>Captura de información a través de formularios interactivos.</w:t>
+      </w:r>
+    </w:p>
+    <w:p>
+      <w:pPr>
+        <w:pStyle w:val="Prrafodelista"/>
+        <w:numPr>
+          <w:ilvl w:val="0"/>
+          <w:numId w:val="6"/>
+        </w:numPr>
+        <w:pBdr>
+          <w:top w:val="nil"/>
+          <w:left w:val="nil"/>
+          <w:bottom w:val="nil"/>
+          <w:right w:val="nil"/>
+          <w:between w:val="nil"/>
+        </w:pBdr>
+        <w:spacing w:before="120" w:after="0" w:line="360" w:lineRule="auto"/>
+        <w:jc w:val="both"/>
+        <w:rPr>
+          <w:rFonts w:ascii="Times New Roman" w:hAnsi="Times New Roman" w:cs="Times New Roman"/>
+          <w:color w:val="000000"/>
+          <w:sz w:val="24"/>
+          <w:szCs w:val="24"/>
+        </w:rPr>
+      </w:pPr>
+      <w:r>
+        <w:rPr>
+          <w:rFonts w:ascii="Times New Roman" w:hAnsi="Times New Roman" w:cs="Times New Roman"/>
+          <w:color w:val="000000"/>
+          <w:sz w:val="24"/>
+          <w:szCs w:val="24"/>
+        </w:rPr>
+        <w:t>I</w:t>
+      </w:r>
+      <w:r>
+        <w:rPr>
+          <w:rFonts w:ascii="Times New Roman" w:hAnsi="Times New Roman" w:cs="Times New Roman"/>
+          <w:color w:val="000000"/>
+          <w:sz w:val="24"/>
+          <w:szCs w:val="24"/>
+        </w:rPr>
+        <w:t xml:space="preserve">ntegración de </w:t>
+      </w:r>
+      <w:proofErr w:type="spellStart"/>
+      <w:r>
+        <w:rPr>
+          <w:rFonts w:ascii="Times New Roman" w:hAnsi="Times New Roman" w:cs="Times New Roman"/>
+          <w:color w:val="000000"/>
+          <w:sz w:val="24"/>
+          <w:szCs w:val="24"/>
+        </w:rPr>
+        <w:t>APIs</w:t>
+      </w:r>
+      <w:proofErr w:type="spellEnd"/>
+      <w:r>
+        <w:rPr>
+          <w:rFonts w:ascii="Times New Roman" w:hAnsi="Times New Roman" w:cs="Times New Roman"/>
+          <w:color w:val="000000"/>
+          <w:sz w:val="24"/>
+          <w:szCs w:val="24"/>
+        </w:rPr>
+        <w:t xml:space="preserve"> para IA (redacción, generación de diagramas).</w:t>
+      </w:r>
+    </w:p>
+    <w:p>
+      <w:pPr>
+        <w:pStyle w:val="Prrafodelista"/>
+        <w:numPr>
+          <w:ilvl w:val="0"/>
+          <w:numId w:val="6"/>
+        </w:numPr>
+        <w:pBdr>
+          <w:top w:val="nil"/>
+          <w:left w:val="nil"/>
+          <w:bottom w:val="nil"/>
+          <w:right w:val="nil"/>
+          <w:between w:val="nil"/>
+        </w:pBdr>
+        <w:spacing w:before="120" w:after="0" w:line="360" w:lineRule="auto"/>
+        <w:jc w:val="both"/>
+        <w:rPr>
+          <w:rFonts w:ascii="Times New Roman" w:hAnsi="Times New Roman" w:cs="Times New Roman"/>
+          <w:color w:val="000000"/>
+          <w:sz w:val="24"/>
+          <w:szCs w:val="24"/>
+        </w:rPr>
+      </w:pPr>
+      <w:r>
+        <w:rPr>
+          <w:rFonts w:ascii="Times New Roman" w:hAnsi="Times New Roman" w:cs="Times New Roman"/>
+          <w:color w:val="000000"/>
+          <w:sz w:val="24"/>
+          <w:szCs w:val="24"/>
+        </w:rPr>
+        <w:t>Exportación a formatos PDF y DOCX.</w:t>
+      </w:r>
+    </w:p>
+    <w:p>
+      <w:pPr>
+        <w:pStyle w:val="Prrafodelista"/>
+        <w:numPr>
+          <w:ilvl w:val="0"/>
+          <w:numId w:val="6"/>
+        </w:numPr>
+        <w:pBdr>
+          <w:top w:val="nil"/>
+          <w:left w:val="nil"/>
+          <w:bottom w:val="nil"/>
+          <w:right w:val="nil"/>
+          <w:between w:val="nil"/>
+        </w:pBdr>
+        <w:spacing w:before="120" w:after="0" w:line="360" w:lineRule="auto"/>
+        <w:jc w:val="both"/>
+        <w:rPr>
+          <w:rFonts w:ascii="Times New Roman" w:hAnsi="Times New Roman" w:cs="Times New Roman"/>
+          <w:color w:val="000000"/>
+          <w:sz w:val="24"/>
+          <w:szCs w:val="24"/>
+        </w:rPr>
+      </w:pPr>
+      <w:r>
+        <w:rPr>
+          <w:rFonts w:ascii="Times New Roman" w:hAnsi="Times New Roman" w:cs="Times New Roman"/>
+          <w:color w:val="000000"/>
+          <w:sz w:val="24"/>
+          <w:szCs w:val="24"/>
+        </w:rPr>
+        <w:t>Almacenamiento en servidor FTP.</w:t>
+      </w:r>
+    </w:p>
+    <w:p>
+      <w:pPr>
+        <w:pStyle w:val="Prrafodelista"/>
+        <w:numPr>
+          <w:ilvl w:val="0"/>
+          <w:numId w:val="6"/>
+        </w:numPr>
+        <w:pBdr>
+          <w:top w:val="nil"/>
+          <w:left w:val="nil"/>
+          <w:bottom w:val="nil"/>
+          <w:right w:val="nil"/>
+          <w:between w:val="nil"/>
+        </w:pBdr>
+        <w:spacing w:before="120" w:after="0" w:line="360" w:lineRule="auto"/>
+        <w:jc w:val="both"/>
+        <w:rPr>
+          <w:rFonts w:ascii="Times New Roman" w:hAnsi="Times New Roman" w:cs="Times New Roman"/>
+          <w:color w:val="000000"/>
+          <w:sz w:val="24"/>
+          <w:szCs w:val="24"/>
+        </w:rPr>
+      </w:pPr>
+      <w:r>
+        <w:rPr>
+          <w:rFonts w:ascii="Times New Roman" w:hAnsi="Times New Roman" w:cs="Times New Roman"/>
+          <w:color w:val="000000"/>
+          <w:sz w:val="24"/>
+          <w:szCs w:val="24"/>
+        </w:rPr>
+        <w:t>Gestión de versiones y plantillas.</w:t>
+      </w:r>
+    </w:p>
     <w:p>
       <w:pPr>
         <w:numPr>
@@ -4408,314 +4845,15 @@
           <w:szCs w:val="26"/>
         </w:rPr>
       </w:pPr>
-      <w:bookmarkStart w:id="4" w:name="_heading=h.92zmmiharwvl" w:colFirst="0" w:colLast="0"/>
-      <w:bookmarkEnd w:id="4"/>
+      <w:bookmarkStart w:id="5" w:name="_heading=h.rimzowh75d1j" w:colFirst="0" w:colLast="0"/>
+      <w:bookmarkEnd w:id="5"/>
       <w:r>
         <w:rPr>
           <w:color w:val="000000"/>
           <w:sz w:val="26"/>
           <w:szCs w:val="26"/>
         </w:rPr>
-        <w:t>Propósito (Diagrama 4+1)</w:t>
-      </w:r>
-    </w:p>
-    <w:p>
-      <w:pPr>
-        <w:spacing w:after="0" w:line="240" w:lineRule="auto"/>
-        <w:ind w:left="708"/>
-        <w:jc w:val="both"/>
-        <w:rPr>
-          <w:rFonts w:ascii="Times New Roman" w:eastAsia="Times New Roman" w:hAnsi="Times New Roman" w:cs="Times New Roman"/>
-          <w:i/>
-          <w:color w:val="0000FF"/>
-          <w:sz w:val="20"/>
-          <w:szCs w:val="20"/>
-        </w:rPr>
-      </w:pPr>
-      <w:r>
-        <w:rPr>
-          <w:rFonts w:ascii="Times New Roman" w:eastAsia="Times New Roman" w:hAnsi="Times New Roman" w:cs="Times New Roman"/>
-          <w:i/>
-          <w:color w:val="0000FF"/>
-          <w:sz w:val="20"/>
-          <w:szCs w:val="20"/>
-        </w:rPr>
-        <w:t>[Se presenta una visión global y resumida de la arquitectura del sistema y de los objetivos generales del diseño. Se describen las influencias con los requisitos funcionales y no funcionales del sistema y las decisiones y prioridades establecidas – eficiencia vs. Portabilidad, por ejemplo.]</w:t>
-      </w:r>
-    </w:p>
-    <w:p>
-      <w:pPr>
-        <w:spacing w:after="0" w:line="240" w:lineRule="auto"/>
-        <w:ind w:left="720"/>
-      </w:pPr>
-      <w:r>
-        <w:tab/>
-        <w:t>El propósito de este proyecto es diseñar e implementar una plataforma web que facilite la generación automática de documentos estructurados, utilizando diversas inteligencias artificiales especializadas en redacción, análisis de contenido y generación de referencias. La solución permitirá a los usuarios completar documentos en poco tiempo siguiendo formatos predefinidos, reduciendo el esfuerzo manual y asegurando la coherencia y calidad del contenido.​</w:t>
-      </w:r>
-    </w:p>
-    <w:p>
-      <w:pPr>
-        <w:spacing w:after="0" w:line="240" w:lineRule="auto"/>
-        <w:ind w:left="720"/>
-      </w:pPr>
-    </w:p>
-    <w:p>
-      <w:pPr>
-        <w:spacing w:after="0" w:line="240" w:lineRule="auto"/>
-        <w:ind w:left="720"/>
-      </w:pPr>
-      <w:r>
-        <w:t>Este enfoque responde a la necesidad de eficiencia en la creación de documentos formales, equilibrando la eficiencia con la portabilidad al utilizar tecnologías web accesibles desde múltiples dispositivos.</w:t>
-      </w:r>
-    </w:p>
-    <w:p>
-      <w:pPr>
-        <w:numPr>
-          <w:ilvl w:val="1"/>
-          <w:numId w:val="4"/>
-        </w:numPr>
-        <w:pBdr>
-          <w:top w:val="nil"/>
-          <w:left w:val="nil"/>
-          <w:bottom w:val="nil"/>
-          <w:right w:val="nil"/>
-          <w:between w:val="nil"/>
-        </w:pBdr>
-        <w:spacing w:before="120" w:after="0"/>
-        <w:rPr>
-          <w:color w:val="000000"/>
-          <w:sz w:val="26"/>
-          <w:szCs w:val="26"/>
-        </w:rPr>
-      </w:pPr>
-      <w:bookmarkStart w:id="5" w:name="_heading=h.cwzelgwpywny" w:colFirst="0" w:colLast="0"/>
-      <w:bookmarkEnd w:id="5"/>
-      <w:r>
-        <w:rPr>
-          <w:color w:val="000000"/>
-          <w:sz w:val="26"/>
-          <w:szCs w:val="26"/>
-        </w:rPr>
-        <w:t>Alcance</w:t>
-      </w:r>
-    </w:p>
-    <w:p>
-      <w:pPr>
-        <w:spacing w:after="0" w:line="240" w:lineRule="auto"/>
-        <w:ind w:left="708"/>
-        <w:jc w:val="both"/>
-        <w:rPr>
-          <w:rFonts w:ascii="Times New Roman" w:eastAsia="Times New Roman" w:hAnsi="Times New Roman" w:cs="Times New Roman"/>
-          <w:i/>
-          <w:color w:val="0000FF"/>
-          <w:sz w:val="20"/>
-          <w:szCs w:val="20"/>
-        </w:rPr>
-      </w:pPr>
-      <w:r>
-        <w:rPr>
-          <w:rFonts w:ascii="Times New Roman" w:eastAsia="Times New Roman" w:hAnsi="Times New Roman" w:cs="Times New Roman"/>
-          <w:i/>
-          <w:color w:val="0000FF"/>
-          <w:sz w:val="20"/>
-          <w:szCs w:val="20"/>
-        </w:rPr>
-        <w:t>[El documento se centrará en el desarrollo de la vista lógica del framework. Se incluyen los aspectos fundamentales del resto de las vistas y se omiten aquellas que no se consideren pertinentes como ser el caso de la vista de procesos.]</w:t>
-      </w:r>
-    </w:p>
-    <w:p>
-      <w:pPr>
-        <w:spacing w:after="0" w:line="240" w:lineRule="auto"/>
-        <w:ind w:left="708"/>
-        <w:jc w:val="both"/>
-      </w:pPr>
-      <w:r>
-        <w:rPr>
-          <w:rFonts w:ascii="Times New Roman" w:eastAsia="Times New Roman" w:hAnsi="Times New Roman" w:cs="Times New Roman"/>
-          <w:i/>
-          <w:color w:val="0000FF"/>
-          <w:sz w:val="20"/>
-          <w:szCs w:val="20"/>
-        </w:rPr>
-        <w:t xml:space="preserve"> </w:t>
-      </w:r>
-      <w:r>
-        <w:t>El sistema abarca:​</w:t>
-      </w:r>
-    </w:p>
-    <w:p>
-      <w:pPr>
-        <w:spacing w:after="0" w:line="240" w:lineRule="auto"/>
-        <w:ind w:left="708"/>
-        <w:jc w:val="both"/>
-      </w:pPr>
-    </w:p>
-    <w:p>
-      <w:pPr>
-        <w:numPr>
-          <w:ilvl w:val="0"/>
-          <w:numId w:val="5"/>
-        </w:numPr>
-        <w:spacing w:after="0" w:line="240" w:lineRule="auto"/>
-        <w:jc w:val="both"/>
-      </w:pPr>
-      <w:r>
-        <w:t>Asistencia automatizada en la elaboración de documentos para formatos estandarizados (FD01-FD06).</w:t>
-      </w:r>
-    </w:p>
-    <w:p>
-      <w:pPr>
-        <w:spacing w:after="0" w:line="240" w:lineRule="auto"/>
-        <w:ind w:left="1440"/>
-        <w:jc w:val="both"/>
-      </w:pPr>
-    </w:p>
-    <w:p>
-      <w:pPr>
-        <w:numPr>
-          <w:ilvl w:val="0"/>
-          <w:numId w:val="5"/>
-        </w:numPr>
-        <w:spacing w:after="0" w:line="240" w:lineRule="auto"/>
-        <w:jc w:val="both"/>
-      </w:pPr>
-      <w:r>
-        <w:t>Un módulo de captura de datos donde el usuario ingresará información clave.</w:t>
-      </w:r>
-    </w:p>
-    <w:p>
-      <w:pPr>
-        <w:spacing w:after="0" w:line="240" w:lineRule="auto"/>
-        <w:ind w:left="1440"/>
-        <w:jc w:val="both"/>
-      </w:pPr>
-    </w:p>
-    <w:p>
-      <w:pPr>
-        <w:numPr>
-          <w:ilvl w:val="0"/>
-          <w:numId w:val="5"/>
-        </w:numPr>
-        <w:spacing w:after="0" w:line="240" w:lineRule="auto"/>
-        <w:jc w:val="both"/>
-      </w:pPr>
-      <w:r>
-        <w:t>Integración de varias IAs para procesar y generar contenido por secciones.</w:t>
-      </w:r>
-    </w:p>
-    <w:p>
-      <w:pPr>
-        <w:spacing w:after="0" w:line="240" w:lineRule="auto"/>
-        <w:ind w:left="1440"/>
-        <w:jc w:val="both"/>
-      </w:pPr>
-    </w:p>
-    <w:p>
-      <w:pPr>
-        <w:numPr>
-          <w:ilvl w:val="0"/>
-          <w:numId w:val="5"/>
-        </w:numPr>
-        <w:spacing w:after="0" w:line="240" w:lineRule="auto"/>
-        <w:jc w:val="both"/>
-      </w:pPr>
-      <w:r>
-        <w:t>Generación de documentos en formatos PDF y DOCX.</w:t>
-      </w:r>
-    </w:p>
-    <w:p>
-      <w:pPr>
-        <w:spacing w:after="0" w:line="240" w:lineRule="auto"/>
-        <w:ind w:left="1440"/>
-        <w:jc w:val="both"/>
-      </w:pPr>
-    </w:p>
-    <w:p>
-      <w:pPr>
-        <w:numPr>
-          <w:ilvl w:val="0"/>
-          <w:numId w:val="5"/>
-        </w:numPr>
-        <w:spacing w:after="0" w:line="240" w:lineRule="auto"/>
-        <w:jc w:val="both"/>
-      </w:pPr>
-      <w:r>
-        <w:t>Almacenamiento y gestión de documentos generados.​</w:t>
-      </w:r>
-    </w:p>
-    <w:p>
-      <w:pPr>
-        <w:spacing w:after="0" w:line="240" w:lineRule="auto"/>
-        <w:ind w:left="1440"/>
-        <w:jc w:val="both"/>
-      </w:pPr>
-    </w:p>
-    <w:p>
-      <w:pPr>
-        <w:numPr>
-          <w:ilvl w:val="0"/>
-          <w:numId w:val="5"/>
-        </w:numPr>
-        <w:spacing w:after="0" w:line="240" w:lineRule="auto"/>
-        <w:jc w:val="both"/>
-      </w:pPr>
-      <w:r>
-        <w:t>No incluye la edición manual posterior al documento generado dentro de la plataforma.</w:t>
-      </w:r>
-    </w:p>
-    <w:p>
-      <w:pPr>
-        <w:numPr>
-          <w:ilvl w:val="1"/>
-          <w:numId w:val="4"/>
-        </w:numPr>
-        <w:pBdr>
-          <w:top w:val="nil"/>
-          <w:left w:val="nil"/>
-          <w:bottom w:val="nil"/>
-          <w:right w:val="nil"/>
-          <w:between w:val="nil"/>
-        </w:pBdr>
-        <w:spacing w:before="120" w:after="0"/>
-        <w:rPr>
-          <w:color w:val="000000"/>
-          <w:sz w:val="26"/>
-          <w:szCs w:val="26"/>
-        </w:rPr>
-      </w:pPr>
-      <w:bookmarkStart w:id="6" w:name="_heading=h.rimzowh75d1j" w:colFirst="0" w:colLast="0"/>
-      <w:bookmarkEnd w:id="6"/>
-      <w:r>
-        <w:rPr>
-          <w:color w:val="000000"/>
-          <w:sz w:val="26"/>
-          <w:szCs w:val="26"/>
-        </w:rPr>
         <w:t>Definición, siglas y abreviaturas</w:t>
-      </w:r>
-    </w:p>
-    <w:p>
-      <w:pPr>
-        <w:spacing w:after="0" w:line="240" w:lineRule="auto"/>
-        <w:ind w:left="708"/>
-        <w:jc w:val="both"/>
-        <w:rPr>
-          <w:rFonts w:ascii="Times New Roman" w:eastAsia="Times New Roman" w:hAnsi="Times New Roman" w:cs="Times New Roman"/>
-          <w:i/>
-          <w:color w:val="0000FF"/>
-          <w:sz w:val="20"/>
-          <w:szCs w:val="20"/>
-        </w:rPr>
-      </w:pPr>
-      <w:r>
-        <w:rPr>
-          <w:rFonts w:ascii="Times New Roman" w:eastAsia="Times New Roman" w:hAnsi="Times New Roman" w:cs="Times New Roman"/>
-          <w:i/>
-          <w:color w:val="0000FF"/>
-          <w:sz w:val="20"/>
-          <w:szCs w:val="20"/>
-        </w:rPr>
-        <w:t xml:space="preserve"> [Este apartado proporciona las definiciones de todos los términos, acrónimos y abreviaturas utilizadas a lo largo del documento y que permiten una interpretación correcta del mismo. Se han de incluir los términos técnicos, caso de uso por ejemplo, y los específicos del entorno del sistema, lector de bandas por ejemplo. Es conveniente ordenarlos alfabéticamente]</w:t>
       </w:r>
     </w:p>
     <w:p>
@@ -5015,7 +5153,6 @@
                   <w:spacing w:after="0" w:line="240" w:lineRule="auto"/>
                 </w:pPr>
                 <w:r>
-                  <w:lastRenderedPageBreak/>
                   <w:t>IA</w:t>
                 </w:r>
               </w:p>
@@ -5121,6 +5258,24 @@
     </w:p>
     <w:p>
       <w:pPr>
+        <w:pBdr>
+          <w:top w:val="nil"/>
+          <w:left w:val="nil"/>
+          <w:bottom w:val="nil"/>
+          <w:right w:val="nil"/>
+          <w:between w:val="nil"/>
+        </w:pBdr>
+        <w:spacing w:before="120" w:after="0"/>
+        <w:ind w:left="220"/>
+        <w:rPr>
+          <w:b/>
+          <w:sz w:val="26"/>
+          <w:szCs w:val="26"/>
+        </w:rPr>
+      </w:pPr>
+    </w:p>
+    <w:p>
+      <w:pPr>
         <w:numPr>
           <w:ilvl w:val="1"/>
           <w:numId w:val="4"/>
@@ -5132,61 +5287,56 @@
           <w:right w:val="nil"/>
           <w:between w:val="nil"/>
         </w:pBdr>
-        <w:spacing w:before="120" w:after="0"/>
-        <w:rPr>
-          <w:color w:val="000000"/>
-          <w:sz w:val="26"/>
-          <w:szCs w:val="26"/>
-        </w:rPr>
-      </w:pPr>
-      <w:bookmarkStart w:id="7" w:name="_heading=h.odegh07ob5po" w:colFirst="0" w:colLast="0"/>
-      <w:bookmarkEnd w:id="7"/>
-      <w:r>
-        <w:rPr>
-          <w:color w:val="000000"/>
-          <w:sz w:val="26"/>
-          <w:szCs w:val="26"/>
-        </w:rPr>
+        <w:spacing w:before="120" w:after="0" w:line="360" w:lineRule="auto"/>
+        <w:jc w:val="both"/>
+        <w:rPr>
+          <w:rFonts w:ascii="Times New Roman" w:hAnsi="Times New Roman" w:cs="Times New Roman"/>
+          <w:color w:val="000000"/>
+          <w:sz w:val="24"/>
+          <w:szCs w:val="24"/>
+        </w:rPr>
+      </w:pPr>
+      <w:bookmarkStart w:id="6" w:name="_heading=h.odegh07ob5po" w:colFirst="0" w:colLast="0"/>
+      <w:bookmarkEnd w:id="6"/>
+      <w:r>
+        <w:rPr>
+          <w:rFonts w:ascii="Times New Roman" w:hAnsi="Times New Roman" w:cs="Times New Roman"/>
+          <w:color w:val="000000"/>
+          <w:sz w:val="24"/>
+          <w:szCs w:val="24"/>
+        </w:rPr>
+        <w:lastRenderedPageBreak/>
         <w:t>Organización del documento</w:t>
       </w:r>
     </w:p>
     <w:p>
       <w:pPr>
-        <w:spacing w:after="0" w:line="240" w:lineRule="auto"/>
-        <w:ind w:left="708"/>
-        <w:jc w:val="both"/>
-      </w:pPr>
-    </w:p>
-    <w:p>
-      <w:pPr>
-        <w:spacing w:after="0" w:line="240" w:lineRule="auto"/>
-        <w:ind w:left="360" w:firstLine="348"/>
-        <w:jc w:val="both"/>
-        <w:rPr>
-          <w:rFonts w:ascii="Times New Roman" w:eastAsia="Times New Roman" w:hAnsi="Times New Roman" w:cs="Times New Roman"/>
-          <w:i/>
-          <w:color w:val="0000FF"/>
-          <w:sz w:val="20"/>
-          <w:szCs w:val="20"/>
-        </w:rPr>
-      </w:pPr>
-      <w:r>
-        <w:rPr>
-          <w:rFonts w:ascii="Times New Roman" w:eastAsia="Times New Roman" w:hAnsi="Times New Roman" w:cs="Times New Roman"/>
-          <w:i/>
-          <w:color w:val="0000FF"/>
-          <w:sz w:val="20"/>
-          <w:szCs w:val="20"/>
-        </w:rPr>
-        <w:t>[Aquí va la organización del proyecto]</w:t>
-      </w:r>
-    </w:p>
-    <w:p>
-      <w:pPr>
-        <w:spacing w:after="0" w:line="240" w:lineRule="auto"/>
-        <w:ind w:left="708"/>
-        <w:jc w:val="both"/>
-      </w:pPr>
+        <w:pBdr>
+          <w:top w:val="nil"/>
+          <w:left w:val="nil"/>
+          <w:bottom w:val="nil"/>
+          <w:right w:val="nil"/>
+          <w:between w:val="nil"/>
+        </w:pBdr>
+        <w:spacing w:before="120" w:after="0" w:line="360" w:lineRule="auto"/>
+        <w:ind w:left="792"/>
+        <w:jc w:val="both"/>
+        <w:rPr>
+          <w:rFonts w:ascii="Times New Roman" w:hAnsi="Times New Roman" w:cs="Times New Roman"/>
+          <w:color w:val="000000"/>
+          <w:sz w:val="24"/>
+          <w:szCs w:val="24"/>
+        </w:rPr>
+      </w:pPr>
+      <w:r>
+        <w:rPr>
+          <w:rFonts w:ascii="Times New Roman" w:hAnsi="Times New Roman" w:cs="Times New Roman"/>
+          <w:color w:val="000000"/>
+          <w:sz w:val="24"/>
+          <w:szCs w:val="24"/>
+        </w:rPr>
+        <w:t>Este informe detalla las vistas arquitectónicas del sistema: lógica, procesos, despliegue, casos de uso e implementación, seguidas de los atributos de calidad clave.</w:t>
+      </w:r>
     </w:p>
     <w:p>
       <w:pPr>
@@ -5195,26 +5345,46 @@
           <w:ilvl w:val="0"/>
           <w:numId w:val="4"/>
         </w:numPr>
-        <w:rPr>
+        <w:spacing w:line="360" w:lineRule="auto"/>
+        <w:jc w:val="both"/>
+        <w:rPr>
+          <w:rFonts w:ascii="Times New Roman" w:hAnsi="Times New Roman" w:cs="Times New Roman"/>
           <w:b/>
           <w:color w:val="000000"/>
-        </w:rPr>
-      </w:pPr>
-      <w:bookmarkStart w:id="8" w:name="_heading=h.yn8rbq2oxf8f" w:colFirst="0" w:colLast="0"/>
-      <w:bookmarkEnd w:id="8"/>
-      <w:r>
-        <w:rPr>
+          <w:sz w:val="24"/>
+          <w:szCs w:val="24"/>
+        </w:rPr>
+      </w:pPr>
+      <w:bookmarkStart w:id="7" w:name="_heading=h.yn8rbq2oxf8f" w:colFirst="0" w:colLast="0"/>
+      <w:bookmarkEnd w:id="7"/>
+      <w:r>
+        <w:rPr>
+          <w:rFonts w:ascii="Times New Roman" w:hAnsi="Times New Roman" w:cs="Times New Roman"/>
           <w:b/>
           <w:color w:val="000000"/>
+          <w:sz w:val="24"/>
+          <w:szCs w:val="24"/>
         </w:rPr>
         <w:t>OBJETIVOS Y RESTRICCIONES ARQUITECTÓNICAS</w:t>
       </w:r>
     </w:p>
     <w:p>
       <w:pPr>
+        <w:spacing w:line="360" w:lineRule="auto"/>
         <w:ind w:left="360"/>
-      </w:pPr>
-      <w:r>
+        <w:jc w:val="both"/>
+        <w:rPr>
+          <w:rFonts w:ascii="Times New Roman" w:hAnsi="Times New Roman" w:cs="Times New Roman"/>
+          <w:sz w:val="24"/>
+          <w:szCs w:val="24"/>
+        </w:rPr>
+      </w:pPr>
+      <w:r>
+        <w:rPr>
+          <w:rFonts w:ascii="Times New Roman" w:hAnsi="Times New Roman" w:cs="Times New Roman"/>
+          <w:sz w:val="24"/>
+          <w:szCs w:val="24"/>
+        </w:rPr>
         <w:t>[Establezca las prioridades de los requerimientos y las restricciones del proyecto)</w:t>
       </w:r>
     </w:p>
@@ -5231,14 +5401,21 @@
           <w:right w:val="nil"/>
           <w:between w:val="nil"/>
         </w:pBdr>
-        <w:spacing w:after="0"/>
-        <w:rPr>
-          <w:color w:val="000000"/>
-        </w:rPr>
-      </w:pPr>
-      <w:r>
-        <w:rPr>
-          <w:color w:val="000000"/>
+        <w:spacing w:after="0" w:line="360" w:lineRule="auto"/>
+        <w:jc w:val="both"/>
+        <w:rPr>
+          <w:rFonts w:ascii="Times New Roman" w:hAnsi="Times New Roman" w:cs="Times New Roman"/>
+          <w:color w:val="000000"/>
+          <w:sz w:val="24"/>
+          <w:szCs w:val="24"/>
+        </w:rPr>
+      </w:pPr>
+      <w:r>
+        <w:rPr>
+          <w:rFonts w:ascii="Times New Roman" w:hAnsi="Times New Roman" w:cs="Times New Roman"/>
+          <w:color w:val="000000"/>
+          <w:sz w:val="24"/>
+          <w:szCs w:val="24"/>
         </w:rPr>
         <w:t>Priorización de requerimientos</w:t>
       </w:r>
@@ -5252,28 +5429,24 @@
           <w:right w:val="nil"/>
           <w:between w:val="nil"/>
         </w:pBdr>
+        <w:spacing w:line="360" w:lineRule="auto"/>
         <w:ind w:left="792"/>
-        <w:rPr>
-          <w:color w:val="000000"/>
-        </w:rPr>
-      </w:pPr>
-      <w:r>
+        <w:jc w:val="both"/>
+        <w:rPr>
+          <w:rFonts w:ascii="Times New Roman" w:hAnsi="Times New Roman" w:cs="Times New Roman"/>
+          <w:color w:val="000000"/>
+          <w:sz w:val="24"/>
+          <w:szCs w:val="24"/>
+        </w:rPr>
+      </w:pPr>
+      <w:r>
+        <w:rPr>
+          <w:rFonts w:ascii="Times New Roman" w:hAnsi="Times New Roman" w:cs="Times New Roman"/>
+          <w:sz w:val="24"/>
+          <w:szCs w:val="24"/>
+        </w:rPr>
         <w:t>A continuación, se presentan los requerimientos funcionales y no funcionales priorizados:</w:t>
       </w:r>
-    </w:p>
-    <w:p>
-      <w:pPr>
-        <w:spacing w:after="0" w:line="240" w:lineRule="auto"/>
-        <w:ind w:left="360"/>
-        <w:jc w:val="both"/>
-        <w:rPr>
-          <w:rFonts w:ascii="Times New Roman" w:eastAsia="Times New Roman" w:hAnsi="Times New Roman" w:cs="Times New Roman"/>
-          <w:i/>
-          <w:color w:val="0000FF"/>
-          <w:sz w:val="20"/>
-          <w:szCs w:val="20"/>
-        </w:rPr>
-      </w:pPr>
     </w:p>
     <w:tbl>
       <w:tblPr>
@@ -5303,22 +5476,21 @@
           </w:tcPr>
           <w:p>
             <w:pPr>
-              <w:jc w:val="both"/>
+              <w:spacing w:line="360" w:lineRule="auto"/>
+              <w:jc w:val="center"/>
               <w:rPr>
                 <w:rFonts w:ascii="Times New Roman" w:eastAsia="Times New Roman" w:hAnsi="Times New Roman" w:cs="Times New Roman"/>
                 <w:i/>
-                <w:color w:val="0000FF"/>
-                <w:sz w:val="20"/>
-                <w:szCs w:val="20"/>
+                <w:sz w:val="24"/>
+                <w:szCs w:val="24"/>
               </w:rPr>
             </w:pPr>
             <w:r>
               <w:rPr>
                 <w:rFonts w:ascii="Times New Roman" w:eastAsia="Times New Roman" w:hAnsi="Times New Roman" w:cs="Times New Roman"/>
                 <w:i/>
-                <w:color w:val="0000FF"/>
-                <w:sz w:val="20"/>
-                <w:szCs w:val="20"/>
+                <w:sz w:val="24"/>
+                <w:szCs w:val="24"/>
               </w:rPr>
               <w:t>ID</w:t>
             </w:r>
@@ -5330,25 +5502,26 @@
           </w:tcPr>
           <w:p>
             <w:pPr>
-              <w:jc w:val="both"/>
+              <w:spacing w:line="360" w:lineRule="auto"/>
+              <w:jc w:val="center"/>
               <w:rPr>
                 <w:rFonts w:ascii="Times New Roman" w:eastAsia="Times New Roman" w:hAnsi="Times New Roman" w:cs="Times New Roman"/>
                 <w:i/>
-                <w:color w:val="0000FF"/>
-                <w:sz w:val="20"/>
-                <w:szCs w:val="20"/>
+                <w:sz w:val="24"/>
+                <w:szCs w:val="24"/>
               </w:rPr>
             </w:pPr>
+            <w:proofErr w:type="spellStart"/>
             <w:r>
               <w:rPr>
                 <w:rFonts w:ascii="Times New Roman" w:eastAsia="Times New Roman" w:hAnsi="Times New Roman" w:cs="Times New Roman"/>
                 <w:i/>
-                <w:color w:val="0000FF"/>
-                <w:sz w:val="20"/>
-                <w:szCs w:val="20"/>
-              </w:rPr>
-              <w:t xml:space="preserve">Descripcion </w:t>
-            </w:r>
+                <w:sz w:val="24"/>
+                <w:szCs w:val="24"/>
+              </w:rPr>
+              <w:t>Descripcion</w:t>
+            </w:r>
+            <w:proofErr w:type="spellEnd"/>
           </w:p>
         </w:tc>
         <w:tc>
@@ -5357,22 +5530,21 @@
           </w:tcPr>
           <w:p>
             <w:pPr>
-              <w:jc w:val="both"/>
+              <w:spacing w:line="360" w:lineRule="auto"/>
+              <w:jc w:val="center"/>
               <w:rPr>
                 <w:rFonts w:ascii="Times New Roman" w:eastAsia="Times New Roman" w:hAnsi="Times New Roman" w:cs="Times New Roman"/>
                 <w:i/>
-                <w:color w:val="0000FF"/>
-                <w:sz w:val="20"/>
-                <w:szCs w:val="20"/>
+                <w:sz w:val="24"/>
+                <w:szCs w:val="24"/>
               </w:rPr>
             </w:pPr>
             <w:r>
               <w:rPr>
                 <w:rFonts w:ascii="Times New Roman" w:eastAsia="Times New Roman" w:hAnsi="Times New Roman" w:cs="Times New Roman"/>
                 <w:i/>
-                <w:color w:val="0000FF"/>
-                <w:sz w:val="20"/>
-                <w:szCs w:val="20"/>
+                <w:sz w:val="24"/>
+                <w:szCs w:val="24"/>
               </w:rPr>
               <w:t>Prioridad</w:t>
             </w:r>
@@ -5400,16 +5572,24 @@
           <w:p>
             <w:pPr>
               <w:widowControl w:val="0"/>
-              <w:spacing w:line="276" w:lineRule="auto"/>
-              <w:rPr>
-                <w:rFonts w:ascii="Arial" w:eastAsia="Arial" w:hAnsi="Arial" w:cs="Arial"/>
-                <w:sz w:val="20"/>
-                <w:szCs w:val="20"/>
+              <w:spacing w:line="360" w:lineRule="auto"/>
+              <w:jc w:val="both"/>
+              <w:rPr>
+                <w:rFonts w:ascii="Times New Roman" w:eastAsia="Arial" w:hAnsi="Times New Roman" w:cs="Times New Roman"/>
+                <w:sz w:val="24"/>
+                <w:szCs w:val="24"/>
               </w:rPr>
             </w:pPr>
-            <w:r>
+            <w:proofErr w:type="spellStart"/>
+            <w:r>
+              <w:rPr>
+                <w:rFonts w:ascii="Times New Roman" w:hAnsi="Times New Roman" w:cs="Times New Roman"/>
+                <w:sz w:val="24"/>
+                <w:szCs w:val="24"/>
+              </w:rPr>
               <w:t>RegistroUsuario</w:t>
             </w:r>
+            <w:proofErr w:type="spellEnd"/>
           </w:p>
         </w:tc>
         <w:tc>
@@ -5432,16 +5612,50 @@
           <w:p>
             <w:pPr>
               <w:widowControl w:val="0"/>
-              <w:spacing w:line="276" w:lineRule="auto"/>
-              <w:rPr>
-                <w:rFonts w:ascii="Arial" w:eastAsia="Arial" w:hAnsi="Arial" w:cs="Arial"/>
-                <w:sz w:val="20"/>
-                <w:szCs w:val="20"/>
+              <w:spacing w:line="360" w:lineRule="auto"/>
+              <w:jc w:val="both"/>
+              <w:rPr>
+                <w:rFonts w:ascii="Times New Roman" w:eastAsia="Arial" w:hAnsi="Times New Roman" w:cs="Times New Roman"/>
+                <w:sz w:val="24"/>
+                <w:szCs w:val="24"/>
               </w:rPr>
             </w:pPr>
             <w:r>
-              <w:t>El sistema web debe permitir la creacion de cuentas a los usuario nuevos</w:t>
-            </w:r>
+              <w:rPr>
+                <w:rFonts w:ascii="Times New Roman" w:hAnsi="Times New Roman" w:cs="Times New Roman"/>
+                <w:sz w:val="24"/>
+                <w:szCs w:val="24"/>
+              </w:rPr>
+              <w:t xml:space="preserve">El sistema web debe permitir la </w:t>
+            </w:r>
+            <w:proofErr w:type="spellStart"/>
+            <w:r>
+              <w:rPr>
+                <w:rFonts w:ascii="Times New Roman" w:hAnsi="Times New Roman" w:cs="Times New Roman"/>
+                <w:sz w:val="24"/>
+                <w:szCs w:val="24"/>
+              </w:rPr>
+              <w:t>creacion</w:t>
+            </w:r>
+            <w:proofErr w:type="spellEnd"/>
+            <w:r>
+              <w:rPr>
+                <w:rFonts w:ascii="Times New Roman" w:hAnsi="Times New Roman" w:cs="Times New Roman"/>
+                <w:sz w:val="24"/>
+                <w:szCs w:val="24"/>
+              </w:rPr>
+              <w:t xml:space="preserve"> de cuentas a los </w:t>
+            </w:r>
+            <w:proofErr w:type="gramStart"/>
+            <w:r>
+              <w:rPr>
+                <w:rFonts w:ascii="Times New Roman" w:hAnsi="Times New Roman" w:cs="Times New Roman"/>
+                <w:sz w:val="24"/>
+                <w:szCs w:val="24"/>
+              </w:rPr>
+              <w:t>usuario nuevos</w:t>
+            </w:r>
+            <w:proofErr w:type="gramEnd"/>
           </w:p>
         </w:tc>
         <w:tc>
@@ -5464,14 +5678,20 @@
           <w:p>
             <w:pPr>
               <w:widowControl w:val="0"/>
-              <w:spacing w:line="276" w:lineRule="auto"/>
-              <w:rPr>
-                <w:rFonts w:ascii="Arial" w:eastAsia="Arial" w:hAnsi="Arial" w:cs="Arial"/>
-                <w:sz w:val="20"/>
-                <w:szCs w:val="20"/>
+              <w:spacing w:line="360" w:lineRule="auto"/>
+              <w:jc w:val="both"/>
+              <w:rPr>
+                <w:rFonts w:ascii="Times New Roman" w:eastAsia="Arial" w:hAnsi="Times New Roman" w:cs="Times New Roman"/>
+                <w:sz w:val="24"/>
+                <w:szCs w:val="24"/>
               </w:rPr>
             </w:pPr>
             <w:r>
+              <w:rPr>
+                <w:rFonts w:ascii="Times New Roman" w:hAnsi="Times New Roman" w:cs="Times New Roman"/>
+                <w:sz w:val="24"/>
+                <w:szCs w:val="24"/>
+              </w:rPr>
               <w:t>Alta</w:t>
             </w:r>
           </w:p>
@@ -5498,16 +5718,24 @@
           <w:p>
             <w:pPr>
               <w:widowControl w:val="0"/>
-              <w:spacing w:line="276" w:lineRule="auto"/>
-              <w:rPr>
-                <w:rFonts w:ascii="Arial" w:eastAsia="Arial" w:hAnsi="Arial" w:cs="Arial"/>
-                <w:sz w:val="20"/>
-                <w:szCs w:val="20"/>
+              <w:spacing w:line="360" w:lineRule="auto"/>
+              <w:jc w:val="both"/>
+              <w:rPr>
+                <w:rFonts w:ascii="Times New Roman" w:eastAsia="Arial" w:hAnsi="Times New Roman" w:cs="Times New Roman"/>
+                <w:sz w:val="24"/>
+                <w:szCs w:val="24"/>
               </w:rPr>
             </w:pPr>
-            <w:r>
+            <w:proofErr w:type="spellStart"/>
+            <w:r>
+              <w:rPr>
+                <w:rFonts w:ascii="Times New Roman" w:hAnsi="Times New Roman" w:cs="Times New Roman"/>
+                <w:sz w:val="24"/>
+                <w:szCs w:val="24"/>
+              </w:rPr>
               <w:t>RegistroAdmin</w:t>
             </w:r>
+            <w:proofErr w:type="spellEnd"/>
           </w:p>
         </w:tc>
         <w:tc>
@@ -5530,15 +5758,39 @@
           <w:p>
             <w:pPr>
               <w:widowControl w:val="0"/>
-              <w:spacing w:line="276" w:lineRule="auto"/>
-              <w:rPr>
-                <w:rFonts w:ascii="Arial" w:eastAsia="Arial" w:hAnsi="Arial" w:cs="Arial"/>
-                <w:sz w:val="20"/>
-                <w:szCs w:val="20"/>
+              <w:spacing w:line="360" w:lineRule="auto"/>
+              <w:jc w:val="both"/>
+              <w:rPr>
+                <w:rFonts w:ascii="Times New Roman" w:eastAsia="Arial" w:hAnsi="Times New Roman" w:cs="Times New Roman"/>
+                <w:sz w:val="24"/>
+                <w:szCs w:val="24"/>
               </w:rPr>
             </w:pPr>
             <w:r>
-              <w:t>El sistema web debe permitir la creacion de cuentas para administrador</w:t>
+              <w:rPr>
+                <w:rFonts w:ascii="Times New Roman" w:hAnsi="Times New Roman" w:cs="Times New Roman"/>
+                <w:sz w:val="24"/>
+                <w:szCs w:val="24"/>
+              </w:rPr>
+              <w:t xml:space="preserve">El sistema web debe permitir la </w:t>
+            </w:r>
+            <w:proofErr w:type="spellStart"/>
+            <w:r>
+              <w:rPr>
+                <w:rFonts w:ascii="Times New Roman" w:hAnsi="Times New Roman" w:cs="Times New Roman"/>
+                <w:sz w:val="24"/>
+                <w:szCs w:val="24"/>
+              </w:rPr>
+              <w:t>creacion</w:t>
+            </w:r>
+            <w:proofErr w:type="spellEnd"/>
+            <w:r>
+              <w:rPr>
+                <w:rFonts w:ascii="Times New Roman" w:hAnsi="Times New Roman" w:cs="Times New Roman"/>
+                <w:sz w:val="24"/>
+                <w:szCs w:val="24"/>
+              </w:rPr>
+              <w:t xml:space="preserve"> de cuentas para administrador</w:t>
             </w:r>
           </w:p>
         </w:tc>
@@ -5562,14 +5814,20 @@
           <w:p>
             <w:pPr>
               <w:widowControl w:val="0"/>
-              <w:spacing w:line="276" w:lineRule="auto"/>
-              <w:rPr>
-                <w:rFonts w:ascii="Arial" w:eastAsia="Arial" w:hAnsi="Arial" w:cs="Arial"/>
-                <w:sz w:val="20"/>
-                <w:szCs w:val="20"/>
+              <w:spacing w:line="360" w:lineRule="auto"/>
+              <w:jc w:val="both"/>
+              <w:rPr>
+                <w:rFonts w:ascii="Times New Roman" w:eastAsia="Arial" w:hAnsi="Times New Roman" w:cs="Times New Roman"/>
+                <w:sz w:val="24"/>
+                <w:szCs w:val="24"/>
               </w:rPr>
             </w:pPr>
             <w:r>
+              <w:rPr>
+                <w:rFonts w:ascii="Times New Roman" w:hAnsi="Times New Roman" w:cs="Times New Roman"/>
+                <w:sz w:val="24"/>
+                <w:szCs w:val="24"/>
+              </w:rPr>
               <w:t>Alta</w:t>
             </w:r>
           </w:p>
@@ -5596,16 +5854,24 @@
           <w:p>
             <w:pPr>
               <w:widowControl w:val="0"/>
-              <w:spacing w:line="276" w:lineRule="auto"/>
-              <w:rPr>
-                <w:rFonts w:ascii="Arial" w:eastAsia="Arial" w:hAnsi="Arial" w:cs="Arial"/>
-                <w:sz w:val="20"/>
-                <w:szCs w:val="20"/>
+              <w:spacing w:line="360" w:lineRule="auto"/>
+              <w:jc w:val="both"/>
+              <w:rPr>
+                <w:rFonts w:ascii="Times New Roman" w:eastAsia="Arial" w:hAnsi="Times New Roman" w:cs="Times New Roman"/>
+                <w:sz w:val="24"/>
+                <w:szCs w:val="24"/>
               </w:rPr>
             </w:pPr>
-            <w:r>
+            <w:proofErr w:type="spellStart"/>
+            <w:r>
+              <w:rPr>
+                <w:rFonts w:ascii="Times New Roman" w:hAnsi="Times New Roman" w:cs="Times New Roman"/>
+                <w:sz w:val="24"/>
+                <w:szCs w:val="24"/>
+              </w:rPr>
               <w:t>ModuloInput</w:t>
             </w:r>
+            <w:proofErr w:type="spellEnd"/>
           </w:p>
         </w:tc>
         <w:tc>
@@ -5628,15 +5894,57 @@
           <w:p>
             <w:pPr>
               <w:widowControl w:val="0"/>
-              <w:spacing w:line="276" w:lineRule="auto"/>
-              <w:rPr>
-                <w:rFonts w:ascii="Arial" w:eastAsia="Arial" w:hAnsi="Arial" w:cs="Arial"/>
-                <w:sz w:val="20"/>
-                <w:szCs w:val="20"/>
+              <w:spacing w:line="360" w:lineRule="auto"/>
+              <w:jc w:val="both"/>
+              <w:rPr>
+                <w:rFonts w:ascii="Times New Roman" w:eastAsia="Arial" w:hAnsi="Times New Roman" w:cs="Times New Roman"/>
+                <w:sz w:val="24"/>
+                <w:szCs w:val="24"/>
               </w:rPr>
             </w:pPr>
             <w:r>
-              <w:t>El sistema web debe tener un modulo para introducir la informacion clave dependiendo del formato escogido</w:t>
+              <w:rPr>
+                <w:rFonts w:ascii="Times New Roman" w:hAnsi="Times New Roman" w:cs="Times New Roman"/>
+                <w:sz w:val="24"/>
+                <w:szCs w:val="24"/>
+              </w:rPr>
+              <w:t xml:space="preserve">El sistema web debe tener un </w:t>
+            </w:r>
+            <w:proofErr w:type="spellStart"/>
+            <w:r>
+              <w:rPr>
+                <w:rFonts w:ascii="Times New Roman" w:hAnsi="Times New Roman" w:cs="Times New Roman"/>
+                <w:sz w:val="24"/>
+                <w:szCs w:val="24"/>
+              </w:rPr>
+              <w:t>modulo</w:t>
+            </w:r>
+            <w:proofErr w:type="spellEnd"/>
+            <w:r>
+              <w:rPr>
+                <w:rFonts w:ascii="Times New Roman" w:hAnsi="Times New Roman" w:cs="Times New Roman"/>
+                <w:sz w:val="24"/>
+                <w:szCs w:val="24"/>
+              </w:rPr>
+              <w:t xml:space="preserve"> para introducir la </w:t>
+            </w:r>
+            <w:proofErr w:type="spellStart"/>
+            <w:r>
+              <w:rPr>
+                <w:rFonts w:ascii="Times New Roman" w:hAnsi="Times New Roman" w:cs="Times New Roman"/>
+                <w:sz w:val="24"/>
+                <w:szCs w:val="24"/>
+              </w:rPr>
+              <w:t>informacion</w:t>
+            </w:r>
+            <w:proofErr w:type="spellEnd"/>
+            <w:r>
+              <w:rPr>
+                <w:rFonts w:ascii="Times New Roman" w:hAnsi="Times New Roman" w:cs="Times New Roman"/>
+                <w:sz w:val="24"/>
+                <w:szCs w:val="24"/>
+              </w:rPr>
+              <w:t xml:space="preserve"> clave dependiendo del formato escogido</w:t>
             </w:r>
           </w:p>
         </w:tc>
@@ -5660,14 +5968,20 @@
           <w:p>
             <w:pPr>
               <w:widowControl w:val="0"/>
-              <w:spacing w:line="276" w:lineRule="auto"/>
-              <w:rPr>
-                <w:rFonts w:ascii="Arial" w:eastAsia="Arial" w:hAnsi="Arial" w:cs="Arial"/>
-                <w:sz w:val="20"/>
-                <w:szCs w:val="20"/>
+              <w:spacing w:line="360" w:lineRule="auto"/>
+              <w:jc w:val="both"/>
+              <w:rPr>
+                <w:rFonts w:ascii="Times New Roman" w:eastAsia="Arial" w:hAnsi="Times New Roman" w:cs="Times New Roman"/>
+                <w:sz w:val="24"/>
+                <w:szCs w:val="24"/>
               </w:rPr>
             </w:pPr>
             <w:r>
+              <w:rPr>
+                <w:rFonts w:ascii="Times New Roman" w:hAnsi="Times New Roman" w:cs="Times New Roman"/>
+                <w:sz w:val="24"/>
+                <w:szCs w:val="24"/>
+              </w:rPr>
               <w:t>Alta</w:t>
             </w:r>
           </w:p>
@@ -5694,16 +6008,24 @@
           <w:p>
             <w:pPr>
               <w:widowControl w:val="0"/>
-              <w:spacing w:line="276" w:lineRule="auto"/>
-              <w:rPr>
-                <w:rFonts w:ascii="Arial" w:eastAsia="Arial" w:hAnsi="Arial" w:cs="Arial"/>
-                <w:sz w:val="20"/>
-                <w:szCs w:val="20"/>
+              <w:spacing w:line="360" w:lineRule="auto"/>
+              <w:jc w:val="both"/>
+              <w:rPr>
+                <w:rFonts w:ascii="Times New Roman" w:eastAsia="Arial" w:hAnsi="Times New Roman" w:cs="Times New Roman"/>
+                <w:sz w:val="24"/>
+                <w:szCs w:val="24"/>
               </w:rPr>
             </w:pPr>
-            <w:r>
+            <w:proofErr w:type="spellStart"/>
+            <w:r>
+              <w:rPr>
+                <w:rFonts w:ascii="Times New Roman" w:hAnsi="Times New Roman" w:cs="Times New Roman"/>
+                <w:sz w:val="24"/>
+                <w:szCs w:val="24"/>
+              </w:rPr>
               <w:t>SeleccionFormato</w:t>
             </w:r>
+            <w:proofErr w:type="spellEnd"/>
           </w:p>
         </w:tc>
         <w:tc>
@@ -5726,15 +6048,39 @@
           <w:p>
             <w:pPr>
               <w:widowControl w:val="0"/>
-              <w:spacing w:line="276" w:lineRule="auto"/>
-              <w:rPr>
-                <w:rFonts w:ascii="Arial" w:eastAsia="Arial" w:hAnsi="Arial" w:cs="Arial"/>
-                <w:sz w:val="20"/>
-                <w:szCs w:val="20"/>
+              <w:spacing w:line="360" w:lineRule="auto"/>
+              <w:jc w:val="both"/>
+              <w:rPr>
+                <w:rFonts w:ascii="Times New Roman" w:eastAsia="Arial" w:hAnsi="Times New Roman" w:cs="Times New Roman"/>
+                <w:sz w:val="24"/>
+                <w:szCs w:val="24"/>
               </w:rPr>
             </w:pPr>
             <w:r>
-              <w:t>El sistema web debe permitir la seleccion del formato estandarizado para iniciar un nuevo documento</w:t>
+              <w:rPr>
+                <w:rFonts w:ascii="Times New Roman" w:hAnsi="Times New Roman" w:cs="Times New Roman"/>
+                <w:sz w:val="24"/>
+                <w:szCs w:val="24"/>
+              </w:rPr>
+              <w:t xml:space="preserve">El sistema web debe permitir la </w:t>
+            </w:r>
+            <w:proofErr w:type="spellStart"/>
+            <w:r>
+              <w:rPr>
+                <w:rFonts w:ascii="Times New Roman" w:hAnsi="Times New Roman" w:cs="Times New Roman"/>
+                <w:sz w:val="24"/>
+                <w:szCs w:val="24"/>
+              </w:rPr>
+              <w:t>seleccion</w:t>
+            </w:r>
+            <w:proofErr w:type="spellEnd"/>
+            <w:r>
+              <w:rPr>
+                <w:rFonts w:ascii="Times New Roman" w:hAnsi="Times New Roman" w:cs="Times New Roman"/>
+                <w:sz w:val="24"/>
+                <w:szCs w:val="24"/>
+              </w:rPr>
+              <w:t xml:space="preserve"> del formato estandarizado para iniciar un nuevo documento</w:t>
             </w:r>
           </w:p>
         </w:tc>
@@ -5758,14 +6104,20 @@
           <w:p>
             <w:pPr>
               <w:widowControl w:val="0"/>
-              <w:spacing w:line="276" w:lineRule="auto"/>
-              <w:rPr>
-                <w:rFonts w:ascii="Arial" w:eastAsia="Arial" w:hAnsi="Arial" w:cs="Arial"/>
-                <w:sz w:val="20"/>
-                <w:szCs w:val="20"/>
+              <w:spacing w:line="360" w:lineRule="auto"/>
+              <w:jc w:val="both"/>
+              <w:rPr>
+                <w:rFonts w:ascii="Times New Roman" w:eastAsia="Arial" w:hAnsi="Times New Roman" w:cs="Times New Roman"/>
+                <w:sz w:val="24"/>
+                <w:szCs w:val="24"/>
               </w:rPr>
             </w:pPr>
             <w:r>
+              <w:rPr>
+                <w:rFonts w:ascii="Times New Roman" w:hAnsi="Times New Roman" w:cs="Times New Roman"/>
+                <w:sz w:val="24"/>
+                <w:szCs w:val="24"/>
+              </w:rPr>
               <w:t>Alta</w:t>
             </w:r>
           </w:p>
@@ -5792,16 +6144,24 @@
           <w:p>
             <w:pPr>
               <w:widowControl w:val="0"/>
-              <w:spacing w:line="276" w:lineRule="auto"/>
-              <w:rPr>
-                <w:rFonts w:ascii="Arial" w:eastAsia="Arial" w:hAnsi="Arial" w:cs="Arial"/>
-                <w:sz w:val="20"/>
-                <w:szCs w:val="20"/>
+              <w:spacing w:line="360" w:lineRule="auto"/>
+              <w:jc w:val="both"/>
+              <w:rPr>
+                <w:rFonts w:ascii="Times New Roman" w:eastAsia="Arial" w:hAnsi="Times New Roman" w:cs="Times New Roman"/>
+                <w:sz w:val="24"/>
+                <w:szCs w:val="24"/>
               </w:rPr>
             </w:pPr>
-            <w:r>
+            <w:proofErr w:type="spellStart"/>
+            <w:r>
+              <w:rPr>
+                <w:rFonts w:ascii="Times New Roman" w:hAnsi="Times New Roman" w:cs="Times New Roman"/>
+                <w:sz w:val="24"/>
+                <w:szCs w:val="24"/>
+              </w:rPr>
               <w:t>MultiIdioma</w:t>
             </w:r>
+            <w:proofErr w:type="spellEnd"/>
           </w:p>
         </w:tc>
         <w:tc>
@@ -5824,14 +6184,20 @@
           <w:p>
             <w:pPr>
               <w:widowControl w:val="0"/>
-              <w:spacing w:line="276" w:lineRule="auto"/>
-              <w:rPr>
-                <w:rFonts w:ascii="Arial" w:eastAsia="Arial" w:hAnsi="Arial" w:cs="Arial"/>
-                <w:sz w:val="20"/>
-                <w:szCs w:val="20"/>
+              <w:spacing w:line="360" w:lineRule="auto"/>
+              <w:jc w:val="both"/>
+              <w:rPr>
+                <w:rFonts w:ascii="Times New Roman" w:eastAsia="Arial" w:hAnsi="Times New Roman" w:cs="Times New Roman"/>
+                <w:sz w:val="24"/>
+                <w:szCs w:val="24"/>
               </w:rPr>
             </w:pPr>
             <w:r>
+              <w:rPr>
+                <w:rFonts w:ascii="Times New Roman" w:hAnsi="Times New Roman" w:cs="Times New Roman"/>
+                <w:sz w:val="24"/>
+                <w:szCs w:val="24"/>
+              </w:rPr>
               <w:t>El sistema web debe permitir generar documentos en distintos idiomas si así lo permite el modelo IA configurado.</w:t>
             </w:r>
           </w:p>
@@ -5856,14 +6222,20 @@
           <w:p>
             <w:pPr>
               <w:widowControl w:val="0"/>
-              <w:spacing w:line="276" w:lineRule="auto"/>
-              <w:rPr>
-                <w:rFonts w:ascii="Arial" w:eastAsia="Arial" w:hAnsi="Arial" w:cs="Arial"/>
-                <w:sz w:val="20"/>
-                <w:szCs w:val="20"/>
+              <w:spacing w:line="360" w:lineRule="auto"/>
+              <w:jc w:val="both"/>
+              <w:rPr>
+                <w:rFonts w:ascii="Times New Roman" w:eastAsia="Arial" w:hAnsi="Times New Roman" w:cs="Times New Roman"/>
+                <w:sz w:val="24"/>
+                <w:szCs w:val="24"/>
               </w:rPr>
             </w:pPr>
             <w:r>
+              <w:rPr>
+                <w:rFonts w:ascii="Times New Roman" w:hAnsi="Times New Roman" w:cs="Times New Roman"/>
+                <w:sz w:val="24"/>
+                <w:szCs w:val="24"/>
+              </w:rPr>
               <w:t>Alta</w:t>
             </w:r>
           </w:p>
@@ -5890,16 +6262,24 @@
           <w:p>
             <w:pPr>
               <w:widowControl w:val="0"/>
-              <w:spacing w:line="276" w:lineRule="auto"/>
-              <w:rPr>
-                <w:rFonts w:ascii="Arial" w:eastAsia="Arial" w:hAnsi="Arial" w:cs="Arial"/>
-                <w:sz w:val="20"/>
-                <w:szCs w:val="20"/>
+              <w:spacing w:line="360" w:lineRule="auto"/>
+              <w:jc w:val="both"/>
+              <w:rPr>
+                <w:rFonts w:ascii="Times New Roman" w:eastAsia="Arial" w:hAnsi="Times New Roman" w:cs="Times New Roman"/>
+                <w:sz w:val="24"/>
+                <w:szCs w:val="24"/>
               </w:rPr>
             </w:pPr>
-            <w:r>
+            <w:proofErr w:type="spellStart"/>
+            <w:r>
+              <w:rPr>
+                <w:rFonts w:ascii="Times New Roman" w:hAnsi="Times New Roman" w:cs="Times New Roman"/>
+                <w:sz w:val="24"/>
+                <w:szCs w:val="24"/>
+              </w:rPr>
               <w:t>ModelosIA</w:t>
             </w:r>
+            <w:proofErr w:type="spellEnd"/>
           </w:p>
         </w:tc>
         <w:tc>
@@ -5922,17 +6302,19 @@
           <w:p>
             <w:pPr>
               <w:widowControl w:val="0"/>
-              <w:spacing w:line="276" w:lineRule="auto"/>
-              <w:rPr>
-                <w:rFonts w:ascii="Arial" w:eastAsia="Arial" w:hAnsi="Arial" w:cs="Arial"/>
-                <w:sz w:val="20"/>
-                <w:szCs w:val="20"/>
+              <w:spacing w:line="360" w:lineRule="auto"/>
+              <w:jc w:val="both"/>
+              <w:rPr>
+                <w:rFonts w:ascii="Times New Roman" w:eastAsia="Arial" w:hAnsi="Times New Roman" w:cs="Times New Roman"/>
+                <w:sz w:val="24"/>
+                <w:szCs w:val="24"/>
               </w:rPr>
             </w:pPr>
             <w:r>
               <w:rPr>
-                <w:sz w:val="20"/>
-                <w:szCs w:val="20"/>
+                <w:rFonts w:ascii="Times New Roman" w:hAnsi="Times New Roman" w:cs="Times New Roman"/>
+                <w:sz w:val="24"/>
+                <w:szCs w:val="24"/>
               </w:rPr>
               <w:t>El sistema web debe contener modelos de IA</w:t>
             </w:r>
@@ -5958,14 +6340,20 @@
           <w:p>
             <w:pPr>
               <w:widowControl w:val="0"/>
-              <w:spacing w:line="276" w:lineRule="auto"/>
-              <w:rPr>
-                <w:rFonts w:ascii="Arial" w:eastAsia="Arial" w:hAnsi="Arial" w:cs="Arial"/>
-                <w:sz w:val="20"/>
-                <w:szCs w:val="20"/>
+              <w:spacing w:line="360" w:lineRule="auto"/>
+              <w:jc w:val="both"/>
+              <w:rPr>
+                <w:rFonts w:ascii="Times New Roman" w:eastAsia="Arial" w:hAnsi="Times New Roman" w:cs="Times New Roman"/>
+                <w:sz w:val="24"/>
+                <w:szCs w:val="24"/>
               </w:rPr>
             </w:pPr>
             <w:r>
+              <w:rPr>
+                <w:rFonts w:ascii="Times New Roman" w:hAnsi="Times New Roman" w:cs="Times New Roman"/>
+                <w:sz w:val="24"/>
+                <w:szCs w:val="24"/>
+              </w:rPr>
               <w:t>Alta</w:t>
             </w:r>
           </w:p>
@@ -5992,16 +6380,24 @@
           <w:p>
             <w:pPr>
               <w:widowControl w:val="0"/>
-              <w:spacing w:line="276" w:lineRule="auto"/>
-              <w:rPr>
-                <w:rFonts w:ascii="Arial" w:eastAsia="Arial" w:hAnsi="Arial" w:cs="Arial"/>
-                <w:sz w:val="20"/>
-                <w:szCs w:val="20"/>
+              <w:spacing w:line="360" w:lineRule="auto"/>
+              <w:jc w:val="both"/>
+              <w:rPr>
+                <w:rFonts w:ascii="Times New Roman" w:eastAsia="Arial" w:hAnsi="Times New Roman" w:cs="Times New Roman"/>
+                <w:sz w:val="24"/>
+                <w:szCs w:val="24"/>
               </w:rPr>
             </w:pPr>
-            <w:r>
+            <w:proofErr w:type="spellStart"/>
+            <w:r>
+              <w:rPr>
+                <w:rFonts w:ascii="Times New Roman" w:hAnsi="Times New Roman" w:cs="Times New Roman"/>
+                <w:sz w:val="24"/>
+                <w:szCs w:val="24"/>
+              </w:rPr>
               <w:t>GenerarPDF</w:t>
             </w:r>
+            <w:proofErr w:type="spellEnd"/>
           </w:p>
         </w:tc>
         <w:tc>
@@ -6024,15 +6420,40 @@
           <w:p>
             <w:pPr>
               <w:widowControl w:val="0"/>
-              <w:spacing w:line="276" w:lineRule="auto"/>
-              <w:rPr>
-                <w:rFonts w:ascii="Arial" w:eastAsia="Arial" w:hAnsi="Arial" w:cs="Arial"/>
-                <w:sz w:val="20"/>
-                <w:szCs w:val="20"/>
+              <w:spacing w:line="360" w:lineRule="auto"/>
+              <w:jc w:val="both"/>
+              <w:rPr>
+                <w:rFonts w:ascii="Times New Roman" w:eastAsia="Arial" w:hAnsi="Times New Roman" w:cs="Times New Roman"/>
+                <w:sz w:val="24"/>
+                <w:szCs w:val="24"/>
               </w:rPr>
             </w:pPr>
             <w:r>
-              <w:t>El sistema web debe permitir la generacion documentos completos en formatos PDF siguiendo los formatos establecidos.</w:t>
+              <w:rPr>
+                <w:rFonts w:ascii="Times New Roman" w:hAnsi="Times New Roman" w:cs="Times New Roman"/>
+                <w:sz w:val="24"/>
+                <w:szCs w:val="24"/>
+              </w:rPr>
+              <w:t xml:space="preserve">El sistema web debe permitir la </w:t>
+            </w:r>
+            <w:proofErr w:type="spellStart"/>
+            <w:r>
+              <w:rPr>
+                <w:rFonts w:ascii="Times New Roman" w:hAnsi="Times New Roman" w:cs="Times New Roman"/>
+                <w:sz w:val="24"/>
+                <w:szCs w:val="24"/>
+              </w:rPr>
+              <w:lastRenderedPageBreak/>
+              <w:t>generacion</w:t>
+            </w:r>
+            <w:proofErr w:type="spellEnd"/>
+            <w:r>
+              <w:rPr>
+                <w:rFonts w:ascii="Times New Roman" w:hAnsi="Times New Roman" w:cs="Times New Roman"/>
+                <w:sz w:val="24"/>
+                <w:szCs w:val="24"/>
+              </w:rPr>
+              <w:t xml:space="preserve"> documentos completos en formatos PDF siguiendo los formatos establecidos.</w:t>
             </w:r>
           </w:p>
         </w:tc>
@@ -6056,14 +6477,21 @@
           <w:p>
             <w:pPr>
               <w:widowControl w:val="0"/>
-              <w:spacing w:line="276" w:lineRule="auto"/>
-              <w:rPr>
-                <w:rFonts w:ascii="Arial" w:eastAsia="Arial" w:hAnsi="Arial" w:cs="Arial"/>
-                <w:sz w:val="20"/>
-                <w:szCs w:val="20"/>
+              <w:spacing w:line="360" w:lineRule="auto"/>
+              <w:jc w:val="both"/>
+              <w:rPr>
+                <w:rFonts w:ascii="Times New Roman" w:eastAsia="Arial" w:hAnsi="Times New Roman" w:cs="Times New Roman"/>
+                <w:sz w:val="24"/>
+                <w:szCs w:val="24"/>
               </w:rPr>
             </w:pPr>
             <w:r>
+              <w:rPr>
+                <w:rFonts w:ascii="Times New Roman" w:hAnsi="Times New Roman" w:cs="Times New Roman"/>
+                <w:sz w:val="24"/>
+                <w:szCs w:val="24"/>
+              </w:rPr>
+              <w:lastRenderedPageBreak/>
               <w:t>Alta</w:t>
             </w:r>
           </w:p>
@@ -6090,16 +6518,24 @@
           <w:p>
             <w:pPr>
               <w:widowControl w:val="0"/>
-              <w:spacing w:line="276" w:lineRule="auto"/>
-              <w:rPr>
-                <w:rFonts w:ascii="Arial" w:eastAsia="Arial" w:hAnsi="Arial" w:cs="Arial"/>
-                <w:sz w:val="20"/>
-                <w:szCs w:val="20"/>
+              <w:spacing w:line="360" w:lineRule="auto"/>
+              <w:jc w:val="both"/>
+              <w:rPr>
+                <w:rFonts w:ascii="Times New Roman" w:eastAsia="Arial" w:hAnsi="Times New Roman" w:cs="Times New Roman"/>
+                <w:sz w:val="24"/>
+                <w:szCs w:val="24"/>
               </w:rPr>
             </w:pPr>
-            <w:r>
+            <w:proofErr w:type="spellStart"/>
+            <w:r>
+              <w:rPr>
+                <w:rFonts w:ascii="Times New Roman" w:hAnsi="Times New Roman" w:cs="Times New Roman"/>
+                <w:sz w:val="24"/>
+                <w:szCs w:val="24"/>
+              </w:rPr>
               <w:t>DescargaInmediata</w:t>
             </w:r>
+            <w:proofErr w:type="spellEnd"/>
           </w:p>
         </w:tc>
         <w:tc>
@@ -6122,16 +6558,32 @@
           <w:p>
             <w:pPr>
               <w:widowControl w:val="0"/>
-              <w:spacing w:line="276" w:lineRule="auto"/>
-              <w:rPr>
-                <w:rFonts w:ascii="Arial" w:eastAsia="Arial" w:hAnsi="Arial" w:cs="Arial"/>
-                <w:sz w:val="20"/>
-                <w:szCs w:val="20"/>
+              <w:spacing w:line="360" w:lineRule="auto"/>
+              <w:jc w:val="both"/>
+              <w:rPr>
+                <w:rFonts w:ascii="Times New Roman" w:eastAsia="Arial" w:hAnsi="Times New Roman" w:cs="Times New Roman"/>
+                <w:sz w:val="24"/>
+                <w:szCs w:val="24"/>
               </w:rPr>
             </w:pPr>
             <w:r>
-              <w:t>El sistema web debe permitir la descarga del documento en el momento de su generacion</w:t>
-            </w:r>
+              <w:rPr>
+                <w:rFonts w:ascii="Times New Roman" w:hAnsi="Times New Roman" w:cs="Times New Roman"/>
+                <w:sz w:val="24"/>
+                <w:szCs w:val="24"/>
+              </w:rPr>
+              <w:t xml:space="preserve">El sistema web debe permitir la descarga del documento en el momento de su </w:t>
+            </w:r>
+            <w:proofErr w:type="spellStart"/>
+            <w:r>
+              <w:rPr>
+                <w:rFonts w:ascii="Times New Roman" w:hAnsi="Times New Roman" w:cs="Times New Roman"/>
+                <w:sz w:val="24"/>
+                <w:szCs w:val="24"/>
+              </w:rPr>
+              <w:t>generacion</w:t>
+            </w:r>
+            <w:proofErr w:type="spellEnd"/>
           </w:p>
         </w:tc>
         <w:tc>
@@ -6154,14 +6606,20 @@
           <w:p>
             <w:pPr>
               <w:widowControl w:val="0"/>
-              <w:spacing w:line="276" w:lineRule="auto"/>
-              <w:rPr>
-                <w:rFonts w:ascii="Arial" w:eastAsia="Arial" w:hAnsi="Arial" w:cs="Arial"/>
-                <w:sz w:val="20"/>
-                <w:szCs w:val="20"/>
+              <w:spacing w:line="360" w:lineRule="auto"/>
+              <w:jc w:val="both"/>
+              <w:rPr>
+                <w:rFonts w:ascii="Times New Roman" w:eastAsia="Arial" w:hAnsi="Times New Roman" w:cs="Times New Roman"/>
+                <w:sz w:val="24"/>
+                <w:szCs w:val="24"/>
               </w:rPr>
             </w:pPr>
             <w:r>
+              <w:rPr>
+                <w:rFonts w:ascii="Times New Roman" w:hAnsi="Times New Roman" w:cs="Times New Roman"/>
+                <w:sz w:val="24"/>
+                <w:szCs w:val="24"/>
+              </w:rPr>
               <w:t>Alta</w:t>
             </w:r>
           </w:p>
@@ -6188,16 +6646,24 @@
           <w:p>
             <w:pPr>
               <w:widowControl w:val="0"/>
-              <w:spacing w:line="276" w:lineRule="auto"/>
-              <w:rPr>
-                <w:rFonts w:ascii="Arial" w:eastAsia="Arial" w:hAnsi="Arial" w:cs="Arial"/>
-                <w:sz w:val="20"/>
-                <w:szCs w:val="20"/>
+              <w:spacing w:line="360" w:lineRule="auto"/>
+              <w:jc w:val="both"/>
+              <w:rPr>
+                <w:rFonts w:ascii="Times New Roman" w:eastAsia="Arial" w:hAnsi="Times New Roman" w:cs="Times New Roman"/>
+                <w:sz w:val="24"/>
+                <w:szCs w:val="24"/>
               </w:rPr>
             </w:pPr>
-            <w:r>
+            <w:proofErr w:type="spellStart"/>
+            <w:r>
+              <w:rPr>
+                <w:rFonts w:ascii="Times New Roman" w:hAnsi="Times New Roman" w:cs="Times New Roman"/>
+                <w:sz w:val="24"/>
+                <w:szCs w:val="24"/>
+              </w:rPr>
               <w:t>GenerarCitas</w:t>
             </w:r>
+            <w:proofErr w:type="spellEnd"/>
           </w:p>
         </w:tc>
         <w:tc>
@@ -6220,19 +6686,93 @@
           <w:p>
             <w:pPr>
               <w:widowControl w:val="0"/>
-              <w:spacing w:line="276" w:lineRule="auto"/>
-              <w:rPr>
-                <w:rFonts w:ascii="Arial" w:eastAsia="Arial" w:hAnsi="Arial" w:cs="Arial"/>
-                <w:sz w:val="20"/>
-                <w:szCs w:val="20"/>
+              <w:spacing w:line="360" w:lineRule="auto"/>
+              <w:jc w:val="both"/>
+              <w:rPr>
+                <w:rFonts w:ascii="Times New Roman" w:eastAsia="Arial" w:hAnsi="Times New Roman" w:cs="Times New Roman"/>
+                <w:sz w:val="24"/>
+                <w:szCs w:val="24"/>
               </w:rPr>
             </w:pPr>
             <w:r>
+              <w:rPr>
+                <w:rFonts w:ascii="Times New Roman" w:hAnsi="Times New Roman" w:cs="Times New Roman"/>
+                <w:sz w:val="24"/>
+                <w:szCs w:val="24"/>
+              </w:rPr>
               <w:t xml:space="preserve">El sistema web debe generar las citas y </w:t>
             </w:r>
-            <w:r>
-              <w:lastRenderedPageBreak/>
-              <w:t>bibliografia automaticamente segun el contenido extraidas de fuentes reales dependiendo del formato escogido</w:t>
+            <w:proofErr w:type="spellStart"/>
+            <w:r>
+              <w:rPr>
+                <w:rFonts w:ascii="Times New Roman" w:hAnsi="Times New Roman" w:cs="Times New Roman"/>
+                <w:sz w:val="24"/>
+                <w:szCs w:val="24"/>
+              </w:rPr>
+              <w:t>bibliografia</w:t>
+            </w:r>
+            <w:proofErr w:type="spellEnd"/>
+            <w:r>
+              <w:rPr>
+                <w:rFonts w:ascii="Times New Roman" w:hAnsi="Times New Roman" w:cs="Times New Roman"/>
+                <w:sz w:val="24"/>
+                <w:szCs w:val="24"/>
+              </w:rPr>
+              <w:t xml:space="preserve"> </w:t>
+            </w:r>
+            <w:proofErr w:type="spellStart"/>
+            <w:r>
+              <w:rPr>
+                <w:rFonts w:ascii="Times New Roman" w:hAnsi="Times New Roman" w:cs="Times New Roman"/>
+                <w:sz w:val="24"/>
+                <w:szCs w:val="24"/>
+              </w:rPr>
+              <w:t>automaticamente</w:t>
+            </w:r>
+            <w:proofErr w:type="spellEnd"/>
+            <w:r>
+              <w:rPr>
+                <w:rFonts w:ascii="Times New Roman" w:hAnsi="Times New Roman" w:cs="Times New Roman"/>
+                <w:sz w:val="24"/>
+                <w:szCs w:val="24"/>
+              </w:rPr>
+              <w:t xml:space="preserve"> </w:t>
+            </w:r>
+            <w:proofErr w:type="spellStart"/>
+            <w:r>
+              <w:rPr>
+                <w:rFonts w:ascii="Times New Roman" w:hAnsi="Times New Roman" w:cs="Times New Roman"/>
+                <w:sz w:val="24"/>
+                <w:szCs w:val="24"/>
+              </w:rPr>
+              <w:t>segun</w:t>
+            </w:r>
+            <w:proofErr w:type="spellEnd"/>
+            <w:r>
+              <w:rPr>
+                <w:rFonts w:ascii="Times New Roman" w:hAnsi="Times New Roman" w:cs="Times New Roman"/>
+                <w:sz w:val="24"/>
+                <w:szCs w:val="24"/>
+              </w:rPr>
+              <w:t xml:space="preserve"> el contenido </w:t>
+            </w:r>
+            <w:proofErr w:type="spellStart"/>
+            <w:r>
+              <w:rPr>
+                <w:rFonts w:ascii="Times New Roman" w:hAnsi="Times New Roman" w:cs="Times New Roman"/>
+                <w:sz w:val="24"/>
+                <w:szCs w:val="24"/>
+              </w:rPr>
+              <w:t>extraidas</w:t>
+            </w:r>
+            <w:proofErr w:type="spellEnd"/>
+            <w:r>
+              <w:rPr>
+                <w:rFonts w:ascii="Times New Roman" w:hAnsi="Times New Roman" w:cs="Times New Roman"/>
+                <w:sz w:val="24"/>
+                <w:szCs w:val="24"/>
+              </w:rPr>
+              <w:t xml:space="preserve"> de fuentes reales dependiendo del formato escogido</w:t>
             </w:r>
           </w:p>
         </w:tc>
@@ -6256,15 +6796,20 @@
           <w:p>
             <w:pPr>
               <w:widowControl w:val="0"/>
-              <w:spacing w:line="276" w:lineRule="auto"/>
-              <w:rPr>
-                <w:rFonts w:ascii="Arial" w:eastAsia="Arial" w:hAnsi="Arial" w:cs="Arial"/>
-                <w:sz w:val="20"/>
-                <w:szCs w:val="20"/>
+              <w:spacing w:line="360" w:lineRule="auto"/>
+              <w:jc w:val="both"/>
+              <w:rPr>
+                <w:rFonts w:ascii="Times New Roman" w:eastAsia="Arial" w:hAnsi="Times New Roman" w:cs="Times New Roman"/>
+                <w:sz w:val="24"/>
+                <w:szCs w:val="24"/>
               </w:rPr>
             </w:pPr>
             <w:r>
-              <w:lastRenderedPageBreak/>
+              <w:rPr>
+                <w:rFonts w:ascii="Times New Roman" w:hAnsi="Times New Roman" w:cs="Times New Roman"/>
+                <w:sz w:val="24"/>
+                <w:szCs w:val="24"/>
+              </w:rPr>
               <w:t>Alta</w:t>
             </w:r>
           </w:p>
@@ -6291,16 +6836,24 @@
           <w:p>
             <w:pPr>
               <w:widowControl w:val="0"/>
-              <w:spacing w:line="276" w:lineRule="auto"/>
-              <w:rPr>
-                <w:rFonts w:ascii="Arial" w:eastAsia="Arial" w:hAnsi="Arial" w:cs="Arial"/>
-                <w:sz w:val="20"/>
-                <w:szCs w:val="20"/>
+              <w:spacing w:line="360" w:lineRule="auto"/>
+              <w:jc w:val="both"/>
+              <w:rPr>
+                <w:rFonts w:ascii="Times New Roman" w:eastAsia="Arial" w:hAnsi="Times New Roman" w:cs="Times New Roman"/>
+                <w:sz w:val="24"/>
+                <w:szCs w:val="24"/>
               </w:rPr>
             </w:pPr>
-            <w:r>
+            <w:proofErr w:type="spellStart"/>
+            <w:r>
+              <w:rPr>
+                <w:rFonts w:ascii="Times New Roman" w:hAnsi="Times New Roman" w:cs="Times New Roman"/>
+                <w:sz w:val="24"/>
+                <w:szCs w:val="24"/>
+              </w:rPr>
               <w:t>HistorialDocs</w:t>
             </w:r>
+            <w:proofErr w:type="spellEnd"/>
           </w:p>
         </w:tc>
         <w:tc>
@@ -6323,14 +6876,20 @@
           <w:p>
             <w:pPr>
               <w:widowControl w:val="0"/>
-              <w:spacing w:line="276" w:lineRule="auto"/>
-              <w:rPr>
-                <w:rFonts w:ascii="Arial" w:eastAsia="Arial" w:hAnsi="Arial" w:cs="Arial"/>
-                <w:sz w:val="20"/>
-                <w:szCs w:val="20"/>
+              <w:spacing w:line="360" w:lineRule="auto"/>
+              <w:jc w:val="both"/>
+              <w:rPr>
+                <w:rFonts w:ascii="Times New Roman" w:eastAsia="Arial" w:hAnsi="Times New Roman" w:cs="Times New Roman"/>
+                <w:sz w:val="24"/>
+                <w:szCs w:val="24"/>
               </w:rPr>
             </w:pPr>
             <w:r>
+              <w:rPr>
+                <w:rFonts w:ascii="Times New Roman" w:hAnsi="Times New Roman" w:cs="Times New Roman"/>
+                <w:sz w:val="24"/>
+                <w:szCs w:val="24"/>
+              </w:rPr>
               <w:t>El sistema web debe almacenar un historial de los documentos realizados previamente</w:t>
             </w:r>
           </w:p>
@@ -6355,14 +6914,20 @@
           <w:p>
             <w:pPr>
               <w:widowControl w:val="0"/>
-              <w:spacing w:line="276" w:lineRule="auto"/>
-              <w:rPr>
-                <w:rFonts w:ascii="Arial" w:eastAsia="Arial" w:hAnsi="Arial" w:cs="Arial"/>
-                <w:sz w:val="20"/>
-                <w:szCs w:val="20"/>
+              <w:spacing w:line="360" w:lineRule="auto"/>
+              <w:jc w:val="both"/>
+              <w:rPr>
+                <w:rFonts w:ascii="Times New Roman" w:eastAsia="Arial" w:hAnsi="Times New Roman" w:cs="Times New Roman"/>
+                <w:sz w:val="24"/>
+                <w:szCs w:val="24"/>
               </w:rPr>
             </w:pPr>
             <w:r>
+              <w:rPr>
+                <w:rFonts w:ascii="Times New Roman" w:hAnsi="Times New Roman" w:cs="Times New Roman"/>
+                <w:sz w:val="24"/>
+                <w:szCs w:val="24"/>
+              </w:rPr>
               <w:t>Alta</w:t>
             </w:r>
           </w:p>
@@ -6389,16 +6954,24 @@
           <w:p>
             <w:pPr>
               <w:widowControl w:val="0"/>
-              <w:spacing w:line="276" w:lineRule="auto"/>
-              <w:rPr>
-                <w:rFonts w:ascii="Arial" w:eastAsia="Arial" w:hAnsi="Arial" w:cs="Arial"/>
-                <w:sz w:val="20"/>
-                <w:szCs w:val="20"/>
+              <w:spacing w:line="360" w:lineRule="auto"/>
+              <w:jc w:val="both"/>
+              <w:rPr>
+                <w:rFonts w:ascii="Times New Roman" w:eastAsia="Arial" w:hAnsi="Times New Roman" w:cs="Times New Roman"/>
+                <w:sz w:val="24"/>
+                <w:szCs w:val="24"/>
               </w:rPr>
             </w:pPr>
-            <w:r>
+            <w:proofErr w:type="spellStart"/>
+            <w:r>
+              <w:rPr>
+                <w:rFonts w:ascii="Times New Roman" w:hAnsi="Times New Roman" w:cs="Times New Roman"/>
+                <w:sz w:val="24"/>
+                <w:szCs w:val="24"/>
+              </w:rPr>
               <w:t>DescargaHistorial</w:t>
             </w:r>
+            <w:proofErr w:type="spellEnd"/>
           </w:p>
         </w:tc>
         <w:tc>
@@ -6421,14 +6994,20 @@
           <w:p>
             <w:pPr>
               <w:widowControl w:val="0"/>
-              <w:spacing w:line="276" w:lineRule="auto"/>
-              <w:rPr>
-                <w:rFonts w:ascii="Arial" w:eastAsia="Arial" w:hAnsi="Arial" w:cs="Arial"/>
-                <w:sz w:val="20"/>
-                <w:szCs w:val="20"/>
+              <w:spacing w:line="360" w:lineRule="auto"/>
+              <w:jc w:val="both"/>
+              <w:rPr>
+                <w:rFonts w:ascii="Times New Roman" w:eastAsia="Arial" w:hAnsi="Times New Roman" w:cs="Times New Roman"/>
+                <w:sz w:val="24"/>
+                <w:szCs w:val="24"/>
               </w:rPr>
             </w:pPr>
             <w:r>
+              <w:rPr>
+                <w:rFonts w:ascii="Times New Roman" w:hAnsi="Times New Roman" w:cs="Times New Roman"/>
+                <w:sz w:val="24"/>
+                <w:szCs w:val="24"/>
+              </w:rPr>
               <w:t>El sistema web debe permitir la descarga de los documentos previos</w:t>
             </w:r>
           </w:p>
@@ -6453,14 +7032,20 @@
           <w:p>
             <w:pPr>
               <w:widowControl w:val="0"/>
-              <w:spacing w:line="276" w:lineRule="auto"/>
-              <w:rPr>
-                <w:rFonts w:ascii="Arial" w:eastAsia="Arial" w:hAnsi="Arial" w:cs="Arial"/>
-                <w:sz w:val="20"/>
-                <w:szCs w:val="20"/>
+              <w:spacing w:line="360" w:lineRule="auto"/>
+              <w:jc w:val="both"/>
+              <w:rPr>
+                <w:rFonts w:ascii="Times New Roman" w:eastAsia="Arial" w:hAnsi="Times New Roman" w:cs="Times New Roman"/>
+                <w:sz w:val="24"/>
+                <w:szCs w:val="24"/>
               </w:rPr>
             </w:pPr>
             <w:r>
+              <w:rPr>
+                <w:rFonts w:ascii="Times New Roman" w:hAnsi="Times New Roman" w:cs="Times New Roman"/>
+                <w:sz w:val="24"/>
+                <w:szCs w:val="24"/>
+              </w:rPr>
               <w:t>Alta</w:t>
             </w:r>
           </w:p>
@@ -6487,17 +7072,32 @@
           <w:p>
             <w:pPr>
               <w:widowControl w:val="0"/>
-              <w:spacing w:line="276" w:lineRule="auto"/>
-              <w:jc w:val="center"/>
-              <w:rPr>
-                <w:rFonts w:ascii="Arial" w:eastAsia="Arial" w:hAnsi="Arial" w:cs="Arial"/>
-                <w:sz w:val="20"/>
-                <w:szCs w:val="20"/>
+              <w:spacing w:line="360" w:lineRule="auto"/>
+              <w:jc w:val="both"/>
+              <w:rPr>
+                <w:rFonts w:ascii="Times New Roman" w:eastAsia="Arial" w:hAnsi="Times New Roman" w:cs="Times New Roman"/>
+                <w:sz w:val="24"/>
+                <w:szCs w:val="24"/>
               </w:rPr>
             </w:pPr>
             <w:r>
-              <w:t>Debe integrar Login</w:t>
-            </w:r>
+              <w:rPr>
+                <w:rFonts w:ascii="Times New Roman" w:hAnsi="Times New Roman" w:cs="Times New Roman"/>
+                <w:sz w:val="24"/>
+                <w:szCs w:val="24"/>
+              </w:rPr>
+              <w:t xml:space="preserve">Debe integrar </w:t>
+            </w:r>
+            <w:proofErr w:type="spellStart"/>
+            <w:r>
+              <w:rPr>
+                <w:rFonts w:ascii="Times New Roman" w:hAnsi="Times New Roman" w:cs="Times New Roman"/>
+                <w:sz w:val="24"/>
+                <w:szCs w:val="24"/>
+              </w:rPr>
+              <w:t>Login</w:t>
+            </w:r>
+            <w:proofErr w:type="spellEnd"/>
           </w:p>
         </w:tc>
         <w:tc>
@@ -6520,15 +7120,20 @@
           <w:p>
             <w:pPr>
               <w:widowControl w:val="0"/>
-              <w:spacing w:line="276" w:lineRule="auto"/>
-              <w:jc w:val="center"/>
-              <w:rPr>
-                <w:rFonts w:ascii="Arial" w:eastAsia="Arial" w:hAnsi="Arial" w:cs="Arial"/>
-                <w:sz w:val="20"/>
-                <w:szCs w:val="20"/>
+              <w:spacing w:line="360" w:lineRule="auto"/>
+              <w:jc w:val="both"/>
+              <w:rPr>
+                <w:rFonts w:ascii="Times New Roman" w:eastAsia="Arial" w:hAnsi="Times New Roman" w:cs="Times New Roman"/>
+                <w:sz w:val="24"/>
+                <w:szCs w:val="24"/>
               </w:rPr>
             </w:pPr>
             <w:r>
+              <w:rPr>
+                <w:rFonts w:ascii="Times New Roman" w:hAnsi="Times New Roman" w:cs="Times New Roman"/>
+                <w:sz w:val="24"/>
+                <w:szCs w:val="24"/>
+              </w:rPr>
               <w:t>Debe validar las credenciales</w:t>
             </w:r>
           </w:p>
@@ -6553,14 +7158,20 @@
           <w:p>
             <w:pPr>
               <w:widowControl w:val="0"/>
-              <w:spacing w:line="276" w:lineRule="auto"/>
-              <w:rPr>
-                <w:rFonts w:ascii="Arial" w:eastAsia="Arial" w:hAnsi="Arial" w:cs="Arial"/>
-                <w:sz w:val="20"/>
-                <w:szCs w:val="20"/>
+              <w:spacing w:line="360" w:lineRule="auto"/>
+              <w:jc w:val="both"/>
+              <w:rPr>
+                <w:rFonts w:ascii="Times New Roman" w:eastAsia="Arial" w:hAnsi="Times New Roman" w:cs="Times New Roman"/>
+                <w:sz w:val="24"/>
+                <w:szCs w:val="24"/>
               </w:rPr>
             </w:pPr>
             <w:r>
+              <w:rPr>
+                <w:rFonts w:ascii="Times New Roman" w:hAnsi="Times New Roman" w:cs="Times New Roman"/>
+                <w:sz w:val="24"/>
+                <w:szCs w:val="24"/>
+              </w:rPr>
               <w:t>Alta</w:t>
             </w:r>
           </w:p>
@@ -6587,18 +7198,19 @@
           <w:p>
             <w:pPr>
               <w:widowControl w:val="0"/>
-              <w:spacing w:line="276" w:lineRule="auto"/>
-              <w:rPr>
-                <w:rFonts w:ascii="Arial" w:eastAsia="Arial" w:hAnsi="Arial" w:cs="Arial"/>
-                <w:sz w:val="20"/>
-                <w:szCs w:val="20"/>
+              <w:spacing w:line="360" w:lineRule="auto"/>
+              <w:jc w:val="both"/>
+              <w:rPr>
+                <w:rFonts w:ascii="Times New Roman" w:eastAsia="Arial" w:hAnsi="Times New Roman" w:cs="Times New Roman"/>
+                <w:sz w:val="24"/>
+                <w:szCs w:val="24"/>
               </w:rPr>
             </w:pPr>
             <w:r>
               <w:rPr>
-                <w:rFonts w:ascii="Arial" w:eastAsia="Arial" w:hAnsi="Arial" w:cs="Arial"/>
-                <w:sz w:val="20"/>
-                <w:szCs w:val="20"/>
+                <w:rFonts w:ascii="Times New Roman" w:eastAsia="Arial" w:hAnsi="Times New Roman" w:cs="Times New Roman"/>
+                <w:sz w:val="24"/>
+                <w:szCs w:val="24"/>
               </w:rPr>
               <w:t>Accesibilidad multiplataforma</w:t>
             </w:r>
@@ -6624,18 +7236,19 @@
           <w:p>
             <w:pPr>
               <w:widowControl w:val="0"/>
-              <w:spacing w:line="276" w:lineRule="auto"/>
-              <w:rPr>
-                <w:rFonts w:ascii="Arial" w:eastAsia="Arial" w:hAnsi="Arial" w:cs="Arial"/>
-                <w:sz w:val="20"/>
-                <w:szCs w:val="20"/>
+              <w:spacing w:line="360" w:lineRule="auto"/>
+              <w:jc w:val="both"/>
+              <w:rPr>
+                <w:rFonts w:ascii="Times New Roman" w:eastAsia="Arial" w:hAnsi="Times New Roman" w:cs="Times New Roman"/>
+                <w:sz w:val="24"/>
+                <w:szCs w:val="24"/>
               </w:rPr>
             </w:pPr>
             <w:r>
               <w:rPr>
-                <w:rFonts w:ascii="Arial" w:eastAsia="Arial" w:hAnsi="Arial" w:cs="Arial"/>
-                <w:sz w:val="20"/>
-                <w:szCs w:val="20"/>
+                <w:rFonts w:ascii="Times New Roman" w:eastAsia="Arial" w:hAnsi="Times New Roman" w:cs="Times New Roman"/>
+                <w:sz w:val="24"/>
+                <w:szCs w:val="24"/>
               </w:rPr>
               <w:t>La plataforma debe ser accesible desde navegadores web modernos, tanto en computadoras como en dispositivos móviles.</w:t>
             </w:r>
@@ -6661,14 +7274,20 @@
           <w:p>
             <w:pPr>
               <w:widowControl w:val="0"/>
-              <w:spacing w:line="276" w:lineRule="auto"/>
-              <w:rPr>
-                <w:rFonts w:ascii="Arial" w:eastAsia="Arial" w:hAnsi="Arial" w:cs="Arial"/>
-                <w:sz w:val="20"/>
-                <w:szCs w:val="20"/>
+              <w:spacing w:line="360" w:lineRule="auto"/>
+              <w:jc w:val="both"/>
+              <w:rPr>
+                <w:rFonts w:ascii="Times New Roman" w:eastAsia="Arial" w:hAnsi="Times New Roman" w:cs="Times New Roman"/>
+                <w:sz w:val="24"/>
+                <w:szCs w:val="24"/>
               </w:rPr>
             </w:pPr>
             <w:r>
+              <w:rPr>
+                <w:rFonts w:ascii="Times New Roman" w:hAnsi="Times New Roman" w:cs="Times New Roman"/>
+                <w:sz w:val="24"/>
+                <w:szCs w:val="24"/>
+              </w:rPr>
               <w:t>Alta</w:t>
             </w:r>
           </w:p>
@@ -6695,18 +7314,19 @@
           <w:p>
             <w:pPr>
               <w:widowControl w:val="0"/>
-              <w:spacing w:line="276" w:lineRule="auto"/>
-              <w:rPr>
-                <w:rFonts w:ascii="Arial" w:eastAsia="Arial" w:hAnsi="Arial" w:cs="Arial"/>
-                <w:sz w:val="20"/>
-                <w:szCs w:val="20"/>
+              <w:spacing w:line="360" w:lineRule="auto"/>
+              <w:jc w:val="both"/>
+              <w:rPr>
+                <w:rFonts w:ascii="Times New Roman" w:eastAsia="Arial" w:hAnsi="Times New Roman" w:cs="Times New Roman"/>
+                <w:sz w:val="24"/>
+                <w:szCs w:val="24"/>
               </w:rPr>
             </w:pPr>
             <w:r>
               <w:rPr>
-                <w:rFonts w:ascii="Arial" w:eastAsia="Arial" w:hAnsi="Arial" w:cs="Arial"/>
-                <w:sz w:val="20"/>
-                <w:szCs w:val="20"/>
+                <w:rFonts w:ascii="Times New Roman" w:eastAsia="Arial" w:hAnsi="Times New Roman" w:cs="Times New Roman"/>
+                <w:sz w:val="24"/>
+                <w:szCs w:val="24"/>
               </w:rPr>
               <w:t>Seguridad de la información</w:t>
             </w:r>
@@ -6732,18 +7352,19 @@
           <w:p>
             <w:pPr>
               <w:widowControl w:val="0"/>
-              <w:spacing w:line="276" w:lineRule="auto"/>
-              <w:rPr>
-                <w:rFonts w:ascii="Arial" w:eastAsia="Arial" w:hAnsi="Arial" w:cs="Arial"/>
-                <w:sz w:val="20"/>
-                <w:szCs w:val="20"/>
+              <w:spacing w:line="360" w:lineRule="auto"/>
+              <w:jc w:val="both"/>
+              <w:rPr>
+                <w:rFonts w:ascii="Times New Roman" w:eastAsia="Arial" w:hAnsi="Times New Roman" w:cs="Times New Roman"/>
+                <w:sz w:val="24"/>
+                <w:szCs w:val="24"/>
               </w:rPr>
             </w:pPr>
             <w:r>
               <w:rPr>
-                <w:rFonts w:ascii="Arial" w:eastAsia="Arial" w:hAnsi="Arial" w:cs="Arial"/>
-                <w:sz w:val="20"/>
-                <w:szCs w:val="20"/>
+                <w:rFonts w:ascii="Times New Roman" w:eastAsia="Arial" w:hAnsi="Times New Roman" w:cs="Times New Roman"/>
+                <w:sz w:val="24"/>
+                <w:szCs w:val="24"/>
               </w:rPr>
               <w:t>La información introducida por los usuarios y los documentos generados deben estar protegidos con autenticación, cifrado y control de acceso.</w:t>
             </w:r>
@@ -6769,14 +7390,20 @@
           <w:p>
             <w:pPr>
               <w:widowControl w:val="0"/>
-              <w:spacing w:line="276" w:lineRule="auto"/>
-              <w:rPr>
-                <w:rFonts w:ascii="Arial" w:eastAsia="Arial" w:hAnsi="Arial" w:cs="Arial"/>
-                <w:sz w:val="20"/>
-                <w:szCs w:val="20"/>
+              <w:spacing w:line="360" w:lineRule="auto"/>
+              <w:jc w:val="both"/>
+              <w:rPr>
+                <w:rFonts w:ascii="Times New Roman" w:eastAsia="Arial" w:hAnsi="Times New Roman" w:cs="Times New Roman"/>
+                <w:sz w:val="24"/>
+                <w:szCs w:val="24"/>
               </w:rPr>
             </w:pPr>
             <w:r>
+              <w:rPr>
+                <w:rFonts w:ascii="Times New Roman" w:hAnsi="Times New Roman" w:cs="Times New Roman"/>
+                <w:sz w:val="24"/>
+                <w:szCs w:val="24"/>
+              </w:rPr>
               <w:t>Alta</w:t>
             </w:r>
           </w:p>
@@ -6803,18 +7430,19 @@
           <w:p>
             <w:pPr>
               <w:widowControl w:val="0"/>
-              <w:spacing w:line="276" w:lineRule="auto"/>
-              <w:rPr>
-                <w:rFonts w:ascii="Arial" w:eastAsia="Arial" w:hAnsi="Arial" w:cs="Arial"/>
-                <w:sz w:val="20"/>
-                <w:szCs w:val="20"/>
+              <w:spacing w:line="360" w:lineRule="auto"/>
+              <w:jc w:val="both"/>
+              <w:rPr>
+                <w:rFonts w:ascii="Times New Roman" w:eastAsia="Arial" w:hAnsi="Times New Roman" w:cs="Times New Roman"/>
+                <w:sz w:val="24"/>
+                <w:szCs w:val="24"/>
               </w:rPr>
             </w:pPr>
             <w:r>
               <w:rPr>
-                <w:rFonts w:ascii="Arial" w:eastAsia="Arial" w:hAnsi="Arial" w:cs="Arial"/>
-                <w:sz w:val="20"/>
-                <w:szCs w:val="20"/>
+                <w:rFonts w:ascii="Times New Roman" w:eastAsia="Arial" w:hAnsi="Times New Roman" w:cs="Times New Roman"/>
+                <w:sz w:val="24"/>
+                <w:szCs w:val="24"/>
               </w:rPr>
               <w:t>Escalabilidad</w:t>
             </w:r>
@@ -6840,18 +7468,19 @@
           <w:p>
             <w:pPr>
               <w:widowControl w:val="0"/>
-              <w:spacing w:line="276" w:lineRule="auto"/>
-              <w:rPr>
-                <w:rFonts w:ascii="Arial" w:eastAsia="Arial" w:hAnsi="Arial" w:cs="Arial"/>
-                <w:sz w:val="20"/>
-                <w:szCs w:val="20"/>
+              <w:spacing w:line="360" w:lineRule="auto"/>
+              <w:jc w:val="both"/>
+              <w:rPr>
+                <w:rFonts w:ascii="Times New Roman" w:eastAsia="Arial" w:hAnsi="Times New Roman" w:cs="Times New Roman"/>
+                <w:sz w:val="24"/>
+                <w:szCs w:val="24"/>
               </w:rPr>
             </w:pPr>
             <w:r>
               <w:rPr>
-                <w:rFonts w:ascii="Arial" w:eastAsia="Arial" w:hAnsi="Arial" w:cs="Arial"/>
-                <w:sz w:val="20"/>
-                <w:szCs w:val="20"/>
+                <w:rFonts w:ascii="Times New Roman" w:eastAsia="Arial" w:hAnsi="Times New Roman" w:cs="Times New Roman"/>
+                <w:sz w:val="24"/>
+                <w:szCs w:val="24"/>
               </w:rPr>
               <w:t>La plataforma debe estar preparada para escalar en cuanto a número de usuarios y tipos de formatos a futuro.</w:t>
             </w:r>
@@ -6877,14 +7506,20 @@
           <w:p>
             <w:pPr>
               <w:widowControl w:val="0"/>
-              <w:spacing w:line="276" w:lineRule="auto"/>
-              <w:rPr>
-                <w:rFonts w:ascii="Arial" w:eastAsia="Arial" w:hAnsi="Arial" w:cs="Arial"/>
-                <w:sz w:val="20"/>
-                <w:szCs w:val="20"/>
+              <w:spacing w:line="360" w:lineRule="auto"/>
+              <w:jc w:val="both"/>
+              <w:rPr>
+                <w:rFonts w:ascii="Times New Roman" w:eastAsia="Arial" w:hAnsi="Times New Roman" w:cs="Times New Roman"/>
+                <w:sz w:val="24"/>
+                <w:szCs w:val="24"/>
               </w:rPr>
             </w:pPr>
             <w:r>
+              <w:rPr>
+                <w:rFonts w:ascii="Times New Roman" w:hAnsi="Times New Roman" w:cs="Times New Roman"/>
+                <w:sz w:val="24"/>
+                <w:szCs w:val="24"/>
+              </w:rPr>
               <w:t>Alta</w:t>
             </w:r>
           </w:p>
@@ -6911,19 +7546,21 @@
           <w:p>
             <w:pPr>
               <w:widowControl w:val="0"/>
-              <w:spacing w:line="276" w:lineRule="auto"/>
-              <w:rPr>
-                <w:rFonts w:ascii="Arial" w:eastAsia="Arial" w:hAnsi="Arial" w:cs="Arial"/>
-                <w:sz w:val="20"/>
-                <w:szCs w:val="20"/>
+              <w:spacing w:line="360" w:lineRule="auto"/>
+              <w:jc w:val="both"/>
+              <w:rPr>
+                <w:rFonts w:ascii="Times New Roman" w:eastAsia="Arial" w:hAnsi="Times New Roman" w:cs="Times New Roman"/>
+                <w:sz w:val="24"/>
+                <w:szCs w:val="24"/>
               </w:rPr>
             </w:pPr>
             <w:r>
               <w:rPr>
-                <w:rFonts w:ascii="Arial" w:eastAsia="Arial" w:hAnsi="Arial" w:cs="Arial"/>
-                <w:sz w:val="20"/>
-                <w:szCs w:val="20"/>
-              </w:rPr>
+                <w:rFonts w:ascii="Times New Roman" w:eastAsia="Arial" w:hAnsi="Times New Roman" w:cs="Times New Roman"/>
+                <w:sz w:val="24"/>
+                <w:szCs w:val="24"/>
+              </w:rPr>
+              <w:lastRenderedPageBreak/>
               <w:t>Compatibilidad con estándares documentales</w:t>
             </w:r>
           </w:p>
@@ -6948,18 +7585,19 @@
           <w:p>
             <w:pPr>
               <w:widowControl w:val="0"/>
-              <w:spacing w:line="276" w:lineRule="auto"/>
-              <w:rPr>
-                <w:rFonts w:ascii="Arial" w:eastAsia="Arial" w:hAnsi="Arial" w:cs="Arial"/>
-                <w:sz w:val="20"/>
-                <w:szCs w:val="20"/>
+              <w:spacing w:line="360" w:lineRule="auto"/>
+              <w:jc w:val="both"/>
+              <w:rPr>
+                <w:rFonts w:ascii="Times New Roman" w:eastAsia="Arial" w:hAnsi="Times New Roman" w:cs="Times New Roman"/>
+                <w:sz w:val="24"/>
+                <w:szCs w:val="24"/>
               </w:rPr>
             </w:pPr>
             <w:r>
               <w:rPr>
-                <w:rFonts w:ascii="Arial" w:eastAsia="Arial" w:hAnsi="Arial" w:cs="Arial"/>
-                <w:sz w:val="20"/>
-                <w:szCs w:val="20"/>
+                <w:rFonts w:ascii="Times New Roman" w:eastAsia="Arial" w:hAnsi="Times New Roman" w:cs="Times New Roman"/>
+                <w:sz w:val="24"/>
+                <w:szCs w:val="24"/>
               </w:rPr>
               <w:t>El contenido generado debe cumplir con los estándares y formatos establecidos en los manuales institucionales.</w:t>
             </w:r>
@@ -6985,14 +7623,20 @@
           <w:p>
             <w:pPr>
               <w:widowControl w:val="0"/>
-              <w:spacing w:line="276" w:lineRule="auto"/>
-              <w:rPr>
-                <w:rFonts w:ascii="Arial" w:eastAsia="Arial" w:hAnsi="Arial" w:cs="Arial"/>
-                <w:sz w:val="20"/>
-                <w:szCs w:val="20"/>
+              <w:spacing w:line="360" w:lineRule="auto"/>
+              <w:jc w:val="both"/>
+              <w:rPr>
+                <w:rFonts w:ascii="Times New Roman" w:eastAsia="Arial" w:hAnsi="Times New Roman" w:cs="Times New Roman"/>
+                <w:sz w:val="24"/>
+                <w:szCs w:val="24"/>
               </w:rPr>
             </w:pPr>
             <w:r>
+              <w:rPr>
+                <w:rFonts w:ascii="Times New Roman" w:hAnsi="Times New Roman" w:cs="Times New Roman"/>
+                <w:sz w:val="24"/>
+                <w:szCs w:val="24"/>
+              </w:rPr>
               <w:t>Alta</w:t>
             </w:r>
           </w:p>
@@ -7019,15 +7663,20 @@
           <w:p>
             <w:pPr>
               <w:widowControl w:val="0"/>
-              <w:spacing w:line="276" w:lineRule="auto"/>
-              <w:jc w:val="center"/>
-              <w:rPr>
-                <w:rFonts w:ascii="Arial" w:eastAsia="Arial" w:hAnsi="Arial" w:cs="Arial"/>
-                <w:sz w:val="20"/>
-                <w:szCs w:val="20"/>
+              <w:spacing w:line="360" w:lineRule="auto"/>
+              <w:jc w:val="both"/>
+              <w:rPr>
+                <w:rFonts w:ascii="Times New Roman" w:eastAsia="Arial" w:hAnsi="Times New Roman" w:cs="Times New Roman"/>
+                <w:sz w:val="24"/>
+                <w:szCs w:val="24"/>
               </w:rPr>
             </w:pPr>
             <w:r>
+              <w:rPr>
+                <w:rFonts w:ascii="Times New Roman" w:hAnsi="Times New Roman" w:cs="Times New Roman"/>
+                <w:sz w:val="24"/>
+                <w:szCs w:val="24"/>
+              </w:rPr>
               <w:t>Tolerancia a fallos</w:t>
             </w:r>
           </w:p>
@@ -7052,10 +7701,20 @@
           <w:p>
             <w:pPr>
               <w:widowControl w:val="0"/>
-              <w:spacing w:line="276" w:lineRule="auto"/>
-              <w:jc w:val="center"/>
+              <w:spacing w:line="360" w:lineRule="auto"/>
+              <w:jc w:val="both"/>
+              <w:rPr>
+                <w:rFonts w:ascii="Times New Roman" w:hAnsi="Times New Roman" w:cs="Times New Roman"/>
+                <w:sz w:val="24"/>
+                <w:szCs w:val="24"/>
+              </w:rPr>
             </w:pPr>
             <w:r>
+              <w:rPr>
+                <w:rFonts w:ascii="Times New Roman" w:hAnsi="Times New Roman" w:cs="Times New Roman"/>
+                <w:sz w:val="24"/>
+                <w:szCs w:val="24"/>
+              </w:rPr>
               <w:t>En caso de fallo de una IA o servicio externo, el sistema debe mostrar un mensaje claro y permitir reintentar la generación.</w:t>
             </w:r>
           </w:p>
@@ -7080,14 +7739,20 @@
           <w:p>
             <w:pPr>
               <w:widowControl w:val="0"/>
-              <w:spacing w:line="276" w:lineRule="auto"/>
-              <w:rPr>
-                <w:rFonts w:ascii="Arial" w:eastAsia="Arial" w:hAnsi="Arial" w:cs="Arial"/>
-                <w:sz w:val="20"/>
-                <w:szCs w:val="20"/>
+              <w:spacing w:line="360" w:lineRule="auto"/>
+              <w:jc w:val="both"/>
+              <w:rPr>
+                <w:rFonts w:ascii="Times New Roman" w:eastAsia="Arial" w:hAnsi="Times New Roman" w:cs="Times New Roman"/>
+                <w:sz w:val="24"/>
+                <w:szCs w:val="24"/>
               </w:rPr>
             </w:pPr>
             <w:r>
+              <w:rPr>
+                <w:rFonts w:ascii="Times New Roman" w:hAnsi="Times New Roman" w:cs="Times New Roman"/>
+                <w:sz w:val="24"/>
+                <w:szCs w:val="24"/>
+              </w:rPr>
               <w:t>Alta</w:t>
             </w:r>
           </w:p>
@@ -7114,15 +7779,20 @@
           <w:p>
             <w:pPr>
               <w:widowControl w:val="0"/>
-              <w:spacing w:line="276" w:lineRule="auto"/>
-              <w:jc w:val="center"/>
-              <w:rPr>
-                <w:rFonts w:ascii="Arial" w:eastAsia="Arial" w:hAnsi="Arial" w:cs="Arial"/>
-                <w:sz w:val="20"/>
-                <w:szCs w:val="20"/>
+              <w:spacing w:line="360" w:lineRule="auto"/>
+              <w:jc w:val="both"/>
+              <w:rPr>
+                <w:rFonts w:ascii="Times New Roman" w:eastAsia="Arial" w:hAnsi="Times New Roman" w:cs="Times New Roman"/>
+                <w:sz w:val="24"/>
+                <w:szCs w:val="24"/>
               </w:rPr>
             </w:pPr>
             <w:r>
+              <w:rPr>
+                <w:rFonts w:ascii="Times New Roman" w:hAnsi="Times New Roman" w:cs="Times New Roman"/>
+                <w:sz w:val="24"/>
+                <w:szCs w:val="24"/>
+              </w:rPr>
               <w:t>Registro de errores (log)</w:t>
             </w:r>
           </w:p>
@@ -7147,15 +7817,20 @@
           <w:p>
             <w:pPr>
               <w:widowControl w:val="0"/>
-              <w:spacing w:line="276" w:lineRule="auto"/>
-              <w:jc w:val="center"/>
-              <w:rPr>
-                <w:rFonts w:ascii="Arial" w:eastAsia="Arial" w:hAnsi="Arial" w:cs="Arial"/>
-                <w:sz w:val="20"/>
-                <w:szCs w:val="20"/>
+              <w:spacing w:line="360" w:lineRule="auto"/>
+              <w:jc w:val="both"/>
+              <w:rPr>
+                <w:rFonts w:ascii="Times New Roman" w:eastAsia="Arial" w:hAnsi="Times New Roman" w:cs="Times New Roman"/>
+                <w:sz w:val="24"/>
+                <w:szCs w:val="24"/>
               </w:rPr>
             </w:pPr>
             <w:r>
+              <w:rPr>
+                <w:rFonts w:ascii="Times New Roman" w:hAnsi="Times New Roman" w:cs="Times New Roman"/>
+                <w:sz w:val="24"/>
+                <w:szCs w:val="24"/>
+              </w:rPr>
               <w:t>El sistema debe registrar errores internos para fines de soporte y mejora continua.</w:t>
             </w:r>
           </w:p>
@@ -7180,14 +7855,20 @@
           <w:p>
             <w:pPr>
               <w:widowControl w:val="0"/>
-              <w:spacing w:line="276" w:lineRule="auto"/>
-              <w:rPr>
-                <w:rFonts w:ascii="Arial" w:eastAsia="Arial" w:hAnsi="Arial" w:cs="Arial"/>
-                <w:sz w:val="20"/>
-                <w:szCs w:val="20"/>
+              <w:spacing w:line="360" w:lineRule="auto"/>
+              <w:jc w:val="both"/>
+              <w:rPr>
+                <w:rFonts w:ascii="Times New Roman" w:eastAsia="Arial" w:hAnsi="Times New Roman" w:cs="Times New Roman"/>
+                <w:sz w:val="24"/>
+                <w:szCs w:val="24"/>
               </w:rPr>
             </w:pPr>
             <w:r>
+              <w:rPr>
+                <w:rFonts w:ascii="Times New Roman" w:hAnsi="Times New Roman" w:cs="Times New Roman"/>
+                <w:sz w:val="24"/>
+                <w:szCs w:val="24"/>
+              </w:rPr>
               <w:t>Alta</w:t>
             </w:r>
           </w:p>
@@ -7214,17 +7895,19 @@
           <w:p>
             <w:pPr>
               <w:widowControl w:val="0"/>
-              <w:spacing w:line="276" w:lineRule="auto"/>
-              <w:jc w:val="center"/>
-              <w:rPr>
-                <w:rFonts w:ascii="Arial" w:eastAsia="Arial" w:hAnsi="Arial" w:cs="Arial"/>
-                <w:sz w:val="20"/>
-                <w:szCs w:val="20"/>
+              <w:spacing w:line="360" w:lineRule="auto"/>
+              <w:jc w:val="both"/>
+              <w:rPr>
+                <w:rFonts w:ascii="Times New Roman" w:eastAsia="Arial" w:hAnsi="Times New Roman" w:cs="Times New Roman"/>
+                <w:sz w:val="24"/>
+                <w:szCs w:val="24"/>
               </w:rPr>
             </w:pPr>
             <w:r>
               <w:rPr>
                 <w:rFonts w:ascii="Times New Roman" w:eastAsia="Times New Roman" w:hAnsi="Times New Roman" w:cs="Times New Roman"/>
+                <w:sz w:val="24"/>
+                <w:szCs w:val="24"/>
               </w:rPr>
               <w:t>Interfaz adaptativa (responsive)</w:t>
             </w:r>
@@ -7250,20 +7933,39 @@
           <w:p>
             <w:pPr>
               <w:widowControl w:val="0"/>
-              <w:spacing w:line="276" w:lineRule="auto"/>
-              <w:rPr>
-                <w:rFonts w:ascii="Arial" w:eastAsia="Arial" w:hAnsi="Arial" w:cs="Arial"/>
-                <w:sz w:val="20"/>
-                <w:szCs w:val="20"/>
+              <w:spacing w:line="360" w:lineRule="auto"/>
+              <w:jc w:val="both"/>
+              <w:rPr>
+                <w:rFonts w:ascii="Times New Roman" w:eastAsia="Arial" w:hAnsi="Times New Roman" w:cs="Times New Roman"/>
+                <w:sz w:val="24"/>
+                <w:szCs w:val="24"/>
               </w:rPr>
             </w:pPr>
             <w:r>
               <w:rPr>
-                <w:rFonts w:ascii="Arial" w:eastAsia="Arial" w:hAnsi="Arial" w:cs="Arial"/>
-                <w:sz w:val="20"/>
-                <w:szCs w:val="20"/>
-              </w:rPr>
-              <w:t>El diseño debe adaptarse correctamente a distintos tamaños de pantalla (teléfono, tablet, laptop, escritorio).</w:t>
+                <w:rFonts w:ascii="Times New Roman" w:eastAsia="Arial" w:hAnsi="Times New Roman" w:cs="Times New Roman"/>
+                <w:sz w:val="24"/>
+                <w:szCs w:val="24"/>
+              </w:rPr>
+              <w:t xml:space="preserve">El diseño debe adaptarse correctamente a distintos tamaños de pantalla (teléfono, </w:t>
+            </w:r>
+            <w:proofErr w:type="spellStart"/>
+            <w:r>
+              <w:rPr>
+                <w:rFonts w:ascii="Times New Roman" w:eastAsia="Arial" w:hAnsi="Times New Roman" w:cs="Times New Roman"/>
+                <w:sz w:val="24"/>
+                <w:szCs w:val="24"/>
+              </w:rPr>
+              <w:t>tablet</w:t>
+            </w:r>
+            <w:proofErr w:type="spellEnd"/>
+            <w:r>
+              <w:rPr>
+                <w:rFonts w:ascii="Times New Roman" w:eastAsia="Arial" w:hAnsi="Times New Roman" w:cs="Times New Roman"/>
+                <w:sz w:val="24"/>
+                <w:szCs w:val="24"/>
+              </w:rPr>
+              <w:t>, laptop, escritorio).</w:t>
             </w:r>
           </w:p>
         </w:tc>
@@ -7287,14 +7989,20 @@
           <w:p>
             <w:pPr>
               <w:widowControl w:val="0"/>
-              <w:spacing w:line="276" w:lineRule="auto"/>
-              <w:rPr>
-                <w:rFonts w:ascii="Arial" w:eastAsia="Arial" w:hAnsi="Arial" w:cs="Arial"/>
-                <w:sz w:val="20"/>
-                <w:szCs w:val="20"/>
+              <w:spacing w:line="360" w:lineRule="auto"/>
+              <w:jc w:val="both"/>
+              <w:rPr>
+                <w:rFonts w:ascii="Times New Roman" w:eastAsia="Arial" w:hAnsi="Times New Roman" w:cs="Times New Roman"/>
+                <w:sz w:val="24"/>
+                <w:szCs w:val="24"/>
               </w:rPr>
             </w:pPr>
             <w:r>
+              <w:rPr>
+                <w:rFonts w:ascii="Times New Roman" w:hAnsi="Times New Roman" w:cs="Times New Roman"/>
+                <w:sz w:val="24"/>
+                <w:szCs w:val="24"/>
+              </w:rPr>
               <w:t>Alta</w:t>
             </w:r>
           </w:p>
@@ -7303,26 +8011,34 @@
     </w:tbl>
     <w:p>
       <w:pPr>
+        <w:spacing w:line="360" w:lineRule="auto"/>
+        <w:jc w:val="both"/>
         <w:rPr>
           <w:rFonts w:ascii="Times New Roman" w:eastAsia="Times New Roman" w:hAnsi="Times New Roman" w:cs="Times New Roman"/>
           <w:i/>
           <w:color w:val="0000FF"/>
-          <w:sz w:val="20"/>
-          <w:szCs w:val="20"/>
+          <w:sz w:val="24"/>
+          <w:szCs w:val="24"/>
         </w:rPr>
       </w:pPr>
     </w:p>
     <w:p>
       <w:pPr>
         <w:pStyle w:val="Ttulo3"/>
+        <w:spacing w:line="360" w:lineRule="auto"/>
         <w:ind w:left="1224"/>
-        <w:rPr>
-          <w:color w:val="000000"/>
-        </w:rPr>
-      </w:pPr>
-      <w:bookmarkStart w:id="9" w:name="_heading=h.onynivcl3551" w:colFirst="0" w:colLast="0"/>
-      <w:bookmarkEnd w:id="9"/>
-      <w:r>
+        <w:jc w:val="both"/>
+        <w:rPr>
+          <w:rFonts w:ascii="Times New Roman" w:hAnsi="Times New Roman" w:cs="Times New Roman"/>
+          <w:color w:val="000000"/>
+        </w:rPr>
+      </w:pPr>
+      <w:bookmarkStart w:id="8" w:name="_heading=h.onynivcl3551" w:colFirst="0" w:colLast="0"/>
+      <w:bookmarkEnd w:id="8"/>
+      <w:r>
+        <w:rPr>
+          <w:rFonts w:ascii="Times New Roman" w:hAnsi="Times New Roman" w:cs="Times New Roman"/>
+        </w:rPr>
         <w:br w:type="page"/>
       </w:r>
     </w:p>
@@ -7333,14 +8049,18 @@
           <w:ilvl w:val="2"/>
           <w:numId w:val="3"/>
         </w:numPr>
-        <w:rPr>
-          <w:color w:val="000000"/>
-        </w:rPr>
-      </w:pPr>
-      <w:bookmarkStart w:id="10" w:name="_heading=h.a2z611rthdsw" w:colFirst="0" w:colLast="0"/>
-      <w:bookmarkEnd w:id="10"/>
-      <w:r>
-        <w:rPr>
+        <w:spacing w:line="360" w:lineRule="auto"/>
+        <w:jc w:val="both"/>
+        <w:rPr>
+          <w:rFonts w:ascii="Times New Roman" w:hAnsi="Times New Roman" w:cs="Times New Roman"/>
+          <w:color w:val="000000"/>
+        </w:rPr>
+      </w:pPr>
+      <w:bookmarkStart w:id="9" w:name="_heading=h.a2z611rthdsw" w:colFirst="0" w:colLast="0"/>
+      <w:bookmarkEnd w:id="9"/>
+      <w:r>
+        <w:rPr>
+          <w:rFonts w:ascii="Times New Roman" w:hAnsi="Times New Roman" w:cs="Times New Roman"/>
           <w:color w:val="000000"/>
         </w:rPr>
         <w:lastRenderedPageBreak/>
@@ -7349,15 +8069,15 @@
     </w:p>
     <w:p>
       <w:pPr>
-        <w:spacing w:after="0" w:line="240" w:lineRule="auto"/>
+        <w:spacing w:after="0" w:line="360" w:lineRule="auto"/>
         <w:ind w:left="1140"/>
         <w:jc w:val="both"/>
         <w:rPr>
           <w:rFonts w:ascii="Times New Roman" w:eastAsia="Times New Roman" w:hAnsi="Times New Roman" w:cs="Times New Roman"/>
           <w:i/>
           <w:color w:val="0000FF"/>
-          <w:sz w:val="20"/>
-          <w:szCs w:val="20"/>
+          <w:sz w:val="24"/>
+          <w:szCs w:val="24"/>
         </w:rPr>
       </w:pPr>
     </w:p>
@@ -7389,22 +8109,21 @@
           </w:tcPr>
           <w:p>
             <w:pPr>
-              <w:jc w:val="both"/>
+              <w:spacing w:line="360" w:lineRule="auto"/>
+              <w:jc w:val="center"/>
               <w:rPr>
                 <w:rFonts w:ascii="Times New Roman" w:eastAsia="Times New Roman" w:hAnsi="Times New Roman" w:cs="Times New Roman"/>
                 <w:i/>
-                <w:color w:val="0000FF"/>
-                <w:sz w:val="20"/>
-                <w:szCs w:val="20"/>
+                <w:sz w:val="24"/>
+                <w:szCs w:val="24"/>
               </w:rPr>
             </w:pPr>
             <w:r>
               <w:rPr>
                 <w:rFonts w:ascii="Times New Roman" w:eastAsia="Times New Roman" w:hAnsi="Times New Roman" w:cs="Times New Roman"/>
                 <w:i/>
-                <w:color w:val="0000FF"/>
-                <w:sz w:val="20"/>
-                <w:szCs w:val="20"/>
+                <w:sz w:val="24"/>
+                <w:szCs w:val="24"/>
               </w:rPr>
               <w:t>ID</w:t>
             </w:r>
@@ -7416,25 +8135,26 @@
           </w:tcPr>
           <w:p>
             <w:pPr>
-              <w:jc w:val="both"/>
+              <w:spacing w:line="360" w:lineRule="auto"/>
+              <w:jc w:val="center"/>
               <w:rPr>
                 <w:rFonts w:ascii="Times New Roman" w:eastAsia="Times New Roman" w:hAnsi="Times New Roman" w:cs="Times New Roman"/>
                 <w:i/>
-                <w:color w:val="0000FF"/>
-                <w:sz w:val="20"/>
-                <w:szCs w:val="20"/>
+                <w:sz w:val="24"/>
+                <w:szCs w:val="24"/>
               </w:rPr>
             </w:pPr>
+            <w:proofErr w:type="spellStart"/>
             <w:r>
               <w:rPr>
                 <w:rFonts w:ascii="Times New Roman" w:eastAsia="Times New Roman" w:hAnsi="Times New Roman" w:cs="Times New Roman"/>
                 <w:i/>
-                <w:color w:val="0000FF"/>
-                <w:sz w:val="20"/>
-                <w:szCs w:val="20"/>
-              </w:rPr>
-              <w:t xml:space="preserve">Descripcion </w:t>
-            </w:r>
+                <w:sz w:val="24"/>
+                <w:szCs w:val="24"/>
+              </w:rPr>
+              <w:t>Descripcion</w:t>
+            </w:r>
+            <w:proofErr w:type="spellEnd"/>
           </w:p>
         </w:tc>
         <w:tc>
@@ -7443,22 +8163,21 @@
           </w:tcPr>
           <w:p>
             <w:pPr>
-              <w:jc w:val="both"/>
+              <w:spacing w:line="360" w:lineRule="auto"/>
+              <w:jc w:val="center"/>
               <w:rPr>
                 <w:rFonts w:ascii="Times New Roman" w:eastAsia="Times New Roman" w:hAnsi="Times New Roman" w:cs="Times New Roman"/>
                 <w:i/>
-                <w:color w:val="0000FF"/>
-                <w:sz w:val="20"/>
-                <w:szCs w:val="20"/>
+                <w:sz w:val="24"/>
+                <w:szCs w:val="24"/>
               </w:rPr>
             </w:pPr>
             <w:r>
               <w:rPr>
                 <w:rFonts w:ascii="Times New Roman" w:eastAsia="Times New Roman" w:hAnsi="Times New Roman" w:cs="Times New Roman"/>
                 <w:i/>
-                <w:color w:val="0000FF"/>
-                <w:sz w:val="20"/>
-                <w:szCs w:val="20"/>
+                <w:sz w:val="24"/>
+                <w:szCs w:val="24"/>
               </w:rPr>
               <w:t>Prioridad</w:t>
             </w:r>
@@ -7486,16 +8205,24 @@
           <w:p>
             <w:pPr>
               <w:widowControl w:val="0"/>
-              <w:spacing w:line="276" w:lineRule="auto"/>
-              <w:rPr>
-                <w:rFonts w:ascii="Arial" w:eastAsia="Arial" w:hAnsi="Arial" w:cs="Arial"/>
-                <w:sz w:val="20"/>
-                <w:szCs w:val="20"/>
+              <w:spacing w:line="360" w:lineRule="auto"/>
+              <w:jc w:val="both"/>
+              <w:rPr>
+                <w:rFonts w:ascii="Times New Roman" w:eastAsia="Arial" w:hAnsi="Times New Roman" w:cs="Times New Roman"/>
+                <w:sz w:val="24"/>
+                <w:szCs w:val="24"/>
               </w:rPr>
             </w:pPr>
-            <w:r>
+            <w:proofErr w:type="spellStart"/>
+            <w:r>
+              <w:rPr>
+                <w:rFonts w:ascii="Times New Roman" w:hAnsi="Times New Roman" w:cs="Times New Roman"/>
+                <w:sz w:val="24"/>
+                <w:szCs w:val="24"/>
+              </w:rPr>
               <w:t>RegistroUsuario</w:t>
             </w:r>
+            <w:proofErr w:type="spellEnd"/>
           </w:p>
         </w:tc>
         <w:tc>
@@ -7518,16 +8245,50 @@
           <w:p>
             <w:pPr>
               <w:widowControl w:val="0"/>
-              <w:spacing w:line="276" w:lineRule="auto"/>
-              <w:rPr>
-                <w:rFonts w:ascii="Arial" w:eastAsia="Arial" w:hAnsi="Arial" w:cs="Arial"/>
-                <w:sz w:val="20"/>
-                <w:szCs w:val="20"/>
+              <w:spacing w:line="360" w:lineRule="auto"/>
+              <w:jc w:val="both"/>
+              <w:rPr>
+                <w:rFonts w:ascii="Times New Roman" w:eastAsia="Arial" w:hAnsi="Times New Roman" w:cs="Times New Roman"/>
+                <w:sz w:val="24"/>
+                <w:szCs w:val="24"/>
               </w:rPr>
             </w:pPr>
             <w:r>
-              <w:t>El sistema web debe permitir la creacion de cuentas a los usuario nuevos</w:t>
-            </w:r>
+              <w:rPr>
+                <w:rFonts w:ascii="Times New Roman" w:hAnsi="Times New Roman" w:cs="Times New Roman"/>
+                <w:sz w:val="24"/>
+                <w:szCs w:val="24"/>
+              </w:rPr>
+              <w:t xml:space="preserve">El sistema web debe permitir la </w:t>
+            </w:r>
+            <w:proofErr w:type="spellStart"/>
+            <w:r>
+              <w:rPr>
+                <w:rFonts w:ascii="Times New Roman" w:hAnsi="Times New Roman" w:cs="Times New Roman"/>
+                <w:sz w:val="24"/>
+                <w:szCs w:val="24"/>
+              </w:rPr>
+              <w:t>creacion</w:t>
+            </w:r>
+            <w:proofErr w:type="spellEnd"/>
+            <w:r>
+              <w:rPr>
+                <w:rFonts w:ascii="Times New Roman" w:hAnsi="Times New Roman" w:cs="Times New Roman"/>
+                <w:sz w:val="24"/>
+                <w:szCs w:val="24"/>
+              </w:rPr>
+              <w:t xml:space="preserve"> de cuentas a los </w:t>
+            </w:r>
+            <w:proofErr w:type="gramStart"/>
+            <w:r>
+              <w:rPr>
+                <w:rFonts w:ascii="Times New Roman" w:hAnsi="Times New Roman" w:cs="Times New Roman"/>
+                <w:sz w:val="24"/>
+                <w:szCs w:val="24"/>
+              </w:rPr>
+              <w:t>usuario nuevos</w:t>
+            </w:r>
+            <w:proofErr w:type="gramEnd"/>
           </w:p>
         </w:tc>
         <w:tc>
@@ -7550,14 +8311,20 @@
           <w:p>
             <w:pPr>
               <w:widowControl w:val="0"/>
-              <w:spacing w:line="276" w:lineRule="auto"/>
-              <w:rPr>
-                <w:rFonts w:ascii="Arial" w:eastAsia="Arial" w:hAnsi="Arial" w:cs="Arial"/>
-                <w:sz w:val="20"/>
-                <w:szCs w:val="20"/>
+              <w:spacing w:line="360" w:lineRule="auto"/>
+              <w:jc w:val="both"/>
+              <w:rPr>
+                <w:rFonts w:ascii="Times New Roman" w:eastAsia="Arial" w:hAnsi="Times New Roman" w:cs="Times New Roman"/>
+                <w:sz w:val="24"/>
+                <w:szCs w:val="24"/>
               </w:rPr>
             </w:pPr>
             <w:r>
+              <w:rPr>
+                <w:rFonts w:ascii="Times New Roman" w:hAnsi="Times New Roman" w:cs="Times New Roman"/>
+                <w:sz w:val="24"/>
+                <w:szCs w:val="24"/>
+              </w:rPr>
               <w:t>Alta</w:t>
             </w:r>
           </w:p>
@@ -7584,16 +8351,24 @@
           <w:p>
             <w:pPr>
               <w:widowControl w:val="0"/>
-              <w:spacing w:line="276" w:lineRule="auto"/>
-              <w:rPr>
-                <w:rFonts w:ascii="Arial" w:eastAsia="Arial" w:hAnsi="Arial" w:cs="Arial"/>
-                <w:sz w:val="20"/>
-                <w:szCs w:val="20"/>
+              <w:spacing w:line="360" w:lineRule="auto"/>
+              <w:jc w:val="both"/>
+              <w:rPr>
+                <w:rFonts w:ascii="Times New Roman" w:eastAsia="Arial" w:hAnsi="Times New Roman" w:cs="Times New Roman"/>
+                <w:sz w:val="24"/>
+                <w:szCs w:val="24"/>
               </w:rPr>
             </w:pPr>
-            <w:r>
+            <w:proofErr w:type="spellStart"/>
+            <w:r>
+              <w:rPr>
+                <w:rFonts w:ascii="Times New Roman" w:hAnsi="Times New Roman" w:cs="Times New Roman"/>
+                <w:sz w:val="24"/>
+                <w:szCs w:val="24"/>
+              </w:rPr>
               <w:t>RegistroAdmin</w:t>
             </w:r>
+            <w:proofErr w:type="spellEnd"/>
           </w:p>
         </w:tc>
         <w:tc>
@@ -7616,15 +8391,39 @@
           <w:p>
             <w:pPr>
               <w:widowControl w:val="0"/>
-              <w:spacing w:line="276" w:lineRule="auto"/>
-              <w:rPr>
-                <w:rFonts w:ascii="Arial" w:eastAsia="Arial" w:hAnsi="Arial" w:cs="Arial"/>
-                <w:sz w:val="20"/>
-                <w:szCs w:val="20"/>
+              <w:spacing w:line="360" w:lineRule="auto"/>
+              <w:jc w:val="both"/>
+              <w:rPr>
+                <w:rFonts w:ascii="Times New Roman" w:eastAsia="Arial" w:hAnsi="Times New Roman" w:cs="Times New Roman"/>
+                <w:sz w:val="24"/>
+                <w:szCs w:val="24"/>
               </w:rPr>
             </w:pPr>
             <w:r>
-              <w:t>El sistema web debe permitir la creacion de cuentas para administrador</w:t>
+              <w:rPr>
+                <w:rFonts w:ascii="Times New Roman" w:hAnsi="Times New Roman" w:cs="Times New Roman"/>
+                <w:sz w:val="24"/>
+                <w:szCs w:val="24"/>
+              </w:rPr>
+              <w:t xml:space="preserve">El sistema web debe permitir la </w:t>
+            </w:r>
+            <w:proofErr w:type="spellStart"/>
+            <w:r>
+              <w:rPr>
+                <w:rFonts w:ascii="Times New Roman" w:hAnsi="Times New Roman" w:cs="Times New Roman"/>
+                <w:sz w:val="24"/>
+                <w:szCs w:val="24"/>
+              </w:rPr>
+              <w:t>creacion</w:t>
+            </w:r>
+            <w:proofErr w:type="spellEnd"/>
+            <w:r>
+              <w:rPr>
+                <w:rFonts w:ascii="Times New Roman" w:hAnsi="Times New Roman" w:cs="Times New Roman"/>
+                <w:sz w:val="24"/>
+                <w:szCs w:val="24"/>
+              </w:rPr>
+              <w:t xml:space="preserve"> de cuentas para administrador</w:t>
             </w:r>
           </w:p>
         </w:tc>
@@ -7648,14 +8447,20 @@
           <w:p>
             <w:pPr>
               <w:widowControl w:val="0"/>
-              <w:spacing w:line="276" w:lineRule="auto"/>
-              <w:rPr>
-                <w:rFonts w:ascii="Arial" w:eastAsia="Arial" w:hAnsi="Arial" w:cs="Arial"/>
-                <w:sz w:val="20"/>
-                <w:szCs w:val="20"/>
+              <w:spacing w:line="360" w:lineRule="auto"/>
+              <w:jc w:val="both"/>
+              <w:rPr>
+                <w:rFonts w:ascii="Times New Roman" w:eastAsia="Arial" w:hAnsi="Times New Roman" w:cs="Times New Roman"/>
+                <w:sz w:val="24"/>
+                <w:szCs w:val="24"/>
               </w:rPr>
             </w:pPr>
             <w:r>
+              <w:rPr>
+                <w:rFonts w:ascii="Times New Roman" w:hAnsi="Times New Roman" w:cs="Times New Roman"/>
+                <w:sz w:val="24"/>
+                <w:szCs w:val="24"/>
+              </w:rPr>
               <w:t>Alta</w:t>
             </w:r>
           </w:p>
@@ -7682,16 +8487,24 @@
           <w:p>
             <w:pPr>
               <w:widowControl w:val="0"/>
-              <w:spacing w:line="276" w:lineRule="auto"/>
-              <w:rPr>
-                <w:rFonts w:ascii="Arial" w:eastAsia="Arial" w:hAnsi="Arial" w:cs="Arial"/>
-                <w:sz w:val="20"/>
-                <w:szCs w:val="20"/>
+              <w:spacing w:line="360" w:lineRule="auto"/>
+              <w:jc w:val="both"/>
+              <w:rPr>
+                <w:rFonts w:ascii="Times New Roman" w:eastAsia="Arial" w:hAnsi="Times New Roman" w:cs="Times New Roman"/>
+                <w:sz w:val="24"/>
+                <w:szCs w:val="24"/>
               </w:rPr>
             </w:pPr>
-            <w:r>
+            <w:proofErr w:type="spellStart"/>
+            <w:r>
+              <w:rPr>
+                <w:rFonts w:ascii="Times New Roman" w:hAnsi="Times New Roman" w:cs="Times New Roman"/>
+                <w:sz w:val="24"/>
+                <w:szCs w:val="24"/>
+              </w:rPr>
               <w:t>ModuloInput</w:t>
             </w:r>
+            <w:proofErr w:type="spellEnd"/>
           </w:p>
         </w:tc>
         <w:tc>
@@ -7714,15 +8527,57 @@
           <w:p>
             <w:pPr>
               <w:widowControl w:val="0"/>
-              <w:spacing w:line="276" w:lineRule="auto"/>
-              <w:rPr>
-                <w:rFonts w:ascii="Arial" w:eastAsia="Arial" w:hAnsi="Arial" w:cs="Arial"/>
-                <w:sz w:val="20"/>
-                <w:szCs w:val="20"/>
+              <w:spacing w:line="360" w:lineRule="auto"/>
+              <w:jc w:val="both"/>
+              <w:rPr>
+                <w:rFonts w:ascii="Times New Roman" w:eastAsia="Arial" w:hAnsi="Times New Roman" w:cs="Times New Roman"/>
+                <w:sz w:val="24"/>
+                <w:szCs w:val="24"/>
               </w:rPr>
             </w:pPr>
             <w:r>
-              <w:t>El sistema web debe tener un modulo para introducir la informacion clave dependiendo del formato escogido</w:t>
+              <w:rPr>
+                <w:rFonts w:ascii="Times New Roman" w:hAnsi="Times New Roman" w:cs="Times New Roman"/>
+                <w:sz w:val="24"/>
+                <w:szCs w:val="24"/>
+              </w:rPr>
+              <w:t xml:space="preserve">El sistema web debe tener un </w:t>
+            </w:r>
+            <w:proofErr w:type="spellStart"/>
+            <w:r>
+              <w:rPr>
+                <w:rFonts w:ascii="Times New Roman" w:hAnsi="Times New Roman" w:cs="Times New Roman"/>
+                <w:sz w:val="24"/>
+                <w:szCs w:val="24"/>
+              </w:rPr>
+              <w:t>modulo</w:t>
+            </w:r>
+            <w:proofErr w:type="spellEnd"/>
+            <w:r>
+              <w:rPr>
+                <w:rFonts w:ascii="Times New Roman" w:hAnsi="Times New Roman" w:cs="Times New Roman"/>
+                <w:sz w:val="24"/>
+                <w:szCs w:val="24"/>
+              </w:rPr>
+              <w:t xml:space="preserve"> para introducir la </w:t>
+            </w:r>
+            <w:proofErr w:type="spellStart"/>
+            <w:r>
+              <w:rPr>
+                <w:rFonts w:ascii="Times New Roman" w:hAnsi="Times New Roman" w:cs="Times New Roman"/>
+                <w:sz w:val="24"/>
+                <w:szCs w:val="24"/>
+              </w:rPr>
+              <w:t>informacion</w:t>
+            </w:r>
+            <w:proofErr w:type="spellEnd"/>
+            <w:r>
+              <w:rPr>
+                <w:rFonts w:ascii="Times New Roman" w:hAnsi="Times New Roman" w:cs="Times New Roman"/>
+                <w:sz w:val="24"/>
+                <w:szCs w:val="24"/>
+              </w:rPr>
+              <w:t xml:space="preserve"> clave dependiendo del formato escogido</w:t>
             </w:r>
           </w:p>
         </w:tc>
@@ -7746,14 +8601,20 @@
           <w:p>
             <w:pPr>
               <w:widowControl w:val="0"/>
-              <w:spacing w:line="276" w:lineRule="auto"/>
-              <w:rPr>
-                <w:rFonts w:ascii="Arial" w:eastAsia="Arial" w:hAnsi="Arial" w:cs="Arial"/>
-                <w:sz w:val="20"/>
-                <w:szCs w:val="20"/>
+              <w:spacing w:line="360" w:lineRule="auto"/>
+              <w:jc w:val="both"/>
+              <w:rPr>
+                <w:rFonts w:ascii="Times New Roman" w:eastAsia="Arial" w:hAnsi="Times New Roman" w:cs="Times New Roman"/>
+                <w:sz w:val="24"/>
+                <w:szCs w:val="24"/>
               </w:rPr>
             </w:pPr>
             <w:r>
+              <w:rPr>
+                <w:rFonts w:ascii="Times New Roman" w:hAnsi="Times New Roman" w:cs="Times New Roman"/>
+                <w:sz w:val="24"/>
+                <w:szCs w:val="24"/>
+              </w:rPr>
               <w:t>Alta</w:t>
             </w:r>
           </w:p>
@@ -7780,16 +8641,24 @@
           <w:p>
             <w:pPr>
               <w:widowControl w:val="0"/>
-              <w:spacing w:line="276" w:lineRule="auto"/>
-              <w:rPr>
-                <w:rFonts w:ascii="Arial" w:eastAsia="Arial" w:hAnsi="Arial" w:cs="Arial"/>
-                <w:sz w:val="20"/>
-                <w:szCs w:val="20"/>
+              <w:spacing w:line="360" w:lineRule="auto"/>
+              <w:jc w:val="both"/>
+              <w:rPr>
+                <w:rFonts w:ascii="Times New Roman" w:eastAsia="Arial" w:hAnsi="Times New Roman" w:cs="Times New Roman"/>
+                <w:sz w:val="24"/>
+                <w:szCs w:val="24"/>
               </w:rPr>
             </w:pPr>
-            <w:r>
+            <w:proofErr w:type="spellStart"/>
+            <w:r>
+              <w:rPr>
+                <w:rFonts w:ascii="Times New Roman" w:hAnsi="Times New Roman" w:cs="Times New Roman"/>
+                <w:sz w:val="24"/>
+                <w:szCs w:val="24"/>
+              </w:rPr>
               <w:t>SeleccionFormato</w:t>
             </w:r>
+            <w:proofErr w:type="spellEnd"/>
           </w:p>
         </w:tc>
         <w:tc>
@@ -7812,15 +8681,39 @@
           <w:p>
             <w:pPr>
               <w:widowControl w:val="0"/>
-              <w:spacing w:line="276" w:lineRule="auto"/>
-              <w:rPr>
-                <w:rFonts w:ascii="Arial" w:eastAsia="Arial" w:hAnsi="Arial" w:cs="Arial"/>
-                <w:sz w:val="20"/>
-                <w:szCs w:val="20"/>
+              <w:spacing w:line="360" w:lineRule="auto"/>
+              <w:jc w:val="both"/>
+              <w:rPr>
+                <w:rFonts w:ascii="Times New Roman" w:eastAsia="Arial" w:hAnsi="Times New Roman" w:cs="Times New Roman"/>
+                <w:sz w:val="24"/>
+                <w:szCs w:val="24"/>
               </w:rPr>
             </w:pPr>
             <w:r>
-              <w:t>El sistema web debe permitir la seleccion del formato estandarizado para iniciar un nuevo documento</w:t>
+              <w:rPr>
+                <w:rFonts w:ascii="Times New Roman" w:hAnsi="Times New Roman" w:cs="Times New Roman"/>
+                <w:sz w:val="24"/>
+                <w:szCs w:val="24"/>
+              </w:rPr>
+              <w:t xml:space="preserve">El sistema web debe permitir la </w:t>
+            </w:r>
+            <w:proofErr w:type="spellStart"/>
+            <w:r>
+              <w:rPr>
+                <w:rFonts w:ascii="Times New Roman" w:hAnsi="Times New Roman" w:cs="Times New Roman"/>
+                <w:sz w:val="24"/>
+                <w:szCs w:val="24"/>
+              </w:rPr>
+              <w:t>seleccion</w:t>
+            </w:r>
+            <w:proofErr w:type="spellEnd"/>
+            <w:r>
+              <w:rPr>
+                <w:rFonts w:ascii="Times New Roman" w:hAnsi="Times New Roman" w:cs="Times New Roman"/>
+                <w:sz w:val="24"/>
+                <w:szCs w:val="24"/>
+              </w:rPr>
+              <w:t xml:space="preserve"> del formato estandarizado para iniciar un nuevo documento</w:t>
             </w:r>
           </w:p>
         </w:tc>
@@ -7844,14 +8737,20 @@
           <w:p>
             <w:pPr>
               <w:widowControl w:val="0"/>
-              <w:spacing w:line="276" w:lineRule="auto"/>
-              <w:rPr>
-                <w:rFonts w:ascii="Arial" w:eastAsia="Arial" w:hAnsi="Arial" w:cs="Arial"/>
-                <w:sz w:val="20"/>
-                <w:szCs w:val="20"/>
+              <w:spacing w:line="360" w:lineRule="auto"/>
+              <w:jc w:val="both"/>
+              <w:rPr>
+                <w:rFonts w:ascii="Times New Roman" w:eastAsia="Arial" w:hAnsi="Times New Roman" w:cs="Times New Roman"/>
+                <w:sz w:val="24"/>
+                <w:szCs w:val="24"/>
               </w:rPr>
             </w:pPr>
             <w:r>
+              <w:rPr>
+                <w:rFonts w:ascii="Times New Roman" w:hAnsi="Times New Roman" w:cs="Times New Roman"/>
+                <w:sz w:val="24"/>
+                <w:szCs w:val="24"/>
+              </w:rPr>
               <w:t>Alta</w:t>
             </w:r>
           </w:p>
@@ -7878,16 +8777,24 @@
           <w:p>
             <w:pPr>
               <w:widowControl w:val="0"/>
-              <w:spacing w:line="276" w:lineRule="auto"/>
-              <w:rPr>
-                <w:rFonts w:ascii="Arial" w:eastAsia="Arial" w:hAnsi="Arial" w:cs="Arial"/>
-                <w:sz w:val="20"/>
-                <w:szCs w:val="20"/>
+              <w:spacing w:line="360" w:lineRule="auto"/>
+              <w:jc w:val="both"/>
+              <w:rPr>
+                <w:rFonts w:ascii="Times New Roman" w:eastAsia="Arial" w:hAnsi="Times New Roman" w:cs="Times New Roman"/>
+                <w:sz w:val="24"/>
+                <w:szCs w:val="24"/>
               </w:rPr>
             </w:pPr>
-            <w:r>
+            <w:proofErr w:type="spellStart"/>
+            <w:r>
+              <w:rPr>
+                <w:rFonts w:ascii="Times New Roman" w:hAnsi="Times New Roman" w:cs="Times New Roman"/>
+                <w:sz w:val="24"/>
+                <w:szCs w:val="24"/>
+              </w:rPr>
               <w:t>MultiIdioma</w:t>
             </w:r>
+            <w:proofErr w:type="spellEnd"/>
           </w:p>
         </w:tc>
         <w:tc>
@@ -7910,14 +8817,20 @@
           <w:p>
             <w:pPr>
               <w:widowControl w:val="0"/>
-              <w:spacing w:line="276" w:lineRule="auto"/>
-              <w:rPr>
-                <w:rFonts w:ascii="Arial" w:eastAsia="Arial" w:hAnsi="Arial" w:cs="Arial"/>
-                <w:sz w:val="20"/>
-                <w:szCs w:val="20"/>
+              <w:spacing w:line="360" w:lineRule="auto"/>
+              <w:jc w:val="both"/>
+              <w:rPr>
+                <w:rFonts w:ascii="Times New Roman" w:eastAsia="Arial" w:hAnsi="Times New Roman" w:cs="Times New Roman"/>
+                <w:sz w:val="24"/>
+                <w:szCs w:val="24"/>
               </w:rPr>
             </w:pPr>
             <w:r>
+              <w:rPr>
+                <w:rFonts w:ascii="Times New Roman" w:hAnsi="Times New Roman" w:cs="Times New Roman"/>
+                <w:sz w:val="24"/>
+                <w:szCs w:val="24"/>
+              </w:rPr>
               <w:t>El sistema web debe permitir generar documentos en distintos idiomas si así lo permite el modelo IA configurado.</w:t>
             </w:r>
           </w:p>
@@ -7942,14 +8855,20 @@
           <w:p>
             <w:pPr>
               <w:widowControl w:val="0"/>
-              <w:spacing w:line="276" w:lineRule="auto"/>
-              <w:rPr>
-                <w:rFonts w:ascii="Arial" w:eastAsia="Arial" w:hAnsi="Arial" w:cs="Arial"/>
-                <w:sz w:val="20"/>
-                <w:szCs w:val="20"/>
+              <w:spacing w:line="360" w:lineRule="auto"/>
+              <w:jc w:val="both"/>
+              <w:rPr>
+                <w:rFonts w:ascii="Times New Roman" w:eastAsia="Arial" w:hAnsi="Times New Roman" w:cs="Times New Roman"/>
+                <w:sz w:val="24"/>
+                <w:szCs w:val="24"/>
               </w:rPr>
             </w:pPr>
             <w:r>
+              <w:rPr>
+                <w:rFonts w:ascii="Times New Roman" w:hAnsi="Times New Roman" w:cs="Times New Roman"/>
+                <w:sz w:val="24"/>
+                <w:szCs w:val="24"/>
+              </w:rPr>
               <w:t>Alta</w:t>
             </w:r>
           </w:p>
@@ -7976,16 +8895,24 @@
           <w:p>
             <w:pPr>
               <w:widowControl w:val="0"/>
-              <w:spacing w:line="276" w:lineRule="auto"/>
-              <w:rPr>
-                <w:rFonts w:ascii="Arial" w:eastAsia="Arial" w:hAnsi="Arial" w:cs="Arial"/>
-                <w:sz w:val="20"/>
-                <w:szCs w:val="20"/>
+              <w:spacing w:line="360" w:lineRule="auto"/>
+              <w:jc w:val="both"/>
+              <w:rPr>
+                <w:rFonts w:ascii="Times New Roman" w:eastAsia="Arial" w:hAnsi="Times New Roman" w:cs="Times New Roman"/>
+                <w:sz w:val="24"/>
+                <w:szCs w:val="24"/>
               </w:rPr>
             </w:pPr>
-            <w:r>
+            <w:proofErr w:type="spellStart"/>
+            <w:r>
+              <w:rPr>
+                <w:rFonts w:ascii="Times New Roman" w:hAnsi="Times New Roman" w:cs="Times New Roman"/>
+                <w:sz w:val="24"/>
+                <w:szCs w:val="24"/>
+              </w:rPr>
               <w:t>ModelosIA</w:t>
             </w:r>
+            <w:proofErr w:type="spellEnd"/>
           </w:p>
         </w:tc>
         <w:tc>
@@ -8008,17 +8935,19 @@
           <w:p>
             <w:pPr>
               <w:widowControl w:val="0"/>
-              <w:spacing w:line="276" w:lineRule="auto"/>
-              <w:rPr>
-                <w:rFonts w:ascii="Arial" w:eastAsia="Arial" w:hAnsi="Arial" w:cs="Arial"/>
-                <w:sz w:val="20"/>
-                <w:szCs w:val="20"/>
+              <w:spacing w:line="360" w:lineRule="auto"/>
+              <w:jc w:val="both"/>
+              <w:rPr>
+                <w:rFonts w:ascii="Times New Roman" w:eastAsia="Arial" w:hAnsi="Times New Roman" w:cs="Times New Roman"/>
+                <w:sz w:val="24"/>
+                <w:szCs w:val="24"/>
               </w:rPr>
             </w:pPr>
             <w:r>
               <w:rPr>
-                <w:sz w:val="20"/>
-                <w:szCs w:val="20"/>
+                <w:rFonts w:ascii="Times New Roman" w:hAnsi="Times New Roman" w:cs="Times New Roman"/>
+                <w:sz w:val="24"/>
+                <w:szCs w:val="24"/>
               </w:rPr>
               <w:t>El sistema web debe contener modelos de IA</w:t>
             </w:r>
@@ -8044,14 +8973,20 @@
           <w:p>
             <w:pPr>
               <w:widowControl w:val="0"/>
-              <w:spacing w:line="276" w:lineRule="auto"/>
-              <w:rPr>
-                <w:rFonts w:ascii="Arial" w:eastAsia="Arial" w:hAnsi="Arial" w:cs="Arial"/>
-                <w:sz w:val="20"/>
-                <w:szCs w:val="20"/>
+              <w:spacing w:line="360" w:lineRule="auto"/>
+              <w:jc w:val="both"/>
+              <w:rPr>
+                <w:rFonts w:ascii="Times New Roman" w:eastAsia="Arial" w:hAnsi="Times New Roman" w:cs="Times New Roman"/>
+                <w:sz w:val="24"/>
+                <w:szCs w:val="24"/>
               </w:rPr>
             </w:pPr>
             <w:r>
+              <w:rPr>
+                <w:rFonts w:ascii="Times New Roman" w:hAnsi="Times New Roman" w:cs="Times New Roman"/>
+                <w:sz w:val="24"/>
+                <w:szCs w:val="24"/>
+              </w:rPr>
               <w:t>Alta</w:t>
             </w:r>
           </w:p>
@@ -8078,16 +9013,24 @@
           <w:p>
             <w:pPr>
               <w:widowControl w:val="0"/>
-              <w:spacing w:line="276" w:lineRule="auto"/>
-              <w:rPr>
-                <w:rFonts w:ascii="Arial" w:eastAsia="Arial" w:hAnsi="Arial" w:cs="Arial"/>
-                <w:sz w:val="20"/>
-                <w:szCs w:val="20"/>
+              <w:spacing w:line="360" w:lineRule="auto"/>
+              <w:jc w:val="both"/>
+              <w:rPr>
+                <w:rFonts w:ascii="Times New Roman" w:eastAsia="Arial" w:hAnsi="Times New Roman" w:cs="Times New Roman"/>
+                <w:sz w:val="24"/>
+                <w:szCs w:val="24"/>
               </w:rPr>
             </w:pPr>
-            <w:r>
+            <w:proofErr w:type="spellStart"/>
+            <w:r>
+              <w:rPr>
+                <w:rFonts w:ascii="Times New Roman" w:hAnsi="Times New Roman" w:cs="Times New Roman"/>
+                <w:sz w:val="24"/>
+                <w:szCs w:val="24"/>
+              </w:rPr>
               <w:t>GenerarPDF</w:t>
             </w:r>
+            <w:proofErr w:type="spellEnd"/>
           </w:p>
         </w:tc>
         <w:tc>
@@ -8110,15 +9053,39 @@
           <w:p>
             <w:pPr>
               <w:widowControl w:val="0"/>
-              <w:spacing w:line="276" w:lineRule="auto"/>
-              <w:rPr>
-                <w:rFonts w:ascii="Arial" w:eastAsia="Arial" w:hAnsi="Arial" w:cs="Arial"/>
-                <w:sz w:val="20"/>
-                <w:szCs w:val="20"/>
+              <w:spacing w:line="360" w:lineRule="auto"/>
+              <w:jc w:val="both"/>
+              <w:rPr>
+                <w:rFonts w:ascii="Times New Roman" w:eastAsia="Arial" w:hAnsi="Times New Roman" w:cs="Times New Roman"/>
+                <w:sz w:val="24"/>
+                <w:szCs w:val="24"/>
               </w:rPr>
             </w:pPr>
             <w:r>
-              <w:t>El sistema web debe permitir la generacion documentos completos en formatos PDF siguiendo los formatos establecidos.</w:t>
+              <w:rPr>
+                <w:rFonts w:ascii="Times New Roman" w:hAnsi="Times New Roman" w:cs="Times New Roman"/>
+                <w:sz w:val="24"/>
+                <w:szCs w:val="24"/>
+              </w:rPr>
+              <w:t xml:space="preserve">El sistema web debe permitir la </w:t>
+            </w:r>
+            <w:proofErr w:type="spellStart"/>
+            <w:r>
+              <w:rPr>
+                <w:rFonts w:ascii="Times New Roman" w:hAnsi="Times New Roman" w:cs="Times New Roman"/>
+                <w:sz w:val="24"/>
+                <w:szCs w:val="24"/>
+              </w:rPr>
+              <w:t>generacion</w:t>
+            </w:r>
+            <w:proofErr w:type="spellEnd"/>
+            <w:r>
+              <w:rPr>
+                <w:rFonts w:ascii="Times New Roman" w:hAnsi="Times New Roman" w:cs="Times New Roman"/>
+                <w:sz w:val="24"/>
+                <w:szCs w:val="24"/>
+              </w:rPr>
+              <w:t xml:space="preserve"> documentos completos en formatos PDF siguiendo los formatos establecidos.</w:t>
             </w:r>
           </w:p>
         </w:tc>
@@ -8142,14 +9109,20 @@
           <w:p>
             <w:pPr>
               <w:widowControl w:val="0"/>
-              <w:spacing w:line="276" w:lineRule="auto"/>
-              <w:rPr>
-                <w:rFonts w:ascii="Arial" w:eastAsia="Arial" w:hAnsi="Arial" w:cs="Arial"/>
-                <w:sz w:val="20"/>
-                <w:szCs w:val="20"/>
+              <w:spacing w:line="360" w:lineRule="auto"/>
+              <w:jc w:val="both"/>
+              <w:rPr>
+                <w:rFonts w:ascii="Times New Roman" w:eastAsia="Arial" w:hAnsi="Times New Roman" w:cs="Times New Roman"/>
+                <w:sz w:val="24"/>
+                <w:szCs w:val="24"/>
               </w:rPr>
             </w:pPr>
             <w:r>
+              <w:rPr>
+                <w:rFonts w:ascii="Times New Roman" w:hAnsi="Times New Roman" w:cs="Times New Roman"/>
+                <w:sz w:val="24"/>
+                <w:szCs w:val="24"/>
+              </w:rPr>
               <w:t>Alta</w:t>
             </w:r>
           </w:p>
@@ -8176,16 +9149,24 @@
           <w:p>
             <w:pPr>
               <w:widowControl w:val="0"/>
-              <w:spacing w:line="276" w:lineRule="auto"/>
-              <w:rPr>
-                <w:rFonts w:ascii="Arial" w:eastAsia="Arial" w:hAnsi="Arial" w:cs="Arial"/>
-                <w:sz w:val="20"/>
-                <w:szCs w:val="20"/>
+              <w:spacing w:line="360" w:lineRule="auto"/>
+              <w:jc w:val="both"/>
+              <w:rPr>
+                <w:rFonts w:ascii="Times New Roman" w:eastAsia="Arial" w:hAnsi="Times New Roman" w:cs="Times New Roman"/>
+                <w:sz w:val="24"/>
+                <w:szCs w:val="24"/>
               </w:rPr>
             </w:pPr>
-            <w:r>
+            <w:proofErr w:type="spellStart"/>
+            <w:r>
+              <w:rPr>
+                <w:rFonts w:ascii="Times New Roman" w:hAnsi="Times New Roman" w:cs="Times New Roman"/>
+                <w:sz w:val="24"/>
+                <w:szCs w:val="24"/>
+              </w:rPr>
               <w:t>DescargaInmediata</w:t>
             </w:r>
+            <w:proofErr w:type="spellEnd"/>
           </w:p>
         </w:tc>
         <w:tc>
@@ -8208,16 +9189,32 @@
           <w:p>
             <w:pPr>
               <w:widowControl w:val="0"/>
-              <w:spacing w:line="276" w:lineRule="auto"/>
-              <w:rPr>
-                <w:rFonts w:ascii="Arial" w:eastAsia="Arial" w:hAnsi="Arial" w:cs="Arial"/>
-                <w:sz w:val="20"/>
-                <w:szCs w:val="20"/>
+              <w:spacing w:line="360" w:lineRule="auto"/>
+              <w:jc w:val="both"/>
+              <w:rPr>
+                <w:rFonts w:ascii="Times New Roman" w:eastAsia="Arial" w:hAnsi="Times New Roman" w:cs="Times New Roman"/>
+                <w:sz w:val="24"/>
+                <w:szCs w:val="24"/>
               </w:rPr>
             </w:pPr>
             <w:r>
-              <w:t>El sistema web debe permitir la descarga del documento en el momento de su generacion</w:t>
-            </w:r>
+              <w:rPr>
+                <w:rFonts w:ascii="Times New Roman" w:hAnsi="Times New Roman" w:cs="Times New Roman"/>
+                <w:sz w:val="24"/>
+                <w:szCs w:val="24"/>
+              </w:rPr>
+              <w:t xml:space="preserve">El sistema web debe permitir la descarga del documento en el momento de su </w:t>
+            </w:r>
+            <w:proofErr w:type="spellStart"/>
+            <w:r>
+              <w:rPr>
+                <w:rFonts w:ascii="Times New Roman" w:hAnsi="Times New Roman" w:cs="Times New Roman"/>
+                <w:sz w:val="24"/>
+                <w:szCs w:val="24"/>
+              </w:rPr>
+              <w:t>generacion</w:t>
+            </w:r>
+            <w:proofErr w:type="spellEnd"/>
           </w:p>
         </w:tc>
         <w:tc>
@@ -8240,14 +9237,20 @@
           <w:p>
             <w:pPr>
               <w:widowControl w:val="0"/>
-              <w:spacing w:line="276" w:lineRule="auto"/>
-              <w:rPr>
-                <w:rFonts w:ascii="Arial" w:eastAsia="Arial" w:hAnsi="Arial" w:cs="Arial"/>
-                <w:sz w:val="20"/>
-                <w:szCs w:val="20"/>
+              <w:spacing w:line="360" w:lineRule="auto"/>
+              <w:jc w:val="both"/>
+              <w:rPr>
+                <w:rFonts w:ascii="Times New Roman" w:eastAsia="Arial" w:hAnsi="Times New Roman" w:cs="Times New Roman"/>
+                <w:sz w:val="24"/>
+                <w:szCs w:val="24"/>
               </w:rPr>
             </w:pPr>
             <w:r>
+              <w:rPr>
+                <w:rFonts w:ascii="Times New Roman" w:hAnsi="Times New Roman" w:cs="Times New Roman"/>
+                <w:sz w:val="24"/>
+                <w:szCs w:val="24"/>
+              </w:rPr>
               <w:t>Alta</w:t>
             </w:r>
           </w:p>
@@ -8274,16 +9277,24 @@
           <w:p>
             <w:pPr>
               <w:widowControl w:val="0"/>
-              <w:spacing w:line="276" w:lineRule="auto"/>
-              <w:rPr>
-                <w:rFonts w:ascii="Arial" w:eastAsia="Arial" w:hAnsi="Arial" w:cs="Arial"/>
-                <w:sz w:val="20"/>
-                <w:szCs w:val="20"/>
+              <w:spacing w:line="360" w:lineRule="auto"/>
+              <w:jc w:val="both"/>
+              <w:rPr>
+                <w:rFonts w:ascii="Times New Roman" w:eastAsia="Arial" w:hAnsi="Times New Roman" w:cs="Times New Roman"/>
+                <w:sz w:val="24"/>
+                <w:szCs w:val="24"/>
               </w:rPr>
             </w:pPr>
-            <w:r>
+            <w:proofErr w:type="spellStart"/>
+            <w:r>
+              <w:rPr>
+                <w:rFonts w:ascii="Times New Roman" w:hAnsi="Times New Roman" w:cs="Times New Roman"/>
+                <w:sz w:val="24"/>
+                <w:szCs w:val="24"/>
+              </w:rPr>
               <w:t>GenerarCitas</w:t>
             </w:r>
+            <w:proofErr w:type="spellEnd"/>
           </w:p>
         </w:tc>
         <w:tc>
@@ -8306,15 +9317,93 @@
           <w:p>
             <w:pPr>
               <w:widowControl w:val="0"/>
-              <w:spacing w:line="276" w:lineRule="auto"/>
-              <w:rPr>
-                <w:rFonts w:ascii="Arial" w:eastAsia="Arial" w:hAnsi="Arial" w:cs="Arial"/>
-                <w:sz w:val="20"/>
-                <w:szCs w:val="20"/>
+              <w:spacing w:line="360" w:lineRule="auto"/>
+              <w:jc w:val="both"/>
+              <w:rPr>
+                <w:rFonts w:ascii="Times New Roman" w:eastAsia="Arial" w:hAnsi="Times New Roman" w:cs="Times New Roman"/>
+                <w:sz w:val="24"/>
+                <w:szCs w:val="24"/>
               </w:rPr>
             </w:pPr>
             <w:r>
-              <w:t>El sistema web debe generar las citas y bibliografia automaticamente segun el contenido extraidas de fuentes reales dependiendo del formato escogido</w:t>
+              <w:rPr>
+                <w:rFonts w:ascii="Times New Roman" w:hAnsi="Times New Roman" w:cs="Times New Roman"/>
+                <w:sz w:val="24"/>
+                <w:szCs w:val="24"/>
+              </w:rPr>
+              <w:t xml:space="preserve">El sistema web debe generar las citas y </w:t>
+            </w:r>
+            <w:proofErr w:type="spellStart"/>
+            <w:r>
+              <w:rPr>
+                <w:rFonts w:ascii="Times New Roman" w:hAnsi="Times New Roman" w:cs="Times New Roman"/>
+                <w:sz w:val="24"/>
+                <w:szCs w:val="24"/>
+              </w:rPr>
+              <w:t>bibliografia</w:t>
+            </w:r>
+            <w:proofErr w:type="spellEnd"/>
+            <w:r>
+              <w:rPr>
+                <w:rFonts w:ascii="Times New Roman" w:hAnsi="Times New Roman" w:cs="Times New Roman"/>
+                <w:sz w:val="24"/>
+                <w:szCs w:val="24"/>
+              </w:rPr>
+              <w:t xml:space="preserve"> </w:t>
+            </w:r>
+            <w:proofErr w:type="spellStart"/>
+            <w:r>
+              <w:rPr>
+                <w:rFonts w:ascii="Times New Roman" w:hAnsi="Times New Roman" w:cs="Times New Roman"/>
+                <w:sz w:val="24"/>
+                <w:szCs w:val="24"/>
+              </w:rPr>
+              <w:t>automaticamente</w:t>
+            </w:r>
+            <w:proofErr w:type="spellEnd"/>
+            <w:r>
+              <w:rPr>
+                <w:rFonts w:ascii="Times New Roman" w:hAnsi="Times New Roman" w:cs="Times New Roman"/>
+                <w:sz w:val="24"/>
+                <w:szCs w:val="24"/>
+              </w:rPr>
+              <w:t xml:space="preserve"> </w:t>
+            </w:r>
+            <w:proofErr w:type="spellStart"/>
+            <w:r>
+              <w:rPr>
+                <w:rFonts w:ascii="Times New Roman" w:hAnsi="Times New Roman" w:cs="Times New Roman"/>
+                <w:sz w:val="24"/>
+                <w:szCs w:val="24"/>
+              </w:rPr>
+              <w:t>segun</w:t>
+            </w:r>
+            <w:proofErr w:type="spellEnd"/>
+            <w:r>
+              <w:rPr>
+                <w:rFonts w:ascii="Times New Roman" w:hAnsi="Times New Roman" w:cs="Times New Roman"/>
+                <w:sz w:val="24"/>
+                <w:szCs w:val="24"/>
+              </w:rPr>
+              <w:t xml:space="preserve"> el contenido </w:t>
+            </w:r>
+            <w:proofErr w:type="spellStart"/>
+            <w:r>
+              <w:rPr>
+                <w:rFonts w:ascii="Times New Roman" w:hAnsi="Times New Roman" w:cs="Times New Roman"/>
+                <w:sz w:val="24"/>
+                <w:szCs w:val="24"/>
+              </w:rPr>
+              <w:t>extraidas</w:t>
+            </w:r>
+            <w:proofErr w:type="spellEnd"/>
+            <w:r>
+              <w:rPr>
+                <w:rFonts w:ascii="Times New Roman" w:hAnsi="Times New Roman" w:cs="Times New Roman"/>
+                <w:sz w:val="24"/>
+                <w:szCs w:val="24"/>
+              </w:rPr>
+              <w:t xml:space="preserve"> de fuentes reales dependiendo del formato escogido</w:t>
             </w:r>
           </w:p>
         </w:tc>
@@ -8338,14 +9427,20 @@
           <w:p>
             <w:pPr>
               <w:widowControl w:val="0"/>
-              <w:spacing w:line="276" w:lineRule="auto"/>
-              <w:rPr>
-                <w:rFonts w:ascii="Arial" w:eastAsia="Arial" w:hAnsi="Arial" w:cs="Arial"/>
-                <w:sz w:val="20"/>
-                <w:szCs w:val="20"/>
+              <w:spacing w:line="360" w:lineRule="auto"/>
+              <w:jc w:val="both"/>
+              <w:rPr>
+                <w:rFonts w:ascii="Times New Roman" w:eastAsia="Arial" w:hAnsi="Times New Roman" w:cs="Times New Roman"/>
+                <w:sz w:val="24"/>
+                <w:szCs w:val="24"/>
               </w:rPr>
             </w:pPr>
             <w:r>
+              <w:rPr>
+                <w:rFonts w:ascii="Times New Roman" w:hAnsi="Times New Roman" w:cs="Times New Roman"/>
+                <w:sz w:val="24"/>
+                <w:szCs w:val="24"/>
+              </w:rPr>
               <w:t>Alta</w:t>
             </w:r>
           </w:p>
@@ -8372,16 +9467,33 @@
           <w:p>
             <w:pPr>
               <w:widowControl w:val="0"/>
-              <w:spacing w:line="276" w:lineRule="auto"/>
-              <w:rPr>
-                <w:rFonts w:ascii="Arial" w:eastAsia="Arial" w:hAnsi="Arial" w:cs="Arial"/>
-                <w:sz w:val="20"/>
-                <w:szCs w:val="20"/>
+              <w:spacing w:line="360" w:lineRule="auto"/>
+              <w:jc w:val="both"/>
+              <w:rPr>
+                <w:rFonts w:ascii="Times New Roman" w:eastAsia="Arial" w:hAnsi="Times New Roman" w:cs="Times New Roman"/>
+                <w:sz w:val="24"/>
+                <w:szCs w:val="24"/>
               </w:rPr>
             </w:pPr>
-            <w:r>
-              <w:t>HistorialDocs</w:t>
-            </w:r>
+            <w:proofErr w:type="spellStart"/>
+            <w:r>
+              <w:rPr>
+                <w:rFonts w:ascii="Times New Roman" w:hAnsi="Times New Roman" w:cs="Times New Roman"/>
+                <w:sz w:val="24"/>
+                <w:szCs w:val="24"/>
+              </w:rPr>
+              <w:t>HistorialD</w:t>
+            </w:r>
+            <w:r>
+              <w:rPr>
+                <w:rFonts w:ascii="Times New Roman" w:hAnsi="Times New Roman" w:cs="Times New Roman"/>
+                <w:sz w:val="24"/>
+                <w:szCs w:val="24"/>
+              </w:rPr>
+              <w:lastRenderedPageBreak/>
+              <w:t>ocs</w:t>
+            </w:r>
+            <w:proofErr w:type="spellEnd"/>
           </w:p>
         </w:tc>
         <w:tc>
@@ -8404,15 +9516,31 @@
           <w:p>
             <w:pPr>
               <w:widowControl w:val="0"/>
-              <w:spacing w:line="276" w:lineRule="auto"/>
-              <w:rPr>
-                <w:rFonts w:ascii="Arial" w:eastAsia="Arial" w:hAnsi="Arial" w:cs="Arial"/>
-                <w:sz w:val="20"/>
-                <w:szCs w:val="20"/>
+              <w:spacing w:line="360" w:lineRule="auto"/>
+              <w:jc w:val="both"/>
+              <w:rPr>
+                <w:rFonts w:ascii="Times New Roman" w:eastAsia="Arial" w:hAnsi="Times New Roman" w:cs="Times New Roman"/>
+                <w:sz w:val="24"/>
+                <w:szCs w:val="24"/>
               </w:rPr>
             </w:pPr>
             <w:r>
-              <w:t>El sistema web debe almacenar un historial de los documentos realizados previamente</w:t>
+              <w:rPr>
+                <w:rFonts w:ascii="Times New Roman" w:hAnsi="Times New Roman" w:cs="Times New Roman"/>
+                <w:sz w:val="24"/>
+                <w:szCs w:val="24"/>
+              </w:rPr>
+              <w:lastRenderedPageBreak/>
+              <w:t xml:space="preserve">El sistema web debe almacenar un </w:t>
+            </w:r>
+            <w:r>
+              <w:rPr>
+                <w:rFonts w:ascii="Times New Roman" w:hAnsi="Times New Roman" w:cs="Times New Roman"/>
+                <w:sz w:val="24"/>
+                <w:szCs w:val="24"/>
+              </w:rPr>
+              <w:lastRenderedPageBreak/>
+              <w:t>historial de los documentos realizados previamente</w:t>
             </w:r>
           </w:p>
         </w:tc>
@@ -8436,14 +9564,21 @@
           <w:p>
             <w:pPr>
               <w:widowControl w:val="0"/>
-              <w:spacing w:line="276" w:lineRule="auto"/>
-              <w:rPr>
-                <w:rFonts w:ascii="Arial" w:eastAsia="Arial" w:hAnsi="Arial" w:cs="Arial"/>
-                <w:sz w:val="20"/>
-                <w:szCs w:val="20"/>
+              <w:spacing w:line="360" w:lineRule="auto"/>
+              <w:jc w:val="both"/>
+              <w:rPr>
+                <w:rFonts w:ascii="Times New Roman" w:eastAsia="Arial" w:hAnsi="Times New Roman" w:cs="Times New Roman"/>
+                <w:sz w:val="24"/>
+                <w:szCs w:val="24"/>
               </w:rPr>
             </w:pPr>
             <w:r>
+              <w:rPr>
+                <w:rFonts w:ascii="Times New Roman" w:hAnsi="Times New Roman" w:cs="Times New Roman"/>
+                <w:sz w:val="24"/>
+                <w:szCs w:val="24"/>
+              </w:rPr>
+              <w:lastRenderedPageBreak/>
               <w:t>Alta</w:t>
             </w:r>
           </w:p>
@@ -8470,16 +9605,24 @@
           <w:p>
             <w:pPr>
               <w:widowControl w:val="0"/>
-              <w:spacing w:line="276" w:lineRule="auto"/>
-              <w:rPr>
-                <w:rFonts w:ascii="Arial" w:eastAsia="Arial" w:hAnsi="Arial" w:cs="Arial"/>
-                <w:sz w:val="20"/>
-                <w:szCs w:val="20"/>
+              <w:spacing w:line="360" w:lineRule="auto"/>
+              <w:jc w:val="both"/>
+              <w:rPr>
+                <w:rFonts w:ascii="Times New Roman" w:eastAsia="Arial" w:hAnsi="Times New Roman" w:cs="Times New Roman"/>
+                <w:sz w:val="24"/>
+                <w:szCs w:val="24"/>
               </w:rPr>
             </w:pPr>
-            <w:r>
+            <w:proofErr w:type="spellStart"/>
+            <w:r>
+              <w:rPr>
+                <w:rFonts w:ascii="Times New Roman" w:hAnsi="Times New Roman" w:cs="Times New Roman"/>
+                <w:sz w:val="24"/>
+                <w:szCs w:val="24"/>
+              </w:rPr>
               <w:t>DescargaHistorial</w:t>
             </w:r>
+            <w:proofErr w:type="spellEnd"/>
           </w:p>
         </w:tc>
         <w:tc>
@@ -8502,14 +9645,20 @@
           <w:p>
             <w:pPr>
               <w:widowControl w:val="0"/>
-              <w:spacing w:line="276" w:lineRule="auto"/>
-              <w:rPr>
-                <w:rFonts w:ascii="Arial" w:eastAsia="Arial" w:hAnsi="Arial" w:cs="Arial"/>
-                <w:sz w:val="20"/>
-                <w:szCs w:val="20"/>
+              <w:spacing w:line="360" w:lineRule="auto"/>
+              <w:jc w:val="both"/>
+              <w:rPr>
+                <w:rFonts w:ascii="Times New Roman" w:eastAsia="Arial" w:hAnsi="Times New Roman" w:cs="Times New Roman"/>
+                <w:sz w:val="24"/>
+                <w:szCs w:val="24"/>
               </w:rPr>
             </w:pPr>
             <w:r>
+              <w:rPr>
+                <w:rFonts w:ascii="Times New Roman" w:hAnsi="Times New Roman" w:cs="Times New Roman"/>
+                <w:sz w:val="24"/>
+                <w:szCs w:val="24"/>
+              </w:rPr>
               <w:t>El sistema web debe permitir la descarga de los documentos previos</w:t>
             </w:r>
           </w:p>
@@ -8534,14 +9683,20 @@
           <w:p>
             <w:pPr>
               <w:widowControl w:val="0"/>
-              <w:spacing w:line="276" w:lineRule="auto"/>
-              <w:rPr>
-                <w:rFonts w:ascii="Arial" w:eastAsia="Arial" w:hAnsi="Arial" w:cs="Arial"/>
-                <w:sz w:val="20"/>
-                <w:szCs w:val="20"/>
+              <w:spacing w:line="360" w:lineRule="auto"/>
+              <w:jc w:val="both"/>
+              <w:rPr>
+                <w:rFonts w:ascii="Times New Roman" w:eastAsia="Arial" w:hAnsi="Times New Roman" w:cs="Times New Roman"/>
+                <w:sz w:val="24"/>
+                <w:szCs w:val="24"/>
               </w:rPr>
             </w:pPr>
             <w:r>
+              <w:rPr>
+                <w:rFonts w:ascii="Times New Roman" w:hAnsi="Times New Roman" w:cs="Times New Roman"/>
+                <w:sz w:val="24"/>
+                <w:szCs w:val="24"/>
+              </w:rPr>
               <w:t>Alta</w:t>
             </w:r>
           </w:p>
@@ -8551,10 +9706,15 @@
     <w:p>
       <w:pPr>
         <w:pStyle w:val="Ttulo3"/>
+        <w:spacing w:line="360" w:lineRule="auto"/>
         <w:ind w:left="1224"/>
-      </w:pPr>
-      <w:bookmarkStart w:id="11" w:name="_heading=h.warssvlw76ne" w:colFirst="0" w:colLast="0"/>
-      <w:bookmarkEnd w:id="11"/>
+        <w:jc w:val="both"/>
+        <w:rPr>
+          <w:rFonts w:ascii="Times New Roman" w:hAnsi="Times New Roman" w:cs="Times New Roman"/>
+        </w:rPr>
+      </w:pPr>
+      <w:bookmarkStart w:id="10" w:name="_heading=h.warssvlw76ne" w:colFirst="0" w:colLast="0"/>
+      <w:bookmarkEnd w:id="10"/>
     </w:p>
     <w:p>
       <w:pPr>
@@ -8563,14 +9723,18 @@
           <w:ilvl w:val="2"/>
           <w:numId w:val="3"/>
         </w:numPr>
-        <w:rPr>
-          <w:color w:val="000000"/>
-        </w:rPr>
-      </w:pPr>
-      <w:bookmarkStart w:id="12" w:name="_heading=h.c4putyekji3d" w:colFirst="0" w:colLast="0"/>
-      <w:bookmarkEnd w:id="12"/>
-      <w:r>
-        <w:rPr>
+        <w:spacing w:line="360" w:lineRule="auto"/>
+        <w:jc w:val="both"/>
+        <w:rPr>
+          <w:rFonts w:ascii="Times New Roman" w:hAnsi="Times New Roman" w:cs="Times New Roman"/>
+          <w:color w:val="000000"/>
+        </w:rPr>
+      </w:pPr>
+      <w:bookmarkStart w:id="11" w:name="_heading=h.c4putyekji3d" w:colFirst="0" w:colLast="0"/>
+      <w:bookmarkEnd w:id="11"/>
+      <w:r>
+        <w:rPr>
+          <w:rFonts w:ascii="Times New Roman" w:hAnsi="Times New Roman" w:cs="Times New Roman"/>
           <w:color w:val="000000"/>
         </w:rPr>
         <w:t>Requerimientos No Funcionales – Atributos de Calidad</w:t>
@@ -8578,15 +9742,15 @@
     </w:p>
     <w:p>
       <w:pPr>
-        <w:spacing w:after="0" w:line="240" w:lineRule="auto"/>
+        <w:spacing w:after="0" w:line="360" w:lineRule="auto"/>
         <w:ind w:left="1140"/>
         <w:jc w:val="both"/>
         <w:rPr>
           <w:rFonts w:ascii="Times New Roman" w:eastAsia="Times New Roman" w:hAnsi="Times New Roman" w:cs="Times New Roman"/>
           <w:i/>
           <w:color w:val="0000FF"/>
-          <w:sz w:val="20"/>
-          <w:szCs w:val="20"/>
+          <w:sz w:val="24"/>
+          <w:szCs w:val="24"/>
         </w:rPr>
       </w:pPr>
     </w:p>
@@ -8618,22 +9782,21 @@
           </w:tcPr>
           <w:p>
             <w:pPr>
-              <w:jc w:val="both"/>
+              <w:spacing w:line="360" w:lineRule="auto"/>
+              <w:jc w:val="center"/>
               <w:rPr>
                 <w:rFonts w:ascii="Times New Roman" w:eastAsia="Times New Roman" w:hAnsi="Times New Roman" w:cs="Times New Roman"/>
                 <w:i/>
-                <w:color w:val="0000FF"/>
-                <w:sz w:val="20"/>
-                <w:szCs w:val="20"/>
+                <w:sz w:val="24"/>
+                <w:szCs w:val="24"/>
               </w:rPr>
             </w:pPr>
             <w:r>
               <w:rPr>
                 <w:rFonts w:ascii="Times New Roman" w:eastAsia="Times New Roman" w:hAnsi="Times New Roman" w:cs="Times New Roman"/>
                 <w:i/>
-                <w:color w:val="0000FF"/>
-                <w:sz w:val="20"/>
-                <w:szCs w:val="20"/>
+                <w:sz w:val="24"/>
+                <w:szCs w:val="24"/>
               </w:rPr>
               <w:t>ID</w:t>
             </w:r>
@@ -8645,25 +9808,26 @@
           </w:tcPr>
           <w:p>
             <w:pPr>
-              <w:jc w:val="both"/>
+              <w:spacing w:line="360" w:lineRule="auto"/>
+              <w:jc w:val="center"/>
               <w:rPr>
                 <w:rFonts w:ascii="Times New Roman" w:eastAsia="Times New Roman" w:hAnsi="Times New Roman" w:cs="Times New Roman"/>
                 <w:i/>
-                <w:color w:val="0000FF"/>
-                <w:sz w:val="20"/>
-                <w:szCs w:val="20"/>
+                <w:sz w:val="24"/>
+                <w:szCs w:val="24"/>
               </w:rPr>
             </w:pPr>
+            <w:proofErr w:type="spellStart"/>
             <w:r>
               <w:rPr>
                 <w:rFonts w:ascii="Times New Roman" w:eastAsia="Times New Roman" w:hAnsi="Times New Roman" w:cs="Times New Roman"/>
                 <w:i/>
-                <w:color w:val="0000FF"/>
-                <w:sz w:val="20"/>
-                <w:szCs w:val="20"/>
-              </w:rPr>
-              <w:t xml:space="preserve">Descripcion </w:t>
-            </w:r>
+                <w:sz w:val="24"/>
+                <w:szCs w:val="24"/>
+              </w:rPr>
+              <w:t>Descripcion</w:t>
+            </w:r>
+            <w:proofErr w:type="spellEnd"/>
           </w:p>
         </w:tc>
         <w:tc>
@@ -8672,22 +9836,21 @@
           </w:tcPr>
           <w:p>
             <w:pPr>
-              <w:jc w:val="both"/>
+              <w:spacing w:line="360" w:lineRule="auto"/>
+              <w:jc w:val="center"/>
               <w:rPr>
                 <w:rFonts w:ascii="Times New Roman" w:eastAsia="Times New Roman" w:hAnsi="Times New Roman" w:cs="Times New Roman"/>
                 <w:i/>
-                <w:color w:val="0000FF"/>
-                <w:sz w:val="20"/>
-                <w:szCs w:val="20"/>
+                <w:sz w:val="24"/>
+                <w:szCs w:val="24"/>
               </w:rPr>
             </w:pPr>
             <w:r>
               <w:rPr>
                 <w:rFonts w:ascii="Times New Roman" w:eastAsia="Times New Roman" w:hAnsi="Times New Roman" w:cs="Times New Roman"/>
                 <w:i/>
-                <w:color w:val="0000FF"/>
-                <w:sz w:val="20"/>
-                <w:szCs w:val="20"/>
+                <w:sz w:val="24"/>
+                <w:szCs w:val="24"/>
               </w:rPr>
               <w:t>Prioridad</w:t>
             </w:r>
@@ -8715,17 +9878,32 @@
           <w:p>
             <w:pPr>
               <w:widowControl w:val="0"/>
-              <w:spacing w:line="276" w:lineRule="auto"/>
-              <w:jc w:val="center"/>
-              <w:rPr>
-                <w:rFonts w:ascii="Arial" w:eastAsia="Arial" w:hAnsi="Arial" w:cs="Arial"/>
-                <w:sz w:val="20"/>
-                <w:szCs w:val="20"/>
+              <w:spacing w:line="360" w:lineRule="auto"/>
+              <w:jc w:val="both"/>
+              <w:rPr>
+                <w:rFonts w:ascii="Times New Roman" w:eastAsia="Arial" w:hAnsi="Times New Roman" w:cs="Times New Roman"/>
+                <w:sz w:val="24"/>
+                <w:szCs w:val="24"/>
               </w:rPr>
             </w:pPr>
             <w:r>
-              <w:t>Debe integrar Login</w:t>
-            </w:r>
+              <w:rPr>
+                <w:rFonts w:ascii="Times New Roman" w:hAnsi="Times New Roman" w:cs="Times New Roman"/>
+                <w:sz w:val="24"/>
+                <w:szCs w:val="24"/>
+              </w:rPr>
+              <w:t xml:space="preserve">Debe integrar </w:t>
+            </w:r>
+            <w:proofErr w:type="spellStart"/>
+            <w:r>
+              <w:rPr>
+                <w:rFonts w:ascii="Times New Roman" w:hAnsi="Times New Roman" w:cs="Times New Roman"/>
+                <w:sz w:val="24"/>
+                <w:szCs w:val="24"/>
+              </w:rPr>
+              <w:t>Login</w:t>
+            </w:r>
+            <w:proofErr w:type="spellEnd"/>
           </w:p>
         </w:tc>
         <w:tc>
@@ -8748,15 +9926,20 @@
           <w:p>
             <w:pPr>
               <w:widowControl w:val="0"/>
-              <w:spacing w:line="276" w:lineRule="auto"/>
-              <w:jc w:val="center"/>
-              <w:rPr>
-                <w:rFonts w:ascii="Arial" w:eastAsia="Arial" w:hAnsi="Arial" w:cs="Arial"/>
-                <w:sz w:val="20"/>
-                <w:szCs w:val="20"/>
+              <w:spacing w:line="360" w:lineRule="auto"/>
+              <w:jc w:val="both"/>
+              <w:rPr>
+                <w:rFonts w:ascii="Times New Roman" w:eastAsia="Arial" w:hAnsi="Times New Roman" w:cs="Times New Roman"/>
+                <w:sz w:val="24"/>
+                <w:szCs w:val="24"/>
               </w:rPr>
             </w:pPr>
             <w:r>
+              <w:rPr>
+                <w:rFonts w:ascii="Times New Roman" w:hAnsi="Times New Roman" w:cs="Times New Roman"/>
+                <w:sz w:val="24"/>
+                <w:szCs w:val="24"/>
+              </w:rPr>
               <w:t>Debe validar las credenciales</w:t>
             </w:r>
           </w:p>
@@ -8781,14 +9964,20 @@
           <w:p>
             <w:pPr>
               <w:widowControl w:val="0"/>
-              <w:spacing w:line="276" w:lineRule="auto"/>
-              <w:rPr>
-                <w:rFonts w:ascii="Arial" w:eastAsia="Arial" w:hAnsi="Arial" w:cs="Arial"/>
-                <w:sz w:val="20"/>
-                <w:szCs w:val="20"/>
+              <w:spacing w:line="360" w:lineRule="auto"/>
+              <w:jc w:val="both"/>
+              <w:rPr>
+                <w:rFonts w:ascii="Times New Roman" w:eastAsia="Arial" w:hAnsi="Times New Roman" w:cs="Times New Roman"/>
+                <w:sz w:val="24"/>
+                <w:szCs w:val="24"/>
               </w:rPr>
             </w:pPr>
             <w:r>
+              <w:rPr>
+                <w:rFonts w:ascii="Times New Roman" w:hAnsi="Times New Roman" w:cs="Times New Roman"/>
+                <w:sz w:val="24"/>
+                <w:szCs w:val="24"/>
+              </w:rPr>
               <w:t>Alta</w:t>
             </w:r>
           </w:p>
@@ -8815,29 +10004,21 @@
           <w:p>
             <w:pPr>
               <w:widowControl w:val="0"/>
-              <w:spacing w:line="276" w:lineRule="auto"/>
-              <w:rPr>
-                <w:rFonts w:ascii="Arial" w:eastAsia="Arial" w:hAnsi="Arial" w:cs="Arial"/>
-                <w:sz w:val="20"/>
-                <w:szCs w:val="20"/>
+              <w:spacing w:line="360" w:lineRule="auto"/>
+              <w:jc w:val="both"/>
+              <w:rPr>
+                <w:rFonts w:ascii="Times New Roman" w:eastAsia="Arial" w:hAnsi="Times New Roman" w:cs="Times New Roman"/>
+                <w:sz w:val="24"/>
+                <w:szCs w:val="24"/>
               </w:rPr>
             </w:pPr>
             <w:r>
               <w:rPr>
-                <w:rFonts w:ascii="Arial" w:eastAsia="Arial" w:hAnsi="Arial" w:cs="Arial"/>
-                <w:sz w:val="20"/>
-                <w:szCs w:val="20"/>
-              </w:rPr>
-              <w:t>Accesibilidad multiplatafor</w:t>
-            </w:r>
-            <w:r>
-              <w:rPr>
-                <w:rFonts w:ascii="Arial" w:eastAsia="Arial" w:hAnsi="Arial" w:cs="Arial"/>
-                <w:sz w:val="20"/>
-                <w:szCs w:val="20"/>
-              </w:rPr>
-              <w:lastRenderedPageBreak/>
-              <w:t>ma</w:t>
+                <w:rFonts w:ascii="Times New Roman" w:eastAsia="Arial" w:hAnsi="Times New Roman" w:cs="Times New Roman"/>
+                <w:sz w:val="24"/>
+                <w:szCs w:val="24"/>
+              </w:rPr>
+              <w:t>Accesibilidad multiplataforma</w:t>
             </w:r>
           </w:p>
         </w:tc>
@@ -8861,30 +10042,21 @@
           <w:p>
             <w:pPr>
               <w:widowControl w:val="0"/>
-              <w:spacing w:line="276" w:lineRule="auto"/>
-              <w:rPr>
-                <w:rFonts w:ascii="Arial" w:eastAsia="Arial" w:hAnsi="Arial" w:cs="Arial"/>
-                <w:sz w:val="20"/>
-                <w:szCs w:val="20"/>
+              <w:spacing w:line="360" w:lineRule="auto"/>
+              <w:jc w:val="both"/>
+              <w:rPr>
+                <w:rFonts w:ascii="Times New Roman" w:eastAsia="Arial" w:hAnsi="Times New Roman" w:cs="Times New Roman"/>
+                <w:sz w:val="24"/>
+                <w:szCs w:val="24"/>
               </w:rPr>
             </w:pPr>
             <w:r>
               <w:rPr>
-                <w:rFonts w:ascii="Arial" w:eastAsia="Arial" w:hAnsi="Arial" w:cs="Arial"/>
-                <w:sz w:val="20"/>
-                <w:szCs w:val="20"/>
-              </w:rPr>
-              <w:lastRenderedPageBreak/>
-              <w:t xml:space="preserve">La plataforma debe ser accesible desde navegadores web modernos, tanto en computadoras como en dispositivos </w:t>
-            </w:r>
-            <w:r>
-              <w:rPr>
-                <w:rFonts w:ascii="Arial" w:eastAsia="Arial" w:hAnsi="Arial" w:cs="Arial"/>
-                <w:sz w:val="20"/>
-                <w:szCs w:val="20"/>
-              </w:rPr>
-              <w:lastRenderedPageBreak/>
-              <w:t>móviles.</w:t>
+                <w:rFonts w:ascii="Times New Roman" w:eastAsia="Arial" w:hAnsi="Times New Roman" w:cs="Times New Roman"/>
+                <w:sz w:val="24"/>
+                <w:szCs w:val="24"/>
+              </w:rPr>
+              <w:t>La plataforma debe ser accesible desde navegadores web modernos, tanto en computadoras como en dispositivos móviles.</w:t>
             </w:r>
           </w:p>
         </w:tc>
@@ -8908,15 +10080,20 @@
           <w:p>
             <w:pPr>
               <w:widowControl w:val="0"/>
-              <w:spacing w:line="276" w:lineRule="auto"/>
-              <w:rPr>
-                <w:rFonts w:ascii="Arial" w:eastAsia="Arial" w:hAnsi="Arial" w:cs="Arial"/>
-                <w:sz w:val="20"/>
-                <w:szCs w:val="20"/>
+              <w:spacing w:line="360" w:lineRule="auto"/>
+              <w:jc w:val="both"/>
+              <w:rPr>
+                <w:rFonts w:ascii="Times New Roman" w:eastAsia="Arial" w:hAnsi="Times New Roman" w:cs="Times New Roman"/>
+                <w:sz w:val="24"/>
+                <w:szCs w:val="24"/>
               </w:rPr>
             </w:pPr>
             <w:r>
-              <w:lastRenderedPageBreak/>
+              <w:rPr>
+                <w:rFonts w:ascii="Times New Roman" w:hAnsi="Times New Roman" w:cs="Times New Roman"/>
+                <w:sz w:val="24"/>
+                <w:szCs w:val="24"/>
+              </w:rPr>
               <w:t>Alta</w:t>
             </w:r>
           </w:p>
@@ -8943,18 +10120,19 @@
           <w:p>
             <w:pPr>
               <w:widowControl w:val="0"/>
-              <w:spacing w:line="276" w:lineRule="auto"/>
-              <w:rPr>
-                <w:rFonts w:ascii="Arial" w:eastAsia="Arial" w:hAnsi="Arial" w:cs="Arial"/>
-                <w:sz w:val="20"/>
-                <w:szCs w:val="20"/>
+              <w:spacing w:line="360" w:lineRule="auto"/>
+              <w:jc w:val="both"/>
+              <w:rPr>
+                <w:rFonts w:ascii="Times New Roman" w:eastAsia="Arial" w:hAnsi="Times New Roman" w:cs="Times New Roman"/>
+                <w:sz w:val="24"/>
+                <w:szCs w:val="24"/>
               </w:rPr>
             </w:pPr>
             <w:r>
               <w:rPr>
-                <w:rFonts w:ascii="Arial" w:eastAsia="Arial" w:hAnsi="Arial" w:cs="Arial"/>
-                <w:sz w:val="20"/>
-                <w:szCs w:val="20"/>
+                <w:rFonts w:ascii="Times New Roman" w:eastAsia="Arial" w:hAnsi="Times New Roman" w:cs="Times New Roman"/>
+                <w:sz w:val="24"/>
+                <w:szCs w:val="24"/>
               </w:rPr>
               <w:t>Seguridad de la información</w:t>
             </w:r>
@@ -8980,18 +10158,19 @@
           <w:p>
             <w:pPr>
               <w:widowControl w:val="0"/>
-              <w:spacing w:line="276" w:lineRule="auto"/>
-              <w:rPr>
-                <w:rFonts w:ascii="Arial" w:eastAsia="Arial" w:hAnsi="Arial" w:cs="Arial"/>
-                <w:sz w:val="20"/>
-                <w:szCs w:val="20"/>
+              <w:spacing w:line="360" w:lineRule="auto"/>
+              <w:jc w:val="both"/>
+              <w:rPr>
+                <w:rFonts w:ascii="Times New Roman" w:eastAsia="Arial" w:hAnsi="Times New Roman" w:cs="Times New Roman"/>
+                <w:sz w:val="24"/>
+                <w:szCs w:val="24"/>
               </w:rPr>
             </w:pPr>
             <w:r>
               <w:rPr>
-                <w:rFonts w:ascii="Arial" w:eastAsia="Arial" w:hAnsi="Arial" w:cs="Arial"/>
-                <w:sz w:val="20"/>
-                <w:szCs w:val="20"/>
+                <w:rFonts w:ascii="Times New Roman" w:eastAsia="Arial" w:hAnsi="Times New Roman" w:cs="Times New Roman"/>
+                <w:sz w:val="24"/>
+                <w:szCs w:val="24"/>
               </w:rPr>
               <w:t>La información introducida por los usuarios y los documentos generados deben estar protegidos con autenticación, cifrado y control de acceso.</w:t>
             </w:r>
@@ -9017,14 +10196,20 @@
           <w:p>
             <w:pPr>
               <w:widowControl w:val="0"/>
-              <w:spacing w:line="276" w:lineRule="auto"/>
-              <w:rPr>
-                <w:rFonts w:ascii="Arial" w:eastAsia="Arial" w:hAnsi="Arial" w:cs="Arial"/>
-                <w:sz w:val="20"/>
-                <w:szCs w:val="20"/>
+              <w:spacing w:line="360" w:lineRule="auto"/>
+              <w:jc w:val="both"/>
+              <w:rPr>
+                <w:rFonts w:ascii="Times New Roman" w:eastAsia="Arial" w:hAnsi="Times New Roman" w:cs="Times New Roman"/>
+                <w:sz w:val="24"/>
+                <w:szCs w:val="24"/>
               </w:rPr>
             </w:pPr>
             <w:r>
+              <w:rPr>
+                <w:rFonts w:ascii="Times New Roman" w:hAnsi="Times New Roman" w:cs="Times New Roman"/>
+                <w:sz w:val="24"/>
+                <w:szCs w:val="24"/>
+              </w:rPr>
               <w:t>Alta</w:t>
             </w:r>
           </w:p>
@@ -9051,18 +10236,19 @@
           <w:p>
             <w:pPr>
               <w:widowControl w:val="0"/>
-              <w:spacing w:line="276" w:lineRule="auto"/>
-              <w:rPr>
-                <w:rFonts w:ascii="Arial" w:eastAsia="Arial" w:hAnsi="Arial" w:cs="Arial"/>
-                <w:sz w:val="20"/>
-                <w:szCs w:val="20"/>
+              <w:spacing w:line="360" w:lineRule="auto"/>
+              <w:jc w:val="both"/>
+              <w:rPr>
+                <w:rFonts w:ascii="Times New Roman" w:eastAsia="Arial" w:hAnsi="Times New Roman" w:cs="Times New Roman"/>
+                <w:sz w:val="24"/>
+                <w:szCs w:val="24"/>
               </w:rPr>
             </w:pPr>
             <w:r>
               <w:rPr>
-                <w:rFonts w:ascii="Arial" w:eastAsia="Arial" w:hAnsi="Arial" w:cs="Arial"/>
-                <w:sz w:val="20"/>
-                <w:szCs w:val="20"/>
+                <w:rFonts w:ascii="Times New Roman" w:eastAsia="Arial" w:hAnsi="Times New Roman" w:cs="Times New Roman"/>
+                <w:sz w:val="24"/>
+                <w:szCs w:val="24"/>
               </w:rPr>
               <w:t>Escalabilidad</w:t>
             </w:r>
@@ -9088,18 +10274,19 @@
           <w:p>
             <w:pPr>
               <w:widowControl w:val="0"/>
-              <w:spacing w:line="276" w:lineRule="auto"/>
-              <w:rPr>
-                <w:rFonts w:ascii="Arial" w:eastAsia="Arial" w:hAnsi="Arial" w:cs="Arial"/>
-                <w:sz w:val="20"/>
-                <w:szCs w:val="20"/>
+              <w:spacing w:line="360" w:lineRule="auto"/>
+              <w:jc w:val="both"/>
+              <w:rPr>
+                <w:rFonts w:ascii="Times New Roman" w:eastAsia="Arial" w:hAnsi="Times New Roman" w:cs="Times New Roman"/>
+                <w:sz w:val="24"/>
+                <w:szCs w:val="24"/>
               </w:rPr>
             </w:pPr>
             <w:r>
               <w:rPr>
-                <w:rFonts w:ascii="Arial" w:eastAsia="Arial" w:hAnsi="Arial" w:cs="Arial"/>
-                <w:sz w:val="20"/>
-                <w:szCs w:val="20"/>
+                <w:rFonts w:ascii="Times New Roman" w:eastAsia="Arial" w:hAnsi="Times New Roman" w:cs="Times New Roman"/>
+                <w:sz w:val="24"/>
+                <w:szCs w:val="24"/>
               </w:rPr>
               <w:t>La plataforma debe estar preparada para escalar en cuanto a número de usuarios y tipos de formatos a futuro.</w:t>
             </w:r>
@@ -9125,14 +10312,20 @@
           <w:p>
             <w:pPr>
               <w:widowControl w:val="0"/>
-              <w:spacing w:line="276" w:lineRule="auto"/>
-              <w:rPr>
-                <w:rFonts w:ascii="Arial" w:eastAsia="Arial" w:hAnsi="Arial" w:cs="Arial"/>
-                <w:sz w:val="20"/>
-                <w:szCs w:val="20"/>
+              <w:spacing w:line="360" w:lineRule="auto"/>
+              <w:jc w:val="both"/>
+              <w:rPr>
+                <w:rFonts w:ascii="Times New Roman" w:eastAsia="Arial" w:hAnsi="Times New Roman" w:cs="Times New Roman"/>
+                <w:sz w:val="24"/>
+                <w:szCs w:val="24"/>
               </w:rPr>
             </w:pPr>
             <w:r>
+              <w:rPr>
+                <w:rFonts w:ascii="Times New Roman" w:hAnsi="Times New Roman" w:cs="Times New Roman"/>
+                <w:sz w:val="24"/>
+                <w:szCs w:val="24"/>
+              </w:rPr>
               <w:t>Alta</w:t>
             </w:r>
           </w:p>
@@ -9159,18 +10352,19 @@
           <w:p>
             <w:pPr>
               <w:widowControl w:val="0"/>
-              <w:spacing w:line="276" w:lineRule="auto"/>
-              <w:rPr>
-                <w:rFonts w:ascii="Arial" w:eastAsia="Arial" w:hAnsi="Arial" w:cs="Arial"/>
-                <w:sz w:val="20"/>
-                <w:szCs w:val="20"/>
+              <w:spacing w:line="360" w:lineRule="auto"/>
+              <w:jc w:val="both"/>
+              <w:rPr>
+                <w:rFonts w:ascii="Times New Roman" w:eastAsia="Arial" w:hAnsi="Times New Roman" w:cs="Times New Roman"/>
+                <w:sz w:val="24"/>
+                <w:szCs w:val="24"/>
               </w:rPr>
             </w:pPr>
             <w:r>
               <w:rPr>
-                <w:rFonts w:ascii="Arial" w:eastAsia="Arial" w:hAnsi="Arial" w:cs="Arial"/>
-                <w:sz w:val="20"/>
-                <w:szCs w:val="20"/>
+                <w:rFonts w:ascii="Times New Roman" w:eastAsia="Arial" w:hAnsi="Times New Roman" w:cs="Times New Roman"/>
+                <w:sz w:val="24"/>
+                <w:szCs w:val="24"/>
               </w:rPr>
               <w:t>Compatibilidad con estándares documentales</w:t>
             </w:r>
@@ -9196,18 +10390,19 @@
           <w:p>
             <w:pPr>
               <w:widowControl w:val="0"/>
-              <w:spacing w:line="276" w:lineRule="auto"/>
-              <w:rPr>
-                <w:rFonts w:ascii="Arial" w:eastAsia="Arial" w:hAnsi="Arial" w:cs="Arial"/>
-                <w:sz w:val="20"/>
-                <w:szCs w:val="20"/>
+              <w:spacing w:line="360" w:lineRule="auto"/>
+              <w:jc w:val="both"/>
+              <w:rPr>
+                <w:rFonts w:ascii="Times New Roman" w:eastAsia="Arial" w:hAnsi="Times New Roman" w:cs="Times New Roman"/>
+                <w:sz w:val="24"/>
+                <w:szCs w:val="24"/>
               </w:rPr>
             </w:pPr>
             <w:r>
               <w:rPr>
-                <w:rFonts w:ascii="Arial" w:eastAsia="Arial" w:hAnsi="Arial" w:cs="Arial"/>
-                <w:sz w:val="20"/>
-                <w:szCs w:val="20"/>
+                <w:rFonts w:ascii="Times New Roman" w:eastAsia="Arial" w:hAnsi="Times New Roman" w:cs="Times New Roman"/>
+                <w:sz w:val="24"/>
+                <w:szCs w:val="24"/>
               </w:rPr>
               <w:t>El contenido generado debe cumplir con los estándares y formatos establecidos en los manuales institucionales.</w:t>
             </w:r>
@@ -9233,14 +10428,20 @@
           <w:p>
             <w:pPr>
               <w:widowControl w:val="0"/>
-              <w:spacing w:line="276" w:lineRule="auto"/>
-              <w:rPr>
-                <w:rFonts w:ascii="Arial" w:eastAsia="Arial" w:hAnsi="Arial" w:cs="Arial"/>
-                <w:sz w:val="20"/>
-                <w:szCs w:val="20"/>
+              <w:spacing w:line="360" w:lineRule="auto"/>
+              <w:jc w:val="both"/>
+              <w:rPr>
+                <w:rFonts w:ascii="Times New Roman" w:eastAsia="Arial" w:hAnsi="Times New Roman" w:cs="Times New Roman"/>
+                <w:sz w:val="24"/>
+                <w:szCs w:val="24"/>
               </w:rPr>
             </w:pPr>
             <w:r>
+              <w:rPr>
+                <w:rFonts w:ascii="Times New Roman" w:hAnsi="Times New Roman" w:cs="Times New Roman"/>
+                <w:sz w:val="24"/>
+                <w:szCs w:val="24"/>
+              </w:rPr>
               <w:t>Alta</w:t>
             </w:r>
           </w:p>
@@ -9267,15 +10468,20 @@
           <w:p>
             <w:pPr>
               <w:widowControl w:val="0"/>
-              <w:spacing w:line="276" w:lineRule="auto"/>
-              <w:jc w:val="center"/>
-              <w:rPr>
-                <w:rFonts w:ascii="Arial" w:eastAsia="Arial" w:hAnsi="Arial" w:cs="Arial"/>
-                <w:sz w:val="20"/>
-                <w:szCs w:val="20"/>
+              <w:spacing w:line="360" w:lineRule="auto"/>
+              <w:jc w:val="both"/>
+              <w:rPr>
+                <w:rFonts w:ascii="Times New Roman" w:eastAsia="Arial" w:hAnsi="Times New Roman" w:cs="Times New Roman"/>
+                <w:sz w:val="24"/>
+                <w:szCs w:val="24"/>
               </w:rPr>
             </w:pPr>
             <w:r>
+              <w:rPr>
+                <w:rFonts w:ascii="Times New Roman" w:hAnsi="Times New Roman" w:cs="Times New Roman"/>
+                <w:sz w:val="24"/>
+                <w:szCs w:val="24"/>
+              </w:rPr>
               <w:t>Tolerancia a fallos</w:t>
             </w:r>
           </w:p>
@@ -9300,11 +10506,30 @@
           <w:p>
             <w:pPr>
               <w:widowControl w:val="0"/>
-              <w:spacing w:line="276" w:lineRule="auto"/>
-              <w:jc w:val="center"/>
+              <w:spacing w:line="360" w:lineRule="auto"/>
+              <w:jc w:val="both"/>
+              <w:rPr>
+                <w:rFonts w:ascii="Times New Roman" w:hAnsi="Times New Roman" w:cs="Times New Roman"/>
+                <w:sz w:val="24"/>
+                <w:szCs w:val="24"/>
+              </w:rPr>
             </w:pPr>
             <w:r>
-              <w:t>En caso de fallo de una IA o servicio externo, el sistema debe mostrar un mensaje claro y permitir reintentar la generación.</w:t>
+              <w:rPr>
+                <w:rFonts w:ascii="Times New Roman" w:hAnsi="Times New Roman" w:cs="Times New Roman"/>
+                <w:sz w:val="24"/>
+                <w:szCs w:val="24"/>
+              </w:rPr>
+              <w:t xml:space="preserve">En caso de fallo de una IA o servicio externo, el sistema debe mostrar un mensaje claro y permitir reintentar la </w:t>
+            </w:r>
+            <w:r>
+              <w:rPr>
+                <w:rFonts w:ascii="Times New Roman" w:hAnsi="Times New Roman" w:cs="Times New Roman"/>
+                <w:sz w:val="24"/>
+                <w:szCs w:val="24"/>
+              </w:rPr>
+              <w:lastRenderedPageBreak/>
+              <w:t>generación.</w:t>
             </w:r>
           </w:p>
         </w:tc>
@@ -9328,14 +10553,21 @@
           <w:p>
             <w:pPr>
               <w:widowControl w:val="0"/>
-              <w:spacing w:line="276" w:lineRule="auto"/>
-              <w:rPr>
-                <w:rFonts w:ascii="Arial" w:eastAsia="Arial" w:hAnsi="Arial" w:cs="Arial"/>
-                <w:sz w:val="20"/>
-                <w:szCs w:val="20"/>
+              <w:spacing w:line="360" w:lineRule="auto"/>
+              <w:jc w:val="both"/>
+              <w:rPr>
+                <w:rFonts w:ascii="Times New Roman" w:eastAsia="Arial" w:hAnsi="Times New Roman" w:cs="Times New Roman"/>
+                <w:sz w:val="24"/>
+                <w:szCs w:val="24"/>
               </w:rPr>
             </w:pPr>
             <w:r>
+              <w:rPr>
+                <w:rFonts w:ascii="Times New Roman" w:hAnsi="Times New Roman" w:cs="Times New Roman"/>
+                <w:sz w:val="24"/>
+                <w:szCs w:val="24"/>
+              </w:rPr>
+              <w:lastRenderedPageBreak/>
               <w:t>Alta</w:t>
             </w:r>
           </w:p>
@@ -9362,15 +10594,20 @@
           <w:p>
             <w:pPr>
               <w:widowControl w:val="0"/>
-              <w:spacing w:line="276" w:lineRule="auto"/>
-              <w:jc w:val="center"/>
-              <w:rPr>
-                <w:rFonts w:ascii="Arial" w:eastAsia="Arial" w:hAnsi="Arial" w:cs="Arial"/>
-                <w:sz w:val="20"/>
-                <w:szCs w:val="20"/>
+              <w:spacing w:line="360" w:lineRule="auto"/>
+              <w:jc w:val="both"/>
+              <w:rPr>
+                <w:rFonts w:ascii="Times New Roman" w:eastAsia="Arial" w:hAnsi="Times New Roman" w:cs="Times New Roman"/>
+                <w:sz w:val="24"/>
+                <w:szCs w:val="24"/>
               </w:rPr>
             </w:pPr>
             <w:r>
+              <w:rPr>
+                <w:rFonts w:ascii="Times New Roman" w:hAnsi="Times New Roman" w:cs="Times New Roman"/>
+                <w:sz w:val="24"/>
+                <w:szCs w:val="24"/>
+              </w:rPr>
               <w:t>Registro de errores (log)</w:t>
             </w:r>
           </w:p>
@@ -9395,15 +10632,20 @@
           <w:p>
             <w:pPr>
               <w:widowControl w:val="0"/>
-              <w:spacing w:line="276" w:lineRule="auto"/>
-              <w:jc w:val="center"/>
-              <w:rPr>
-                <w:rFonts w:ascii="Arial" w:eastAsia="Arial" w:hAnsi="Arial" w:cs="Arial"/>
-                <w:sz w:val="20"/>
-                <w:szCs w:val="20"/>
+              <w:spacing w:line="360" w:lineRule="auto"/>
+              <w:jc w:val="both"/>
+              <w:rPr>
+                <w:rFonts w:ascii="Times New Roman" w:eastAsia="Arial" w:hAnsi="Times New Roman" w:cs="Times New Roman"/>
+                <w:sz w:val="24"/>
+                <w:szCs w:val="24"/>
               </w:rPr>
             </w:pPr>
             <w:r>
+              <w:rPr>
+                <w:rFonts w:ascii="Times New Roman" w:hAnsi="Times New Roman" w:cs="Times New Roman"/>
+                <w:sz w:val="24"/>
+                <w:szCs w:val="24"/>
+              </w:rPr>
               <w:t>El sistema debe registrar errores internos para fines de soporte y mejora continua.</w:t>
             </w:r>
           </w:p>
@@ -9428,14 +10670,20 @@
           <w:p>
             <w:pPr>
               <w:widowControl w:val="0"/>
-              <w:spacing w:line="276" w:lineRule="auto"/>
-              <w:rPr>
-                <w:rFonts w:ascii="Arial" w:eastAsia="Arial" w:hAnsi="Arial" w:cs="Arial"/>
-                <w:sz w:val="20"/>
-                <w:szCs w:val="20"/>
+              <w:spacing w:line="360" w:lineRule="auto"/>
+              <w:jc w:val="both"/>
+              <w:rPr>
+                <w:rFonts w:ascii="Times New Roman" w:eastAsia="Arial" w:hAnsi="Times New Roman" w:cs="Times New Roman"/>
+                <w:sz w:val="24"/>
+                <w:szCs w:val="24"/>
               </w:rPr>
             </w:pPr>
             <w:r>
+              <w:rPr>
+                <w:rFonts w:ascii="Times New Roman" w:hAnsi="Times New Roman" w:cs="Times New Roman"/>
+                <w:sz w:val="24"/>
+                <w:szCs w:val="24"/>
+              </w:rPr>
               <w:t>Alta</w:t>
             </w:r>
           </w:p>
@@ -9462,17 +10710,19 @@
           <w:p>
             <w:pPr>
               <w:widowControl w:val="0"/>
-              <w:spacing w:line="276" w:lineRule="auto"/>
-              <w:jc w:val="center"/>
-              <w:rPr>
-                <w:rFonts w:ascii="Arial" w:eastAsia="Arial" w:hAnsi="Arial" w:cs="Arial"/>
-                <w:sz w:val="20"/>
-                <w:szCs w:val="20"/>
+              <w:spacing w:line="360" w:lineRule="auto"/>
+              <w:jc w:val="both"/>
+              <w:rPr>
+                <w:rFonts w:ascii="Times New Roman" w:eastAsia="Arial" w:hAnsi="Times New Roman" w:cs="Times New Roman"/>
+                <w:sz w:val="24"/>
+                <w:szCs w:val="24"/>
               </w:rPr>
             </w:pPr>
             <w:r>
               <w:rPr>
                 <w:rFonts w:ascii="Times New Roman" w:eastAsia="Times New Roman" w:hAnsi="Times New Roman" w:cs="Times New Roman"/>
+                <w:sz w:val="24"/>
+                <w:szCs w:val="24"/>
               </w:rPr>
               <w:t>Interfaz adaptativa (responsive)</w:t>
             </w:r>
@@ -9498,20 +10748,39 @@
           <w:p>
             <w:pPr>
               <w:widowControl w:val="0"/>
-              <w:spacing w:line="276" w:lineRule="auto"/>
-              <w:rPr>
-                <w:rFonts w:ascii="Arial" w:eastAsia="Arial" w:hAnsi="Arial" w:cs="Arial"/>
-                <w:sz w:val="20"/>
-                <w:szCs w:val="20"/>
+              <w:spacing w:line="360" w:lineRule="auto"/>
+              <w:jc w:val="both"/>
+              <w:rPr>
+                <w:rFonts w:ascii="Times New Roman" w:eastAsia="Arial" w:hAnsi="Times New Roman" w:cs="Times New Roman"/>
+                <w:sz w:val="24"/>
+                <w:szCs w:val="24"/>
               </w:rPr>
             </w:pPr>
             <w:r>
               <w:rPr>
-                <w:rFonts w:ascii="Arial" w:eastAsia="Arial" w:hAnsi="Arial" w:cs="Arial"/>
-                <w:sz w:val="20"/>
-                <w:szCs w:val="20"/>
-              </w:rPr>
-              <w:t>El diseño debe adaptarse correctamente a distintos tamaños de pantalla (teléfono, tablet, laptop, escritorio).</w:t>
+                <w:rFonts w:ascii="Times New Roman" w:eastAsia="Arial" w:hAnsi="Times New Roman" w:cs="Times New Roman"/>
+                <w:sz w:val="24"/>
+                <w:szCs w:val="24"/>
+              </w:rPr>
+              <w:t xml:space="preserve">El diseño debe adaptarse correctamente a distintos tamaños de pantalla (teléfono, </w:t>
+            </w:r>
+            <w:proofErr w:type="spellStart"/>
+            <w:r>
+              <w:rPr>
+                <w:rFonts w:ascii="Times New Roman" w:eastAsia="Arial" w:hAnsi="Times New Roman" w:cs="Times New Roman"/>
+                <w:sz w:val="24"/>
+                <w:szCs w:val="24"/>
+              </w:rPr>
+              <w:t>tablet</w:t>
+            </w:r>
+            <w:proofErr w:type="spellEnd"/>
+            <w:r>
+              <w:rPr>
+                <w:rFonts w:ascii="Times New Roman" w:eastAsia="Arial" w:hAnsi="Times New Roman" w:cs="Times New Roman"/>
+                <w:sz w:val="24"/>
+                <w:szCs w:val="24"/>
+              </w:rPr>
+              <w:t>, laptop, escritorio).</w:t>
             </w:r>
           </w:p>
         </w:tc>
@@ -9535,14 +10804,20 @@
           <w:p>
             <w:pPr>
               <w:widowControl w:val="0"/>
-              <w:spacing w:line="276" w:lineRule="auto"/>
-              <w:rPr>
-                <w:rFonts w:ascii="Arial" w:eastAsia="Arial" w:hAnsi="Arial" w:cs="Arial"/>
-                <w:sz w:val="20"/>
-                <w:szCs w:val="20"/>
+              <w:spacing w:line="360" w:lineRule="auto"/>
+              <w:jc w:val="both"/>
+              <w:rPr>
+                <w:rFonts w:ascii="Times New Roman" w:eastAsia="Arial" w:hAnsi="Times New Roman" w:cs="Times New Roman"/>
+                <w:sz w:val="24"/>
+                <w:szCs w:val="24"/>
               </w:rPr>
             </w:pPr>
             <w:r>
+              <w:rPr>
+                <w:rFonts w:ascii="Times New Roman" w:hAnsi="Times New Roman" w:cs="Times New Roman"/>
+                <w:sz w:val="24"/>
+                <w:szCs w:val="24"/>
+              </w:rPr>
               <w:t>Alta</w:t>
             </w:r>
           </w:p>
@@ -9552,58 +10827,13 @@
     <w:p>
       <w:pPr>
         <w:pStyle w:val="Ttulo3"/>
-        <w:rPr>
+        <w:spacing w:line="360" w:lineRule="auto"/>
+        <w:jc w:val="both"/>
+        <w:rPr>
+          <w:rFonts w:ascii="Times New Roman" w:hAnsi="Times New Roman" w:cs="Times New Roman"/>
           <w:color w:val="FF0000"/>
         </w:rPr>
       </w:pPr>
-    </w:p>
-    <w:p>
-      <w:pPr>
-        <w:spacing w:after="0" w:line="240" w:lineRule="auto"/>
-        <w:ind w:left="360"/>
-        <w:jc w:val="both"/>
-        <w:rPr>
-          <w:rFonts w:ascii="Times New Roman" w:eastAsia="Times New Roman" w:hAnsi="Times New Roman" w:cs="Times New Roman"/>
-          <w:i/>
-          <w:color w:val="0000FF"/>
-          <w:sz w:val="20"/>
-          <w:szCs w:val="20"/>
-        </w:rPr>
-      </w:pPr>
-      <w:r>
-        <w:rPr>
-          <w:rFonts w:ascii="Times New Roman" w:eastAsia="Times New Roman" w:hAnsi="Times New Roman" w:cs="Times New Roman"/>
-          <w:i/>
-          <w:color w:val="0000FF"/>
-          <w:sz w:val="20"/>
-          <w:szCs w:val="20"/>
-        </w:rPr>
-        <w:t>[Los Atributos de Calidad (QAs) son propiedades medibles y evaluables de un sistema, estas propiedades son usadas para indicar el grado en que el sistema satisface las necesidades de los stakeholders   [Wojcik  2013].</w:t>
-      </w:r>
-    </w:p>
-    <w:p>
-      <w:pPr>
-        <w:spacing w:after="0" w:line="240" w:lineRule="auto"/>
-        <w:ind w:left="360"/>
-        <w:jc w:val="both"/>
-        <w:rPr>
-          <w:rFonts w:ascii="Times New Roman" w:eastAsia="Times New Roman" w:hAnsi="Times New Roman" w:cs="Times New Roman"/>
-          <w:i/>
-          <w:color w:val="0000FF"/>
-          <w:sz w:val="20"/>
-          <w:szCs w:val="20"/>
-        </w:rPr>
-      </w:pPr>
-      <w:r>
-        <w:rPr>
-          <w:rFonts w:ascii="Times New Roman" w:eastAsia="Times New Roman" w:hAnsi="Times New Roman" w:cs="Times New Roman"/>
-          <w:i/>
-          <w:color w:val="0000FF"/>
-          <w:sz w:val="20"/>
-          <w:szCs w:val="20"/>
-        </w:rPr>
-        <w:t xml:space="preserve">Los QAs además son concebidos como aquellos requerimientos que no son funcionales. De hecho, la funcionalidad es mayormente ortogonal a los QAs; un diseño puede cumplir con la funcionalidad deseada y fallar a la hora de satisfacer sus requerimientos de calidad. De esta manera, se entiende a la funcionalidad como la capacidad del sistema para hacer el trabajo para el cual fue pensado, independientemente de la estructura. Existen QAs mayormente usados que se suelen identificar en numerosos sistemas y se tienen que describir, aunque la lista no es fina ya que muy a menudo hay situaciones en que podrían identificarse y proponerse nuevas propiedades para las diversas necesidades de stakeholders.] </w:t>
-      </w:r>
     </w:p>
     <w:p>
       <w:pPr>
@@ -9614,10 +10844,14 @@
           <w:right w:val="nil"/>
           <w:between w:val="nil"/>
         </w:pBdr>
-        <w:spacing w:after="0"/>
+        <w:spacing w:after="0" w:line="360" w:lineRule="auto"/>
         <w:ind w:left="792"/>
-        <w:rPr>
-          <w:color w:val="000000"/>
+        <w:jc w:val="both"/>
+        <w:rPr>
+          <w:rFonts w:ascii="Times New Roman" w:hAnsi="Times New Roman" w:cs="Times New Roman"/>
+          <w:color w:val="000000"/>
+          <w:sz w:val="24"/>
+          <w:szCs w:val="24"/>
         </w:rPr>
       </w:pPr>
     </w:p>
@@ -9630,10 +10864,14 @@
           <w:right w:val="nil"/>
           <w:between w:val="nil"/>
         </w:pBdr>
-        <w:spacing w:after="0"/>
+        <w:spacing w:after="0" w:line="360" w:lineRule="auto"/>
         <w:ind w:left="792"/>
-        <w:rPr>
-          <w:color w:val="000000"/>
+        <w:jc w:val="both"/>
+        <w:rPr>
+          <w:rFonts w:ascii="Times New Roman" w:hAnsi="Times New Roman" w:cs="Times New Roman"/>
+          <w:color w:val="000000"/>
+          <w:sz w:val="24"/>
+          <w:szCs w:val="24"/>
         </w:rPr>
       </w:pPr>
     </w:p>
@@ -9646,9 +10884,21 @@
           <w:right w:val="nil"/>
           <w:between w:val="nil"/>
         </w:pBdr>
+        <w:spacing w:line="360" w:lineRule="auto"/>
         <w:ind w:left="792"/>
-      </w:pPr>
-      <w:r>
+        <w:jc w:val="both"/>
+        <w:rPr>
+          <w:rFonts w:ascii="Times New Roman" w:hAnsi="Times New Roman" w:cs="Times New Roman"/>
+          <w:sz w:val="24"/>
+          <w:szCs w:val="24"/>
+        </w:rPr>
+      </w:pPr>
+      <w:r>
+        <w:rPr>
+          <w:rFonts w:ascii="Times New Roman" w:hAnsi="Times New Roman" w:cs="Times New Roman"/>
+          <w:sz w:val="24"/>
+          <w:szCs w:val="24"/>
+        </w:rPr>
         <w:br w:type="page"/>
       </w:r>
     </w:p>
@@ -9665,31 +10915,25 @@
           <w:right w:val="nil"/>
           <w:between w:val="nil"/>
         </w:pBdr>
-        <w:rPr>
-          <w:color w:val="000000"/>
-        </w:rPr>
-      </w:pPr>
-      <w:r>
-        <w:rPr>
-          <w:color w:val="000000"/>
+        <w:spacing w:line="360" w:lineRule="auto"/>
+        <w:jc w:val="both"/>
+        <w:rPr>
+          <w:rFonts w:ascii="Times New Roman" w:hAnsi="Times New Roman" w:cs="Times New Roman"/>
+          <w:color w:val="000000"/>
+          <w:sz w:val="24"/>
+          <w:szCs w:val="24"/>
+        </w:rPr>
+      </w:pPr>
+      <w:r>
+        <w:rPr>
+          <w:rFonts w:ascii="Times New Roman" w:hAnsi="Times New Roman" w:cs="Times New Roman"/>
+          <w:color w:val="000000"/>
+          <w:sz w:val="24"/>
+          <w:szCs w:val="24"/>
         </w:rPr>
         <w:lastRenderedPageBreak/>
         <w:t>Restricciones</w:t>
       </w:r>
-    </w:p>
-    <w:p>
-      <w:pPr>
-        <w:spacing w:after="0" w:line="240" w:lineRule="auto"/>
-        <w:ind w:left="360"/>
-        <w:jc w:val="both"/>
-        <w:rPr>
-          <w:rFonts w:ascii="Times New Roman" w:eastAsia="Times New Roman" w:hAnsi="Times New Roman" w:cs="Times New Roman"/>
-          <w:i/>
-          <w:color w:val="0000FF"/>
-          <w:sz w:val="20"/>
-          <w:szCs w:val="20"/>
-        </w:rPr>
-      </w:pPr>
     </w:p>
     <w:p>
       <w:pPr>
@@ -9697,18 +10941,22 @@
           <w:ilvl w:val="0"/>
           <w:numId w:val="1"/>
         </w:numPr>
-        <w:spacing w:after="0" w:line="240" w:lineRule="auto"/>
-        <w:jc w:val="both"/>
-      </w:pPr>
-      <w:r>
+        <w:spacing w:after="0" w:line="360" w:lineRule="auto"/>
+        <w:jc w:val="both"/>
+        <w:rPr>
+          <w:rFonts w:ascii="Times New Roman" w:hAnsi="Times New Roman" w:cs="Times New Roman"/>
+          <w:sz w:val="24"/>
+          <w:szCs w:val="24"/>
+        </w:rPr>
+      </w:pPr>
+      <w:r>
+        <w:rPr>
+          <w:rFonts w:ascii="Times New Roman" w:hAnsi="Times New Roman" w:cs="Times New Roman"/>
+          <w:sz w:val="24"/>
+          <w:szCs w:val="24"/>
+        </w:rPr>
         <w:t>El sistema debe ser accesible vía plataforma web desde computadoras o dispositivos móviles con conexión a internet.</w:t>
       </w:r>
-    </w:p>
-    <w:p>
-      <w:pPr>
-        <w:spacing w:after="0" w:line="240" w:lineRule="auto"/>
-        <w:jc w:val="both"/>
-      </w:pPr>
     </w:p>
     <w:p>
       <w:pPr>
@@ -9716,18 +10964,22 @@
           <w:ilvl w:val="0"/>
           <w:numId w:val="1"/>
         </w:numPr>
-        <w:spacing w:after="0" w:line="240" w:lineRule="auto"/>
-        <w:jc w:val="both"/>
-      </w:pPr>
-      <w:r>
+        <w:spacing w:after="0" w:line="360" w:lineRule="auto"/>
+        <w:jc w:val="both"/>
+        <w:rPr>
+          <w:rFonts w:ascii="Times New Roman" w:hAnsi="Times New Roman" w:cs="Times New Roman"/>
+          <w:sz w:val="24"/>
+          <w:szCs w:val="24"/>
+        </w:rPr>
+      </w:pPr>
+      <w:r>
+        <w:rPr>
+          <w:rFonts w:ascii="Times New Roman" w:hAnsi="Times New Roman" w:cs="Times New Roman"/>
+          <w:sz w:val="24"/>
+          <w:szCs w:val="24"/>
+        </w:rPr>
         <w:t>Dependencia de servicios externos de IA para la generación de contenido.</w:t>
       </w:r>
-    </w:p>
-    <w:p>
-      <w:pPr>
-        <w:spacing w:after="0" w:line="240" w:lineRule="auto"/>
-        <w:jc w:val="both"/>
-      </w:pPr>
     </w:p>
     <w:p>
       <w:pPr>
@@ -9735,10 +10987,20 @@
           <w:ilvl w:val="0"/>
           <w:numId w:val="1"/>
         </w:numPr>
-        <w:spacing w:after="0" w:line="240" w:lineRule="auto"/>
-        <w:jc w:val="both"/>
-      </w:pPr>
-      <w:r>
+        <w:spacing w:after="0" w:line="360" w:lineRule="auto"/>
+        <w:jc w:val="both"/>
+        <w:rPr>
+          <w:rFonts w:ascii="Times New Roman" w:hAnsi="Times New Roman" w:cs="Times New Roman"/>
+          <w:sz w:val="24"/>
+          <w:szCs w:val="24"/>
+        </w:rPr>
+      </w:pPr>
+      <w:r>
+        <w:rPr>
+          <w:rFonts w:ascii="Times New Roman" w:hAnsi="Times New Roman" w:cs="Times New Roman"/>
+          <w:sz w:val="24"/>
+          <w:szCs w:val="24"/>
+        </w:rPr>
         <w:t>El sistema no incluirá funcionalidades de edición manual posterior al documento generado.​</w:t>
       </w:r>
     </w:p>
@@ -9749,40 +11011,28 @@
           <w:ilvl w:val="0"/>
           <w:numId w:val="4"/>
         </w:numPr>
-        <w:rPr>
+        <w:spacing w:line="360" w:lineRule="auto"/>
+        <w:jc w:val="both"/>
+        <w:rPr>
+          <w:rFonts w:ascii="Times New Roman" w:hAnsi="Times New Roman" w:cs="Times New Roman"/>
           <w:b/>
           <w:color w:val="000000"/>
-        </w:rPr>
-      </w:pPr>
-      <w:bookmarkStart w:id="13" w:name="_heading=h.qytpf8fjpq46" w:colFirst="0" w:colLast="0"/>
-      <w:bookmarkEnd w:id="13"/>
-      <w:r>
-        <w:rPr>
+          <w:sz w:val="24"/>
+          <w:szCs w:val="24"/>
+        </w:rPr>
+      </w:pPr>
+      <w:bookmarkStart w:id="12" w:name="_heading=h.qytpf8fjpq46" w:colFirst="0" w:colLast="0"/>
+      <w:bookmarkEnd w:id="12"/>
+      <w:r>
+        <w:rPr>
+          <w:rFonts w:ascii="Times New Roman" w:hAnsi="Times New Roman" w:cs="Times New Roman"/>
           <w:b/>
           <w:color w:val="000000"/>
+          <w:sz w:val="24"/>
+          <w:szCs w:val="24"/>
         </w:rPr>
         <w:t>REPRESENTACIÓN DE LA ARQUITECTURA DEL SISTEMA</w:t>
       </w:r>
-    </w:p>
-    <w:p>
-      <w:pPr>
-        <w:pBdr>
-          <w:top w:val="nil"/>
-          <w:left w:val="nil"/>
-          <w:bottom w:val="nil"/>
-          <w:right w:val="nil"/>
-          <w:between w:val="nil"/>
-        </w:pBdr>
-        <w:spacing w:before="120" w:after="0"/>
-        <w:ind w:left="220"/>
-        <w:rPr>
-          <w:color w:val="000000"/>
-          <w:sz w:val="26"/>
-          <w:szCs w:val="26"/>
-        </w:rPr>
-      </w:pPr>
-      <w:bookmarkStart w:id="14" w:name="_heading=h.xi7d1ck2johc" w:colFirst="0" w:colLast="0"/>
-      <w:bookmarkEnd w:id="14"/>
     </w:p>
     <w:p>
       <w:pPr>
@@ -9797,15 +11047,24 @@
           <w:right w:val="nil"/>
           <w:between w:val="nil"/>
         </w:pBdr>
-        <w:spacing w:before="120" w:after="0"/>
-      </w:pPr>
-      <w:bookmarkStart w:id="15" w:name="_heading=h.2x5o8hgdccnq" w:colFirst="0" w:colLast="0"/>
-      <w:bookmarkEnd w:id="15"/>
-      <w:r>
-        <w:rPr>
-          <w:color w:val="000000"/>
-          <w:sz w:val="26"/>
-          <w:szCs w:val="26"/>
+        <w:spacing w:before="120" w:after="0" w:line="360" w:lineRule="auto"/>
+        <w:jc w:val="both"/>
+        <w:rPr>
+          <w:rFonts w:ascii="Times New Roman" w:hAnsi="Times New Roman" w:cs="Times New Roman"/>
+          <w:sz w:val="24"/>
+          <w:szCs w:val="24"/>
+        </w:rPr>
+      </w:pPr>
+      <w:bookmarkStart w:id="13" w:name="_heading=h.xi7d1ck2johc" w:colFirst="0" w:colLast="0"/>
+      <w:bookmarkStart w:id="14" w:name="_heading=h.2x5o8hgdccnq" w:colFirst="0" w:colLast="0"/>
+      <w:bookmarkEnd w:id="13"/>
+      <w:bookmarkEnd w:id="14"/>
+      <w:r>
+        <w:rPr>
+          <w:rFonts w:ascii="Times New Roman" w:hAnsi="Times New Roman" w:cs="Times New Roman"/>
+          <w:color w:val="000000"/>
+          <w:sz w:val="24"/>
+          <w:szCs w:val="24"/>
         </w:rPr>
         <w:t>Vista de Caso de uso</w:t>
       </w:r>
@@ -9819,26 +11078,22 @@
           <w:right w:val="nil"/>
           <w:between w:val="nil"/>
         </w:pBdr>
-        <w:spacing w:after="0" w:line="240" w:lineRule="auto"/>
-        <w:ind w:left="708"/>
-        <w:jc w:val="both"/>
-        <w:rPr>
-          <w:rFonts w:ascii="Times New Roman" w:eastAsia="Times New Roman" w:hAnsi="Times New Roman" w:cs="Times New Roman"/>
-          <w:i/>
-          <w:color w:val="0000FF"/>
-          <w:sz w:val="20"/>
-          <w:szCs w:val="20"/>
-        </w:rPr>
-      </w:pPr>
-      <w:r>
-        <w:rPr>
-          <w:rFonts w:ascii="Times New Roman" w:eastAsia="Times New Roman" w:hAnsi="Times New Roman" w:cs="Times New Roman"/>
-          <w:i/>
-          <w:color w:val="0000FF"/>
-          <w:sz w:val="20"/>
-          <w:szCs w:val="20"/>
-        </w:rPr>
-        <w:t>[En esta sección se describen los casos de uso del sistema (nombre de la aplicación), donde se abarcan todas las funcionalidades del sistema, se muestran los actores que interactúan en el sistema y las funcionalidades asociadas; asimismo se listará los casos de uso o escenarios del modelo de casos de uso que representen funcionalidades centrales del sistema final, que requieran una gran cobertura arquitectónica o aquellos que impliquen algún punto especialmente delicado de la arquitectura.</w:t>
+        <w:spacing w:before="120" w:after="0" w:line="360" w:lineRule="auto"/>
+        <w:ind w:left="792"/>
+        <w:jc w:val="both"/>
+        <w:rPr>
+          <w:rFonts w:ascii="Times New Roman" w:hAnsi="Times New Roman" w:cs="Times New Roman"/>
+          <w:sz w:val="24"/>
+          <w:szCs w:val="24"/>
+        </w:rPr>
+      </w:pPr>
+      <w:r>
+        <w:rPr>
+          <w:rFonts w:ascii="Times New Roman" w:hAnsi="Times New Roman" w:cs="Times New Roman"/>
+          <w:sz w:val="24"/>
+          <w:szCs w:val="24"/>
+        </w:rPr>
+        <w:t>Incluye:</w:t>
       </w:r>
     </w:p>
     <w:p>
@@ -9850,196 +11105,50 @@
           <w:right w:val="nil"/>
           <w:between w:val="nil"/>
         </w:pBdr>
-        <w:spacing w:after="0" w:line="240" w:lineRule="auto"/>
-        <w:ind w:left="708"/>
-        <w:jc w:val="both"/>
-        <w:rPr>
-          <w:rFonts w:ascii="Times New Roman" w:eastAsia="Times New Roman" w:hAnsi="Times New Roman" w:cs="Times New Roman"/>
-          <w:i/>
-          <w:color w:val="0000FF"/>
-          <w:sz w:val="20"/>
-          <w:szCs w:val="20"/>
-        </w:rPr>
-      </w:pPr>
-    </w:p>
-    <w:p>
-      <w:pPr>
-        <w:spacing w:after="0" w:line="240" w:lineRule="auto"/>
-        <w:ind w:left="708"/>
-        <w:jc w:val="both"/>
-        <w:rPr>
-          <w:rFonts w:ascii="Times New Roman" w:eastAsia="Times New Roman" w:hAnsi="Times New Roman" w:cs="Times New Roman"/>
-          <w:i/>
-          <w:color w:val="0000FF"/>
-          <w:sz w:val="20"/>
-          <w:szCs w:val="20"/>
-        </w:rPr>
-      </w:pPr>
-      <w:r>
-        <w:rPr>
-          <w:rFonts w:ascii="Times New Roman" w:eastAsia="Times New Roman" w:hAnsi="Times New Roman" w:cs="Times New Roman"/>
-          <w:i/>
-          <w:color w:val="0000FF"/>
-          <w:sz w:val="20"/>
-          <w:szCs w:val="20"/>
-        </w:rPr>
-        <w:t>La documentación a incluir en esta sección corresponde a la obtenida como consecuencia de la actividad “Realización de casos de uso”:</w:t>
-      </w:r>
-    </w:p>
-    <w:p>
-      <w:pPr>
-        <w:spacing w:after="0" w:line="240" w:lineRule="auto"/>
-        <w:ind w:left="708"/>
-        <w:jc w:val="both"/>
-        <w:rPr>
-          <w:rFonts w:ascii="Times New Roman" w:eastAsia="Times New Roman" w:hAnsi="Times New Roman" w:cs="Times New Roman"/>
-          <w:i/>
-          <w:color w:val="0000FF"/>
-          <w:sz w:val="20"/>
-          <w:szCs w:val="20"/>
-        </w:rPr>
-      </w:pPr>
-    </w:p>
-    <w:p>
-      <w:pPr>
-        <w:spacing w:after="0" w:line="240" w:lineRule="auto"/>
-        <w:ind w:left="1416"/>
-        <w:jc w:val="both"/>
-        <w:rPr>
-          <w:rFonts w:ascii="Times New Roman" w:eastAsia="Times New Roman" w:hAnsi="Times New Roman" w:cs="Times New Roman"/>
-          <w:i/>
-          <w:color w:val="0000FF"/>
-          <w:sz w:val="20"/>
-          <w:szCs w:val="20"/>
-        </w:rPr>
-      </w:pPr>
-      <w:r>
-        <w:rPr>
-          <w:rFonts w:ascii="Times New Roman" w:eastAsia="Times New Roman" w:hAnsi="Times New Roman" w:cs="Times New Roman"/>
-          <w:color w:val="0000FF"/>
-          <w:sz w:val="20"/>
-          <w:szCs w:val="20"/>
-        </w:rPr>
-        <w:t xml:space="preserve">- </w:t>
-      </w:r>
-      <w:r>
-        <w:rPr>
-          <w:rFonts w:ascii="Times New Roman" w:eastAsia="Times New Roman" w:hAnsi="Times New Roman" w:cs="Times New Roman"/>
-          <w:i/>
-          <w:color w:val="0000FF"/>
-          <w:sz w:val="20"/>
-          <w:szCs w:val="20"/>
-        </w:rPr>
-        <w:t>Flujos de eventos- Diseño: descripción textual de cómo se realiza el caso de uso en términos de los objetos que colaboran. Resumen de los diagramas conectados con el caso de uso y explicación de sus relaciones.</w:t>
-      </w:r>
-    </w:p>
-    <w:p>
-      <w:pPr>
-        <w:spacing w:after="0" w:line="240" w:lineRule="auto"/>
-        <w:ind w:left="1416"/>
-        <w:jc w:val="both"/>
-        <w:rPr>
-          <w:rFonts w:ascii="Times New Roman" w:eastAsia="Times New Roman" w:hAnsi="Times New Roman" w:cs="Times New Roman"/>
-          <w:i/>
-          <w:color w:val="0000FF"/>
-          <w:sz w:val="20"/>
-          <w:szCs w:val="20"/>
-        </w:rPr>
-      </w:pPr>
-    </w:p>
-    <w:p>
-      <w:pPr>
-        <w:spacing w:after="0" w:line="240" w:lineRule="auto"/>
-        <w:ind w:left="1416"/>
-        <w:jc w:val="both"/>
-        <w:rPr>
-          <w:rFonts w:ascii="Times New Roman" w:eastAsia="Times New Roman" w:hAnsi="Times New Roman" w:cs="Times New Roman"/>
-          <w:i/>
-          <w:color w:val="0000FF"/>
-          <w:sz w:val="20"/>
-          <w:szCs w:val="20"/>
-        </w:rPr>
-      </w:pPr>
-      <w:r>
-        <w:rPr>
-          <w:rFonts w:ascii="Times New Roman" w:eastAsia="Times New Roman" w:hAnsi="Times New Roman" w:cs="Times New Roman"/>
-          <w:color w:val="0000FF"/>
-          <w:sz w:val="20"/>
-          <w:szCs w:val="20"/>
-        </w:rPr>
-        <w:t xml:space="preserve">- </w:t>
-      </w:r>
-      <w:r>
-        <w:rPr>
-          <w:rFonts w:ascii="Times New Roman" w:eastAsia="Times New Roman" w:hAnsi="Times New Roman" w:cs="Times New Roman"/>
-          <w:i/>
-          <w:color w:val="0000FF"/>
-          <w:sz w:val="20"/>
-          <w:szCs w:val="20"/>
-        </w:rPr>
-        <w:t>Diagramas de interacción: Diagramas de secuencia, Diagramas de colaboración, objetos participantes, Diagramas de clases.</w:t>
-      </w:r>
-    </w:p>
-    <w:p>
-      <w:pPr>
-        <w:spacing w:after="0" w:line="240" w:lineRule="auto"/>
-        <w:ind w:left="1416"/>
-        <w:jc w:val="both"/>
-        <w:rPr>
-          <w:rFonts w:ascii="Times New Roman" w:eastAsia="Times New Roman" w:hAnsi="Times New Roman" w:cs="Times New Roman"/>
-          <w:i/>
-          <w:color w:val="0000FF"/>
-          <w:sz w:val="20"/>
-          <w:szCs w:val="20"/>
-        </w:rPr>
-      </w:pPr>
-    </w:p>
-    <w:p>
-      <w:pPr>
-        <w:spacing w:after="0" w:line="240" w:lineRule="auto"/>
-        <w:ind w:left="1416"/>
-        <w:jc w:val="both"/>
-        <w:rPr>
-          <w:rFonts w:ascii="Times New Roman" w:eastAsia="Times New Roman" w:hAnsi="Times New Roman" w:cs="Times New Roman"/>
-          <w:i/>
-          <w:color w:val="0000FF"/>
-          <w:sz w:val="20"/>
-          <w:szCs w:val="20"/>
-        </w:rPr>
-      </w:pPr>
-      <w:r>
-        <w:rPr>
-          <w:rFonts w:ascii="Times New Roman" w:eastAsia="Times New Roman" w:hAnsi="Times New Roman" w:cs="Times New Roman"/>
-          <w:color w:val="0000FF"/>
-          <w:sz w:val="20"/>
-          <w:szCs w:val="20"/>
-        </w:rPr>
-        <w:t xml:space="preserve">- </w:t>
-      </w:r>
-      <w:r>
-        <w:rPr>
-          <w:rFonts w:ascii="Times New Roman" w:eastAsia="Times New Roman" w:hAnsi="Times New Roman" w:cs="Times New Roman"/>
-          <w:i/>
-          <w:color w:val="0000FF"/>
-          <w:sz w:val="20"/>
-          <w:szCs w:val="20"/>
-        </w:rPr>
-        <w:t>Requisitos derivados: Descripción textual que recoge todos los requisitos, normalmente los no funcionales, de la realización del caso de uso no que han de tenerse en cuenta durante la implementación]</w:t>
-      </w:r>
-    </w:p>
-    <w:p>
-      <w:pPr>
-        <w:spacing w:after="0" w:line="240" w:lineRule="auto"/>
-        <w:ind w:left="1416"/>
-        <w:jc w:val="both"/>
-        <w:rPr>
-          <w:rFonts w:ascii="Times New Roman" w:eastAsia="Times New Roman" w:hAnsi="Times New Roman" w:cs="Times New Roman"/>
-          <w:i/>
-          <w:color w:val="0000FF"/>
-          <w:sz w:val="20"/>
-          <w:szCs w:val="20"/>
-        </w:rPr>
-      </w:pPr>
+        <w:spacing w:before="120" w:after="0" w:line="360" w:lineRule="auto"/>
+        <w:ind w:left="792"/>
+        <w:jc w:val="both"/>
+        <w:rPr>
+          <w:rFonts w:ascii="Times New Roman" w:hAnsi="Times New Roman" w:cs="Times New Roman"/>
+          <w:sz w:val="24"/>
+          <w:szCs w:val="24"/>
+        </w:rPr>
+      </w:pPr>
+      <w:r>
+        <w:rPr>
+          <w:rFonts w:ascii="Times New Roman" w:hAnsi="Times New Roman" w:cs="Times New Roman"/>
+          <w:sz w:val="24"/>
+          <w:szCs w:val="24"/>
+        </w:rPr>
+        <w:t>Usuario interactúa con el sistema para iniciar sesión, seleccionar plantilla, proporcionar datos y generar documentos.</w:t>
+      </w:r>
+    </w:p>
+    <w:p>
+      <w:pPr>
+        <w:pBdr>
+          <w:top w:val="nil"/>
+          <w:left w:val="nil"/>
+          <w:bottom w:val="nil"/>
+          <w:right w:val="nil"/>
+          <w:between w:val="nil"/>
+        </w:pBdr>
+        <w:spacing w:before="120" w:after="0" w:line="360" w:lineRule="auto"/>
+        <w:ind w:left="792"/>
+        <w:jc w:val="both"/>
+        <w:rPr>
+          <w:rFonts w:ascii="Times New Roman" w:hAnsi="Times New Roman" w:cs="Times New Roman"/>
+          <w:sz w:val="24"/>
+          <w:szCs w:val="24"/>
+        </w:rPr>
+      </w:pPr>
+      <w:r>
+        <w:rPr>
+          <w:rFonts w:ascii="Times New Roman" w:hAnsi="Times New Roman" w:cs="Times New Roman"/>
+          <w:sz w:val="24"/>
+          <w:szCs w:val="24"/>
+        </w:rPr>
+        <w:t>El sistema responde validando, consultando los modelos IA y devolviendo el documento generado.</w:t>
+      </w:r>
     </w:p>
     <w:p>
       <w:pPr>
@@ -10048,23 +11157,39 @@
           <w:ilvl w:val="2"/>
           <w:numId w:val="3"/>
         </w:numPr>
-        <w:rPr>
-          <w:color w:val="000000"/>
-        </w:rPr>
-      </w:pPr>
-      <w:bookmarkStart w:id="16" w:name="_heading=h.3hevgrom4w9z" w:colFirst="0" w:colLast="0"/>
-      <w:bookmarkEnd w:id="16"/>
-      <w:r>
-        <w:rPr>
+        <w:spacing w:line="360" w:lineRule="auto"/>
+        <w:jc w:val="both"/>
+        <w:rPr>
+          <w:rFonts w:ascii="Times New Roman" w:hAnsi="Times New Roman" w:cs="Times New Roman"/>
+          <w:color w:val="000000"/>
+        </w:rPr>
+      </w:pPr>
+      <w:bookmarkStart w:id="15" w:name="_heading=h.3hevgrom4w9z" w:colFirst="0" w:colLast="0"/>
+      <w:bookmarkEnd w:id="15"/>
+      <w:r>
+        <w:rPr>
+          <w:rFonts w:ascii="Times New Roman" w:hAnsi="Times New Roman" w:cs="Times New Roman"/>
           <w:color w:val="000000"/>
         </w:rPr>
         <w:t xml:space="preserve">Diagramas de Casos de uso  </w:t>
       </w:r>
     </w:p>
     <w:p>
-      <w:r>
-        <w:rPr>
+      <w:pPr>
+        <w:spacing w:line="360" w:lineRule="auto"/>
+        <w:jc w:val="both"/>
+        <w:rPr>
+          <w:rFonts w:ascii="Times New Roman" w:hAnsi="Times New Roman" w:cs="Times New Roman"/>
+          <w:sz w:val="24"/>
+          <w:szCs w:val="24"/>
+        </w:rPr>
+      </w:pPr>
+      <w:r>
+        <w:rPr>
+          <w:rFonts w:ascii="Times New Roman" w:hAnsi="Times New Roman" w:cs="Times New Roman"/>
           <w:noProof/>
+          <w:sz w:val="24"/>
+          <w:szCs w:val="24"/>
         </w:rPr>
         <w:drawing>
           <wp:inline distT="114300" distB="114300" distL="114300" distR="114300" wp14:anchorId="7EAB103F" wp14:editId="039B4238">
@@ -10116,20 +11241,23 @@
           <w:right w:val="nil"/>
           <w:between w:val="nil"/>
         </w:pBdr>
-        <w:spacing w:before="120" w:after="0"/>
-        <w:rPr>
-          <w:color w:val="000000"/>
-          <w:sz w:val="26"/>
-          <w:szCs w:val="26"/>
-        </w:rPr>
-      </w:pPr>
-      <w:bookmarkStart w:id="17" w:name="_heading=h.sibhwtba2ay7" w:colFirst="0" w:colLast="0"/>
-      <w:bookmarkEnd w:id="17"/>
-      <w:r>
-        <w:rPr>
-          <w:color w:val="000000"/>
-          <w:sz w:val="26"/>
-          <w:szCs w:val="26"/>
+        <w:spacing w:before="120" w:after="0" w:line="360" w:lineRule="auto"/>
+        <w:jc w:val="both"/>
+        <w:rPr>
+          <w:rFonts w:ascii="Times New Roman" w:hAnsi="Times New Roman" w:cs="Times New Roman"/>
+          <w:color w:val="000000"/>
+          <w:sz w:val="24"/>
+          <w:szCs w:val="24"/>
+        </w:rPr>
+      </w:pPr>
+      <w:bookmarkStart w:id="16" w:name="_heading=h.sibhwtba2ay7" w:colFirst="0" w:colLast="0"/>
+      <w:bookmarkEnd w:id="16"/>
+      <w:r>
+        <w:rPr>
+          <w:rFonts w:ascii="Times New Roman" w:hAnsi="Times New Roman" w:cs="Times New Roman"/>
+          <w:color w:val="000000"/>
+          <w:sz w:val="24"/>
+          <w:szCs w:val="24"/>
         </w:rPr>
         <w:t>Vista Lógica</w:t>
       </w:r>
@@ -10143,15 +11271,15 @@
           <w:right w:val="nil"/>
           <w:between w:val="nil"/>
         </w:pBdr>
-        <w:spacing w:after="0" w:line="240" w:lineRule="auto"/>
+        <w:spacing w:after="0" w:line="360" w:lineRule="auto"/>
         <w:ind w:left="708"/>
         <w:jc w:val="both"/>
         <w:rPr>
           <w:rFonts w:ascii="Times New Roman" w:eastAsia="Times New Roman" w:hAnsi="Times New Roman" w:cs="Times New Roman"/>
           <w:i/>
           <w:color w:val="0000FF"/>
-          <w:sz w:val="20"/>
-          <w:szCs w:val="20"/>
+          <w:sz w:val="24"/>
+          <w:szCs w:val="24"/>
         </w:rPr>
       </w:pPr>
       <w:r>
@@ -10159,8 +11287,8 @@
           <w:rFonts w:ascii="Times New Roman" w:eastAsia="Times New Roman" w:hAnsi="Times New Roman" w:cs="Times New Roman"/>
           <w:i/>
           <w:color w:val="0000FF"/>
-          <w:sz w:val="20"/>
-          <w:szCs w:val="20"/>
+          <w:sz w:val="24"/>
+          <w:szCs w:val="24"/>
         </w:rPr>
         <w:t>[La vista lógica se encarga de representar los requerimientos funcionales del sistema. Esta sección describe las partes del diseño del modelo significativas para la arquitectura, tales como subsistemas y paquetes.]</w:t>
       </w:r>
@@ -10168,9 +11296,14 @@
     <w:p>
       <w:pPr>
         <w:pStyle w:val="Ttulo3"/>
-      </w:pPr>
-      <w:bookmarkStart w:id="18" w:name="_heading=h.a0lnzwgfaz10" w:colFirst="0" w:colLast="0"/>
-      <w:bookmarkEnd w:id="18"/>
+        <w:spacing w:line="360" w:lineRule="auto"/>
+        <w:jc w:val="both"/>
+        <w:rPr>
+          <w:rFonts w:ascii="Times New Roman" w:hAnsi="Times New Roman" w:cs="Times New Roman"/>
+        </w:rPr>
+      </w:pPr>
+      <w:bookmarkStart w:id="17" w:name="_heading=h.a0lnzwgfaz10" w:colFirst="0" w:colLast="0"/>
+      <w:bookmarkEnd w:id="17"/>
     </w:p>
     <w:p>
       <w:pPr>
@@ -10179,14 +11312,18 @@
           <w:ilvl w:val="2"/>
           <w:numId w:val="4"/>
         </w:numPr>
-        <w:rPr>
-          <w:color w:val="000000"/>
-        </w:rPr>
-      </w:pPr>
-      <w:bookmarkStart w:id="19" w:name="_heading=h.ywyerkgi1lxl" w:colFirst="0" w:colLast="0"/>
-      <w:bookmarkEnd w:id="19"/>
-      <w:r>
-        <w:rPr>
+        <w:spacing w:line="360" w:lineRule="auto"/>
+        <w:jc w:val="both"/>
+        <w:rPr>
+          <w:rFonts w:ascii="Times New Roman" w:hAnsi="Times New Roman" w:cs="Times New Roman"/>
+          <w:color w:val="000000"/>
+        </w:rPr>
+      </w:pPr>
+      <w:bookmarkStart w:id="18" w:name="_heading=h.ywyerkgi1lxl" w:colFirst="0" w:colLast="0"/>
+      <w:bookmarkEnd w:id="18"/>
+      <w:r>
+        <w:rPr>
+          <w:rFonts w:ascii="Times New Roman" w:hAnsi="Times New Roman" w:cs="Times New Roman"/>
           <w:color w:val="000000"/>
         </w:rPr>
         <w:t>Diagrama de Subsistemas (paquetes)</w:t>
@@ -10194,15 +11331,15 @@
     </w:p>
     <w:p>
       <w:pPr>
-        <w:spacing w:after="0" w:line="240" w:lineRule="auto"/>
+        <w:spacing w:after="0" w:line="360" w:lineRule="auto"/>
         <w:ind w:left="1224"/>
         <w:jc w:val="both"/>
         <w:rPr>
           <w:rFonts w:ascii="Times New Roman" w:eastAsia="Times New Roman" w:hAnsi="Times New Roman" w:cs="Times New Roman"/>
           <w:i/>
           <w:color w:val="0000FF"/>
-          <w:sz w:val="20"/>
-          <w:szCs w:val="20"/>
+          <w:sz w:val="24"/>
+          <w:szCs w:val="24"/>
         </w:rPr>
       </w:pPr>
       <w:r>
@@ -10210,23 +11347,23 @@
           <w:rFonts w:ascii="Times New Roman" w:eastAsia="Times New Roman" w:hAnsi="Times New Roman" w:cs="Times New Roman"/>
           <w:i/>
           <w:color w:val="0000FF"/>
-          <w:sz w:val="20"/>
-          <w:szCs w:val="20"/>
+          <w:sz w:val="24"/>
+          <w:szCs w:val="24"/>
         </w:rPr>
         <w:t>[Diagrama que define los límites entre el sistema, o parte del sistema, y su ambiente, mostrando las entidades que interactúan con él. ​ Este diagrama es una vista de alto nivel de un sistema.</w:t>
       </w:r>
     </w:p>
     <w:p>
       <w:pPr>
-        <w:spacing w:after="0" w:line="240" w:lineRule="auto"/>
+        <w:spacing w:after="0" w:line="360" w:lineRule="auto"/>
         <w:ind w:left="1224"/>
         <w:jc w:val="both"/>
         <w:rPr>
           <w:rFonts w:ascii="Times New Roman" w:eastAsia="Times New Roman" w:hAnsi="Times New Roman" w:cs="Times New Roman"/>
           <w:i/>
           <w:color w:val="0000FF"/>
-          <w:sz w:val="20"/>
-          <w:szCs w:val="20"/>
+          <w:sz w:val="24"/>
+          <w:szCs w:val="24"/>
         </w:rPr>
       </w:pPr>
       <w:r>
@@ -10234,23 +11371,24 @@
           <w:rFonts w:ascii="Times New Roman" w:eastAsia="Times New Roman" w:hAnsi="Times New Roman" w:cs="Times New Roman"/>
           <w:i/>
           <w:color w:val="0000FF"/>
-          <w:sz w:val="20"/>
-          <w:szCs w:val="20"/>
-        </w:rPr>
+          <w:sz w:val="24"/>
+          <w:szCs w:val="24"/>
+        </w:rPr>
+        <w:lastRenderedPageBreak/>
         <w:t>Asimismo, se debe desplegar las partes arquitectónicamente significativas del modelo de diseño, como ser la descomposición en capas, subsistemas o paquetes. Una vez presentadas estas unidades lógicas principales, se profundiza en ellas hasta el nivel que se considere adecuado.]</w:t>
       </w:r>
     </w:p>
     <w:p>
       <w:pPr>
-        <w:spacing w:after="0" w:line="240" w:lineRule="auto"/>
+        <w:spacing w:after="0" w:line="360" w:lineRule="auto"/>
         <w:ind w:left="1224"/>
         <w:jc w:val="both"/>
         <w:rPr>
           <w:rFonts w:ascii="Times New Roman" w:eastAsia="Times New Roman" w:hAnsi="Times New Roman" w:cs="Times New Roman"/>
           <w:i/>
           <w:color w:val="0000FF"/>
-          <w:sz w:val="20"/>
-          <w:szCs w:val="20"/>
+          <w:sz w:val="24"/>
+          <w:szCs w:val="24"/>
         </w:rPr>
       </w:pPr>
     </w:p>
@@ -10261,15 +11399,19 @@
           <w:ilvl w:val="2"/>
           <w:numId w:val="4"/>
         </w:numPr>
+        <w:spacing w:line="360" w:lineRule="auto"/>
         <w:ind w:left="1134"/>
-        <w:rPr>
-          <w:color w:val="000000"/>
-        </w:rPr>
-      </w:pPr>
-      <w:bookmarkStart w:id="20" w:name="_heading=h.jyuywnna5kce" w:colFirst="0" w:colLast="0"/>
-      <w:bookmarkEnd w:id="20"/>
-      <w:r>
-        <w:rPr>
+        <w:jc w:val="both"/>
+        <w:rPr>
+          <w:rFonts w:ascii="Times New Roman" w:hAnsi="Times New Roman" w:cs="Times New Roman"/>
+          <w:color w:val="000000"/>
+        </w:rPr>
+      </w:pPr>
+      <w:bookmarkStart w:id="19" w:name="_heading=h.jyuywnna5kce" w:colFirst="0" w:colLast="0"/>
+      <w:bookmarkEnd w:id="19"/>
+      <w:r>
+        <w:rPr>
+          <w:rFonts w:ascii="Times New Roman" w:hAnsi="Times New Roman" w:cs="Times New Roman"/>
           <w:color w:val="000000"/>
         </w:rPr>
         <w:t xml:space="preserve">Diagrama de Secuencia (vista de diseño) - </w:t>
@@ -10277,22 +11419,51 @@
     </w:p>
     <w:p>
       <w:pPr>
+        <w:spacing w:line="360" w:lineRule="auto"/>
         <w:ind w:left="705" w:firstLine="720"/>
-      </w:pPr>
-      <w:r>
-        <w:rPr>
-          <w:rFonts w:ascii="Times New Roman" w:eastAsia="Times New Roman" w:hAnsi="Times New Roman" w:cs="Times New Roman"/>
-        </w:rPr>
-        <w:t>Login:</w:t>
-      </w:r>
-    </w:p>
-    <w:p>
-      <w:pPr>
+        <w:jc w:val="both"/>
+        <w:rPr>
+          <w:rFonts w:ascii="Times New Roman" w:hAnsi="Times New Roman" w:cs="Times New Roman"/>
+          <w:sz w:val="24"/>
+          <w:szCs w:val="24"/>
+        </w:rPr>
+      </w:pPr>
+      <w:proofErr w:type="spellStart"/>
+      <w:r>
+        <w:rPr>
+          <w:rFonts w:ascii="Times New Roman" w:eastAsia="Times New Roman" w:hAnsi="Times New Roman" w:cs="Times New Roman"/>
+          <w:sz w:val="24"/>
+          <w:szCs w:val="24"/>
+        </w:rPr>
+        <w:t>Login</w:t>
+      </w:r>
+      <w:proofErr w:type="spellEnd"/>
+      <w:r>
+        <w:rPr>
+          <w:rFonts w:ascii="Times New Roman" w:eastAsia="Times New Roman" w:hAnsi="Times New Roman" w:cs="Times New Roman"/>
+          <w:sz w:val="24"/>
+          <w:szCs w:val="24"/>
+        </w:rPr>
+        <w:t>:</w:t>
+      </w:r>
+    </w:p>
+    <w:p>
+      <w:pPr>
+        <w:spacing w:line="360" w:lineRule="auto"/>
         <w:ind w:left="1416"/>
-      </w:pPr>
-      <w:r>
-        <w:rPr>
+        <w:jc w:val="both"/>
+        <w:rPr>
+          <w:rFonts w:ascii="Times New Roman" w:hAnsi="Times New Roman" w:cs="Times New Roman"/>
+          <w:sz w:val="24"/>
+          <w:szCs w:val="24"/>
+        </w:rPr>
+      </w:pPr>
+      <w:r>
+        <w:rPr>
+          <w:rFonts w:ascii="Times New Roman" w:hAnsi="Times New Roman" w:cs="Times New Roman"/>
           <w:noProof/>
+          <w:sz w:val="24"/>
+          <w:szCs w:val="24"/>
         </w:rPr>
         <w:drawing>
           <wp:inline distT="114300" distB="114300" distL="114300" distR="114300" wp14:anchorId="7647FF3C" wp14:editId="43179709">
@@ -10333,16 +11504,33 @@
     </w:p>
     <w:p>
       <w:pPr>
+        <w:spacing w:line="360" w:lineRule="auto"/>
         <w:ind w:left="1416"/>
-      </w:pPr>
-    </w:p>
-    <w:p>
-      <w:pPr>
+        <w:jc w:val="both"/>
+        <w:rPr>
+          <w:rFonts w:ascii="Times New Roman" w:hAnsi="Times New Roman" w:cs="Times New Roman"/>
+          <w:sz w:val="24"/>
+          <w:szCs w:val="24"/>
+        </w:rPr>
+      </w:pPr>
+    </w:p>
+    <w:p>
+      <w:pPr>
+        <w:spacing w:line="360" w:lineRule="auto"/>
         <w:ind w:left="1416"/>
-      </w:pPr>
-      <w:r>
-        <w:rPr>
+        <w:jc w:val="both"/>
+        <w:rPr>
+          <w:rFonts w:ascii="Times New Roman" w:hAnsi="Times New Roman" w:cs="Times New Roman"/>
+          <w:sz w:val="24"/>
+          <w:szCs w:val="24"/>
+        </w:rPr>
+      </w:pPr>
+      <w:r>
+        <w:rPr>
+          <w:rFonts w:ascii="Times New Roman" w:hAnsi="Times New Roman" w:cs="Times New Roman"/>
           <w:noProof/>
+          <w:sz w:val="24"/>
+          <w:szCs w:val="24"/>
         </w:rPr>
         <w:drawing>
           <wp:inline distT="114300" distB="114300" distL="114300" distR="114300" wp14:anchorId="7B0A0005" wp14:editId="49AFB228">
@@ -10384,21 +11572,32 @@
     <w:p>
       <w:pPr>
         <w:pStyle w:val="Ttulo3"/>
-      </w:pPr>
-      <w:bookmarkStart w:id="21" w:name="_heading=h.djid0hshq554" w:colFirst="0" w:colLast="0"/>
+        <w:spacing w:line="360" w:lineRule="auto"/>
+        <w:jc w:val="both"/>
+        <w:rPr>
+          <w:rFonts w:ascii="Times New Roman" w:hAnsi="Times New Roman" w:cs="Times New Roman"/>
+        </w:rPr>
+      </w:pPr>
+      <w:bookmarkStart w:id="20" w:name="_heading=h.djid0hshq554" w:colFirst="0" w:colLast="0"/>
+      <w:bookmarkEnd w:id="20"/>
+    </w:p>
+    <w:p>
+      <w:pPr>
+        <w:pStyle w:val="Ttulo3"/>
+        <w:spacing w:line="360" w:lineRule="auto"/>
+        <w:ind w:left="1224"/>
+        <w:jc w:val="both"/>
+        <w:rPr>
+          <w:rFonts w:ascii="Times New Roman" w:hAnsi="Times New Roman" w:cs="Times New Roman"/>
+          <w:color w:val="000000"/>
+        </w:rPr>
+      </w:pPr>
+      <w:bookmarkStart w:id="21" w:name="_heading=h.5p3bd4qr36qn" w:colFirst="0" w:colLast="0"/>
       <w:bookmarkEnd w:id="21"/>
-    </w:p>
-    <w:p>
-      <w:pPr>
-        <w:pStyle w:val="Ttulo3"/>
-        <w:ind w:left="1224"/>
-        <w:rPr>
-          <w:color w:val="000000"/>
-        </w:rPr>
-      </w:pPr>
-      <w:bookmarkStart w:id="22" w:name="_heading=h.5p3bd4qr36qn" w:colFirst="0" w:colLast="0"/>
-      <w:bookmarkEnd w:id="22"/>
-      <w:r>
+      <w:r>
+        <w:rPr>
+          <w:rFonts w:ascii="Times New Roman" w:hAnsi="Times New Roman" w:cs="Times New Roman"/>
+        </w:rPr>
         <w:br w:type="page"/>
       </w:r>
     </w:p>
@@ -10409,15 +11608,19 @@
           <w:ilvl w:val="2"/>
           <w:numId w:val="4"/>
         </w:numPr>
+        <w:spacing w:line="360" w:lineRule="auto"/>
         <w:ind w:left="1276"/>
-        <w:rPr>
-          <w:color w:val="000000"/>
-        </w:rPr>
-      </w:pPr>
-      <w:bookmarkStart w:id="23" w:name="_heading=h.s89x8mb0gp5t" w:colFirst="0" w:colLast="0"/>
-      <w:bookmarkEnd w:id="23"/>
-      <w:r>
-        <w:rPr>
+        <w:jc w:val="both"/>
+        <w:rPr>
+          <w:rFonts w:ascii="Times New Roman" w:hAnsi="Times New Roman" w:cs="Times New Roman"/>
+          <w:color w:val="000000"/>
+        </w:rPr>
+      </w:pPr>
+      <w:bookmarkStart w:id="22" w:name="_heading=h.s89x8mb0gp5t" w:colFirst="0" w:colLast="0"/>
+      <w:bookmarkEnd w:id="22"/>
+      <w:r>
+        <w:rPr>
+          <w:rFonts w:ascii="Times New Roman" w:hAnsi="Times New Roman" w:cs="Times New Roman"/>
           <w:color w:val="000000"/>
         </w:rPr>
         <w:lastRenderedPageBreak/>
@@ -10430,7 +11633,7 @@
           <w:ilvl w:val="0"/>
           <w:numId w:val="2"/>
         </w:numPr>
-        <w:spacing w:before="240" w:after="240"/>
+        <w:spacing w:before="240" w:after="240" w:line="360" w:lineRule="auto"/>
         <w:jc w:val="both"/>
         <w:rPr>
           <w:rFonts w:ascii="Times New Roman" w:eastAsia="Times New Roman" w:hAnsi="Times New Roman" w:cs="Times New Roman"/>
@@ -10449,7 +11652,7 @@
     </w:p>
     <w:p>
       <w:pPr>
-        <w:spacing w:before="240" w:after="240"/>
+        <w:spacing w:before="240" w:after="240" w:line="360" w:lineRule="auto"/>
         <w:ind w:left="1440"/>
         <w:jc w:val="both"/>
         <w:rPr>
@@ -10504,7 +11707,7 @@
     </w:p>
     <w:p>
       <w:pPr>
-        <w:spacing w:before="240" w:after="240"/>
+        <w:spacing w:before="240" w:after="240" w:line="360" w:lineRule="auto"/>
         <w:ind w:left="1440"/>
         <w:jc w:val="both"/>
         <w:rPr>
@@ -10519,7 +11722,71 @@
           <w:sz w:val="24"/>
           <w:szCs w:val="24"/>
         </w:rPr>
-        <w:t xml:space="preserve">Describe gráficamente cómo el usuario interactúa con el sistema para acceder a la interfaz de inicio de sesión, donde ingresa sus credenciales. El sistema valida esta información a través del controlador(AuthController) y la clase de acceso a datos de login (User), permitiendo el ingreso al sistema. </w:t>
+        <w:t xml:space="preserve">Describe gráficamente cómo el usuario interactúa con el sistema para acceder a la interfaz de inicio de sesión, donde ingresa sus credenciales. El sistema valida esta información a través del </w:t>
+      </w:r>
+      <w:proofErr w:type="gramStart"/>
+      <w:r>
+        <w:rPr>
+          <w:rFonts w:ascii="Times New Roman" w:eastAsia="Times New Roman" w:hAnsi="Times New Roman" w:cs="Times New Roman"/>
+          <w:sz w:val="24"/>
+          <w:szCs w:val="24"/>
+        </w:rPr>
+        <w:t>controlador(</w:t>
+      </w:r>
+      <w:proofErr w:type="spellStart"/>
+      <w:proofErr w:type="gramEnd"/>
+      <w:r>
+        <w:rPr>
+          <w:rFonts w:ascii="Times New Roman" w:eastAsia="Times New Roman" w:hAnsi="Times New Roman" w:cs="Times New Roman"/>
+          <w:sz w:val="24"/>
+          <w:szCs w:val="24"/>
+        </w:rPr>
+        <w:t>AuthController</w:t>
+      </w:r>
+      <w:proofErr w:type="spellEnd"/>
+      <w:r>
+        <w:rPr>
+          <w:rFonts w:ascii="Times New Roman" w:eastAsia="Times New Roman" w:hAnsi="Times New Roman" w:cs="Times New Roman"/>
+          <w:sz w:val="24"/>
+          <w:szCs w:val="24"/>
+        </w:rPr>
+        <w:t xml:space="preserve">) y la clase de acceso a datos de </w:t>
+      </w:r>
+      <w:proofErr w:type="spellStart"/>
+      <w:r>
+        <w:rPr>
+          <w:rFonts w:ascii="Times New Roman" w:eastAsia="Times New Roman" w:hAnsi="Times New Roman" w:cs="Times New Roman"/>
+          <w:sz w:val="24"/>
+          <w:szCs w:val="24"/>
+        </w:rPr>
+        <w:t>login</w:t>
+      </w:r>
+      <w:proofErr w:type="spellEnd"/>
+      <w:r>
+        <w:rPr>
+          <w:rFonts w:ascii="Times New Roman" w:eastAsia="Times New Roman" w:hAnsi="Times New Roman" w:cs="Times New Roman"/>
+          <w:sz w:val="24"/>
+          <w:szCs w:val="24"/>
+        </w:rPr>
+        <w:t xml:space="preserve"> (</w:t>
+      </w:r>
+      <w:proofErr w:type="spellStart"/>
+      <w:r>
+        <w:rPr>
+          <w:rFonts w:ascii="Times New Roman" w:eastAsia="Times New Roman" w:hAnsi="Times New Roman" w:cs="Times New Roman"/>
+          <w:sz w:val="24"/>
+          <w:szCs w:val="24"/>
+        </w:rPr>
+        <w:t>User</w:t>
+      </w:r>
+      <w:proofErr w:type="spellEnd"/>
+      <w:r>
+        <w:rPr>
+          <w:rFonts w:ascii="Times New Roman" w:eastAsia="Times New Roman" w:hAnsi="Times New Roman" w:cs="Times New Roman"/>
+          <w:sz w:val="24"/>
+          <w:szCs w:val="24"/>
+        </w:rPr>
+        <w:t xml:space="preserve">), permitiendo el ingreso al sistema. </w:t>
       </w:r>
     </w:p>
     <w:p>
@@ -10528,7 +11795,7 @@
           <w:ilvl w:val="0"/>
           <w:numId w:val="2"/>
         </w:numPr>
-        <w:spacing w:before="240" w:after="240"/>
+        <w:spacing w:before="240" w:after="240" w:line="360" w:lineRule="auto"/>
         <w:jc w:val="both"/>
         <w:rPr>
           <w:rFonts w:ascii="Times New Roman" w:eastAsia="Times New Roman" w:hAnsi="Times New Roman" w:cs="Times New Roman"/>
@@ -10547,7 +11814,7 @@
     </w:p>
     <w:p>
       <w:pPr>
-        <w:spacing w:before="240" w:after="240"/>
+        <w:spacing w:before="240" w:after="240" w:line="360" w:lineRule="auto"/>
         <w:ind w:left="1440"/>
         <w:jc w:val="both"/>
         <w:rPr>
@@ -10602,7 +11869,7 @@
     </w:p>
     <w:p>
       <w:pPr>
-        <w:spacing w:before="240" w:after="240"/>
+        <w:spacing w:before="240" w:after="240" w:line="360" w:lineRule="auto"/>
         <w:ind w:left="1440"/>
         <w:jc w:val="both"/>
         <w:rPr>
@@ -10617,12 +11884,68 @@
           <w:sz w:val="24"/>
           <w:szCs w:val="24"/>
         </w:rPr>
-        <w:t xml:space="preserve">Describe gráficamente cómo el usuario interactúa con el sistema para registrase. El usuario accede a la interfaz de registro, la cual envía la información al controlador(AuthController), que a su vez gestiona la interacción con la clase de registro de usuarios(User). </w:t>
-      </w:r>
-    </w:p>
-    <w:p>
-      <w:pPr>
-        <w:spacing w:before="240" w:after="240"/>
+        <w:t xml:space="preserve">Describe gráficamente cómo el usuario interactúa con el sistema para registrase. El usuario accede a la interfaz de registro, la cual envía la información al </w:t>
+      </w:r>
+      <w:proofErr w:type="gramStart"/>
+      <w:r>
+        <w:rPr>
+          <w:rFonts w:ascii="Times New Roman" w:eastAsia="Times New Roman" w:hAnsi="Times New Roman" w:cs="Times New Roman"/>
+          <w:sz w:val="24"/>
+          <w:szCs w:val="24"/>
+        </w:rPr>
+        <w:t>controlador(</w:t>
+      </w:r>
+      <w:proofErr w:type="spellStart"/>
+      <w:proofErr w:type="gramEnd"/>
+      <w:r>
+        <w:rPr>
+          <w:rFonts w:ascii="Times New Roman" w:eastAsia="Times New Roman" w:hAnsi="Times New Roman" w:cs="Times New Roman"/>
+          <w:sz w:val="24"/>
+          <w:szCs w:val="24"/>
+        </w:rPr>
+        <w:t>AuthController</w:t>
+      </w:r>
+      <w:proofErr w:type="spellEnd"/>
+      <w:r>
+        <w:rPr>
+          <w:rFonts w:ascii="Times New Roman" w:eastAsia="Times New Roman" w:hAnsi="Times New Roman" w:cs="Times New Roman"/>
+          <w:sz w:val="24"/>
+          <w:szCs w:val="24"/>
+        </w:rPr>
+        <w:t xml:space="preserve">), que a su vez gestiona la interacción con la clase de registro de </w:t>
+      </w:r>
+      <w:proofErr w:type="gramStart"/>
+      <w:r>
+        <w:rPr>
+          <w:rFonts w:ascii="Times New Roman" w:eastAsia="Times New Roman" w:hAnsi="Times New Roman" w:cs="Times New Roman"/>
+          <w:sz w:val="24"/>
+          <w:szCs w:val="24"/>
+        </w:rPr>
+        <w:t>usuarios(</w:t>
+      </w:r>
+      <w:proofErr w:type="spellStart"/>
+      <w:proofErr w:type="gramEnd"/>
+      <w:r>
+        <w:rPr>
+          <w:rFonts w:ascii="Times New Roman" w:eastAsia="Times New Roman" w:hAnsi="Times New Roman" w:cs="Times New Roman"/>
+          <w:sz w:val="24"/>
+          <w:szCs w:val="24"/>
+        </w:rPr>
+        <w:t>User</w:t>
+      </w:r>
+      <w:proofErr w:type="spellEnd"/>
+      <w:r>
+        <w:rPr>
+          <w:rFonts w:ascii="Times New Roman" w:eastAsia="Times New Roman" w:hAnsi="Times New Roman" w:cs="Times New Roman"/>
+          <w:sz w:val="24"/>
+          <w:szCs w:val="24"/>
+        </w:rPr>
+        <w:t xml:space="preserve">). </w:t>
+      </w:r>
+    </w:p>
+    <w:p>
+      <w:pPr>
+        <w:spacing w:before="240" w:after="240" w:line="360" w:lineRule="auto"/>
         <w:ind w:left="1440"/>
         <w:jc w:val="both"/>
         <w:rPr>
@@ -10634,7 +11957,7 @@
     </w:p>
     <w:p>
       <w:pPr>
-        <w:spacing w:before="240" w:after="240"/>
+        <w:spacing w:before="240" w:after="240" w:line="360" w:lineRule="auto"/>
         <w:ind w:left="1440"/>
         <w:jc w:val="both"/>
         <w:rPr>
@@ -10647,15 +11970,21 @@
     <w:p>
       <w:pPr>
         <w:pStyle w:val="Ttulo3"/>
+        <w:spacing w:line="360" w:lineRule="auto"/>
         <w:ind w:left="1224"/>
-        <w:rPr>
+        <w:jc w:val="both"/>
+        <w:rPr>
+          <w:rFonts w:ascii="Times New Roman" w:hAnsi="Times New Roman" w:cs="Times New Roman"/>
           <w:color w:val="000000"/>
           <w:highlight w:val="yellow"/>
         </w:rPr>
       </w:pPr>
-      <w:bookmarkStart w:id="24" w:name="_heading=h.leoa5fxh71je" w:colFirst="0" w:colLast="0"/>
-      <w:bookmarkEnd w:id="24"/>
-      <w:r>
+      <w:bookmarkStart w:id="23" w:name="_heading=h.leoa5fxh71je" w:colFirst="0" w:colLast="0"/>
+      <w:bookmarkEnd w:id="23"/>
+      <w:r>
+        <w:rPr>
+          <w:rFonts w:ascii="Times New Roman" w:hAnsi="Times New Roman" w:cs="Times New Roman"/>
+        </w:rPr>
         <w:br w:type="page"/>
       </w:r>
     </w:p>
@@ -10666,14 +11995,18 @@
           <w:ilvl w:val="2"/>
           <w:numId w:val="4"/>
         </w:numPr>
-        <w:rPr>
-          <w:color w:val="000000"/>
-        </w:rPr>
-      </w:pPr>
-      <w:bookmarkStart w:id="25" w:name="_heading=h.xgz6edcptg96" w:colFirst="0" w:colLast="0"/>
-      <w:bookmarkEnd w:id="25"/>
-      <w:r>
-        <w:rPr>
+        <w:spacing w:line="360" w:lineRule="auto"/>
+        <w:jc w:val="both"/>
+        <w:rPr>
+          <w:rFonts w:ascii="Times New Roman" w:hAnsi="Times New Roman" w:cs="Times New Roman"/>
+          <w:color w:val="000000"/>
+        </w:rPr>
+      </w:pPr>
+      <w:bookmarkStart w:id="24" w:name="_heading=h.xgz6edcptg96" w:colFirst="0" w:colLast="0"/>
+      <w:bookmarkEnd w:id="24"/>
+      <w:r>
+        <w:rPr>
+          <w:rFonts w:ascii="Times New Roman" w:hAnsi="Times New Roman" w:cs="Times New Roman"/>
           <w:color w:val="000000"/>
         </w:rPr>
         <w:lastRenderedPageBreak/>
@@ -10682,11 +12015,20 @@
     </w:p>
     <w:p>
       <w:pPr>
-        <w:jc w:val="center"/>
-      </w:pPr>
-      <w:r>
-        <w:rPr>
+        <w:spacing w:line="360" w:lineRule="auto"/>
+        <w:jc w:val="both"/>
+        <w:rPr>
+          <w:rFonts w:ascii="Times New Roman" w:hAnsi="Times New Roman" w:cs="Times New Roman"/>
+          <w:sz w:val="24"/>
+          <w:szCs w:val="24"/>
+        </w:rPr>
+      </w:pPr>
+      <w:r>
+        <w:rPr>
+          <w:rFonts w:ascii="Times New Roman" w:hAnsi="Times New Roman" w:cs="Times New Roman"/>
           <w:noProof/>
+          <w:sz w:val="24"/>
+          <w:szCs w:val="24"/>
         </w:rPr>
         <w:drawing>
           <wp:inline distT="114300" distB="114300" distL="114300" distR="114300" wp14:anchorId="06628E77" wp14:editId="0E002262">
@@ -10732,27 +12074,54 @@
           <w:ilvl w:val="2"/>
           <w:numId w:val="4"/>
         </w:numPr>
-        <w:rPr>
+        <w:spacing w:line="360" w:lineRule="auto"/>
+        <w:jc w:val="both"/>
+        <w:rPr>
+          <w:rFonts w:ascii="Times New Roman" w:hAnsi="Times New Roman" w:cs="Times New Roman"/>
           <w:color w:val="000000"/>
           <w:highlight w:val="yellow"/>
         </w:rPr>
       </w:pPr>
-      <w:bookmarkStart w:id="26" w:name="_heading=h.haana48sxb0o" w:colFirst="0" w:colLast="0"/>
-      <w:bookmarkEnd w:id="26"/>
-      <w:r>
-        <w:rPr>
+      <w:bookmarkStart w:id="25" w:name="_heading=h.haana48sxb0o" w:colFirst="0" w:colLast="0"/>
+      <w:bookmarkEnd w:id="25"/>
+      <w:r>
+        <w:rPr>
+          <w:rFonts w:ascii="Times New Roman" w:hAnsi="Times New Roman" w:cs="Times New Roman"/>
           <w:color w:val="000000"/>
           <w:highlight w:val="yellow"/>
         </w:rPr>
         <w:t>Diagrama de Base de datos (relacional o no relacional)</w:t>
       </w:r>
     </w:p>
-    <w:p/>
-    <w:p>
-      <w:r>
-        <w:rPr>
+    <w:p>
+      <w:pPr>
+        <w:spacing w:line="360" w:lineRule="auto"/>
+        <w:jc w:val="both"/>
+        <w:rPr>
+          <w:rFonts w:ascii="Times New Roman" w:hAnsi="Times New Roman" w:cs="Times New Roman"/>
+          <w:sz w:val="24"/>
+          <w:szCs w:val="24"/>
+        </w:rPr>
+      </w:pPr>
+    </w:p>
+    <w:p>
+      <w:pPr>
+        <w:spacing w:line="360" w:lineRule="auto"/>
+        <w:jc w:val="both"/>
+        <w:rPr>
+          <w:rFonts w:ascii="Times New Roman" w:hAnsi="Times New Roman" w:cs="Times New Roman"/>
+          <w:sz w:val="24"/>
+          <w:szCs w:val="24"/>
+        </w:rPr>
+      </w:pPr>
+      <w:r>
+        <w:rPr>
+          <w:rFonts w:ascii="Times New Roman" w:hAnsi="Times New Roman" w:cs="Times New Roman"/>
           <w:noProof/>
-        </w:rPr>
+          <w:sz w:val="24"/>
+          <w:szCs w:val="24"/>
+        </w:rPr>
+        <w:lastRenderedPageBreak/>
         <w:drawing>
           <wp:inline distT="114300" distB="114300" distL="114300" distR="114300" wp14:anchorId="3633B117" wp14:editId="781D8EA0">
             <wp:extent cx="5399730" cy="3695700"/>
@@ -10790,16 +12159,26 @@
         </w:drawing>
       </w:r>
     </w:p>
-    <w:p/>
-    <w:p>
-      <w:pPr>
-        <w:spacing w:after="0" w:line="240" w:lineRule="auto"/>
+    <w:p>
+      <w:pPr>
+        <w:spacing w:line="360" w:lineRule="auto"/>
+        <w:jc w:val="both"/>
+        <w:rPr>
+          <w:rFonts w:ascii="Times New Roman" w:hAnsi="Times New Roman" w:cs="Times New Roman"/>
+          <w:sz w:val="24"/>
+          <w:szCs w:val="24"/>
+        </w:rPr>
+      </w:pPr>
+    </w:p>
+    <w:p>
+      <w:pPr>
+        <w:spacing w:after="0" w:line="360" w:lineRule="auto"/>
         <w:jc w:val="both"/>
         <w:rPr>
           <w:rFonts w:ascii="Times New Roman" w:eastAsia="Times New Roman" w:hAnsi="Times New Roman" w:cs="Times New Roman"/>
           <w:color w:val="0000FF"/>
-          <w:sz w:val="20"/>
-          <w:szCs w:val="20"/>
+          <w:sz w:val="24"/>
+          <w:szCs w:val="24"/>
         </w:rPr>
       </w:pPr>
       <w:r>
@@ -10807,8 +12186,8 @@
           <w:rFonts w:ascii="Times New Roman" w:eastAsia="Times New Roman" w:hAnsi="Times New Roman" w:cs="Times New Roman"/>
           <w:noProof/>
           <w:color w:val="0000FF"/>
-          <w:sz w:val="20"/>
-          <w:szCs w:val="20"/>
+          <w:sz w:val="24"/>
+          <w:szCs w:val="24"/>
         </w:rPr>
         <w:drawing>
           <wp:inline distT="114300" distB="114300" distL="114300" distR="114300" wp14:anchorId="20F59713" wp14:editId="08B16CA0">
@@ -10856,16 +12235,23 @@
           <w:right w:val="nil"/>
           <w:between w:val="nil"/>
         </w:pBdr>
-        <w:spacing w:before="120" w:after="0"/>
+        <w:spacing w:before="120" w:after="0" w:line="360" w:lineRule="auto"/>
         <w:ind w:left="792"/>
-        <w:rPr>
-          <w:sz w:val="26"/>
-          <w:szCs w:val="26"/>
-        </w:rPr>
-      </w:pPr>
-      <w:bookmarkStart w:id="27" w:name="_heading=h.9y6tbcrumuk9" w:colFirst="0" w:colLast="0"/>
-      <w:bookmarkEnd w:id="27"/>
-      <w:r>
+        <w:jc w:val="both"/>
+        <w:rPr>
+          <w:rFonts w:ascii="Times New Roman" w:hAnsi="Times New Roman" w:cs="Times New Roman"/>
+          <w:sz w:val="24"/>
+          <w:szCs w:val="24"/>
+        </w:rPr>
+      </w:pPr>
+      <w:bookmarkStart w:id="26" w:name="_heading=h.9y6tbcrumuk9" w:colFirst="0" w:colLast="0"/>
+      <w:bookmarkEnd w:id="26"/>
+      <w:r>
+        <w:rPr>
+          <w:rFonts w:ascii="Times New Roman" w:hAnsi="Times New Roman" w:cs="Times New Roman"/>
+          <w:sz w:val="24"/>
+          <w:szCs w:val="24"/>
+        </w:rPr>
         <w:br w:type="page"/>
       </w:r>
     </w:p>
@@ -10882,20 +12268,23 @@
           <w:right w:val="nil"/>
           <w:between w:val="nil"/>
         </w:pBdr>
-        <w:spacing w:before="120" w:after="0"/>
-        <w:rPr>
-          <w:color w:val="000000"/>
-          <w:sz w:val="26"/>
-          <w:szCs w:val="26"/>
-        </w:rPr>
-      </w:pPr>
-      <w:bookmarkStart w:id="28" w:name="_heading=h.nnj51cncch3b" w:colFirst="0" w:colLast="0"/>
-      <w:bookmarkEnd w:id="28"/>
-      <w:r>
-        <w:rPr>
-          <w:color w:val="000000"/>
-          <w:sz w:val="26"/>
-          <w:szCs w:val="26"/>
+        <w:spacing w:before="120" w:after="0" w:line="360" w:lineRule="auto"/>
+        <w:jc w:val="both"/>
+        <w:rPr>
+          <w:rFonts w:ascii="Times New Roman" w:hAnsi="Times New Roman" w:cs="Times New Roman"/>
+          <w:color w:val="000000"/>
+          <w:sz w:val="24"/>
+          <w:szCs w:val="24"/>
+        </w:rPr>
+      </w:pPr>
+      <w:bookmarkStart w:id="27" w:name="_heading=h.nnj51cncch3b" w:colFirst="0" w:colLast="0"/>
+      <w:bookmarkEnd w:id="27"/>
+      <w:r>
+        <w:rPr>
+          <w:rFonts w:ascii="Times New Roman" w:hAnsi="Times New Roman" w:cs="Times New Roman"/>
+          <w:color w:val="000000"/>
+          <w:sz w:val="24"/>
+          <w:szCs w:val="24"/>
         </w:rPr>
         <w:lastRenderedPageBreak/>
         <w:t>Vista de Implementación (vista de desarrollo)</w:t>
@@ -10910,15 +12299,15 @@
           <w:right w:val="nil"/>
           <w:between w:val="nil"/>
         </w:pBdr>
-        <w:spacing w:after="0" w:line="240" w:lineRule="auto"/>
+        <w:spacing w:after="0" w:line="360" w:lineRule="auto"/>
         <w:ind w:left="708"/>
         <w:jc w:val="both"/>
         <w:rPr>
           <w:rFonts w:ascii="Times New Roman" w:eastAsia="Times New Roman" w:hAnsi="Times New Roman" w:cs="Times New Roman"/>
           <w:i/>
           <w:color w:val="0000FF"/>
-          <w:sz w:val="20"/>
-          <w:szCs w:val="20"/>
+          <w:sz w:val="24"/>
+          <w:szCs w:val="24"/>
         </w:rPr>
       </w:pPr>
     </w:p>
@@ -10931,15 +12320,15 @@
           <w:right w:val="nil"/>
           <w:between w:val="nil"/>
         </w:pBdr>
-        <w:spacing w:after="0" w:line="240" w:lineRule="auto"/>
+        <w:spacing w:after="0" w:line="360" w:lineRule="auto"/>
         <w:ind w:left="708"/>
         <w:jc w:val="both"/>
         <w:rPr>
           <w:rFonts w:ascii="Times New Roman" w:eastAsia="Times New Roman" w:hAnsi="Times New Roman" w:cs="Times New Roman"/>
           <w:i/>
           <w:color w:val="0000FF"/>
-          <w:sz w:val="20"/>
-          <w:szCs w:val="20"/>
+          <w:sz w:val="24"/>
+          <w:szCs w:val="24"/>
         </w:rPr>
       </w:pPr>
       <w:r>
@@ -10947,8 +12336,8 @@
           <w:rFonts w:ascii="Times New Roman" w:eastAsia="Times New Roman" w:hAnsi="Times New Roman" w:cs="Times New Roman"/>
           <w:i/>
           <w:color w:val="0000FF"/>
-          <w:sz w:val="20"/>
-          <w:szCs w:val="20"/>
+          <w:sz w:val="24"/>
+          <w:szCs w:val="24"/>
         </w:rPr>
         <w:t>[Se detalla la estructura general del Modelo de Implementación y el mapeo de los subsistemas, paquetes y clases de la Vista Lógica a subsistemas y componentes de implementación de manera más detallada]</w:t>
       </w:r>
@@ -10962,10 +12351,14 @@
           <w:right w:val="nil"/>
           <w:between w:val="nil"/>
         </w:pBdr>
-        <w:spacing w:after="0"/>
+        <w:spacing w:after="0" w:line="360" w:lineRule="auto"/>
         <w:ind w:left="792"/>
-        <w:rPr>
-          <w:color w:val="000000"/>
+        <w:jc w:val="both"/>
+        <w:rPr>
+          <w:rFonts w:ascii="Times New Roman" w:hAnsi="Times New Roman" w:cs="Times New Roman"/>
+          <w:color w:val="000000"/>
+          <w:sz w:val="24"/>
+          <w:szCs w:val="24"/>
         </w:rPr>
       </w:pPr>
     </w:p>
@@ -10978,9 +12371,14 @@
           <w:right w:val="nil"/>
           <w:between w:val="nil"/>
         </w:pBdr>
+        <w:spacing w:line="360" w:lineRule="auto"/>
         <w:ind w:left="792"/>
-        <w:rPr>
-          <w:color w:val="000000"/>
+        <w:jc w:val="both"/>
+        <w:rPr>
+          <w:rFonts w:ascii="Times New Roman" w:hAnsi="Times New Roman" w:cs="Times New Roman"/>
+          <w:color w:val="000000"/>
+          <w:sz w:val="24"/>
+          <w:szCs w:val="24"/>
         </w:rPr>
       </w:pPr>
     </w:p>
@@ -10991,14 +12389,18 @@
           <w:ilvl w:val="2"/>
           <w:numId w:val="4"/>
         </w:numPr>
-        <w:rPr>
-          <w:color w:val="000000"/>
-        </w:rPr>
-      </w:pPr>
-      <w:bookmarkStart w:id="29" w:name="_heading=h.n7yalrysoo8o" w:colFirst="0" w:colLast="0"/>
-      <w:bookmarkEnd w:id="29"/>
-      <w:r>
-        <w:rPr>
+        <w:spacing w:line="360" w:lineRule="auto"/>
+        <w:jc w:val="both"/>
+        <w:rPr>
+          <w:rFonts w:ascii="Times New Roman" w:hAnsi="Times New Roman" w:cs="Times New Roman"/>
+          <w:color w:val="000000"/>
+        </w:rPr>
+      </w:pPr>
+      <w:bookmarkStart w:id="28" w:name="_heading=h.n7yalrysoo8o" w:colFirst="0" w:colLast="0"/>
+      <w:bookmarkEnd w:id="28"/>
+      <w:r>
+        <w:rPr>
+          <w:rFonts w:ascii="Times New Roman" w:hAnsi="Times New Roman" w:cs="Times New Roman"/>
           <w:color w:val="000000"/>
         </w:rPr>
         <w:t>Diagrama de arquitectura software (paquetes)</w:t>
@@ -11006,7 +12408,14 @@
     </w:p>
     <w:p>
       <w:pPr>
+        <w:spacing w:line="360" w:lineRule="auto"/>
         <w:ind w:left="1224"/>
+        <w:jc w:val="both"/>
+        <w:rPr>
+          <w:rFonts w:ascii="Times New Roman" w:hAnsi="Times New Roman" w:cs="Times New Roman"/>
+          <w:sz w:val="24"/>
+          <w:szCs w:val="24"/>
+        </w:rPr>
       </w:pPr>
     </w:p>
     <w:p>
@@ -11018,14 +12427,22 @@
           <w:right w:val="nil"/>
           <w:between w:val="nil"/>
         </w:pBdr>
+        <w:spacing w:line="360" w:lineRule="auto"/>
         <w:ind w:left="792"/>
-        <w:rPr>
-          <w:color w:val="000000"/>
-        </w:rPr>
-      </w:pPr>
-      <w:r>
-        <w:rPr>
+        <w:jc w:val="both"/>
+        <w:rPr>
+          <w:rFonts w:ascii="Times New Roman" w:hAnsi="Times New Roman" w:cs="Times New Roman"/>
+          <w:color w:val="000000"/>
+          <w:sz w:val="24"/>
+          <w:szCs w:val="24"/>
+        </w:rPr>
+      </w:pPr>
+      <w:r>
+        <w:rPr>
+          <w:rFonts w:ascii="Times New Roman" w:hAnsi="Times New Roman" w:cs="Times New Roman"/>
           <w:noProof/>
+          <w:sz w:val="24"/>
+          <w:szCs w:val="24"/>
         </w:rPr>
         <w:drawing>
           <wp:inline distT="114300" distB="114300" distL="114300" distR="114300" wp14:anchorId="19A0FCDC" wp14:editId="50114961">
@@ -11067,14 +12484,20 @@
     <w:p>
       <w:pPr>
         <w:pStyle w:val="Ttulo3"/>
+        <w:spacing w:line="360" w:lineRule="auto"/>
         <w:ind w:left="1224"/>
-        <w:rPr>
-          <w:color w:val="000000"/>
-        </w:rPr>
-      </w:pPr>
-      <w:bookmarkStart w:id="30" w:name="_heading=h.u2z8vkzcjyrj" w:colFirst="0" w:colLast="0"/>
-      <w:bookmarkEnd w:id="30"/>
-      <w:r>
+        <w:jc w:val="both"/>
+        <w:rPr>
+          <w:rFonts w:ascii="Times New Roman" w:hAnsi="Times New Roman" w:cs="Times New Roman"/>
+          <w:color w:val="000000"/>
+        </w:rPr>
+      </w:pPr>
+      <w:bookmarkStart w:id="29" w:name="_heading=h.u2z8vkzcjyrj" w:colFirst="0" w:colLast="0"/>
+      <w:bookmarkEnd w:id="29"/>
+      <w:r>
+        <w:rPr>
+          <w:rFonts w:ascii="Times New Roman" w:hAnsi="Times New Roman" w:cs="Times New Roman"/>
+        </w:rPr>
         <w:br w:type="page"/>
       </w:r>
     </w:p>
@@ -11085,14 +12508,18 @@
           <w:ilvl w:val="2"/>
           <w:numId w:val="4"/>
         </w:numPr>
-        <w:rPr>
-          <w:color w:val="000000"/>
-        </w:rPr>
-      </w:pPr>
-      <w:bookmarkStart w:id="31" w:name="_heading=h.q94pznyarq9a" w:colFirst="0" w:colLast="0"/>
-      <w:bookmarkEnd w:id="31"/>
-      <w:r>
-        <w:rPr>
+        <w:spacing w:line="360" w:lineRule="auto"/>
+        <w:jc w:val="both"/>
+        <w:rPr>
+          <w:rFonts w:ascii="Times New Roman" w:hAnsi="Times New Roman" w:cs="Times New Roman"/>
+          <w:color w:val="000000"/>
+        </w:rPr>
+      </w:pPr>
+      <w:bookmarkStart w:id="30" w:name="_heading=h.q94pznyarq9a" w:colFirst="0" w:colLast="0"/>
+      <w:bookmarkEnd w:id="30"/>
+      <w:r>
+        <w:rPr>
+          <w:rFonts w:ascii="Times New Roman" w:hAnsi="Times New Roman" w:cs="Times New Roman"/>
           <w:color w:val="000000"/>
         </w:rPr>
         <w:lastRenderedPageBreak/>
@@ -11108,15 +12535,15 @@
           <w:right w:val="nil"/>
           <w:between w:val="nil"/>
         </w:pBdr>
-        <w:spacing w:after="0" w:line="240" w:lineRule="auto"/>
+        <w:spacing w:after="0" w:line="360" w:lineRule="auto"/>
         <w:ind w:left="1224"/>
         <w:jc w:val="both"/>
         <w:rPr>
           <w:rFonts w:ascii="Times New Roman" w:eastAsia="Times New Roman" w:hAnsi="Times New Roman" w:cs="Times New Roman"/>
           <w:i/>
           <w:color w:val="0000FF"/>
-          <w:sz w:val="20"/>
-          <w:szCs w:val="20"/>
+          <w:sz w:val="24"/>
+          <w:szCs w:val="24"/>
         </w:rPr>
       </w:pPr>
     </w:p>
@@ -11129,15 +12556,15 @@
           <w:right w:val="nil"/>
           <w:between w:val="nil"/>
         </w:pBdr>
-        <w:spacing w:after="0" w:line="240" w:lineRule="auto"/>
+        <w:spacing w:after="0" w:line="360" w:lineRule="auto"/>
         <w:ind w:left="1224"/>
         <w:jc w:val="both"/>
         <w:rPr>
           <w:rFonts w:ascii="Times New Roman" w:eastAsia="Times New Roman" w:hAnsi="Times New Roman" w:cs="Times New Roman"/>
           <w:i/>
           <w:color w:val="0000FF"/>
-          <w:sz w:val="20"/>
-          <w:szCs w:val="20"/>
+          <w:sz w:val="24"/>
+          <w:szCs w:val="24"/>
         </w:rPr>
       </w:pPr>
       <w:r>
@@ -11145,8 +12572,8 @@
           <w:rFonts w:ascii="Times New Roman" w:eastAsia="Times New Roman" w:hAnsi="Times New Roman" w:cs="Times New Roman"/>
           <w:i/>
           <w:color w:val="0000FF"/>
-          <w:sz w:val="20"/>
-          <w:szCs w:val="20"/>
+          <w:sz w:val="24"/>
+          <w:szCs w:val="24"/>
         </w:rPr>
         <w:t>[Se detalla la manera como fue implementado el sistema propuesto, se describe visualmente las capas que tiene el sistema, como están distribuidas y sus principales funciones]</w:t>
       </w:r>
@@ -11160,20 +12587,23 @@
           <w:right w:val="nil"/>
           <w:between w:val="nil"/>
         </w:pBdr>
-        <w:spacing w:after="0" w:line="240" w:lineRule="auto"/>
+        <w:spacing w:after="0" w:line="360" w:lineRule="auto"/>
         <w:ind w:left="1224"/>
         <w:jc w:val="both"/>
         <w:rPr>
           <w:rFonts w:ascii="Times New Roman" w:eastAsia="Times New Roman" w:hAnsi="Times New Roman" w:cs="Times New Roman"/>
           <w:i/>
           <w:color w:val="0000FF"/>
-          <w:sz w:val="20"/>
-          <w:szCs w:val="20"/>
-        </w:rPr>
-      </w:pPr>
-      <w:r>
-        <w:rPr>
+          <w:sz w:val="24"/>
+          <w:szCs w:val="24"/>
+        </w:rPr>
+      </w:pPr>
+      <w:r>
+        <w:rPr>
+          <w:rFonts w:ascii="Times New Roman" w:hAnsi="Times New Roman" w:cs="Times New Roman"/>
           <w:noProof/>
+          <w:sz w:val="24"/>
+          <w:szCs w:val="24"/>
         </w:rPr>
         <w:drawing>
           <wp:anchor distT="114300" distB="114300" distL="114300" distR="114300" simplePos="0" relativeHeight="251659264" behindDoc="0" locked="0" layoutInCell="1" hidden="0" allowOverlap="1" wp14:anchorId="4238F6B0" wp14:editId="1E5C9FB9">
@@ -11222,13 +12652,13 @@
     </w:p>
     <w:p>
       <w:pPr>
-        <w:spacing w:after="0" w:line="240" w:lineRule="auto"/>
+        <w:spacing w:after="0" w:line="360" w:lineRule="auto"/>
         <w:jc w:val="both"/>
         <w:rPr>
           <w:rFonts w:ascii="Times New Roman" w:eastAsia="Times New Roman" w:hAnsi="Times New Roman" w:cs="Times New Roman"/>
           <w:color w:val="0000FF"/>
-          <w:sz w:val="20"/>
-          <w:szCs w:val="20"/>
+          <w:sz w:val="24"/>
+          <w:szCs w:val="24"/>
         </w:rPr>
       </w:pPr>
     </w:p>
@@ -11241,16 +12671,23 @@
           <w:right w:val="nil"/>
           <w:between w:val="nil"/>
         </w:pBdr>
-        <w:spacing w:before="120" w:after="0"/>
+        <w:spacing w:before="120" w:after="0" w:line="360" w:lineRule="auto"/>
         <w:ind w:left="792"/>
-        <w:rPr>
-          <w:sz w:val="26"/>
-          <w:szCs w:val="26"/>
-        </w:rPr>
-      </w:pPr>
-      <w:bookmarkStart w:id="32" w:name="_heading=h.kbnwgxnpf4pw" w:colFirst="0" w:colLast="0"/>
-      <w:bookmarkEnd w:id="32"/>
-      <w:r>
+        <w:jc w:val="both"/>
+        <w:rPr>
+          <w:rFonts w:ascii="Times New Roman" w:hAnsi="Times New Roman" w:cs="Times New Roman"/>
+          <w:sz w:val="24"/>
+          <w:szCs w:val="24"/>
+        </w:rPr>
+      </w:pPr>
+      <w:bookmarkStart w:id="31" w:name="_heading=h.kbnwgxnpf4pw" w:colFirst="0" w:colLast="0"/>
+      <w:bookmarkEnd w:id="31"/>
+      <w:r>
+        <w:rPr>
+          <w:rFonts w:ascii="Times New Roman" w:hAnsi="Times New Roman" w:cs="Times New Roman"/>
+          <w:sz w:val="24"/>
+          <w:szCs w:val="24"/>
+        </w:rPr>
         <w:br w:type="page"/>
       </w:r>
     </w:p>
@@ -11267,20 +12704,23 @@
           <w:right w:val="nil"/>
           <w:between w:val="nil"/>
         </w:pBdr>
-        <w:spacing w:before="120" w:after="0"/>
-        <w:rPr>
-          <w:color w:val="000000"/>
-          <w:sz w:val="26"/>
-          <w:szCs w:val="26"/>
-        </w:rPr>
-      </w:pPr>
-      <w:bookmarkStart w:id="33" w:name="_heading=h.eptkr9n2jk01" w:colFirst="0" w:colLast="0"/>
-      <w:bookmarkEnd w:id="33"/>
-      <w:r>
-        <w:rPr>
-          <w:color w:val="000000"/>
-          <w:sz w:val="26"/>
-          <w:szCs w:val="26"/>
+        <w:spacing w:before="120" w:after="0" w:line="360" w:lineRule="auto"/>
+        <w:jc w:val="both"/>
+        <w:rPr>
+          <w:rFonts w:ascii="Times New Roman" w:hAnsi="Times New Roman" w:cs="Times New Roman"/>
+          <w:color w:val="000000"/>
+          <w:sz w:val="24"/>
+          <w:szCs w:val="24"/>
+        </w:rPr>
+      </w:pPr>
+      <w:bookmarkStart w:id="32" w:name="_heading=h.eptkr9n2jk01" w:colFirst="0" w:colLast="0"/>
+      <w:bookmarkEnd w:id="32"/>
+      <w:r>
+        <w:rPr>
+          <w:rFonts w:ascii="Times New Roman" w:hAnsi="Times New Roman" w:cs="Times New Roman"/>
+          <w:color w:val="000000"/>
+          <w:sz w:val="24"/>
+          <w:szCs w:val="24"/>
         </w:rPr>
         <w:lastRenderedPageBreak/>
         <w:t>Vista de procesos</w:t>
@@ -11288,15 +12728,15 @@
     </w:p>
     <w:p>
       <w:pPr>
-        <w:spacing w:after="0" w:line="240" w:lineRule="auto"/>
+        <w:spacing w:after="0" w:line="360" w:lineRule="auto"/>
         <w:ind w:left="708"/>
         <w:jc w:val="both"/>
         <w:rPr>
           <w:rFonts w:ascii="Times New Roman" w:eastAsia="Times New Roman" w:hAnsi="Times New Roman" w:cs="Times New Roman"/>
           <w:i/>
           <w:color w:val="0000FF"/>
-          <w:sz w:val="20"/>
-          <w:szCs w:val="20"/>
+          <w:sz w:val="24"/>
+          <w:szCs w:val="24"/>
         </w:rPr>
       </w:pPr>
       <w:r>
@@ -11304,23 +12744,23 @@
           <w:rFonts w:ascii="Times New Roman" w:eastAsia="Times New Roman" w:hAnsi="Times New Roman" w:cs="Times New Roman"/>
           <w:i/>
           <w:color w:val="0000FF"/>
-          <w:sz w:val="20"/>
-          <w:szCs w:val="20"/>
+          <w:sz w:val="24"/>
+          <w:szCs w:val="24"/>
         </w:rPr>
         <w:t>[Describe la descomposición del sistema procesos pesados. Indica que procesos o grupos de procesos se comunican o interactúan entre sí y los modos en que estos se comunican.]</w:t>
       </w:r>
     </w:p>
     <w:p>
       <w:pPr>
-        <w:spacing w:after="0" w:line="240" w:lineRule="auto"/>
+        <w:spacing w:after="0" w:line="360" w:lineRule="auto"/>
         <w:ind w:left="708"/>
         <w:jc w:val="both"/>
         <w:rPr>
           <w:rFonts w:ascii="Times New Roman" w:eastAsia="Times New Roman" w:hAnsi="Times New Roman" w:cs="Times New Roman"/>
           <w:i/>
           <w:color w:val="0000FF"/>
-          <w:sz w:val="20"/>
-          <w:szCs w:val="20"/>
+          <w:sz w:val="24"/>
+          <w:szCs w:val="24"/>
         </w:rPr>
       </w:pPr>
     </w:p>
@@ -11331,15 +12771,19 @@
           <w:ilvl w:val="2"/>
           <w:numId w:val="4"/>
         </w:numPr>
+        <w:spacing w:line="360" w:lineRule="auto"/>
         <w:ind w:left="1225" w:hanging="505"/>
-        <w:rPr>
-          <w:color w:val="000000"/>
-        </w:rPr>
-      </w:pPr>
-      <w:bookmarkStart w:id="34" w:name="_heading=h.ffzfey29mpn2" w:colFirst="0" w:colLast="0"/>
-      <w:bookmarkEnd w:id="34"/>
-      <w:r>
-        <w:rPr>
+        <w:jc w:val="both"/>
+        <w:rPr>
+          <w:rFonts w:ascii="Times New Roman" w:hAnsi="Times New Roman" w:cs="Times New Roman"/>
+          <w:color w:val="000000"/>
+        </w:rPr>
+      </w:pPr>
+      <w:bookmarkStart w:id="33" w:name="_heading=h.ffzfey29mpn2" w:colFirst="0" w:colLast="0"/>
+      <w:bookmarkEnd w:id="33"/>
+      <w:r>
+        <w:rPr>
+          <w:rFonts w:ascii="Times New Roman" w:hAnsi="Times New Roman" w:cs="Times New Roman"/>
           <w:color w:val="000000"/>
         </w:rPr>
         <w:t>Diagrama de Procesos del sistema (diagrama de actividad)</w:t>
@@ -11347,40 +12791,47 @@
     </w:p>
     <w:p>
       <w:pPr>
+        <w:spacing w:line="360" w:lineRule="auto"/>
         <w:ind w:left="1224"/>
+        <w:jc w:val="both"/>
+        <w:rPr>
+          <w:rFonts w:ascii="Times New Roman" w:hAnsi="Times New Roman" w:cs="Times New Roman"/>
+          <w:sz w:val="24"/>
+          <w:szCs w:val="24"/>
+        </w:rPr>
       </w:pPr>
       <w:r>
         <w:rPr>
           <w:rFonts w:ascii="Times New Roman" w:eastAsia="Times New Roman" w:hAnsi="Times New Roman" w:cs="Times New Roman"/>
           <w:i/>
           <w:color w:val="0000FF"/>
-          <w:sz w:val="20"/>
-          <w:szCs w:val="20"/>
+          <w:sz w:val="24"/>
+          <w:szCs w:val="24"/>
         </w:rPr>
         <w:t>[Se realizará un diagrama del o los procesos del sistema donde se exponga las actividades donde interviene el sistema propuesto, adicionando diagramas que definan el detalle la descomposición del sistema en procesos pesados. Indica que procesos o grupos de procesos se comunican o interactúan entre sí y los modos en que estos se comunican]</w:t>
       </w:r>
     </w:p>
     <w:p>
       <w:pPr>
-        <w:spacing w:after="0" w:line="240" w:lineRule="auto"/>
-        <w:jc w:val="center"/>
+        <w:spacing w:after="0" w:line="360" w:lineRule="auto"/>
+        <w:jc w:val="both"/>
         <w:rPr>
           <w:rFonts w:ascii="Times New Roman" w:eastAsia="Times New Roman" w:hAnsi="Times New Roman" w:cs="Times New Roman"/>
           <w:color w:val="0000FF"/>
-          <w:sz w:val="20"/>
-          <w:szCs w:val="20"/>
-        </w:rPr>
-      </w:pPr>
-    </w:p>
-    <w:p>
-      <w:pPr>
-        <w:spacing w:after="0" w:line="240" w:lineRule="auto"/>
+          <w:sz w:val="24"/>
+          <w:szCs w:val="24"/>
+        </w:rPr>
+      </w:pPr>
+    </w:p>
+    <w:p>
+      <w:pPr>
+        <w:spacing w:after="0" w:line="360" w:lineRule="auto"/>
         <w:jc w:val="both"/>
         <w:rPr>
           <w:rFonts w:ascii="Times New Roman" w:eastAsia="Times New Roman" w:hAnsi="Times New Roman" w:cs="Times New Roman"/>
           <w:color w:val="0000FF"/>
-          <w:sz w:val="20"/>
-          <w:szCs w:val="20"/>
+          <w:sz w:val="24"/>
+          <w:szCs w:val="24"/>
         </w:rPr>
       </w:pPr>
     </w:p>
@@ -11397,20 +12848,23 @@
           <w:right w:val="nil"/>
           <w:between w:val="nil"/>
         </w:pBdr>
-        <w:spacing w:before="120" w:after="0"/>
-        <w:rPr>
-          <w:color w:val="000000"/>
-          <w:sz w:val="26"/>
-          <w:szCs w:val="26"/>
-        </w:rPr>
-      </w:pPr>
-      <w:bookmarkStart w:id="35" w:name="_heading=h.40vmm839rjo5" w:colFirst="0" w:colLast="0"/>
-      <w:bookmarkEnd w:id="35"/>
-      <w:r>
-        <w:rPr>
-          <w:color w:val="000000"/>
-          <w:sz w:val="26"/>
-          <w:szCs w:val="26"/>
+        <w:spacing w:before="120" w:after="0" w:line="360" w:lineRule="auto"/>
+        <w:jc w:val="both"/>
+        <w:rPr>
+          <w:rFonts w:ascii="Times New Roman" w:hAnsi="Times New Roman" w:cs="Times New Roman"/>
+          <w:color w:val="000000"/>
+          <w:sz w:val="24"/>
+          <w:szCs w:val="24"/>
+        </w:rPr>
+      </w:pPr>
+      <w:bookmarkStart w:id="34" w:name="_heading=h.40vmm839rjo5" w:colFirst="0" w:colLast="0"/>
+      <w:bookmarkEnd w:id="34"/>
+      <w:r>
+        <w:rPr>
+          <w:rFonts w:ascii="Times New Roman" w:hAnsi="Times New Roman" w:cs="Times New Roman"/>
+          <w:color w:val="000000"/>
+          <w:sz w:val="24"/>
+          <w:szCs w:val="24"/>
         </w:rPr>
         <w:t>Vista de Despliegue (vista física)</w:t>
       </w:r>
@@ -11424,15 +12878,15 @@
           <w:right w:val="nil"/>
           <w:between w:val="nil"/>
         </w:pBdr>
-        <w:spacing w:after="0"/>
+        <w:spacing w:after="0" w:line="360" w:lineRule="auto"/>
         <w:ind w:left="792"/>
         <w:jc w:val="both"/>
         <w:rPr>
           <w:rFonts w:ascii="Times New Roman" w:eastAsia="Times New Roman" w:hAnsi="Times New Roman" w:cs="Times New Roman"/>
           <w:i/>
           <w:color w:val="0000FF"/>
-          <w:sz w:val="20"/>
-          <w:szCs w:val="20"/>
+          <w:sz w:val="24"/>
+          <w:szCs w:val="24"/>
         </w:rPr>
       </w:pPr>
     </w:p>
@@ -11445,14 +12899,15 @@
           <w:right w:val="nil"/>
           <w:between w:val="nil"/>
         </w:pBdr>
+        <w:spacing w:line="360" w:lineRule="auto"/>
         <w:ind w:left="792"/>
         <w:jc w:val="both"/>
         <w:rPr>
           <w:rFonts w:ascii="Times New Roman" w:eastAsia="Times New Roman" w:hAnsi="Times New Roman" w:cs="Times New Roman"/>
           <w:i/>
           <w:color w:val="0000FF"/>
-          <w:sz w:val="20"/>
-          <w:szCs w:val="20"/>
+          <w:sz w:val="24"/>
+          <w:szCs w:val="24"/>
         </w:rPr>
       </w:pPr>
       <w:r>
@@ -11460,10 +12915,32 @@
           <w:rFonts w:ascii="Times New Roman" w:eastAsia="Times New Roman" w:hAnsi="Times New Roman" w:cs="Times New Roman"/>
           <w:i/>
           <w:color w:val="0000FF"/>
-          <w:sz w:val="20"/>
-          <w:szCs w:val="20"/>
-        </w:rPr>
-        <w:t>[Se despliega uno o más escenarios de distribución física del sistema sobre los cuales se ejecutará y hará el despliegue del mismo. Muestra la comunicación entre los diferentes nodos que componen los escenarios antes mencionados, así como el mapeo de los elementos de la Vista de Procesos en dichos nodos]</w:t>
+          <w:sz w:val="24"/>
+          <w:szCs w:val="24"/>
+        </w:rPr>
+        <w:t xml:space="preserve">[Se despliega uno o más escenarios de distribución física del sistema sobre los cuales se ejecutará y hará el despliegue </w:t>
+      </w:r>
+      <w:proofErr w:type="gramStart"/>
+      <w:r>
+        <w:rPr>
+          <w:rFonts w:ascii="Times New Roman" w:eastAsia="Times New Roman" w:hAnsi="Times New Roman" w:cs="Times New Roman"/>
+          <w:i/>
+          <w:color w:val="0000FF"/>
+          <w:sz w:val="24"/>
+          <w:szCs w:val="24"/>
+        </w:rPr>
+        <w:t>del mismo</w:t>
+      </w:r>
+      <w:proofErr w:type="gramEnd"/>
+      <w:r>
+        <w:rPr>
+          <w:rFonts w:ascii="Times New Roman" w:eastAsia="Times New Roman" w:hAnsi="Times New Roman" w:cs="Times New Roman"/>
+          <w:i/>
+          <w:color w:val="0000FF"/>
+          <w:sz w:val="24"/>
+          <w:szCs w:val="24"/>
+        </w:rPr>
+        <w:t>. Muestra la comunicación entre los diferentes nodos que componen los escenarios antes mencionados, así como el mapeo de los elementos de la Vista de Procesos en dichos nodos]</w:t>
       </w:r>
     </w:p>
     <w:p>
@@ -11473,14 +12950,18 @@
           <w:ilvl w:val="2"/>
           <w:numId w:val="4"/>
         </w:numPr>
-        <w:rPr>
-          <w:color w:val="000000"/>
-        </w:rPr>
-      </w:pPr>
-      <w:bookmarkStart w:id="36" w:name="_heading=h.16yaf422zb3a" w:colFirst="0" w:colLast="0"/>
-      <w:bookmarkEnd w:id="36"/>
-      <w:r>
-        <w:rPr>
+        <w:spacing w:line="360" w:lineRule="auto"/>
+        <w:jc w:val="both"/>
+        <w:rPr>
+          <w:rFonts w:ascii="Times New Roman" w:hAnsi="Times New Roman" w:cs="Times New Roman"/>
+          <w:color w:val="000000"/>
+        </w:rPr>
+      </w:pPr>
+      <w:bookmarkStart w:id="35" w:name="_heading=h.16yaf422zb3a" w:colFirst="0" w:colLast="0"/>
+      <w:bookmarkEnd w:id="35"/>
+      <w:r>
+        <w:rPr>
+          <w:rFonts w:ascii="Times New Roman" w:hAnsi="Times New Roman" w:cs="Times New Roman"/>
           <w:color w:val="000000"/>
         </w:rPr>
         <w:t>Diagrama de despliegue</w:t>
@@ -11495,10 +12976,14 @@
           <w:right w:val="nil"/>
           <w:between w:val="nil"/>
         </w:pBdr>
-        <w:spacing w:after="0"/>
+        <w:spacing w:after="0" w:line="360" w:lineRule="auto"/>
         <w:ind w:left="1224"/>
-        <w:rPr>
-          <w:color w:val="000000"/>
+        <w:jc w:val="both"/>
+        <w:rPr>
+          <w:rFonts w:ascii="Times New Roman" w:hAnsi="Times New Roman" w:cs="Times New Roman"/>
+          <w:color w:val="000000"/>
+          <w:sz w:val="24"/>
+          <w:szCs w:val="24"/>
         </w:rPr>
       </w:pPr>
     </w:p>
@@ -11511,14 +12996,15 @@
           <w:right w:val="nil"/>
           <w:between w:val="nil"/>
         </w:pBdr>
+        <w:spacing w:line="360" w:lineRule="auto"/>
         <w:ind w:left="792"/>
         <w:jc w:val="both"/>
         <w:rPr>
           <w:rFonts w:ascii="Times New Roman" w:eastAsia="Times New Roman" w:hAnsi="Times New Roman" w:cs="Times New Roman"/>
           <w:i/>
           <w:color w:val="0000FF"/>
-          <w:sz w:val="20"/>
-          <w:szCs w:val="20"/>
+          <w:sz w:val="24"/>
+          <w:szCs w:val="24"/>
         </w:rPr>
       </w:pPr>
       <w:r>
@@ -11526,14 +13012,40 @@
           <w:rFonts w:ascii="Times New Roman" w:eastAsia="Times New Roman" w:hAnsi="Times New Roman" w:cs="Times New Roman"/>
           <w:i/>
           <w:color w:val="0000FF"/>
-          <w:sz w:val="20"/>
-          <w:szCs w:val="20"/>
-        </w:rPr>
-        <w:t>[un diagrama de despliegue, amplía el sistema de software y muestra los contenedores (aplicaciones, almacenamiento de datos, microservicios, etc.) que componen este sistema de software]</w:t>
-      </w:r>
-      <w:r>
-        <w:rPr>
+          <w:sz w:val="24"/>
+          <w:szCs w:val="24"/>
+        </w:rPr>
+        <w:lastRenderedPageBreak/>
+        <w:t xml:space="preserve">[un diagrama de </w:t>
+      </w:r>
+      <w:proofErr w:type="gramStart"/>
+      <w:r>
+        <w:rPr>
+          <w:rFonts w:ascii="Times New Roman" w:eastAsia="Times New Roman" w:hAnsi="Times New Roman" w:cs="Times New Roman"/>
+          <w:i/>
+          <w:color w:val="0000FF"/>
+          <w:sz w:val="24"/>
+          <w:szCs w:val="24"/>
+        </w:rPr>
+        <w:t>despliegue,</w:t>
+      </w:r>
+      <w:proofErr w:type="gramEnd"/>
+      <w:r>
+        <w:rPr>
+          <w:rFonts w:ascii="Times New Roman" w:eastAsia="Times New Roman" w:hAnsi="Times New Roman" w:cs="Times New Roman"/>
+          <w:i/>
+          <w:color w:val="0000FF"/>
+          <w:sz w:val="24"/>
+          <w:szCs w:val="24"/>
+        </w:rPr>
+        <w:t xml:space="preserve"> amplía el sistema de software y muestra los contenedores (aplicaciones, almacenamiento de datos, microservicios, etc.) que componen este sistema de software]</w:t>
+      </w:r>
+      <w:r>
+        <w:rPr>
+          <w:rFonts w:ascii="Times New Roman" w:hAnsi="Times New Roman" w:cs="Times New Roman"/>
           <w:noProof/>
+          <w:sz w:val="24"/>
+          <w:szCs w:val="24"/>
         </w:rPr>
         <w:drawing>
           <wp:anchor distT="114300" distB="114300" distL="114300" distR="114300" simplePos="0" relativeHeight="251660288" behindDoc="0" locked="0" layoutInCell="1" hidden="0" allowOverlap="1" wp14:anchorId="62683141" wp14:editId="52367B88">
@@ -11587,17 +13099,25 @@
           <w:ilvl w:val="0"/>
           <w:numId w:val="4"/>
         </w:numPr>
-        <w:rPr>
+        <w:spacing w:line="360" w:lineRule="auto"/>
+        <w:jc w:val="both"/>
+        <w:rPr>
+          <w:rFonts w:ascii="Times New Roman" w:hAnsi="Times New Roman" w:cs="Times New Roman"/>
           <w:b/>
           <w:color w:val="000000"/>
-        </w:rPr>
-      </w:pPr>
-      <w:bookmarkStart w:id="37" w:name="_heading=h.hfuc0lxmq82s" w:colFirst="0" w:colLast="0"/>
-      <w:bookmarkEnd w:id="37"/>
-      <w:r>
-        <w:rPr>
+          <w:sz w:val="24"/>
+          <w:szCs w:val="24"/>
+        </w:rPr>
+      </w:pPr>
+      <w:bookmarkStart w:id="36" w:name="_heading=h.hfuc0lxmq82s" w:colFirst="0" w:colLast="0"/>
+      <w:bookmarkEnd w:id="36"/>
+      <w:r>
+        <w:rPr>
+          <w:rFonts w:ascii="Times New Roman" w:hAnsi="Times New Roman" w:cs="Times New Roman"/>
           <w:b/>
           <w:color w:val="000000"/>
+          <w:sz w:val="24"/>
+          <w:szCs w:val="24"/>
         </w:rPr>
         <w:t>ATRIBUTOS DE CALIDAD DEL SOFTWARE</w:t>
       </w:r>
@@ -11611,26 +13131,28 @@
           <w:right w:val="nil"/>
           <w:between w:val="nil"/>
         </w:pBdr>
-        <w:spacing w:before="120" w:after="0"/>
+        <w:spacing w:before="120" w:after="0" w:line="360" w:lineRule="auto"/>
         <w:ind w:left="220"/>
-        <w:rPr>
-          <w:color w:val="000000"/>
-          <w:sz w:val="26"/>
-          <w:szCs w:val="26"/>
-        </w:rPr>
-      </w:pPr>
-    </w:p>
-    <w:p>
-      <w:pPr>
-        <w:spacing w:after="0" w:line="240" w:lineRule="auto"/>
+        <w:jc w:val="both"/>
+        <w:rPr>
+          <w:rFonts w:ascii="Times New Roman" w:hAnsi="Times New Roman" w:cs="Times New Roman"/>
+          <w:color w:val="000000"/>
+          <w:sz w:val="24"/>
+          <w:szCs w:val="24"/>
+        </w:rPr>
+      </w:pPr>
+    </w:p>
+    <w:p>
+      <w:pPr>
+        <w:spacing w:after="0" w:line="360" w:lineRule="auto"/>
         <w:ind w:left="360"/>
         <w:jc w:val="both"/>
         <w:rPr>
           <w:rFonts w:ascii="Times New Roman" w:eastAsia="Times New Roman" w:hAnsi="Times New Roman" w:cs="Times New Roman"/>
           <w:i/>
           <w:color w:val="0000FF"/>
-          <w:sz w:val="20"/>
-          <w:szCs w:val="20"/>
+          <w:sz w:val="24"/>
+          <w:szCs w:val="24"/>
         </w:rPr>
       </w:pPr>
       <w:r>
@@ -11638,45 +13160,178 @@
           <w:rFonts w:ascii="Times New Roman" w:eastAsia="Times New Roman" w:hAnsi="Times New Roman" w:cs="Times New Roman"/>
           <w:i/>
           <w:color w:val="0000FF"/>
-          <w:sz w:val="20"/>
-          <w:szCs w:val="20"/>
-        </w:rPr>
-        <w:t>[Los Atributos de Calidad (QAs) son propiedades medibles y evaluables de un sistema, estas propiedades son usadas para indicar el grado en que el sistema satisface las necesidades de los stakeholders   [Wojcik  2013].</w:t>
-      </w:r>
-    </w:p>
-    <w:p>
-      <w:pPr>
-        <w:spacing w:after="0" w:line="240" w:lineRule="auto"/>
-        <w:ind w:left="360"/>
-        <w:jc w:val="both"/>
+          <w:sz w:val="24"/>
+          <w:szCs w:val="24"/>
+        </w:rPr>
+        <w:t>[Los Atributos de Calidad (</w:t>
+      </w:r>
+      <w:proofErr w:type="spellStart"/>
+      <w:r>
         <w:rPr>
           <w:rFonts w:ascii="Times New Roman" w:eastAsia="Times New Roman" w:hAnsi="Times New Roman" w:cs="Times New Roman"/>
           <w:i/>
           <w:color w:val="0000FF"/>
-          <w:sz w:val="20"/>
-          <w:szCs w:val="20"/>
-        </w:rPr>
-      </w:pPr>
+          <w:sz w:val="24"/>
+          <w:szCs w:val="24"/>
+        </w:rPr>
+        <w:t>QAs</w:t>
+      </w:r>
+      <w:proofErr w:type="spellEnd"/>
       <w:r>
         <w:rPr>
           <w:rFonts w:ascii="Times New Roman" w:eastAsia="Times New Roman" w:hAnsi="Times New Roman" w:cs="Times New Roman"/>
           <w:i/>
           <w:color w:val="0000FF"/>
-          <w:sz w:val="20"/>
-          <w:szCs w:val="20"/>
-        </w:rPr>
-        <w:t xml:space="preserve">Los QAs además son concebidos como aquellos requerimientos que no son funcionales. De hecho, la funcionalidad es mayormente ortogonal a los QAs; un diseño puede cumplir con la funcionalidad deseada y fallar a la hora de satisfacer sus requerimientos de calidad. De esta manera, se entiende a la funcionalidad como la capacidad del sistema para hacer el trabajo para el cual fue pensado, </w:t>
-      </w:r>
+          <w:sz w:val="24"/>
+          <w:szCs w:val="24"/>
+        </w:rPr>
+        <w:t xml:space="preserve">) son propiedades medibles y evaluables de un sistema, estas propiedades son usadas para indicar el grado en que el sistema satisface las necesidades de los </w:t>
+      </w:r>
+      <w:proofErr w:type="spellStart"/>
       <w:r>
         <w:rPr>
           <w:rFonts w:ascii="Times New Roman" w:eastAsia="Times New Roman" w:hAnsi="Times New Roman" w:cs="Times New Roman"/>
           <w:i/>
           <w:color w:val="0000FF"/>
-          <w:sz w:val="20"/>
-          <w:szCs w:val="20"/>
-        </w:rPr>
-        <w:lastRenderedPageBreak/>
-        <w:t xml:space="preserve">independientemente de la estructura. Existen QAs mayormente usados que se suelen identificar en numerosos sistemas y se tienen que describir, aunque la lista no es fina ya que muy a menudo hay situaciones en que podrían identificarse y proponerse nuevas propiedades para las diversas necesidades de stakeholders.] </w:t>
+          <w:sz w:val="24"/>
+          <w:szCs w:val="24"/>
+        </w:rPr>
+        <w:t>stakeholders</w:t>
+      </w:r>
+      <w:proofErr w:type="spellEnd"/>
+      <w:proofErr w:type="gramStart"/>
+      <w:r>
+        <w:rPr>
+          <w:rFonts w:ascii="Times New Roman" w:eastAsia="Times New Roman" w:hAnsi="Times New Roman" w:cs="Times New Roman"/>
+          <w:i/>
+          <w:color w:val="0000FF"/>
+          <w:sz w:val="24"/>
+          <w:szCs w:val="24"/>
+        </w:rPr>
+        <w:t xml:space="preserve">   [</w:t>
+      </w:r>
+      <w:proofErr w:type="spellStart"/>
+      <w:r>
+        <w:rPr>
+          <w:rFonts w:ascii="Times New Roman" w:eastAsia="Times New Roman" w:hAnsi="Times New Roman" w:cs="Times New Roman"/>
+          <w:i/>
+          <w:color w:val="0000FF"/>
+          <w:sz w:val="24"/>
+          <w:szCs w:val="24"/>
+        </w:rPr>
+        <w:t>Wojcik</w:t>
+      </w:r>
+      <w:proofErr w:type="spellEnd"/>
+      <w:r>
+        <w:rPr>
+          <w:rFonts w:ascii="Times New Roman" w:eastAsia="Times New Roman" w:hAnsi="Times New Roman" w:cs="Times New Roman"/>
+          <w:i/>
+          <w:color w:val="0000FF"/>
+          <w:sz w:val="24"/>
+          <w:szCs w:val="24"/>
+        </w:rPr>
+        <w:t xml:space="preserve">  2013</w:t>
+      </w:r>
+      <w:proofErr w:type="gramEnd"/>
+      <w:r>
+        <w:rPr>
+          <w:rFonts w:ascii="Times New Roman" w:eastAsia="Times New Roman" w:hAnsi="Times New Roman" w:cs="Times New Roman"/>
+          <w:i/>
+          <w:color w:val="0000FF"/>
+          <w:sz w:val="24"/>
+          <w:szCs w:val="24"/>
+        </w:rPr>
+        <w:t>].</w:t>
+      </w:r>
+    </w:p>
+    <w:p>
+      <w:pPr>
+        <w:spacing w:after="0" w:line="360" w:lineRule="auto"/>
+        <w:ind w:left="360"/>
+        <w:jc w:val="both"/>
+        <w:rPr>
+          <w:rFonts w:ascii="Times New Roman" w:eastAsia="Times New Roman" w:hAnsi="Times New Roman" w:cs="Times New Roman"/>
+          <w:i/>
+          <w:color w:val="0000FF"/>
+          <w:sz w:val="24"/>
+          <w:szCs w:val="24"/>
+        </w:rPr>
+      </w:pPr>
+      <w:r>
+        <w:rPr>
+          <w:rFonts w:ascii="Times New Roman" w:eastAsia="Times New Roman" w:hAnsi="Times New Roman" w:cs="Times New Roman"/>
+          <w:i/>
+          <w:color w:val="0000FF"/>
+          <w:sz w:val="24"/>
+          <w:szCs w:val="24"/>
+        </w:rPr>
+        <w:t xml:space="preserve">Los </w:t>
+      </w:r>
+      <w:proofErr w:type="spellStart"/>
+      <w:r>
+        <w:rPr>
+          <w:rFonts w:ascii="Times New Roman" w:eastAsia="Times New Roman" w:hAnsi="Times New Roman" w:cs="Times New Roman"/>
+          <w:i/>
+          <w:color w:val="0000FF"/>
+          <w:sz w:val="24"/>
+          <w:szCs w:val="24"/>
+        </w:rPr>
+        <w:t>QAs</w:t>
+      </w:r>
+      <w:proofErr w:type="spellEnd"/>
+      <w:r>
+        <w:rPr>
+          <w:rFonts w:ascii="Times New Roman" w:eastAsia="Times New Roman" w:hAnsi="Times New Roman" w:cs="Times New Roman"/>
+          <w:i/>
+          <w:color w:val="0000FF"/>
+          <w:sz w:val="24"/>
+          <w:szCs w:val="24"/>
+        </w:rPr>
+        <w:t xml:space="preserve"> además son concebidos como aquellos requerimientos que no son funcionales. De hecho, la funcionalidad es mayormente ortogonal a los </w:t>
+      </w:r>
+      <w:proofErr w:type="spellStart"/>
+      <w:r>
+        <w:rPr>
+          <w:rFonts w:ascii="Times New Roman" w:eastAsia="Times New Roman" w:hAnsi="Times New Roman" w:cs="Times New Roman"/>
+          <w:i/>
+          <w:color w:val="0000FF"/>
+          <w:sz w:val="24"/>
+          <w:szCs w:val="24"/>
+        </w:rPr>
+        <w:t>QAs</w:t>
+      </w:r>
+      <w:proofErr w:type="spellEnd"/>
+      <w:r>
+        <w:rPr>
+          <w:rFonts w:ascii="Times New Roman" w:eastAsia="Times New Roman" w:hAnsi="Times New Roman" w:cs="Times New Roman"/>
+          <w:i/>
+          <w:color w:val="0000FF"/>
+          <w:sz w:val="24"/>
+          <w:szCs w:val="24"/>
+        </w:rPr>
+        <w:t xml:space="preserve">; un diseño puede cumplir con la funcionalidad deseada y fallar a la hora de satisfacer sus requerimientos de calidad. De esta manera, se entiende a la funcionalidad como la capacidad del sistema para hacer el trabajo para el cual fue pensado, independientemente de la estructura. Existen QAs mayormente usados que se suelen identificar en numerosos sistemas y se tienen que describir, aunque la lista no es fina ya que muy a menudo hay situaciones en que podrían identificarse y proponerse nuevas propiedades para las diversas necesidades de </w:t>
+      </w:r>
+      <w:proofErr w:type="spellStart"/>
+      <w:r>
+        <w:rPr>
+          <w:rFonts w:ascii="Times New Roman" w:eastAsia="Times New Roman" w:hAnsi="Times New Roman" w:cs="Times New Roman"/>
+          <w:i/>
+          <w:color w:val="0000FF"/>
+          <w:sz w:val="24"/>
+          <w:szCs w:val="24"/>
+        </w:rPr>
+        <w:t>stakeholders</w:t>
+      </w:r>
+      <w:proofErr w:type="spellEnd"/>
+      <w:r>
+        <w:rPr>
+          <w:rFonts w:ascii="Times New Roman" w:eastAsia="Times New Roman" w:hAnsi="Times New Roman" w:cs="Times New Roman"/>
+          <w:i/>
+          <w:color w:val="0000FF"/>
+          <w:sz w:val="24"/>
+          <w:szCs w:val="24"/>
+        </w:rPr>
+        <w:t xml:space="preserve">.] </w:t>
       </w:r>
     </w:p>
     <w:p>
@@ -11688,15 +13343,15 @@
           <w:right w:val="nil"/>
           <w:between w:val="nil"/>
         </w:pBdr>
-        <w:spacing w:after="0" w:line="240" w:lineRule="auto"/>
+        <w:spacing w:after="0" w:line="360" w:lineRule="auto"/>
         <w:ind w:left="708"/>
         <w:jc w:val="both"/>
         <w:rPr>
           <w:rFonts w:ascii="Times New Roman" w:eastAsia="Times New Roman" w:hAnsi="Times New Roman" w:cs="Times New Roman"/>
           <w:i/>
           <w:color w:val="0000FF"/>
-          <w:sz w:val="20"/>
-          <w:szCs w:val="20"/>
+          <w:sz w:val="24"/>
+          <w:szCs w:val="24"/>
         </w:rPr>
       </w:pPr>
       <w:r>
@@ -11704,8 +13359,8 @@
           <w:rFonts w:ascii="Times New Roman" w:eastAsia="Times New Roman" w:hAnsi="Times New Roman" w:cs="Times New Roman"/>
           <w:i/>
           <w:color w:val="0000FF"/>
-          <w:sz w:val="20"/>
-          <w:szCs w:val="20"/>
+          <w:sz w:val="24"/>
+          <w:szCs w:val="24"/>
         </w:rPr>
         <w:t>.</w:t>
       </w:r>
@@ -11719,9 +13374,14 @@
           <w:right w:val="nil"/>
           <w:between w:val="nil"/>
         </w:pBdr>
+        <w:spacing w:line="360" w:lineRule="auto"/>
         <w:ind w:left="792"/>
-        <w:rPr>
-          <w:color w:val="000000"/>
+        <w:jc w:val="both"/>
+        <w:rPr>
+          <w:rFonts w:ascii="Times New Roman" w:hAnsi="Times New Roman" w:cs="Times New Roman"/>
+          <w:color w:val="000000"/>
+          <w:sz w:val="24"/>
+          <w:szCs w:val="24"/>
         </w:rPr>
       </w:pPr>
     </w:p>
@@ -11734,38 +13394,42 @@
           <w:right w:val="nil"/>
           <w:between w:val="nil"/>
         </w:pBdr>
-        <w:spacing w:before="120" w:after="0"/>
+        <w:spacing w:before="120" w:after="0" w:line="360" w:lineRule="auto"/>
         <w:ind w:left="220"/>
-        <w:rPr>
+        <w:jc w:val="both"/>
+        <w:rPr>
+          <w:rFonts w:ascii="Times New Roman" w:hAnsi="Times New Roman" w:cs="Times New Roman"/>
           <w:b/>
           <w:color w:val="000000"/>
-          <w:sz w:val="26"/>
-          <w:szCs w:val="26"/>
-        </w:rPr>
-      </w:pPr>
-      <w:bookmarkStart w:id="38" w:name="_heading=h.xr2wuld1wyxh" w:colFirst="0" w:colLast="0"/>
-      <w:bookmarkEnd w:id="38"/>
-      <w:r>
-        <w:rPr>
+          <w:sz w:val="24"/>
+          <w:szCs w:val="24"/>
+        </w:rPr>
+      </w:pPr>
+      <w:bookmarkStart w:id="37" w:name="_heading=h.xr2wuld1wyxh" w:colFirst="0" w:colLast="0"/>
+      <w:bookmarkEnd w:id="37"/>
+      <w:r>
+        <w:rPr>
+          <w:rFonts w:ascii="Times New Roman" w:hAnsi="Times New Roman" w:cs="Times New Roman"/>
           <w:b/>
           <w:color w:val="000000"/>
-          <w:sz w:val="26"/>
-          <w:szCs w:val="26"/>
-        </w:rPr>
+          <w:sz w:val="24"/>
+          <w:szCs w:val="24"/>
+        </w:rPr>
+        <w:lastRenderedPageBreak/>
         <w:t>Escenario de Funcionalidad</w:t>
       </w:r>
     </w:p>
     <w:p>
       <w:pPr>
-        <w:spacing w:after="0" w:line="240" w:lineRule="auto"/>
+        <w:spacing w:after="0" w:line="360" w:lineRule="auto"/>
         <w:ind w:left="708"/>
         <w:jc w:val="both"/>
         <w:rPr>
           <w:rFonts w:ascii="Times New Roman" w:eastAsia="Times New Roman" w:hAnsi="Times New Roman" w:cs="Times New Roman"/>
           <w:i/>
           <w:color w:val="0000FF"/>
-          <w:sz w:val="20"/>
-          <w:szCs w:val="20"/>
+          <w:sz w:val="24"/>
+          <w:szCs w:val="24"/>
         </w:rPr>
       </w:pPr>
       <w:r>
@@ -11773,8 +13437,8 @@
           <w:rFonts w:ascii="Times New Roman" w:eastAsia="Times New Roman" w:hAnsi="Times New Roman" w:cs="Times New Roman"/>
           <w:i/>
           <w:color w:val="0000FF"/>
-          <w:sz w:val="20"/>
-          <w:szCs w:val="20"/>
+          <w:sz w:val="24"/>
+          <w:szCs w:val="24"/>
         </w:rPr>
         <w:t>[se califica de acuerdo con el conjunto de características y capacidades del programa, la generalidad de las funciones que se entregan y la seguridad general del sistema.]</w:t>
       </w:r>
@@ -11788,13 +13452,15 @@
           <w:right w:val="nil"/>
           <w:between w:val="nil"/>
         </w:pBdr>
-        <w:spacing w:before="120" w:after="0"/>
+        <w:spacing w:before="120" w:after="0" w:line="360" w:lineRule="auto"/>
         <w:ind w:left="220"/>
-        <w:rPr>
+        <w:jc w:val="both"/>
+        <w:rPr>
+          <w:rFonts w:ascii="Times New Roman" w:hAnsi="Times New Roman" w:cs="Times New Roman"/>
           <w:b/>
           <w:color w:val="2E75B5"/>
-          <w:sz w:val="26"/>
-          <w:szCs w:val="26"/>
+          <w:sz w:val="24"/>
+          <w:szCs w:val="24"/>
         </w:rPr>
       </w:pPr>
     </w:p>
@@ -11807,38 +13473,41 @@
           <w:right w:val="nil"/>
           <w:between w:val="nil"/>
         </w:pBdr>
-        <w:spacing w:before="120" w:after="0"/>
+        <w:spacing w:before="120" w:after="0" w:line="360" w:lineRule="auto"/>
         <w:ind w:left="220"/>
-        <w:rPr>
+        <w:jc w:val="both"/>
+        <w:rPr>
+          <w:rFonts w:ascii="Times New Roman" w:hAnsi="Times New Roman" w:cs="Times New Roman"/>
           <w:b/>
           <w:color w:val="000000"/>
-          <w:sz w:val="26"/>
-          <w:szCs w:val="26"/>
-        </w:rPr>
-      </w:pPr>
-      <w:bookmarkStart w:id="39" w:name="_heading=h.rrj5tntebofj" w:colFirst="0" w:colLast="0"/>
-      <w:bookmarkEnd w:id="39"/>
-      <w:r>
-        <w:rPr>
+          <w:sz w:val="24"/>
+          <w:szCs w:val="24"/>
+        </w:rPr>
+      </w:pPr>
+      <w:bookmarkStart w:id="38" w:name="_heading=h.rrj5tntebofj" w:colFirst="0" w:colLast="0"/>
+      <w:bookmarkEnd w:id="38"/>
+      <w:r>
+        <w:rPr>
+          <w:rFonts w:ascii="Times New Roman" w:hAnsi="Times New Roman" w:cs="Times New Roman"/>
           <w:b/>
           <w:color w:val="000000"/>
-          <w:sz w:val="26"/>
-          <w:szCs w:val="26"/>
+          <w:sz w:val="24"/>
+          <w:szCs w:val="24"/>
         </w:rPr>
         <w:t>Escenario de Usabilidad</w:t>
       </w:r>
     </w:p>
     <w:p>
       <w:pPr>
-        <w:spacing w:after="0" w:line="240" w:lineRule="auto"/>
+        <w:spacing w:after="0" w:line="360" w:lineRule="auto"/>
         <w:ind w:left="792"/>
         <w:jc w:val="both"/>
         <w:rPr>
           <w:rFonts w:ascii="Times New Roman" w:eastAsia="Times New Roman" w:hAnsi="Times New Roman" w:cs="Times New Roman"/>
           <w:i/>
           <w:color w:val="0000FF"/>
-          <w:sz w:val="20"/>
-          <w:szCs w:val="20"/>
+          <w:sz w:val="24"/>
+          <w:szCs w:val="24"/>
         </w:rPr>
       </w:pPr>
       <w:r>
@@ -11846,10 +13515,32 @@
           <w:rFonts w:ascii="Times New Roman" w:eastAsia="Times New Roman" w:hAnsi="Times New Roman" w:cs="Times New Roman"/>
           <w:i/>
           <w:color w:val="0000FF"/>
-          <w:sz w:val="20"/>
-          <w:szCs w:val="20"/>
-        </w:rPr>
-        <w:t>[Este atributo de calidad se refiere a la facilidad con la que un usuario puede aprender a utilizar e interpretar los resultados producidos por un sistema [Barbacci 1995]. Para este atributo de calidad, se suelen considerar diversos aspectos de la interacción humano computadora, tales como: aprendizaje del sistema, utilización eficiente del sistema, minimización del impacto de errores, adaptación del sistema a las necesidades del usuario, confianza y satisfacción, entre otros.]</w:t>
+          <w:sz w:val="24"/>
+          <w:szCs w:val="24"/>
+        </w:rPr>
+        <w:t>[Este atributo de calidad se refiere a la facilidad con la que un usuario puede aprender a utilizar e interpretar los resultados producidos por un sistema [</w:t>
+      </w:r>
+      <w:proofErr w:type="spellStart"/>
+      <w:r>
+        <w:rPr>
+          <w:rFonts w:ascii="Times New Roman" w:eastAsia="Times New Roman" w:hAnsi="Times New Roman" w:cs="Times New Roman"/>
+          <w:i/>
+          <w:color w:val="0000FF"/>
+          <w:sz w:val="24"/>
+          <w:szCs w:val="24"/>
+        </w:rPr>
+        <w:t>Barbacci</w:t>
+      </w:r>
+      <w:proofErr w:type="spellEnd"/>
+      <w:r>
+        <w:rPr>
+          <w:rFonts w:ascii="Times New Roman" w:eastAsia="Times New Roman" w:hAnsi="Times New Roman" w:cs="Times New Roman"/>
+          <w:i/>
+          <w:color w:val="0000FF"/>
+          <w:sz w:val="24"/>
+          <w:szCs w:val="24"/>
+        </w:rPr>
+        <w:t xml:space="preserve"> 1995]. Para este atributo de calidad, se suelen considerar diversos aspectos de la interacción humano computadora, tales como: aprendizaje del sistema, utilización eficiente del sistema, minimización del impacto de errores, adaptación del sistema a las necesidades del usuario, confianza y satisfacción, entre otros.]</w:t>
       </w:r>
     </w:p>
     <w:p>
@@ -11861,9 +13552,14 @@
           <w:right w:val="nil"/>
           <w:between w:val="nil"/>
         </w:pBdr>
+        <w:spacing w:line="360" w:lineRule="auto"/>
         <w:ind w:left="792"/>
-        <w:rPr>
-          <w:color w:val="000000"/>
+        <w:jc w:val="both"/>
+        <w:rPr>
+          <w:rFonts w:ascii="Times New Roman" w:hAnsi="Times New Roman" w:cs="Times New Roman"/>
+          <w:color w:val="000000"/>
+          <w:sz w:val="24"/>
+          <w:szCs w:val="24"/>
         </w:rPr>
       </w:pPr>
     </w:p>
@@ -11876,38 +13572,41 @@
           <w:right w:val="nil"/>
           <w:between w:val="nil"/>
         </w:pBdr>
-        <w:spacing w:before="120" w:after="0"/>
+        <w:spacing w:before="120" w:after="0" w:line="360" w:lineRule="auto"/>
         <w:ind w:left="220"/>
-        <w:rPr>
+        <w:jc w:val="both"/>
+        <w:rPr>
+          <w:rFonts w:ascii="Times New Roman" w:hAnsi="Times New Roman" w:cs="Times New Roman"/>
           <w:b/>
           <w:color w:val="000000"/>
-          <w:sz w:val="26"/>
-          <w:szCs w:val="26"/>
-        </w:rPr>
-      </w:pPr>
-      <w:bookmarkStart w:id="40" w:name="_heading=h.bc1b7hhxmyfw" w:colFirst="0" w:colLast="0"/>
-      <w:bookmarkEnd w:id="40"/>
-      <w:r>
-        <w:rPr>
+          <w:sz w:val="24"/>
+          <w:szCs w:val="24"/>
+        </w:rPr>
+      </w:pPr>
+      <w:bookmarkStart w:id="39" w:name="_heading=h.bc1b7hhxmyfw" w:colFirst="0" w:colLast="0"/>
+      <w:bookmarkEnd w:id="39"/>
+      <w:r>
+        <w:rPr>
+          <w:rFonts w:ascii="Times New Roman" w:hAnsi="Times New Roman" w:cs="Times New Roman"/>
           <w:b/>
           <w:color w:val="000000"/>
-          <w:sz w:val="26"/>
-          <w:szCs w:val="26"/>
+          <w:sz w:val="24"/>
+          <w:szCs w:val="24"/>
         </w:rPr>
         <w:t>Escenario de confiabilidad</w:t>
       </w:r>
     </w:p>
     <w:p>
       <w:pPr>
-        <w:spacing w:after="0" w:line="240" w:lineRule="auto"/>
+        <w:spacing w:after="0" w:line="360" w:lineRule="auto"/>
         <w:ind w:left="708"/>
         <w:jc w:val="both"/>
         <w:rPr>
           <w:rFonts w:ascii="Times New Roman" w:eastAsia="Times New Roman" w:hAnsi="Times New Roman" w:cs="Times New Roman"/>
           <w:i/>
           <w:color w:val="0000FF"/>
-          <w:sz w:val="20"/>
-          <w:szCs w:val="20"/>
+          <w:sz w:val="24"/>
+          <w:szCs w:val="24"/>
         </w:rPr>
       </w:pPr>
       <w:r>
@@ -11915,32 +13614,54 @@
           <w:rFonts w:ascii="Times New Roman" w:eastAsia="Times New Roman" w:hAnsi="Times New Roman" w:cs="Times New Roman"/>
           <w:i/>
           <w:color w:val="0000FF"/>
-          <w:sz w:val="20"/>
-          <w:szCs w:val="20"/>
-        </w:rPr>
-        <w:t>[Es el equilibrio entre la confidencialidad, la integridad, la irrefutabilidad y la disponibilidad de la información y datos manipulados por el sistema. Se trata del estado de un sistema, el cual puede ser transitorio y volátil. La seguridad de un sistema se caracteriza por mecanismos y técnicas empleados para intentar reducir los más posible el impacto provocado por un ataque, y las amenazas (entendidas como los caminos mediante los cuales se pueden provocar un ataque).</w:t>
-      </w:r>
-    </w:p>
-    <w:p>
-      <w:pPr>
-        <w:spacing w:after="0" w:line="240" w:lineRule="auto"/>
-        <w:ind w:left="708"/>
-        <w:jc w:val="both"/>
+          <w:sz w:val="24"/>
+          <w:szCs w:val="24"/>
+        </w:rPr>
+        <w:t xml:space="preserve">[Es el equilibrio entre la confidencialidad, la integridad, la </w:t>
+      </w:r>
+      <w:proofErr w:type="spellStart"/>
+      <w:r>
         <w:rPr>
           <w:rFonts w:ascii="Times New Roman" w:eastAsia="Times New Roman" w:hAnsi="Times New Roman" w:cs="Times New Roman"/>
           <w:i/>
           <w:color w:val="0000FF"/>
-          <w:sz w:val="20"/>
-          <w:szCs w:val="20"/>
-        </w:rPr>
-      </w:pPr>
+          <w:sz w:val="24"/>
+          <w:szCs w:val="24"/>
+        </w:rPr>
+        <w:t>irrefutabilidad</w:t>
+      </w:r>
+      <w:proofErr w:type="spellEnd"/>
       <w:r>
         <w:rPr>
           <w:rFonts w:ascii="Times New Roman" w:eastAsia="Times New Roman" w:hAnsi="Times New Roman" w:cs="Times New Roman"/>
           <w:i/>
           <w:color w:val="0000FF"/>
-          <w:sz w:val="20"/>
-          <w:szCs w:val="20"/>
+          <w:sz w:val="24"/>
+          <w:szCs w:val="24"/>
+        </w:rPr>
+        <w:t xml:space="preserve"> y la disponibilidad de la información y datos manipulados por el sistema. Se trata del estado de un sistema, el cual puede ser transitorio y volátil. La seguridad de un sistema se caracteriza por mecanismos y técnicas empleados para intentar reducir los más posible el impacto provocado por un ataque, y las amenazas (entendidas como los caminos mediante los cuales se pueden provocar un ataque).</w:t>
+      </w:r>
+    </w:p>
+    <w:p>
+      <w:pPr>
+        <w:spacing w:after="0" w:line="360" w:lineRule="auto"/>
+        <w:ind w:left="708"/>
+        <w:jc w:val="both"/>
+        <w:rPr>
+          <w:rFonts w:ascii="Times New Roman" w:eastAsia="Times New Roman" w:hAnsi="Times New Roman" w:cs="Times New Roman"/>
+          <w:i/>
+          <w:color w:val="0000FF"/>
+          <w:sz w:val="24"/>
+          <w:szCs w:val="24"/>
+        </w:rPr>
+      </w:pPr>
+      <w:r>
+        <w:rPr>
+          <w:rFonts w:ascii="Times New Roman" w:eastAsia="Times New Roman" w:hAnsi="Times New Roman" w:cs="Times New Roman"/>
+          <w:i/>
+          <w:color w:val="0000FF"/>
+          <w:sz w:val="24"/>
+          <w:szCs w:val="24"/>
         </w:rPr>
         <w:t>Abarca los planos de observación físico, lógico y humanos. Posee tres tipos de enfoque: prevención, precaución y reacción.]</w:t>
       </w:r>
@@ -11954,9 +13675,14 @@
           <w:right w:val="nil"/>
           <w:between w:val="nil"/>
         </w:pBdr>
+        <w:spacing w:line="360" w:lineRule="auto"/>
         <w:ind w:left="792"/>
-        <w:rPr>
-          <w:color w:val="000000"/>
+        <w:jc w:val="both"/>
+        <w:rPr>
+          <w:rFonts w:ascii="Times New Roman" w:hAnsi="Times New Roman" w:cs="Times New Roman"/>
+          <w:color w:val="000000"/>
+          <w:sz w:val="24"/>
+          <w:szCs w:val="24"/>
         </w:rPr>
       </w:pPr>
     </w:p>
@@ -11969,38 +13695,41 @@
           <w:right w:val="nil"/>
           <w:between w:val="nil"/>
         </w:pBdr>
-        <w:spacing w:before="120" w:after="0"/>
+        <w:spacing w:before="120" w:after="0" w:line="360" w:lineRule="auto"/>
         <w:ind w:left="220"/>
-        <w:rPr>
+        <w:jc w:val="both"/>
+        <w:rPr>
+          <w:rFonts w:ascii="Times New Roman" w:hAnsi="Times New Roman" w:cs="Times New Roman"/>
           <w:b/>
           <w:color w:val="000000"/>
-          <w:sz w:val="26"/>
-          <w:szCs w:val="26"/>
-        </w:rPr>
-      </w:pPr>
-      <w:bookmarkStart w:id="41" w:name="_heading=h.n83885txsvti" w:colFirst="0" w:colLast="0"/>
-      <w:bookmarkEnd w:id="41"/>
-      <w:r>
-        <w:rPr>
+          <w:sz w:val="24"/>
+          <w:szCs w:val="24"/>
+        </w:rPr>
+      </w:pPr>
+      <w:bookmarkStart w:id="40" w:name="_heading=h.n83885txsvti" w:colFirst="0" w:colLast="0"/>
+      <w:bookmarkEnd w:id="40"/>
+      <w:r>
+        <w:rPr>
+          <w:rFonts w:ascii="Times New Roman" w:hAnsi="Times New Roman" w:cs="Times New Roman"/>
           <w:b/>
           <w:color w:val="000000"/>
-          <w:sz w:val="26"/>
-          <w:szCs w:val="26"/>
+          <w:sz w:val="24"/>
+          <w:szCs w:val="24"/>
         </w:rPr>
         <w:t>Escenario de rendimiento</w:t>
       </w:r>
     </w:p>
     <w:p>
       <w:pPr>
-        <w:spacing w:after="0" w:line="240" w:lineRule="auto"/>
+        <w:spacing w:after="0" w:line="360" w:lineRule="auto"/>
         <w:ind w:left="708"/>
         <w:jc w:val="both"/>
         <w:rPr>
           <w:rFonts w:ascii="Times New Roman" w:eastAsia="Times New Roman" w:hAnsi="Times New Roman" w:cs="Times New Roman"/>
           <w:i/>
           <w:color w:val="0000FF"/>
-          <w:sz w:val="20"/>
-          <w:szCs w:val="20"/>
+          <w:sz w:val="24"/>
+          <w:szCs w:val="24"/>
         </w:rPr>
       </w:pPr>
       <w:r>
@@ -12008,8 +13737,8 @@
           <w:rFonts w:ascii="Times New Roman" w:eastAsia="Times New Roman" w:hAnsi="Times New Roman" w:cs="Times New Roman"/>
           <w:i/>
           <w:color w:val="0000FF"/>
-          <w:sz w:val="20"/>
-          <w:szCs w:val="20"/>
+          <w:sz w:val="24"/>
+          <w:szCs w:val="24"/>
         </w:rPr>
         <w:t>[Se mide con base en la velocidad de procesamiento, el tiempo de respuesta, el uso de recursos, el conjunto y la eficiencia.] (Pressman 2010, pág. 187)</w:t>
       </w:r>
@@ -12023,10 +13752,14 @@
           <w:right w:val="nil"/>
           <w:between w:val="nil"/>
         </w:pBdr>
-        <w:spacing w:after="0"/>
+        <w:spacing w:after="0" w:line="360" w:lineRule="auto"/>
         <w:ind w:left="792"/>
-        <w:rPr>
-          <w:color w:val="000000"/>
+        <w:jc w:val="both"/>
+        <w:rPr>
+          <w:rFonts w:ascii="Times New Roman" w:hAnsi="Times New Roman" w:cs="Times New Roman"/>
+          <w:color w:val="000000"/>
+          <w:sz w:val="24"/>
+          <w:szCs w:val="24"/>
         </w:rPr>
       </w:pPr>
     </w:p>
@@ -12039,9 +13772,14 @@
           <w:right w:val="nil"/>
           <w:between w:val="nil"/>
         </w:pBdr>
+        <w:spacing w:line="360" w:lineRule="auto"/>
         <w:ind w:left="792"/>
-        <w:rPr>
-          <w:color w:val="000000"/>
+        <w:jc w:val="both"/>
+        <w:rPr>
+          <w:rFonts w:ascii="Times New Roman" w:hAnsi="Times New Roman" w:cs="Times New Roman"/>
+          <w:color w:val="000000"/>
+          <w:sz w:val="24"/>
+          <w:szCs w:val="24"/>
         </w:rPr>
       </w:pPr>
     </w:p>
@@ -12054,38 +13792,41 @@
           <w:right w:val="nil"/>
           <w:between w:val="nil"/>
         </w:pBdr>
-        <w:spacing w:before="120" w:after="0"/>
+        <w:spacing w:before="120" w:after="0" w:line="360" w:lineRule="auto"/>
         <w:ind w:left="220"/>
-        <w:rPr>
+        <w:jc w:val="both"/>
+        <w:rPr>
+          <w:rFonts w:ascii="Times New Roman" w:hAnsi="Times New Roman" w:cs="Times New Roman"/>
           <w:b/>
           <w:color w:val="000000"/>
-          <w:sz w:val="26"/>
-          <w:szCs w:val="26"/>
-        </w:rPr>
-      </w:pPr>
-      <w:bookmarkStart w:id="42" w:name="_heading=h.ijyc7g1u5l50" w:colFirst="0" w:colLast="0"/>
-      <w:bookmarkEnd w:id="42"/>
-      <w:r>
-        <w:rPr>
+          <w:sz w:val="24"/>
+          <w:szCs w:val="24"/>
+        </w:rPr>
+      </w:pPr>
+      <w:bookmarkStart w:id="41" w:name="_heading=h.ijyc7g1u5l50" w:colFirst="0" w:colLast="0"/>
+      <w:bookmarkEnd w:id="41"/>
+      <w:r>
+        <w:rPr>
+          <w:rFonts w:ascii="Times New Roman" w:hAnsi="Times New Roman" w:cs="Times New Roman"/>
           <w:b/>
           <w:color w:val="000000"/>
-          <w:sz w:val="26"/>
-          <w:szCs w:val="26"/>
+          <w:sz w:val="24"/>
+          <w:szCs w:val="24"/>
         </w:rPr>
         <w:t>Escenario de mantenibilidad</w:t>
       </w:r>
     </w:p>
     <w:p>
       <w:pPr>
-        <w:spacing w:after="0" w:line="240" w:lineRule="auto"/>
+        <w:spacing w:after="0" w:line="360" w:lineRule="auto"/>
         <w:ind w:left="708"/>
         <w:jc w:val="both"/>
         <w:rPr>
           <w:rFonts w:ascii="Times New Roman" w:eastAsia="Times New Roman" w:hAnsi="Times New Roman" w:cs="Times New Roman"/>
           <w:i/>
           <w:color w:val="0000FF"/>
-          <w:sz w:val="20"/>
-          <w:szCs w:val="20"/>
+          <w:sz w:val="24"/>
+          <w:szCs w:val="24"/>
         </w:rPr>
       </w:pPr>
       <w:r>
@@ -12093,9 +13834,10 @@
           <w:rFonts w:ascii="Times New Roman" w:eastAsia="Times New Roman" w:hAnsi="Times New Roman" w:cs="Times New Roman"/>
           <w:i/>
           <w:color w:val="0000FF"/>
-          <w:sz w:val="20"/>
-          <w:szCs w:val="20"/>
-        </w:rPr>
+          <w:sz w:val="24"/>
+          <w:szCs w:val="24"/>
+        </w:rPr>
+        <w:lastRenderedPageBreak/>
         <w:t>[Combina la capacidad del programa para ser ampliable (extensibilidad), adaptable y servicial. (Pressman 2010, pág. 187)</w:t>
       </w:r>
     </w:p>
@@ -12108,9 +13850,14 @@
           <w:right w:val="nil"/>
           <w:between w:val="nil"/>
         </w:pBdr>
+        <w:spacing w:line="360" w:lineRule="auto"/>
         <w:ind w:left="792"/>
-        <w:rPr>
-          <w:color w:val="000000"/>
+        <w:jc w:val="both"/>
+        <w:rPr>
+          <w:rFonts w:ascii="Times New Roman" w:hAnsi="Times New Roman" w:cs="Times New Roman"/>
+          <w:color w:val="000000"/>
+          <w:sz w:val="24"/>
+          <w:szCs w:val="24"/>
         </w:rPr>
       </w:pPr>
     </w:p>
@@ -12123,38 +13870,41 @@
           <w:right w:val="nil"/>
           <w:between w:val="nil"/>
         </w:pBdr>
-        <w:spacing w:before="120" w:after="0"/>
+        <w:spacing w:before="120" w:after="0" w:line="360" w:lineRule="auto"/>
         <w:ind w:left="220"/>
-        <w:rPr>
+        <w:jc w:val="both"/>
+        <w:rPr>
+          <w:rFonts w:ascii="Times New Roman" w:hAnsi="Times New Roman" w:cs="Times New Roman"/>
           <w:b/>
           <w:color w:val="000000"/>
-          <w:sz w:val="26"/>
-          <w:szCs w:val="26"/>
-        </w:rPr>
-      </w:pPr>
-      <w:bookmarkStart w:id="43" w:name="_heading=h.l02d0pqojz1h" w:colFirst="0" w:colLast="0"/>
-      <w:bookmarkEnd w:id="43"/>
-      <w:r>
-        <w:rPr>
+          <w:sz w:val="24"/>
+          <w:szCs w:val="24"/>
+        </w:rPr>
+      </w:pPr>
+      <w:bookmarkStart w:id="42" w:name="_heading=h.l02d0pqojz1h" w:colFirst="0" w:colLast="0"/>
+      <w:bookmarkEnd w:id="42"/>
+      <w:r>
+        <w:rPr>
+          <w:rFonts w:ascii="Times New Roman" w:hAnsi="Times New Roman" w:cs="Times New Roman"/>
           <w:b/>
           <w:color w:val="000000"/>
-          <w:sz w:val="26"/>
-          <w:szCs w:val="26"/>
+          <w:sz w:val="24"/>
+          <w:szCs w:val="24"/>
         </w:rPr>
         <w:t>Otros Escenarios</w:t>
       </w:r>
     </w:p>
     <w:p>
       <w:pPr>
-        <w:spacing w:after="0" w:line="240" w:lineRule="auto"/>
+        <w:spacing w:after="0" w:line="360" w:lineRule="auto"/>
         <w:ind w:left="708"/>
         <w:jc w:val="both"/>
         <w:rPr>
           <w:rFonts w:ascii="Times New Roman" w:eastAsia="Times New Roman" w:hAnsi="Times New Roman" w:cs="Times New Roman"/>
           <w:i/>
           <w:color w:val="0000FF"/>
-          <w:sz w:val="20"/>
-          <w:szCs w:val="20"/>
+          <w:sz w:val="24"/>
+          <w:szCs w:val="24"/>
         </w:rPr>
       </w:pPr>
       <w:r>
@@ -12162,23 +13912,45 @@
           <w:rFonts w:ascii="Times New Roman" w:eastAsia="Times New Roman" w:hAnsi="Times New Roman" w:cs="Times New Roman"/>
           <w:i/>
           <w:color w:val="0000FF"/>
-          <w:sz w:val="20"/>
-          <w:szCs w:val="20"/>
-        </w:rPr>
-        <w:t>[“Otros escenarios como por ejemplo: Performance”</w:t>
-      </w:r>
-    </w:p>
-    <w:p>
-      <w:pPr>
-        <w:spacing w:after="0" w:line="240" w:lineRule="auto"/>
-        <w:ind w:left="708"/>
-        <w:jc w:val="both"/>
+          <w:sz w:val="24"/>
+          <w:szCs w:val="24"/>
+        </w:rPr>
+        <w:t xml:space="preserve">[“Otros escenarios </w:t>
+      </w:r>
+      <w:proofErr w:type="gramStart"/>
+      <w:r>
         <w:rPr>
           <w:rFonts w:ascii="Times New Roman" w:eastAsia="Times New Roman" w:hAnsi="Times New Roman" w:cs="Times New Roman"/>
           <w:i/>
           <w:color w:val="0000FF"/>
-          <w:sz w:val="20"/>
-          <w:szCs w:val="20"/>
+          <w:sz w:val="24"/>
+          <w:szCs w:val="24"/>
+        </w:rPr>
+        <w:t>como</w:t>
+      </w:r>
+      <w:proofErr w:type="gramEnd"/>
+      <w:r>
+        <w:rPr>
+          <w:rFonts w:ascii="Times New Roman" w:eastAsia="Times New Roman" w:hAnsi="Times New Roman" w:cs="Times New Roman"/>
+          <w:i/>
+          <w:color w:val="0000FF"/>
+          <w:sz w:val="24"/>
+          <w:szCs w:val="24"/>
+        </w:rPr>
+        <w:t xml:space="preserve"> por ejemplo: Performance”</w:t>
+      </w:r>
+    </w:p>
+    <w:p>
+      <w:pPr>
+        <w:spacing w:after="0" w:line="360" w:lineRule="auto"/>
+        <w:ind w:left="708"/>
+        <w:jc w:val="both"/>
+        <w:rPr>
+          <w:rFonts w:ascii="Times New Roman" w:eastAsia="Times New Roman" w:hAnsi="Times New Roman" w:cs="Times New Roman"/>
+          <w:i/>
+          <w:color w:val="0000FF"/>
+          <w:sz w:val="24"/>
+          <w:szCs w:val="24"/>
         </w:rPr>
       </w:pPr>
       <w:r>
@@ -12187,8 +13959,8 @@
           <w:b/>
           <w:i/>
           <w:color w:val="0000FF"/>
-          <w:sz w:val="20"/>
-          <w:szCs w:val="20"/>
+          <w:sz w:val="24"/>
+          <w:szCs w:val="24"/>
         </w:rPr>
         <w:t>Performance</w:t>
       </w:r>
@@ -12197,14 +13969,34 @@
           <w:rFonts w:ascii="Times New Roman" w:eastAsia="Times New Roman" w:hAnsi="Times New Roman" w:cs="Times New Roman"/>
           <w:i/>
           <w:color w:val="0000FF"/>
-          <w:sz w:val="20"/>
-          <w:szCs w:val="20"/>
+          <w:sz w:val="24"/>
+          <w:szCs w:val="24"/>
         </w:rPr>
         <w:t>: El atributo de calidad Performance se refiere a la capacidad de responder, ya sea el tiempo requerido para responder a eventos determinados, o bien, la cantidad de eventos procesados en un intervalo de tiempo dado. La Performance caracteriza la proyección en el tiempo de los servicios entregados por el sistema.]</w:t>
       </w:r>
     </w:p>
-    <w:p/>
-    <w:p/>
+    <w:p>
+      <w:pPr>
+        <w:spacing w:line="360" w:lineRule="auto"/>
+        <w:jc w:val="both"/>
+        <w:rPr>
+          <w:rFonts w:ascii="Times New Roman" w:hAnsi="Times New Roman" w:cs="Times New Roman"/>
+          <w:sz w:val="24"/>
+          <w:szCs w:val="24"/>
+        </w:rPr>
+      </w:pPr>
+    </w:p>
+    <w:p>
+      <w:pPr>
+        <w:spacing w:line="360" w:lineRule="auto"/>
+        <w:jc w:val="both"/>
+        <w:rPr>
+          <w:rFonts w:ascii="Times New Roman" w:hAnsi="Times New Roman" w:cs="Times New Roman"/>
+          <w:sz w:val="24"/>
+          <w:szCs w:val="24"/>
+        </w:rPr>
+      </w:pPr>
+    </w:p>
     <w:sectPr>
       <w:headerReference w:type="default" r:id="rId20"/>
       <w:footerReference w:type="default" r:id="rId21"/>
@@ -12702,6 +14494,119 @@
     </w:lvl>
   </w:abstractNum>
   <w:abstractNum w:abstractNumId="2" w15:restartNumberingAfterBreak="0">
+    <w:nsid w:val="1CDB3EAA"/>
+    <w:multiLevelType w:val="hybridMultilevel"/>
+    <w:tmpl w:val="8FEE41A2"/>
+    <w:lvl w:ilvl="0" w:tplc="080A0001">
+      <w:start w:val="1"/>
+      <w:numFmt w:val="bullet"/>
+      <w:lvlText w:val=""/>
+      <w:lvlJc w:val="left"/>
+      <w:pPr>
+        <w:ind w:left="1512" w:hanging="360"/>
+      </w:pPr>
+      <w:rPr>
+        <w:rFonts w:ascii="Symbol" w:hAnsi="Symbol" w:hint="default"/>
+      </w:rPr>
+    </w:lvl>
+    <w:lvl w:ilvl="1" w:tplc="080A0003" w:tentative="1">
+      <w:start w:val="1"/>
+      <w:numFmt w:val="bullet"/>
+      <w:lvlText w:val="o"/>
+      <w:lvlJc w:val="left"/>
+      <w:pPr>
+        <w:ind w:left="2232" w:hanging="360"/>
+      </w:pPr>
+      <w:rPr>
+        <w:rFonts w:ascii="Courier New" w:hAnsi="Courier New" w:cs="Courier New" w:hint="default"/>
+      </w:rPr>
+    </w:lvl>
+    <w:lvl w:ilvl="2" w:tplc="080A0005" w:tentative="1">
+      <w:start w:val="1"/>
+      <w:numFmt w:val="bullet"/>
+      <w:lvlText w:val=""/>
+      <w:lvlJc w:val="left"/>
+      <w:pPr>
+        <w:ind w:left="2952" w:hanging="360"/>
+      </w:pPr>
+      <w:rPr>
+        <w:rFonts w:ascii="Wingdings" w:hAnsi="Wingdings" w:hint="default"/>
+      </w:rPr>
+    </w:lvl>
+    <w:lvl w:ilvl="3" w:tplc="080A0001" w:tentative="1">
+      <w:start w:val="1"/>
+      <w:numFmt w:val="bullet"/>
+      <w:lvlText w:val=""/>
+      <w:lvlJc w:val="left"/>
+      <w:pPr>
+        <w:ind w:left="3672" w:hanging="360"/>
+      </w:pPr>
+      <w:rPr>
+        <w:rFonts w:ascii="Symbol" w:hAnsi="Symbol" w:hint="default"/>
+      </w:rPr>
+    </w:lvl>
+    <w:lvl w:ilvl="4" w:tplc="080A0003" w:tentative="1">
+      <w:start w:val="1"/>
+      <w:numFmt w:val="bullet"/>
+      <w:lvlText w:val="o"/>
+      <w:lvlJc w:val="left"/>
+      <w:pPr>
+        <w:ind w:left="4392" w:hanging="360"/>
+      </w:pPr>
+      <w:rPr>
+        <w:rFonts w:ascii="Courier New" w:hAnsi="Courier New" w:cs="Courier New" w:hint="default"/>
+      </w:rPr>
+    </w:lvl>
+    <w:lvl w:ilvl="5" w:tplc="080A0005" w:tentative="1">
+      <w:start w:val="1"/>
+      <w:numFmt w:val="bullet"/>
+      <w:lvlText w:val=""/>
+      <w:lvlJc w:val="left"/>
+      <w:pPr>
+        <w:ind w:left="5112" w:hanging="360"/>
+      </w:pPr>
+      <w:rPr>
+        <w:rFonts w:ascii="Wingdings" w:hAnsi="Wingdings" w:hint="default"/>
+      </w:rPr>
+    </w:lvl>
+    <w:lvl w:ilvl="6" w:tplc="080A0001" w:tentative="1">
+      <w:start w:val="1"/>
+      <w:numFmt w:val="bullet"/>
+      <w:lvlText w:val=""/>
+      <w:lvlJc w:val="left"/>
+      <w:pPr>
+        <w:ind w:left="5832" w:hanging="360"/>
+      </w:pPr>
+      <w:rPr>
+        <w:rFonts w:ascii="Symbol" w:hAnsi="Symbol" w:hint="default"/>
+      </w:rPr>
+    </w:lvl>
+    <w:lvl w:ilvl="7" w:tplc="080A0003" w:tentative="1">
+      <w:start w:val="1"/>
+      <w:numFmt w:val="bullet"/>
+      <w:lvlText w:val="o"/>
+      <w:lvlJc w:val="left"/>
+      <w:pPr>
+        <w:ind w:left="6552" w:hanging="360"/>
+      </w:pPr>
+      <w:rPr>
+        <w:rFonts w:ascii="Courier New" w:hAnsi="Courier New" w:cs="Courier New" w:hint="default"/>
+      </w:rPr>
+    </w:lvl>
+    <w:lvl w:ilvl="8" w:tplc="080A0005" w:tentative="1">
+      <w:start w:val="1"/>
+      <w:numFmt w:val="bullet"/>
+      <w:lvlText w:val=""/>
+      <w:lvlJc w:val="left"/>
+      <w:pPr>
+        <w:ind w:left="7272" w:hanging="360"/>
+      </w:pPr>
+      <w:rPr>
+        <w:rFonts w:ascii="Wingdings" w:hAnsi="Wingdings" w:hint="default"/>
+      </w:rPr>
+    </w:lvl>
+  </w:abstractNum>
+  <w:abstractNum w:abstractNumId="3" w15:restartNumberingAfterBreak="0">
     <w:nsid w:val="235F2F86"/>
     <w:multiLevelType w:val="multilevel"/>
     <w:tmpl w:val="D7B00C4C"/>
@@ -12787,7 +14692,7 @@
       </w:pPr>
     </w:lvl>
   </w:abstractNum>
-  <w:abstractNum w:abstractNumId="3" w15:restartNumberingAfterBreak="0">
+  <w:abstractNum w:abstractNumId="4" w15:restartNumberingAfterBreak="0">
     <w:nsid w:val="2A5248FD"/>
     <w:multiLevelType w:val="multilevel"/>
     <w:tmpl w:val="A476AB98"/>
@@ -12873,7 +14778,7 @@
       </w:pPr>
     </w:lvl>
   </w:abstractNum>
-  <w:abstractNum w:abstractNumId="4" w15:restartNumberingAfterBreak="0">
+  <w:abstractNum w:abstractNumId="5" w15:restartNumberingAfterBreak="0">
     <w:nsid w:val="2BC028D1"/>
     <w:multiLevelType w:val="multilevel"/>
     <w:tmpl w:val="08E69CA0"/>
@@ -12990,16 +14895,19 @@
     <w:abstractNumId w:val="0"/>
   </w:num>
   <w:num w:numId="2" w16cid:durableId="1671785887">
-    <w:abstractNumId w:val="4"/>
+    <w:abstractNumId w:val="5"/>
   </w:num>
   <w:num w:numId="3" w16cid:durableId="1244954590">
-    <w:abstractNumId w:val="2"/>
+    <w:abstractNumId w:val="3"/>
   </w:num>
   <w:num w:numId="4" w16cid:durableId="1715303517">
-    <w:abstractNumId w:val="3"/>
+    <w:abstractNumId w:val="4"/>
   </w:num>
   <w:num w:numId="5" w16cid:durableId="1097482600">
     <w:abstractNumId w:val="1"/>
+  </w:num>
+  <w:num w:numId="6" w16cid:durableId="763918341">
+    <w:abstractNumId w:val="2"/>
   </w:num>
 </w:numbering>
 </file>

--- a/Documents/FD04-EPIS-Informe Arquitectura de Software.docx
+++ b/Documents/FD04-EPIS-Informe Arquitectura de Software.docx
@@ -4694,16 +4694,7 @@
           <w:sz w:val="24"/>
           <w:szCs w:val="24"/>
         </w:rPr>
-        <w:t>I</w:t>
-      </w:r>
-      <w:r>
-        <w:rPr>
-          <w:rFonts w:ascii="Times New Roman" w:hAnsi="Times New Roman" w:cs="Times New Roman"/>
-          <w:color w:val="000000"/>
-          <w:sz w:val="24"/>
-          <w:szCs w:val="24"/>
-        </w:rPr>
-        <w:t xml:space="preserve">ntegración de </w:t>
+        <w:t xml:space="preserve">Integración de </w:t>
       </w:r>
       <w:proofErr w:type="spellStart"/>
       <w:r>
@@ -11261,6 +11252,8 @@
         </w:rPr>
         <w:t>Vista Lógica</w:t>
       </w:r>
+      <w:bookmarkStart w:id="17" w:name="_heading=h.a0lnzwgfaz10" w:colFirst="0" w:colLast="0"/>
+      <w:bookmarkEnd w:id="17"/>
     </w:p>
     <w:p>
       <w:pPr>
@@ -11271,39 +11264,69 @@
           <w:right w:val="nil"/>
           <w:between w:val="nil"/>
         </w:pBdr>
-        <w:spacing w:after="0" w:line="360" w:lineRule="auto"/>
-        <w:ind w:left="708"/>
+        <w:spacing w:before="120" w:after="0" w:line="360" w:lineRule="auto"/>
+        <w:ind w:left="360"/>
         <w:jc w:val="both"/>
         <w:rPr>
-          <w:rFonts w:ascii="Times New Roman" w:eastAsia="Times New Roman" w:hAnsi="Times New Roman" w:cs="Times New Roman"/>
-          <w:i/>
-          <w:color w:val="0000FF"/>
+          <w:rFonts w:ascii="Times New Roman" w:hAnsi="Times New Roman" w:cs="Times New Roman"/>
+          <w:color w:val="000000"/>
           <w:sz w:val="24"/>
           <w:szCs w:val="24"/>
         </w:rPr>
       </w:pPr>
       <w:r>
         <w:rPr>
-          <w:rFonts w:ascii="Times New Roman" w:eastAsia="Times New Roman" w:hAnsi="Times New Roman" w:cs="Times New Roman"/>
-          <w:i/>
-          <w:color w:val="0000FF"/>
-          <w:sz w:val="24"/>
-          <w:szCs w:val="24"/>
-        </w:rPr>
-        <w:t>[La vista lógica se encarga de representar los requerimientos funcionales del sistema. Esta sección describe las partes del diseño del modelo significativas para la arquitectura, tales como subsistemas y paquetes.]</w:t>
+          <w:noProof/>
+        </w:rPr>
+        <w:drawing>
+          <wp:inline distT="0" distB="0" distL="0" distR="0" wp14:anchorId="64D06225" wp14:editId="29D8EB04">
+            <wp:extent cx="6011770" cy="1990725"/>
+            <wp:effectExtent l="0" t="0" r="8255" b="0"/>
+            <wp:docPr id="1614367874" name="Imagen 1" descr="Diagrama&#10;&#10;El contenido generado por IA puede ser incorrecto."/>
+            <wp:cNvGraphicFramePr>
+              <a:graphicFrameLocks xmlns:a="http://schemas.openxmlformats.org/drawingml/2006/main" noChangeAspect="1"/>
+            </wp:cNvGraphicFramePr>
+            <a:graphic xmlns:a="http://schemas.openxmlformats.org/drawingml/2006/main">
+              <a:graphicData uri="http://schemas.openxmlformats.org/drawingml/2006/picture">
+                <pic:pic xmlns:pic="http://schemas.openxmlformats.org/drawingml/2006/picture">
+                  <pic:nvPicPr>
+                    <pic:cNvPr id="1614367874" name="Imagen 1" descr="Diagrama&#10;&#10;El contenido generado por IA puede ser incorrecto."/>
+                    <pic:cNvPicPr>
+                      <a:picLocks noChangeAspect="1" noChangeArrowheads="1"/>
+                    </pic:cNvPicPr>
+                  </pic:nvPicPr>
+                  <pic:blipFill>
+                    <a:blip r:embed="rId10" cstate="print">
+                      <a:extLst>
+                        <a:ext uri="{28A0092B-C50C-407E-A947-70E740481C1C}">
+                          <a14:useLocalDpi xmlns:a14="http://schemas.microsoft.com/office/drawing/2010/main" val="0"/>
+                        </a:ext>
+                      </a:extLst>
+                    </a:blip>
+                    <a:srcRect/>
+                    <a:stretch>
+                      <a:fillRect/>
+                    </a:stretch>
+                  </pic:blipFill>
+                  <pic:spPr bwMode="auto">
+                    <a:xfrm>
+                      <a:off x="0" y="0"/>
+                      <a:ext cx="6027496" cy="1995932"/>
+                    </a:xfrm>
+                    <a:prstGeom prst="rect">
+                      <a:avLst/>
+                    </a:prstGeom>
+                    <a:noFill/>
+                    <a:ln>
+                      <a:noFill/>
+                    </a:ln>
+                  </pic:spPr>
+                </pic:pic>
+              </a:graphicData>
+            </a:graphic>
+          </wp:inline>
+        </w:drawing>
       </w:r>
-    </w:p>
-    <w:p>
-      <w:pPr>
-        <w:pStyle w:val="Ttulo3"/>
-        <w:spacing w:line="360" w:lineRule="auto"/>
-        <w:jc w:val="both"/>
-        <w:rPr>
-          <w:rFonts w:ascii="Times New Roman" w:hAnsi="Times New Roman" w:cs="Times New Roman"/>
-        </w:rPr>
-      </w:pPr>
-      <w:bookmarkStart w:id="17" w:name="_heading=h.a0lnzwgfaz10" w:colFirst="0" w:colLast="0"/>
-      <w:bookmarkEnd w:id="17"/>
     </w:p>
     <w:p>
       <w:pPr>
@@ -11326,72 +11349,71 @@
           <w:rFonts w:ascii="Times New Roman" w:hAnsi="Times New Roman" w:cs="Times New Roman"/>
           <w:color w:val="000000"/>
         </w:rPr>
+        <w:lastRenderedPageBreak/>
         <w:t>Diagrama de Subsistemas (paquetes)</w:t>
       </w:r>
     </w:p>
     <w:p>
       <w:pPr>
-        <w:spacing w:after="0" w:line="360" w:lineRule="auto"/>
-        <w:ind w:left="1224"/>
-        <w:jc w:val="both"/>
-        <w:rPr>
-          <w:rFonts w:ascii="Times New Roman" w:eastAsia="Times New Roman" w:hAnsi="Times New Roman" w:cs="Times New Roman"/>
-          <w:i/>
-          <w:color w:val="0000FF"/>
-          <w:sz w:val="24"/>
-          <w:szCs w:val="24"/>
+        <w:rPr>
+          <w:lang w:val="es-MX"/>
         </w:rPr>
       </w:pPr>
       <w:r>
         <w:rPr>
-          <w:rFonts w:ascii="Times New Roman" w:eastAsia="Times New Roman" w:hAnsi="Times New Roman" w:cs="Times New Roman"/>
-          <w:i/>
-          <w:color w:val="0000FF"/>
-          <w:sz w:val="24"/>
-          <w:szCs w:val="24"/>
-        </w:rPr>
-        <w:t>[Diagrama que define los límites entre el sistema, o parte del sistema, y su ambiente, mostrando las entidades que interactúan con él. ​ Este diagrama es una vista de alto nivel de un sistema.</w:t>
+          <w:lang w:val="es-MX"/>
+        </w:rPr>
+        <w:drawing>
+          <wp:inline distT="0" distB="0" distL="0" distR="0" wp14:anchorId="21CEA88A" wp14:editId="4D2BF167">
+            <wp:extent cx="5849620" cy="1390650"/>
+            <wp:effectExtent l="0" t="0" r="0" b="0"/>
+            <wp:docPr id="572219631" name="Imagen 5" descr="Diagrama"/>
+            <wp:cNvGraphicFramePr>
+              <a:graphicFrameLocks xmlns:a="http://schemas.openxmlformats.org/drawingml/2006/main" noChangeAspect="1"/>
+            </wp:cNvGraphicFramePr>
+            <a:graphic xmlns:a="http://schemas.openxmlformats.org/drawingml/2006/main">
+              <a:graphicData uri="http://schemas.openxmlformats.org/drawingml/2006/picture">
+                <pic:pic xmlns:pic="http://schemas.openxmlformats.org/drawingml/2006/picture">
+                  <pic:nvPicPr>
+                    <pic:cNvPr id="572219631" name="Imagen 5" descr="Diagrama"/>
+                    <pic:cNvPicPr>
+                      <a:picLocks noChangeAspect="1" noChangeArrowheads="1"/>
+                    </pic:cNvPicPr>
+                  </pic:nvPicPr>
+                  <pic:blipFill>
+                    <a:blip r:embed="rId11" cstate="print">
+                      <a:extLst>
+                        <a:ext uri="{28A0092B-C50C-407E-A947-70E740481C1C}">
+                          <a14:useLocalDpi xmlns:a14="http://schemas.microsoft.com/office/drawing/2010/main" val="0"/>
+                        </a:ext>
+                      </a:extLst>
+                    </a:blip>
+                    <a:srcRect/>
+                    <a:stretch>
+                      <a:fillRect/>
+                    </a:stretch>
+                  </pic:blipFill>
+                  <pic:spPr bwMode="auto">
+                    <a:xfrm>
+                      <a:off x="0" y="0"/>
+                      <a:ext cx="5854188" cy="1391736"/>
+                    </a:xfrm>
+                    <a:prstGeom prst="rect">
+                      <a:avLst/>
+                    </a:prstGeom>
+                    <a:noFill/>
+                    <a:ln>
+                      <a:noFill/>
+                    </a:ln>
+                  </pic:spPr>
+                </pic:pic>
+              </a:graphicData>
+            </a:graphic>
+          </wp:inline>
+        </w:drawing>
       </w:r>
     </w:p>
-    <w:p>
-      <w:pPr>
-        <w:spacing w:after="0" w:line="360" w:lineRule="auto"/>
-        <w:ind w:left="1224"/>
-        <w:jc w:val="both"/>
-        <w:rPr>
-          <w:rFonts w:ascii="Times New Roman" w:eastAsia="Times New Roman" w:hAnsi="Times New Roman" w:cs="Times New Roman"/>
-          <w:i/>
-          <w:color w:val="0000FF"/>
-          <w:sz w:val="24"/>
-          <w:szCs w:val="24"/>
-        </w:rPr>
-      </w:pPr>
-      <w:r>
-        <w:rPr>
-          <w:rFonts w:ascii="Times New Roman" w:eastAsia="Times New Roman" w:hAnsi="Times New Roman" w:cs="Times New Roman"/>
-          <w:i/>
-          <w:color w:val="0000FF"/>
-          <w:sz w:val="24"/>
-          <w:szCs w:val="24"/>
-        </w:rPr>
-        <w:lastRenderedPageBreak/>
-        <w:t>Asimismo, se debe desplegar las partes arquitectónicamente significativas del modelo de diseño, como ser la descomposición en capas, subsistemas o paquetes. Una vez presentadas estas unidades lógicas principales, se profundiza en ellas hasta el nivel que se considere adecuado.]</w:t>
-      </w:r>
-    </w:p>
-    <w:p>
-      <w:pPr>
-        <w:spacing w:after="0" w:line="360" w:lineRule="auto"/>
-        <w:ind w:left="1224"/>
-        <w:jc w:val="both"/>
-        <w:rPr>
-          <w:rFonts w:ascii="Times New Roman" w:eastAsia="Times New Roman" w:hAnsi="Times New Roman" w:cs="Times New Roman"/>
-          <w:i/>
-          <w:color w:val="0000FF"/>
-          <w:sz w:val="24"/>
-          <w:szCs w:val="24"/>
-        </w:rPr>
-      </w:pPr>
-    </w:p>
+    <w:p/>
     <w:p>
       <w:pPr>
         <w:pStyle w:val="Ttulo3"/>
@@ -11479,7 +11501,7 @@
                     <pic:cNvPicPr preferRelativeResize="0"/>
                   </pic:nvPicPr>
                   <pic:blipFill>
-                    <a:blip r:embed="rId10"/>
+                    <a:blip r:embed="rId12"/>
                     <a:srcRect/>
                     <a:stretch>
                       <a:fillRect/>
@@ -11532,6 +11554,7 @@
           <w:sz w:val="24"/>
           <w:szCs w:val="24"/>
         </w:rPr>
+        <w:lastRenderedPageBreak/>
         <w:drawing>
           <wp:inline distT="114300" distB="114300" distL="114300" distR="114300" wp14:anchorId="7B0A0005" wp14:editId="49AFB228">
             <wp:extent cx="4979670" cy="3056305"/>
@@ -11546,7 +11569,7 @@
                     <pic:cNvPicPr preferRelativeResize="0"/>
                   </pic:nvPicPr>
                   <pic:blipFill>
-                    <a:blip r:embed="rId11"/>
+                    <a:blip r:embed="rId13"/>
                     <a:srcRect/>
                     <a:stretch>
                       <a:fillRect/>
@@ -11682,7 +11705,7 @@
                     <pic:cNvPicPr preferRelativeResize="0"/>
                   </pic:nvPicPr>
                   <pic:blipFill>
-                    <a:blip r:embed="rId12"/>
+                    <a:blip r:embed="rId14"/>
                     <a:srcRect/>
                     <a:stretch>
                       <a:fillRect/>
@@ -11844,7 +11867,7 @@
                     <pic:cNvPicPr preferRelativeResize="0"/>
                   </pic:nvPicPr>
                   <pic:blipFill>
-                    <a:blip r:embed="rId13"/>
+                    <a:blip r:embed="rId15"/>
                     <a:srcRect/>
                     <a:stretch>
                       <a:fillRect/>
@@ -12031,9 +12054,9 @@
           <w:szCs w:val="24"/>
         </w:rPr>
         <w:drawing>
-          <wp:inline distT="114300" distB="114300" distL="114300" distR="114300" wp14:anchorId="06628E77" wp14:editId="0E002262">
-            <wp:extent cx="4418965" cy="4192351"/>
-            <wp:effectExtent l="0" t="0" r="0" b="0"/>
+          <wp:inline distT="114300" distB="114300" distL="114300" distR="114300" wp14:anchorId="06628E77" wp14:editId="768DC31A">
+            <wp:extent cx="5629275" cy="6553200"/>
+            <wp:effectExtent l="0" t="0" r="9525" b="0"/>
             <wp:docPr id="12" name="image14.png"/>
             <wp:cNvGraphicFramePr/>
             <a:graphic xmlns:a="http://schemas.openxmlformats.org/drawingml/2006/main">
@@ -12044,7 +12067,7 @@
                     <pic:cNvPicPr preferRelativeResize="0"/>
                   </pic:nvPicPr>
                   <pic:blipFill>
-                    <a:blip r:embed="rId14"/>
+                    <a:blip r:embed="rId16"/>
                     <a:srcRect/>
                     <a:stretch>
                       <a:fillRect/>
@@ -12053,7 +12076,7 @@
                   <pic:spPr>
                     <a:xfrm>
                       <a:off x="0" y="0"/>
-                      <a:ext cx="4418965" cy="4192351"/>
+                      <a:ext cx="5629390" cy="6553334"/>
                     </a:xfrm>
                     <a:prstGeom prst="rect">
                       <a:avLst/>
@@ -12069,6 +12092,61 @@
     </w:p>
     <w:p>
       <w:pPr>
+        <w:spacing w:line="360" w:lineRule="auto"/>
+        <w:jc w:val="both"/>
+        <w:rPr>
+          <w:rFonts w:ascii="Times New Roman" w:hAnsi="Times New Roman" w:cs="Times New Roman"/>
+          <w:sz w:val="24"/>
+          <w:szCs w:val="24"/>
+        </w:rPr>
+      </w:pPr>
+    </w:p>
+    <w:p>
+      <w:pPr>
+        <w:spacing w:line="360" w:lineRule="auto"/>
+        <w:jc w:val="both"/>
+        <w:rPr>
+          <w:rFonts w:ascii="Times New Roman" w:hAnsi="Times New Roman" w:cs="Times New Roman"/>
+          <w:sz w:val="24"/>
+          <w:szCs w:val="24"/>
+        </w:rPr>
+      </w:pPr>
+    </w:p>
+    <w:p>
+      <w:pPr>
+        <w:spacing w:line="360" w:lineRule="auto"/>
+        <w:jc w:val="both"/>
+        <w:rPr>
+          <w:rFonts w:ascii="Times New Roman" w:hAnsi="Times New Roman" w:cs="Times New Roman"/>
+          <w:sz w:val="24"/>
+          <w:szCs w:val="24"/>
+        </w:rPr>
+      </w:pPr>
+    </w:p>
+    <w:p>
+      <w:pPr>
+        <w:spacing w:line="360" w:lineRule="auto"/>
+        <w:jc w:val="both"/>
+        <w:rPr>
+          <w:rFonts w:ascii="Times New Roman" w:hAnsi="Times New Roman" w:cs="Times New Roman"/>
+          <w:sz w:val="24"/>
+          <w:szCs w:val="24"/>
+        </w:rPr>
+      </w:pPr>
+    </w:p>
+    <w:p>
+      <w:pPr>
+        <w:spacing w:line="360" w:lineRule="auto"/>
+        <w:jc w:val="both"/>
+        <w:rPr>
+          <w:rFonts w:ascii="Times New Roman" w:hAnsi="Times New Roman" w:cs="Times New Roman"/>
+          <w:sz w:val="24"/>
+          <w:szCs w:val="24"/>
+        </w:rPr>
+      </w:pPr>
+    </w:p>
+    <w:p>
+      <w:pPr>
         <w:pStyle w:val="Ttulo3"/>
         <w:numPr>
           <w:ilvl w:val="2"/>
@@ -12079,7 +12157,6 @@
         <w:rPr>
           <w:rFonts w:ascii="Times New Roman" w:hAnsi="Times New Roman" w:cs="Times New Roman"/>
           <w:color w:val="000000"/>
-          <w:highlight w:val="yellow"/>
         </w:rPr>
       </w:pPr>
       <w:bookmarkStart w:id="25" w:name="_heading=h.haana48sxb0o" w:colFirst="0" w:colLast="0"/>
@@ -12088,8 +12165,8 @@
         <w:rPr>
           <w:rFonts w:ascii="Times New Roman" w:hAnsi="Times New Roman" w:cs="Times New Roman"/>
           <w:color w:val="000000"/>
-          <w:highlight w:val="yellow"/>
-        </w:rPr>
+        </w:rPr>
+        <w:lastRenderedPageBreak/>
         <w:t>Diagrama de Base de datos (relacional o no relacional)</w:t>
       </w:r>
     </w:p>
@@ -12121,7 +12198,6 @@
           <w:sz w:val="24"/>
           <w:szCs w:val="24"/>
         </w:rPr>
-        <w:lastRenderedPageBreak/>
         <w:drawing>
           <wp:inline distT="114300" distB="114300" distL="114300" distR="114300" wp14:anchorId="3633B117" wp14:editId="781D8EA0">
             <wp:extent cx="5399730" cy="3695700"/>
@@ -12136,7 +12212,7 @@
                     <pic:cNvPicPr preferRelativeResize="0"/>
                   </pic:nvPicPr>
                   <pic:blipFill>
-                    <a:blip r:embed="rId15"/>
+                    <a:blip r:embed="rId17"/>
                     <a:srcRect/>
                     <a:stretch>
                       <a:fillRect/>
@@ -12203,7 +12279,7 @@
                     <pic:cNvPicPr preferRelativeResize="0"/>
                   </pic:nvPicPr>
                   <pic:blipFill>
-                    <a:blip r:embed="rId16"/>
+                    <a:blip r:embed="rId18"/>
                     <a:srcRect/>
                     <a:stretch>
                       <a:fillRect/>
@@ -12299,68 +12375,69 @@
           <w:right w:val="nil"/>
           <w:between w:val="nil"/>
         </w:pBdr>
-        <w:spacing w:after="0" w:line="360" w:lineRule="auto"/>
-        <w:ind w:left="708"/>
+        <w:spacing w:before="120" w:after="0" w:line="360" w:lineRule="auto"/>
+        <w:ind w:left="360"/>
         <w:jc w:val="both"/>
         <w:rPr>
-          <w:rFonts w:ascii="Times New Roman" w:eastAsia="Times New Roman" w:hAnsi="Times New Roman" w:cs="Times New Roman"/>
-          <w:i/>
-          <w:color w:val="0000FF"/>
-          <w:sz w:val="24"/>
-          <w:szCs w:val="24"/>
-        </w:rPr>
-      </w:pPr>
-    </w:p>
-    <w:p>
-      <w:pPr>
-        <w:pBdr>
-          <w:top w:val="nil"/>
-          <w:left w:val="nil"/>
-          <w:bottom w:val="nil"/>
-          <w:right w:val="nil"/>
-          <w:between w:val="nil"/>
-        </w:pBdr>
-        <w:spacing w:after="0" w:line="360" w:lineRule="auto"/>
-        <w:ind w:left="708"/>
-        <w:jc w:val="both"/>
-        <w:rPr>
-          <w:rFonts w:ascii="Times New Roman" w:eastAsia="Times New Roman" w:hAnsi="Times New Roman" w:cs="Times New Roman"/>
-          <w:i/>
-          <w:color w:val="0000FF"/>
+          <w:rFonts w:ascii="Times New Roman" w:hAnsi="Times New Roman" w:cs="Times New Roman"/>
+          <w:color w:val="000000"/>
           <w:sz w:val="24"/>
           <w:szCs w:val="24"/>
         </w:rPr>
       </w:pPr>
       <w:r>
         <w:rPr>
-          <w:rFonts w:ascii="Times New Roman" w:eastAsia="Times New Roman" w:hAnsi="Times New Roman" w:cs="Times New Roman"/>
-          <w:i/>
-          <w:color w:val="0000FF"/>
-          <w:sz w:val="24"/>
-          <w:szCs w:val="24"/>
-        </w:rPr>
-        <w:t>[Se detalla la estructura general del Modelo de Implementación y el mapeo de los subsistemas, paquetes y clases de la Vista Lógica a subsistemas y componentes de implementación de manera más detallada]</w:t>
+          <w:noProof/>
+        </w:rPr>
+        <w:drawing>
+          <wp:inline distT="0" distB="0" distL="0" distR="0" wp14:anchorId="67152B71" wp14:editId="46DE9A72">
+            <wp:extent cx="6089495" cy="2809875"/>
+            <wp:effectExtent l="0" t="0" r="6985" b="0"/>
+            <wp:docPr id="2051356527" name="Imagen 6" descr="Diagrama&#10;&#10;El contenido generado por IA puede ser incorrecto."/>
+            <wp:cNvGraphicFramePr>
+              <a:graphicFrameLocks xmlns:a="http://schemas.openxmlformats.org/drawingml/2006/main" noChangeAspect="1"/>
+            </wp:cNvGraphicFramePr>
+            <a:graphic xmlns:a="http://schemas.openxmlformats.org/drawingml/2006/main">
+              <a:graphicData uri="http://schemas.openxmlformats.org/drawingml/2006/picture">
+                <pic:pic xmlns:pic="http://schemas.openxmlformats.org/drawingml/2006/picture">
+                  <pic:nvPicPr>
+                    <pic:cNvPr id="2051356527" name="Imagen 6" descr="Diagrama&#10;&#10;El contenido generado por IA puede ser incorrecto."/>
+                    <pic:cNvPicPr>
+                      <a:picLocks noChangeAspect="1" noChangeArrowheads="1"/>
+                    </pic:cNvPicPr>
+                  </pic:nvPicPr>
+                  <pic:blipFill>
+                    <a:blip r:embed="rId19">
+                      <a:extLst>
+                        <a:ext uri="{28A0092B-C50C-407E-A947-70E740481C1C}">
+                          <a14:useLocalDpi xmlns:a14="http://schemas.microsoft.com/office/drawing/2010/main" val="0"/>
+                        </a:ext>
+                      </a:extLst>
+                    </a:blip>
+                    <a:srcRect/>
+                    <a:stretch>
+                      <a:fillRect/>
+                    </a:stretch>
+                  </pic:blipFill>
+                  <pic:spPr bwMode="auto">
+                    <a:xfrm>
+                      <a:off x="0" y="0"/>
+                      <a:ext cx="6094130" cy="2812014"/>
+                    </a:xfrm>
+                    <a:prstGeom prst="rect">
+                      <a:avLst/>
+                    </a:prstGeom>
+                    <a:noFill/>
+                    <a:ln>
+                      <a:noFill/>
+                    </a:ln>
+                  </pic:spPr>
+                </pic:pic>
+              </a:graphicData>
+            </a:graphic>
+          </wp:inline>
+        </w:drawing>
       </w:r>
-    </w:p>
-    <w:p>
-      <w:pPr>
-        <w:pBdr>
-          <w:top w:val="nil"/>
-          <w:left w:val="nil"/>
-          <w:bottom w:val="nil"/>
-          <w:right w:val="nil"/>
-          <w:between w:val="nil"/>
-        </w:pBdr>
-        <w:spacing w:after="0" w:line="360" w:lineRule="auto"/>
-        <w:ind w:left="792"/>
-        <w:jc w:val="both"/>
-        <w:rPr>
-          <w:rFonts w:ascii="Times New Roman" w:hAnsi="Times New Roman" w:cs="Times New Roman"/>
-          <w:color w:val="000000"/>
-          <w:sz w:val="24"/>
-          <w:szCs w:val="24"/>
-        </w:rPr>
-      </w:pPr>
     </w:p>
     <w:p>
       <w:pPr>
@@ -12458,7 +12535,7 @@
                     <pic:cNvPicPr preferRelativeResize="0"/>
                   </pic:nvPicPr>
                   <pic:blipFill>
-                    <a:blip r:embed="rId17"/>
+                    <a:blip r:embed="rId20"/>
                     <a:srcRect/>
                     <a:stretch>
                       <a:fillRect/>
@@ -12536,59 +12613,6 @@
           <w:between w:val="nil"/>
         </w:pBdr>
         <w:spacing w:after="0" w:line="360" w:lineRule="auto"/>
-        <w:ind w:left="1224"/>
-        <w:jc w:val="both"/>
-        <w:rPr>
-          <w:rFonts w:ascii="Times New Roman" w:eastAsia="Times New Roman" w:hAnsi="Times New Roman" w:cs="Times New Roman"/>
-          <w:i/>
-          <w:color w:val="0000FF"/>
-          <w:sz w:val="24"/>
-          <w:szCs w:val="24"/>
-        </w:rPr>
-      </w:pPr>
-    </w:p>
-    <w:p>
-      <w:pPr>
-        <w:pBdr>
-          <w:top w:val="nil"/>
-          <w:left w:val="nil"/>
-          <w:bottom w:val="nil"/>
-          <w:right w:val="nil"/>
-          <w:between w:val="nil"/>
-        </w:pBdr>
-        <w:spacing w:after="0" w:line="360" w:lineRule="auto"/>
-        <w:ind w:left="1224"/>
-        <w:jc w:val="both"/>
-        <w:rPr>
-          <w:rFonts w:ascii="Times New Roman" w:eastAsia="Times New Roman" w:hAnsi="Times New Roman" w:cs="Times New Roman"/>
-          <w:i/>
-          <w:color w:val="0000FF"/>
-          <w:sz w:val="24"/>
-          <w:szCs w:val="24"/>
-        </w:rPr>
-      </w:pPr>
-      <w:r>
-        <w:rPr>
-          <w:rFonts w:ascii="Times New Roman" w:eastAsia="Times New Roman" w:hAnsi="Times New Roman" w:cs="Times New Roman"/>
-          <w:i/>
-          <w:color w:val="0000FF"/>
-          <w:sz w:val="24"/>
-          <w:szCs w:val="24"/>
-        </w:rPr>
-        <w:t>[Se detalla la manera como fue implementado el sistema propuesto, se describe visualmente las capas que tiene el sistema, como están distribuidas y sus principales funciones]</w:t>
-      </w:r>
-    </w:p>
-    <w:p>
-      <w:pPr>
-        <w:pBdr>
-          <w:top w:val="nil"/>
-          <w:left w:val="nil"/>
-          <w:bottom w:val="nil"/>
-          <w:right w:val="nil"/>
-          <w:between w:val="nil"/>
-        </w:pBdr>
-        <w:spacing w:after="0" w:line="360" w:lineRule="auto"/>
-        <w:ind w:left="1224"/>
         <w:jc w:val="both"/>
         <w:rPr>
           <w:rFonts w:ascii="Times New Roman" w:eastAsia="Times New Roman" w:hAnsi="Times New Roman" w:cs="Times New Roman"/>
@@ -12627,7 +12651,7 @@
                     <pic:cNvPicPr preferRelativeResize="0"/>
                   </pic:nvPicPr>
                   <pic:blipFill>
-                    <a:blip r:embed="rId18"/>
+                    <a:blip r:embed="rId21"/>
                     <a:srcRect/>
                     <a:stretch>
                       <a:fillRect/>
@@ -12728,41 +12752,69 @@
     </w:p>
     <w:p>
       <w:pPr>
-        <w:spacing w:after="0" w:line="360" w:lineRule="auto"/>
-        <w:ind w:left="708"/>
+        <w:pStyle w:val="Prrafodelista"/>
+        <w:numPr>
+          <w:ilvl w:val="0"/>
+          <w:numId w:val="7"/>
+        </w:numPr>
+        <w:pBdr>
+          <w:top w:val="nil"/>
+          <w:left w:val="nil"/>
+          <w:bottom w:val="nil"/>
+          <w:right w:val="nil"/>
+          <w:between w:val="nil"/>
+        </w:pBdr>
+        <w:spacing w:before="120" w:after="0" w:line="360" w:lineRule="auto"/>
         <w:jc w:val="both"/>
         <w:rPr>
-          <w:rFonts w:ascii="Times New Roman" w:eastAsia="Times New Roman" w:hAnsi="Times New Roman" w:cs="Times New Roman"/>
-          <w:i/>
-          <w:color w:val="0000FF"/>
+          <w:rFonts w:ascii="Times New Roman" w:hAnsi="Times New Roman" w:cs="Times New Roman"/>
+          <w:color w:val="000000"/>
           <w:sz w:val="24"/>
           <w:szCs w:val="24"/>
         </w:rPr>
       </w:pPr>
       <w:r>
         <w:rPr>
-          <w:rFonts w:ascii="Times New Roman" w:eastAsia="Times New Roman" w:hAnsi="Times New Roman" w:cs="Times New Roman"/>
-          <w:i/>
-          <w:color w:val="0000FF"/>
-          <w:sz w:val="24"/>
-          <w:szCs w:val="24"/>
-        </w:rPr>
-        <w:t>[Describe la descomposición del sistema procesos pesados. Indica que procesos o grupos de procesos se comunican o interactúan entre sí y los modos en que estos se comunican.]</w:t>
+          <w:rFonts w:ascii="Times New Roman" w:hAnsi="Times New Roman" w:cs="Times New Roman"/>
+          <w:color w:val="000000"/>
+          <w:sz w:val="24"/>
+          <w:szCs w:val="24"/>
+        </w:rPr>
+        <w:t>Procesos asincrónicos: llamada a IA, generación de documentos, almacenamiento en FTP.</w:t>
       </w:r>
     </w:p>
     <w:p>
       <w:pPr>
-        <w:spacing w:after="0" w:line="360" w:lineRule="auto"/>
-        <w:ind w:left="708"/>
+        <w:pStyle w:val="Prrafodelista"/>
+        <w:numPr>
+          <w:ilvl w:val="0"/>
+          <w:numId w:val="7"/>
+        </w:numPr>
+        <w:pBdr>
+          <w:top w:val="nil"/>
+          <w:left w:val="nil"/>
+          <w:bottom w:val="nil"/>
+          <w:right w:val="nil"/>
+          <w:between w:val="nil"/>
+        </w:pBdr>
+        <w:spacing w:before="120" w:after="0" w:line="360" w:lineRule="auto"/>
         <w:jc w:val="both"/>
         <w:rPr>
-          <w:rFonts w:ascii="Times New Roman" w:eastAsia="Times New Roman" w:hAnsi="Times New Roman" w:cs="Times New Roman"/>
-          <w:i/>
-          <w:color w:val="0000FF"/>
-          <w:sz w:val="24"/>
-          <w:szCs w:val="24"/>
-        </w:rPr>
-      </w:pPr>
+          <w:rFonts w:ascii="Times New Roman" w:hAnsi="Times New Roman" w:cs="Times New Roman"/>
+          <w:color w:val="000000"/>
+          <w:sz w:val="24"/>
+          <w:szCs w:val="24"/>
+        </w:rPr>
+      </w:pPr>
+      <w:r>
+        <w:rPr>
+          <w:rFonts w:ascii="Times New Roman" w:hAnsi="Times New Roman" w:cs="Times New Roman"/>
+          <w:color w:val="000000"/>
+          <w:sz w:val="24"/>
+          <w:szCs w:val="24"/>
+        </w:rPr>
+        <w:t>Control de errores mediante logs y reintentos automáticos.</w:t>
+      </w:r>
     </w:p>
     <w:p>
       <w:pPr>
@@ -12790,50 +12842,59 @@
       </w:r>
     </w:p>
     <w:p>
-      <w:pPr>
-        <w:spacing w:line="360" w:lineRule="auto"/>
-        <w:ind w:left="1224"/>
-        <w:jc w:val="both"/>
-        <w:rPr>
-          <w:rFonts w:ascii="Times New Roman" w:hAnsi="Times New Roman" w:cs="Times New Roman"/>
-          <w:sz w:val="24"/>
-          <w:szCs w:val="24"/>
-        </w:rPr>
-      </w:pPr>
       <w:r>
         <w:rPr>
-          <w:rFonts w:ascii="Times New Roman" w:eastAsia="Times New Roman" w:hAnsi="Times New Roman" w:cs="Times New Roman"/>
-          <w:i/>
-          <w:color w:val="0000FF"/>
-          <w:sz w:val="24"/>
-          <w:szCs w:val="24"/>
-        </w:rPr>
-        <w:t>[Se realizará un diagrama del o los procesos del sistema donde se exponga las actividades donde interviene el sistema propuesto, adicionando diagramas que definan el detalle la descomposición del sistema en procesos pesados. Indica que procesos o grupos de procesos se comunican o interactúan entre sí y los modos en que estos se comunican]</w:t>
+          <w:noProof/>
+        </w:rPr>
+        <w:drawing>
+          <wp:inline distT="0" distB="0" distL="0" distR="0" wp14:anchorId="33E9D2BA" wp14:editId="0B66E0F2">
+            <wp:extent cx="3895725" cy="7046725"/>
+            <wp:effectExtent l="0" t="0" r="0" b="1905"/>
+            <wp:docPr id="1719732403" name="Imagen 7" descr="Diagrama&#10;&#10;El contenido generado por IA puede ser incorrecto."/>
+            <wp:cNvGraphicFramePr>
+              <a:graphicFrameLocks xmlns:a="http://schemas.openxmlformats.org/drawingml/2006/main" noChangeAspect="1"/>
+            </wp:cNvGraphicFramePr>
+            <a:graphic xmlns:a="http://schemas.openxmlformats.org/drawingml/2006/main">
+              <a:graphicData uri="http://schemas.openxmlformats.org/drawingml/2006/picture">
+                <pic:pic xmlns:pic="http://schemas.openxmlformats.org/drawingml/2006/picture">
+                  <pic:nvPicPr>
+                    <pic:cNvPr id="1719732403" name="Imagen 7" descr="Diagrama&#10;&#10;El contenido generado por IA puede ser incorrecto."/>
+                    <pic:cNvPicPr>
+                      <a:picLocks noChangeAspect="1" noChangeArrowheads="1"/>
+                    </pic:cNvPicPr>
+                  </pic:nvPicPr>
+                  <pic:blipFill>
+                    <a:blip r:embed="rId22">
+                      <a:extLst>
+                        <a:ext uri="{28A0092B-C50C-407E-A947-70E740481C1C}">
+                          <a14:useLocalDpi xmlns:a14="http://schemas.microsoft.com/office/drawing/2010/main" val="0"/>
+                        </a:ext>
+                      </a:extLst>
+                    </a:blip>
+                    <a:srcRect/>
+                    <a:stretch>
+                      <a:fillRect/>
+                    </a:stretch>
+                  </pic:blipFill>
+                  <pic:spPr bwMode="auto">
+                    <a:xfrm>
+                      <a:off x="0" y="0"/>
+                      <a:ext cx="3898909" cy="7052484"/>
+                    </a:xfrm>
+                    <a:prstGeom prst="rect">
+                      <a:avLst/>
+                    </a:prstGeom>
+                    <a:noFill/>
+                    <a:ln>
+                      <a:noFill/>
+                    </a:ln>
+                  </pic:spPr>
+                </pic:pic>
+              </a:graphicData>
+            </a:graphic>
+          </wp:inline>
+        </w:drawing>
       </w:r>
-    </w:p>
-    <w:p>
-      <w:pPr>
-        <w:spacing w:after="0" w:line="360" w:lineRule="auto"/>
-        <w:jc w:val="both"/>
-        <w:rPr>
-          <w:rFonts w:ascii="Times New Roman" w:eastAsia="Times New Roman" w:hAnsi="Times New Roman" w:cs="Times New Roman"/>
-          <w:color w:val="0000FF"/>
-          <w:sz w:val="24"/>
-          <w:szCs w:val="24"/>
-        </w:rPr>
-      </w:pPr>
-    </w:p>
-    <w:p>
-      <w:pPr>
-        <w:spacing w:after="0" w:line="360" w:lineRule="auto"/>
-        <w:jc w:val="both"/>
-        <w:rPr>
-          <w:rFonts w:ascii="Times New Roman" w:eastAsia="Times New Roman" w:hAnsi="Times New Roman" w:cs="Times New Roman"/>
-          <w:color w:val="0000FF"/>
-          <w:sz w:val="24"/>
-          <w:szCs w:val="24"/>
-        </w:rPr>
-      </w:pPr>
     </w:p>
     <w:p>
       <w:pPr>
@@ -12866,8 +12927,11 @@
           <w:sz w:val="24"/>
           <w:szCs w:val="24"/>
         </w:rPr>
+        <w:lastRenderedPageBreak/>
         <w:t>Vista de Despliegue (vista física)</w:t>
       </w:r>
+      <w:bookmarkStart w:id="35" w:name="_heading=h.16yaf422zb3a" w:colFirst="0" w:colLast="0"/>
+      <w:bookmarkEnd w:id="35"/>
     </w:p>
     <w:p>
       <w:pPr>
@@ -12878,69 +12942,68 @@
           <w:right w:val="nil"/>
           <w:between w:val="nil"/>
         </w:pBdr>
-        <w:spacing w:after="0" w:line="360" w:lineRule="auto"/>
+        <w:spacing w:before="120" w:after="0" w:line="360" w:lineRule="auto"/>
         <w:ind w:left="792"/>
         <w:jc w:val="both"/>
         <w:rPr>
-          <w:rFonts w:ascii="Times New Roman" w:eastAsia="Times New Roman" w:hAnsi="Times New Roman" w:cs="Times New Roman"/>
-          <w:i/>
-          <w:color w:val="0000FF"/>
-          <w:sz w:val="24"/>
-          <w:szCs w:val="24"/>
-        </w:rPr>
-      </w:pPr>
-    </w:p>
-    <w:p>
-      <w:pPr>
-        <w:pBdr>
-          <w:top w:val="nil"/>
-          <w:left w:val="nil"/>
-          <w:bottom w:val="nil"/>
-          <w:right w:val="nil"/>
-          <w:between w:val="nil"/>
-        </w:pBdr>
-        <w:spacing w:line="360" w:lineRule="auto"/>
-        <w:ind w:left="792"/>
-        <w:jc w:val="both"/>
-        <w:rPr>
-          <w:rFonts w:ascii="Times New Roman" w:eastAsia="Times New Roman" w:hAnsi="Times New Roman" w:cs="Times New Roman"/>
-          <w:i/>
-          <w:color w:val="0000FF"/>
+          <w:rFonts w:ascii="Times New Roman" w:hAnsi="Times New Roman" w:cs="Times New Roman"/>
+          <w:color w:val="000000"/>
           <w:sz w:val="24"/>
           <w:szCs w:val="24"/>
         </w:rPr>
       </w:pPr>
       <w:r>
         <w:rPr>
-          <w:rFonts w:ascii="Times New Roman" w:eastAsia="Times New Roman" w:hAnsi="Times New Roman" w:cs="Times New Roman"/>
-          <w:i/>
-          <w:color w:val="0000FF"/>
-          <w:sz w:val="24"/>
-          <w:szCs w:val="24"/>
-        </w:rPr>
-        <w:t xml:space="preserve">[Se despliega uno o más escenarios de distribución física del sistema sobre los cuales se ejecutará y hará el despliegue </w:t>
-      </w:r>
-      <w:proofErr w:type="gramStart"/>
-      <w:r>
-        <w:rPr>
-          <w:rFonts w:ascii="Times New Roman" w:eastAsia="Times New Roman" w:hAnsi="Times New Roman" w:cs="Times New Roman"/>
-          <w:i/>
-          <w:color w:val="0000FF"/>
-          <w:sz w:val="24"/>
-          <w:szCs w:val="24"/>
-        </w:rPr>
-        <w:t>del mismo</w:t>
-      </w:r>
-      <w:proofErr w:type="gramEnd"/>
-      <w:r>
-        <w:rPr>
-          <w:rFonts w:ascii="Times New Roman" w:eastAsia="Times New Roman" w:hAnsi="Times New Roman" w:cs="Times New Roman"/>
-          <w:i/>
-          <w:color w:val="0000FF"/>
-          <w:sz w:val="24"/>
-          <w:szCs w:val="24"/>
-        </w:rPr>
-        <w:t>. Muestra la comunicación entre los diferentes nodos que componen los escenarios antes mencionados, así como el mapeo de los elementos de la Vista de Procesos en dichos nodos]</w:t>
+          <w:noProof/>
+        </w:rPr>
+        <w:drawing>
+          <wp:inline distT="0" distB="0" distL="0" distR="0" wp14:anchorId="709CF13C" wp14:editId="38C95E83">
+            <wp:extent cx="4343400" cy="4124799"/>
+            <wp:effectExtent l="0" t="0" r="0" b="9525"/>
+            <wp:docPr id="992061275" name="Imagen 8"/>
+            <wp:cNvGraphicFramePr>
+              <a:graphicFrameLocks xmlns:a="http://schemas.openxmlformats.org/drawingml/2006/main" noChangeAspect="1"/>
+            </wp:cNvGraphicFramePr>
+            <a:graphic xmlns:a="http://schemas.openxmlformats.org/drawingml/2006/main">
+              <a:graphicData uri="http://schemas.openxmlformats.org/drawingml/2006/picture">
+                <pic:pic xmlns:pic="http://schemas.openxmlformats.org/drawingml/2006/picture">
+                  <pic:nvPicPr>
+                    <pic:cNvPr id="0" name="Picture 24"/>
+                    <pic:cNvPicPr>
+                      <a:picLocks noChangeAspect="1" noChangeArrowheads="1"/>
+                    </pic:cNvPicPr>
+                  </pic:nvPicPr>
+                  <pic:blipFill>
+                    <a:blip r:embed="rId23">
+                      <a:extLst>
+                        <a:ext uri="{28A0092B-C50C-407E-A947-70E740481C1C}">
+                          <a14:useLocalDpi xmlns:a14="http://schemas.microsoft.com/office/drawing/2010/main" val="0"/>
+                        </a:ext>
+                      </a:extLst>
+                    </a:blip>
+                    <a:srcRect/>
+                    <a:stretch>
+                      <a:fillRect/>
+                    </a:stretch>
+                  </pic:blipFill>
+                  <pic:spPr bwMode="auto">
+                    <a:xfrm>
+                      <a:off x="0" y="0"/>
+                      <a:ext cx="4358500" cy="4139139"/>
+                    </a:xfrm>
+                    <a:prstGeom prst="rect">
+                      <a:avLst/>
+                    </a:prstGeom>
+                    <a:noFill/>
+                    <a:ln>
+                      <a:noFill/>
+                    </a:ln>
+                  </pic:spPr>
+                </pic:pic>
+              </a:graphicData>
+            </a:graphic>
+          </wp:inline>
+        </w:drawing>
       </w:r>
     </w:p>
     <w:p>
@@ -12957,8 +13020,6 @@
           <w:color w:val="000000"/>
         </w:rPr>
       </w:pPr>
-      <w:bookmarkStart w:id="35" w:name="_heading=h.16yaf422zb3a" w:colFirst="0" w:colLast="0"/>
-      <w:bookmarkEnd w:id="35"/>
       <w:r>
         <w:rPr>
           <w:rFonts w:ascii="Times New Roman" w:hAnsi="Times New Roman" w:cs="Times New Roman"/>
@@ -12966,86 +13027,9 @@
         </w:rPr>
         <w:t>Diagrama de despliegue</w:t>
       </w:r>
-    </w:p>
-    <w:p>
-      <w:pPr>
-        <w:pBdr>
-          <w:top w:val="nil"/>
-          <w:left w:val="nil"/>
-          <w:bottom w:val="nil"/>
-          <w:right w:val="nil"/>
-          <w:between w:val="nil"/>
-        </w:pBdr>
-        <w:spacing w:after="0" w:line="360" w:lineRule="auto"/>
-        <w:ind w:left="1224"/>
-        <w:jc w:val="both"/>
-        <w:rPr>
-          <w:rFonts w:ascii="Times New Roman" w:hAnsi="Times New Roman" w:cs="Times New Roman"/>
-          <w:color w:val="000000"/>
-          <w:sz w:val="24"/>
-          <w:szCs w:val="24"/>
-        </w:rPr>
-      </w:pPr>
-    </w:p>
-    <w:p>
-      <w:pPr>
-        <w:pBdr>
-          <w:top w:val="nil"/>
-          <w:left w:val="nil"/>
-          <w:bottom w:val="nil"/>
-          <w:right w:val="nil"/>
-          <w:between w:val="nil"/>
-        </w:pBdr>
-        <w:spacing w:line="360" w:lineRule="auto"/>
-        <w:ind w:left="792"/>
-        <w:jc w:val="both"/>
-        <w:rPr>
-          <w:rFonts w:ascii="Times New Roman" w:eastAsia="Times New Roman" w:hAnsi="Times New Roman" w:cs="Times New Roman"/>
-          <w:i/>
-          <w:color w:val="0000FF"/>
-          <w:sz w:val="24"/>
-          <w:szCs w:val="24"/>
-        </w:rPr>
-      </w:pPr>
       <w:r>
         <w:rPr>
-          <w:rFonts w:ascii="Times New Roman" w:eastAsia="Times New Roman" w:hAnsi="Times New Roman" w:cs="Times New Roman"/>
-          <w:i/>
-          <w:color w:val="0000FF"/>
-          <w:sz w:val="24"/>
-          <w:szCs w:val="24"/>
-        </w:rPr>
-        <w:lastRenderedPageBreak/>
-        <w:t xml:space="preserve">[un diagrama de </w:t>
-      </w:r>
-      <w:proofErr w:type="gramStart"/>
-      <w:r>
-        <w:rPr>
-          <w:rFonts w:ascii="Times New Roman" w:eastAsia="Times New Roman" w:hAnsi="Times New Roman" w:cs="Times New Roman"/>
-          <w:i/>
-          <w:color w:val="0000FF"/>
-          <w:sz w:val="24"/>
-          <w:szCs w:val="24"/>
-        </w:rPr>
-        <w:t>despliegue,</w:t>
-      </w:r>
-      <w:proofErr w:type="gramEnd"/>
-      <w:r>
-        <w:rPr>
-          <w:rFonts w:ascii="Times New Roman" w:eastAsia="Times New Roman" w:hAnsi="Times New Roman" w:cs="Times New Roman"/>
-          <w:i/>
-          <w:color w:val="0000FF"/>
-          <w:sz w:val="24"/>
-          <w:szCs w:val="24"/>
-        </w:rPr>
-        <w:t xml:space="preserve"> amplía el sistema de software y muestra los contenedores (aplicaciones, almacenamiento de datos, microservicios, etc.) que componen este sistema de software]</w:t>
-      </w:r>
-      <w:r>
-        <w:rPr>
-          <w:rFonts w:ascii="Times New Roman" w:hAnsi="Times New Roman" w:cs="Times New Roman"/>
           <w:noProof/>
-          <w:sz w:val="24"/>
-          <w:szCs w:val="24"/>
         </w:rPr>
         <w:drawing>
           <wp:anchor distT="114300" distB="114300" distL="114300" distR="114300" simplePos="0" relativeHeight="251660288" behindDoc="0" locked="0" layoutInCell="1" hidden="0" allowOverlap="1" wp14:anchorId="62683141" wp14:editId="52367B88">
@@ -13069,7 +13053,7 @@
                     <pic:cNvPicPr preferRelativeResize="0"/>
                   </pic:nvPicPr>
                   <pic:blipFill>
-                    <a:blip r:embed="rId19"/>
+                    <a:blip r:embed="rId24"/>
                     <a:srcRect/>
                     <a:stretch>
                       <a:fillRect/>
@@ -13091,7 +13075,11 @@
           </wp:anchor>
         </w:drawing>
       </w:r>
-    </w:p>
+      <w:bookmarkStart w:id="36" w:name="_heading=h.hfuc0lxmq82s" w:colFirst="0" w:colLast="0"/>
+      <w:bookmarkEnd w:id="36"/>
+    </w:p>
+    <w:p/>
+    <w:p/>
     <w:p>
       <w:pPr>
         <w:pStyle w:val="Ttulo1"/>
@@ -13109,8 +13097,6 @@
           <w:szCs w:val="24"/>
         </w:rPr>
       </w:pPr>
-      <w:bookmarkStart w:id="36" w:name="_heading=h.hfuc0lxmq82s" w:colFirst="0" w:colLast="0"/>
-      <w:bookmarkEnd w:id="36"/>
       <w:r>
         <w:rPr>
           <w:rFonts w:ascii="Times New Roman" w:hAnsi="Times New Roman" w:cs="Times New Roman"/>
@@ -13119,6 +13105,7 @@
           <w:sz w:val="24"/>
           <w:szCs w:val="24"/>
         </w:rPr>
+        <w:lastRenderedPageBreak/>
         <w:t>ATRIBUTOS DE CALIDAD DEL SOFTWARE</w:t>
       </w:r>
     </w:p>
@@ -13136,254 +13123,24 @@
         <w:jc w:val="both"/>
         <w:rPr>
           <w:rFonts w:ascii="Times New Roman" w:hAnsi="Times New Roman" w:cs="Times New Roman"/>
-          <w:color w:val="000000"/>
-          <w:sz w:val="24"/>
-          <w:szCs w:val="24"/>
-        </w:rPr>
-      </w:pPr>
-    </w:p>
-    <w:p>
-      <w:pPr>
-        <w:spacing w:after="0" w:line="360" w:lineRule="auto"/>
-        <w:ind w:left="360"/>
-        <w:jc w:val="both"/>
-        <w:rPr>
-          <w:rFonts w:ascii="Times New Roman" w:eastAsia="Times New Roman" w:hAnsi="Times New Roman" w:cs="Times New Roman"/>
-          <w:i/>
-          <w:color w:val="0000FF"/>
-          <w:sz w:val="24"/>
-          <w:szCs w:val="24"/>
-        </w:rPr>
-      </w:pPr>
+          <w:b/>
+          <w:color w:val="000000"/>
+          <w:sz w:val="24"/>
+          <w:szCs w:val="24"/>
+        </w:rPr>
+      </w:pPr>
+      <w:bookmarkStart w:id="37" w:name="_heading=h.xr2wuld1wyxh" w:colFirst="0" w:colLast="0"/>
+      <w:bookmarkEnd w:id="37"/>
       <w:r>
         <w:rPr>
-          <w:rFonts w:ascii="Times New Roman" w:eastAsia="Times New Roman" w:hAnsi="Times New Roman" w:cs="Times New Roman"/>
-          <w:i/>
-          <w:color w:val="0000FF"/>
-          <w:sz w:val="24"/>
-          <w:szCs w:val="24"/>
-        </w:rPr>
-        <w:t>[Los Atributos de Calidad (</w:t>
+          <w:rFonts w:ascii="Times New Roman" w:hAnsi="Times New Roman" w:cs="Times New Roman"/>
+          <w:b/>
+          <w:color w:val="000000"/>
+          <w:sz w:val="24"/>
+          <w:szCs w:val="24"/>
+        </w:rPr>
+        <w:t>Escenario de Funcionalidad</w:t>
       </w:r>
-      <w:proofErr w:type="spellStart"/>
-      <w:r>
-        <w:rPr>
-          <w:rFonts w:ascii="Times New Roman" w:eastAsia="Times New Roman" w:hAnsi="Times New Roman" w:cs="Times New Roman"/>
-          <w:i/>
-          <w:color w:val="0000FF"/>
-          <w:sz w:val="24"/>
-          <w:szCs w:val="24"/>
-        </w:rPr>
-        <w:t>QAs</w:t>
-      </w:r>
-      <w:proofErr w:type="spellEnd"/>
-      <w:r>
-        <w:rPr>
-          <w:rFonts w:ascii="Times New Roman" w:eastAsia="Times New Roman" w:hAnsi="Times New Roman" w:cs="Times New Roman"/>
-          <w:i/>
-          <w:color w:val="0000FF"/>
-          <w:sz w:val="24"/>
-          <w:szCs w:val="24"/>
-        </w:rPr>
-        <w:t xml:space="preserve">) son propiedades medibles y evaluables de un sistema, estas propiedades son usadas para indicar el grado en que el sistema satisface las necesidades de los </w:t>
-      </w:r>
-      <w:proofErr w:type="spellStart"/>
-      <w:r>
-        <w:rPr>
-          <w:rFonts w:ascii="Times New Roman" w:eastAsia="Times New Roman" w:hAnsi="Times New Roman" w:cs="Times New Roman"/>
-          <w:i/>
-          <w:color w:val="0000FF"/>
-          <w:sz w:val="24"/>
-          <w:szCs w:val="24"/>
-        </w:rPr>
-        <w:t>stakeholders</w:t>
-      </w:r>
-      <w:proofErr w:type="spellEnd"/>
-      <w:proofErr w:type="gramStart"/>
-      <w:r>
-        <w:rPr>
-          <w:rFonts w:ascii="Times New Roman" w:eastAsia="Times New Roman" w:hAnsi="Times New Roman" w:cs="Times New Roman"/>
-          <w:i/>
-          <w:color w:val="0000FF"/>
-          <w:sz w:val="24"/>
-          <w:szCs w:val="24"/>
-        </w:rPr>
-        <w:t xml:space="preserve">   [</w:t>
-      </w:r>
-      <w:proofErr w:type="spellStart"/>
-      <w:r>
-        <w:rPr>
-          <w:rFonts w:ascii="Times New Roman" w:eastAsia="Times New Roman" w:hAnsi="Times New Roman" w:cs="Times New Roman"/>
-          <w:i/>
-          <w:color w:val="0000FF"/>
-          <w:sz w:val="24"/>
-          <w:szCs w:val="24"/>
-        </w:rPr>
-        <w:t>Wojcik</w:t>
-      </w:r>
-      <w:proofErr w:type="spellEnd"/>
-      <w:r>
-        <w:rPr>
-          <w:rFonts w:ascii="Times New Roman" w:eastAsia="Times New Roman" w:hAnsi="Times New Roman" w:cs="Times New Roman"/>
-          <w:i/>
-          <w:color w:val="0000FF"/>
-          <w:sz w:val="24"/>
-          <w:szCs w:val="24"/>
-        </w:rPr>
-        <w:t xml:space="preserve">  2013</w:t>
-      </w:r>
-      <w:proofErr w:type="gramEnd"/>
-      <w:r>
-        <w:rPr>
-          <w:rFonts w:ascii="Times New Roman" w:eastAsia="Times New Roman" w:hAnsi="Times New Roman" w:cs="Times New Roman"/>
-          <w:i/>
-          <w:color w:val="0000FF"/>
-          <w:sz w:val="24"/>
-          <w:szCs w:val="24"/>
-        </w:rPr>
-        <w:t>].</w:t>
-      </w:r>
-    </w:p>
-    <w:p>
-      <w:pPr>
-        <w:spacing w:after="0" w:line="360" w:lineRule="auto"/>
-        <w:ind w:left="360"/>
-        <w:jc w:val="both"/>
-        <w:rPr>
-          <w:rFonts w:ascii="Times New Roman" w:eastAsia="Times New Roman" w:hAnsi="Times New Roman" w:cs="Times New Roman"/>
-          <w:i/>
-          <w:color w:val="0000FF"/>
-          <w:sz w:val="24"/>
-          <w:szCs w:val="24"/>
-        </w:rPr>
-      </w:pPr>
-      <w:r>
-        <w:rPr>
-          <w:rFonts w:ascii="Times New Roman" w:eastAsia="Times New Roman" w:hAnsi="Times New Roman" w:cs="Times New Roman"/>
-          <w:i/>
-          <w:color w:val="0000FF"/>
-          <w:sz w:val="24"/>
-          <w:szCs w:val="24"/>
-        </w:rPr>
-        <w:t xml:space="preserve">Los </w:t>
-      </w:r>
-      <w:proofErr w:type="spellStart"/>
-      <w:r>
-        <w:rPr>
-          <w:rFonts w:ascii="Times New Roman" w:eastAsia="Times New Roman" w:hAnsi="Times New Roman" w:cs="Times New Roman"/>
-          <w:i/>
-          <w:color w:val="0000FF"/>
-          <w:sz w:val="24"/>
-          <w:szCs w:val="24"/>
-        </w:rPr>
-        <w:t>QAs</w:t>
-      </w:r>
-      <w:proofErr w:type="spellEnd"/>
-      <w:r>
-        <w:rPr>
-          <w:rFonts w:ascii="Times New Roman" w:eastAsia="Times New Roman" w:hAnsi="Times New Roman" w:cs="Times New Roman"/>
-          <w:i/>
-          <w:color w:val="0000FF"/>
-          <w:sz w:val="24"/>
-          <w:szCs w:val="24"/>
-        </w:rPr>
-        <w:t xml:space="preserve"> además son concebidos como aquellos requerimientos que no son funcionales. De hecho, la funcionalidad es mayormente ortogonal a los </w:t>
-      </w:r>
-      <w:proofErr w:type="spellStart"/>
-      <w:r>
-        <w:rPr>
-          <w:rFonts w:ascii="Times New Roman" w:eastAsia="Times New Roman" w:hAnsi="Times New Roman" w:cs="Times New Roman"/>
-          <w:i/>
-          <w:color w:val="0000FF"/>
-          <w:sz w:val="24"/>
-          <w:szCs w:val="24"/>
-        </w:rPr>
-        <w:t>QAs</w:t>
-      </w:r>
-      <w:proofErr w:type="spellEnd"/>
-      <w:r>
-        <w:rPr>
-          <w:rFonts w:ascii="Times New Roman" w:eastAsia="Times New Roman" w:hAnsi="Times New Roman" w:cs="Times New Roman"/>
-          <w:i/>
-          <w:color w:val="0000FF"/>
-          <w:sz w:val="24"/>
-          <w:szCs w:val="24"/>
-        </w:rPr>
-        <w:t xml:space="preserve">; un diseño puede cumplir con la funcionalidad deseada y fallar a la hora de satisfacer sus requerimientos de calidad. De esta manera, se entiende a la funcionalidad como la capacidad del sistema para hacer el trabajo para el cual fue pensado, independientemente de la estructura. Existen QAs mayormente usados que se suelen identificar en numerosos sistemas y se tienen que describir, aunque la lista no es fina ya que muy a menudo hay situaciones en que podrían identificarse y proponerse nuevas propiedades para las diversas necesidades de </w:t>
-      </w:r>
-      <w:proofErr w:type="spellStart"/>
-      <w:r>
-        <w:rPr>
-          <w:rFonts w:ascii="Times New Roman" w:eastAsia="Times New Roman" w:hAnsi="Times New Roman" w:cs="Times New Roman"/>
-          <w:i/>
-          <w:color w:val="0000FF"/>
-          <w:sz w:val="24"/>
-          <w:szCs w:val="24"/>
-        </w:rPr>
-        <w:t>stakeholders</w:t>
-      </w:r>
-      <w:proofErr w:type="spellEnd"/>
-      <w:r>
-        <w:rPr>
-          <w:rFonts w:ascii="Times New Roman" w:eastAsia="Times New Roman" w:hAnsi="Times New Roman" w:cs="Times New Roman"/>
-          <w:i/>
-          <w:color w:val="0000FF"/>
-          <w:sz w:val="24"/>
-          <w:szCs w:val="24"/>
-        </w:rPr>
-        <w:t xml:space="preserve">.] </w:t>
-      </w:r>
-    </w:p>
-    <w:p>
-      <w:pPr>
-        <w:pBdr>
-          <w:top w:val="nil"/>
-          <w:left w:val="nil"/>
-          <w:bottom w:val="nil"/>
-          <w:right w:val="nil"/>
-          <w:between w:val="nil"/>
-        </w:pBdr>
-        <w:spacing w:after="0" w:line="360" w:lineRule="auto"/>
-        <w:ind w:left="708"/>
-        <w:jc w:val="both"/>
-        <w:rPr>
-          <w:rFonts w:ascii="Times New Roman" w:eastAsia="Times New Roman" w:hAnsi="Times New Roman" w:cs="Times New Roman"/>
-          <w:i/>
-          <w:color w:val="0000FF"/>
-          <w:sz w:val="24"/>
-          <w:szCs w:val="24"/>
-        </w:rPr>
-      </w:pPr>
-      <w:r>
-        <w:rPr>
-          <w:rFonts w:ascii="Times New Roman" w:eastAsia="Times New Roman" w:hAnsi="Times New Roman" w:cs="Times New Roman"/>
-          <w:i/>
-          <w:color w:val="0000FF"/>
-          <w:sz w:val="24"/>
-          <w:szCs w:val="24"/>
-        </w:rPr>
-        <w:t>.</w:t>
-      </w:r>
-    </w:p>
-    <w:p>
-      <w:pPr>
-        <w:pBdr>
-          <w:top w:val="nil"/>
-          <w:left w:val="nil"/>
-          <w:bottom w:val="nil"/>
-          <w:right w:val="nil"/>
-          <w:between w:val="nil"/>
-        </w:pBdr>
-        <w:spacing w:line="360" w:lineRule="auto"/>
-        <w:ind w:left="792"/>
-        <w:jc w:val="both"/>
-        <w:rPr>
-          <w:rFonts w:ascii="Times New Roman" w:hAnsi="Times New Roman" w:cs="Times New Roman"/>
-          <w:color w:val="000000"/>
-          <w:sz w:val="24"/>
-          <w:szCs w:val="24"/>
-        </w:rPr>
-      </w:pPr>
     </w:p>
     <w:p>
       <w:pPr>
@@ -13399,48 +13156,21 @@
         <w:jc w:val="both"/>
         <w:rPr>
           <w:rFonts w:ascii="Times New Roman" w:hAnsi="Times New Roman" w:cs="Times New Roman"/>
-          <w:b/>
-          <w:color w:val="000000"/>
-          <w:sz w:val="24"/>
-          <w:szCs w:val="24"/>
-        </w:rPr>
-      </w:pPr>
-      <w:bookmarkStart w:id="37" w:name="_heading=h.xr2wuld1wyxh" w:colFirst="0" w:colLast="0"/>
-      <w:bookmarkEnd w:id="37"/>
+          <w:bCs/>
+          <w:color w:val="000000"/>
+          <w:sz w:val="24"/>
+          <w:szCs w:val="24"/>
+        </w:rPr>
+      </w:pPr>
       <w:r>
         <w:rPr>
           <w:rFonts w:ascii="Times New Roman" w:hAnsi="Times New Roman" w:cs="Times New Roman"/>
-          <w:b/>
-          <w:color w:val="000000"/>
-          <w:sz w:val="24"/>
-          <w:szCs w:val="24"/>
-        </w:rPr>
-        <w:lastRenderedPageBreak/>
-        <w:t>Escenario de Funcionalidad</w:t>
-      </w:r>
-    </w:p>
-    <w:p>
-      <w:pPr>
-        <w:spacing w:after="0" w:line="360" w:lineRule="auto"/>
-        <w:ind w:left="708"/>
-        <w:jc w:val="both"/>
-        <w:rPr>
-          <w:rFonts w:ascii="Times New Roman" w:eastAsia="Times New Roman" w:hAnsi="Times New Roman" w:cs="Times New Roman"/>
-          <w:i/>
-          <w:color w:val="0000FF"/>
-          <w:sz w:val="24"/>
-          <w:szCs w:val="24"/>
-        </w:rPr>
-      </w:pPr>
-      <w:r>
-        <w:rPr>
-          <w:rFonts w:ascii="Times New Roman" w:eastAsia="Times New Roman" w:hAnsi="Times New Roman" w:cs="Times New Roman"/>
-          <w:i/>
-          <w:color w:val="0000FF"/>
-          <w:sz w:val="24"/>
-          <w:szCs w:val="24"/>
-        </w:rPr>
-        <w:t>[se califica de acuerdo con el conjunto de características y capacidades del programa, la generalidad de las funciones que se entregan y la seguridad general del sistema.]</w:t>
+          <w:bCs/>
+          <w:color w:val="000000"/>
+          <w:sz w:val="24"/>
+          <w:szCs w:val="24"/>
+        </w:rPr>
+        <w:t>El sistema cumple con las funciones definidas de generación documental con IA, exportación, almacenamiento y gestión.</w:t>
       </w:r>
     </w:p>
     <w:p>
@@ -13458,11 +13188,115 @@
         <w:rPr>
           <w:rFonts w:ascii="Times New Roman" w:hAnsi="Times New Roman" w:cs="Times New Roman"/>
           <w:b/>
-          <w:color w:val="2E75B5"/>
-          <w:sz w:val="24"/>
-          <w:szCs w:val="24"/>
-        </w:rPr>
-      </w:pPr>
+          <w:color w:val="000000"/>
+          <w:sz w:val="24"/>
+          <w:szCs w:val="24"/>
+        </w:rPr>
+      </w:pPr>
+      <w:bookmarkStart w:id="38" w:name="_heading=h.rrj5tntebofj" w:colFirst="0" w:colLast="0"/>
+      <w:bookmarkEnd w:id="38"/>
+      <w:r>
+        <w:rPr>
+          <w:rFonts w:ascii="Times New Roman" w:hAnsi="Times New Roman" w:cs="Times New Roman"/>
+          <w:b/>
+          <w:color w:val="000000"/>
+          <w:sz w:val="24"/>
+          <w:szCs w:val="24"/>
+        </w:rPr>
+        <w:t>Escenario de Usabilidad</w:t>
+      </w:r>
+    </w:p>
+    <w:p>
+      <w:pPr>
+        <w:pStyle w:val="Prrafodelista"/>
+        <w:numPr>
+          <w:ilvl w:val="0"/>
+          <w:numId w:val="9"/>
+        </w:numPr>
+        <w:pBdr>
+          <w:top w:val="nil"/>
+          <w:left w:val="nil"/>
+          <w:bottom w:val="nil"/>
+          <w:right w:val="nil"/>
+          <w:between w:val="nil"/>
+        </w:pBdr>
+        <w:spacing w:before="120" w:after="0" w:line="360" w:lineRule="auto"/>
+        <w:jc w:val="both"/>
+        <w:rPr>
+          <w:rFonts w:ascii="Times New Roman" w:hAnsi="Times New Roman" w:cs="Times New Roman"/>
+          <w:bCs/>
+          <w:color w:val="000000"/>
+          <w:sz w:val="24"/>
+          <w:szCs w:val="24"/>
+        </w:rPr>
+      </w:pPr>
+      <w:r>
+        <w:rPr>
+          <w:rFonts w:ascii="Times New Roman" w:hAnsi="Times New Roman" w:cs="Times New Roman"/>
+          <w:bCs/>
+          <w:color w:val="000000"/>
+          <w:sz w:val="24"/>
+          <w:szCs w:val="24"/>
+        </w:rPr>
+        <w:t xml:space="preserve">Interfaz intuitiva accesible desde navegador moderno en móviles y </w:t>
+      </w:r>
+      <w:proofErr w:type="spellStart"/>
+      <w:r>
+        <w:rPr>
+          <w:rFonts w:ascii="Times New Roman" w:hAnsi="Times New Roman" w:cs="Times New Roman"/>
+          <w:bCs/>
+          <w:color w:val="000000"/>
+          <w:sz w:val="24"/>
+          <w:szCs w:val="24"/>
+        </w:rPr>
+        <w:t>PCs</w:t>
+      </w:r>
+      <w:proofErr w:type="spellEnd"/>
+      <w:r>
+        <w:rPr>
+          <w:rFonts w:ascii="Times New Roman" w:hAnsi="Times New Roman" w:cs="Times New Roman"/>
+          <w:bCs/>
+          <w:color w:val="000000"/>
+          <w:sz w:val="24"/>
+          <w:szCs w:val="24"/>
+        </w:rPr>
+        <w:t>.</w:t>
+      </w:r>
+    </w:p>
+    <w:p>
+      <w:pPr>
+        <w:pStyle w:val="Prrafodelista"/>
+        <w:numPr>
+          <w:ilvl w:val="0"/>
+          <w:numId w:val="8"/>
+        </w:numPr>
+        <w:pBdr>
+          <w:top w:val="nil"/>
+          <w:left w:val="nil"/>
+          <w:bottom w:val="nil"/>
+          <w:right w:val="nil"/>
+          <w:between w:val="nil"/>
+        </w:pBdr>
+        <w:spacing w:before="120" w:after="0" w:line="360" w:lineRule="auto"/>
+        <w:jc w:val="both"/>
+        <w:rPr>
+          <w:rFonts w:ascii="Times New Roman" w:hAnsi="Times New Roman" w:cs="Times New Roman"/>
+          <w:bCs/>
+          <w:color w:val="000000"/>
+          <w:sz w:val="24"/>
+          <w:szCs w:val="24"/>
+        </w:rPr>
+      </w:pPr>
+      <w:r>
+        <w:rPr>
+          <w:rFonts w:ascii="Times New Roman" w:hAnsi="Times New Roman" w:cs="Times New Roman"/>
+          <w:bCs/>
+          <w:color w:val="000000"/>
+          <w:sz w:val="24"/>
+          <w:szCs w:val="24"/>
+        </w:rPr>
+        <w:t>Bajo tiempo de aprendizaje.</w:t>
+      </w:r>
     </w:p>
     <w:p>
       <w:pPr>
@@ -13484,8 +13318,8 @@
           <w:szCs w:val="24"/>
         </w:rPr>
       </w:pPr>
-      <w:bookmarkStart w:id="38" w:name="_heading=h.rrj5tntebofj" w:colFirst="0" w:colLast="0"/>
-      <w:bookmarkEnd w:id="38"/>
+      <w:bookmarkStart w:id="39" w:name="_heading=h.bc1b7hhxmyfw" w:colFirst="0" w:colLast="0"/>
+      <w:bookmarkEnd w:id="39"/>
       <w:r>
         <w:rPr>
           <w:rFonts w:ascii="Times New Roman" w:hAnsi="Times New Roman" w:cs="Times New Roman"/>
@@ -13494,57 +13328,16 @@
           <w:sz w:val="24"/>
           <w:szCs w:val="24"/>
         </w:rPr>
-        <w:t>Escenario de Usabilidad</w:t>
+        <w:t>Escenario de confiabilidad</w:t>
       </w:r>
     </w:p>
     <w:p>
       <w:pPr>
-        <w:spacing w:after="0" w:line="360" w:lineRule="auto"/>
-        <w:ind w:left="792"/>
-        <w:jc w:val="both"/>
-        <w:rPr>
-          <w:rFonts w:ascii="Times New Roman" w:eastAsia="Times New Roman" w:hAnsi="Times New Roman" w:cs="Times New Roman"/>
-          <w:i/>
-          <w:color w:val="0000FF"/>
-          <w:sz w:val="24"/>
-          <w:szCs w:val="24"/>
-        </w:rPr>
-      </w:pPr>
-      <w:r>
-        <w:rPr>
-          <w:rFonts w:ascii="Times New Roman" w:eastAsia="Times New Roman" w:hAnsi="Times New Roman" w:cs="Times New Roman"/>
-          <w:i/>
-          <w:color w:val="0000FF"/>
-          <w:sz w:val="24"/>
-          <w:szCs w:val="24"/>
-        </w:rPr>
-        <w:t>[Este atributo de calidad se refiere a la facilidad con la que un usuario puede aprender a utilizar e interpretar los resultados producidos por un sistema [</w:t>
-      </w:r>
-      <w:proofErr w:type="spellStart"/>
-      <w:r>
-        <w:rPr>
-          <w:rFonts w:ascii="Times New Roman" w:eastAsia="Times New Roman" w:hAnsi="Times New Roman" w:cs="Times New Roman"/>
-          <w:i/>
-          <w:color w:val="0000FF"/>
-          <w:sz w:val="24"/>
-          <w:szCs w:val="24"/>
-        </w:rPr>
-        <w:t>Barbacci</w:t>
-      </w:r>
-      <w:proofErr w:type="spellEnd"/>
-      <w:r>
-        <w:rPr>
-          <w:rFonts w:ascii="Times New Roman" w:eastAsia="Times New Roman" w:hAnsi="Times New Roman" w:cs="Times New Roman"/>
-          <w:i/>
-          <w:color w:val="0000FF"/>
-          <w:sz w:val="24"/>
-          <w:szCs w:val="24"/>
-        </w:rPr>
-        <w:t xml:space="preserve"> 1995]. Para este atributo de calidad, se suelen considerar diversos aspectos de la interacción humano computadora, tales como: aprendizaje del sistema, utilización eficiente del sistema, minimización del impacto de errores, adaptación del sistema a las necesidades del usuario, confianza y satisfacción, entre otros.]</w:t>
-      </w:r>
-    </w:p>
-    <w:p>
-      <w:pPr>
+        <w:pStyle w:val="Prrafodelista"/>
+        <w:numPr>
+          <w:ilvl w:val="0"/>
+          <w:numId w:val="8"/>
+        </w:numPr>
         <w:pBdr>
           <w:top w:val="nil"/>
           <w:left w:val="nil"/>
@@ -13552,16 +13345,61 @@
           <w:right w:val="nil"/>
           <w:between w:val="nil"/>
         </w:pBdr>
-        <w:spacing w:line="360" w:lineRule="auto"/>
-        <w:ind w:left="792"/>
+        <w:spacing w:before="120" w:after="0" w:line="360" w:lineRule="auto"/>
         <w:jc w:val="both"/>
         <w:rPr>
           <w:rFonts w:ascii="Times New Roman" w:hAnsi="Times New Roman" w:cs="Times New Roman"/>
-          <w:color w:val="000000"/>
-          <w:sz w:val="24"/>
-          <w:szCs w:val="24"/>
-        </w:rPr>
-      </w:pPr>
+          <w:bCs/>
+          <w:color w:val="000000"/>
+          <w:sz w:val="24"/>
+          <w:szCs w:val="24"/>
+        </w:rPr>
+      </w:pPr>
+      <w:r>
+        <w:rPr>
+          <w:rFonts w:ascii="Times New Roman" w:hAnsi="Times New Roman" w:cs="Times New Roman"/>
+          <w:bCs/>
+          <w:color w:val="000000"/>
+          <w:sz w:val="24"/>
+          <w:szCs w:val="24"/>
+        </w:rPr>
+        <w:t>Seguridad en acceso y encriptación de datos.</w:t>
+      </w:r>
+    </w:p>
+    <w:p>
+      <w:pPr>
+        <w:pStyle w:val="Prrafodelista"/>
+        <w:numPr>
+          <w:ilvl w:val="0"/>
+          <w:numId w:val="8"/>
+        </w:numPr>
+        <w:pBdr>
+          <w:top w:val="nil"/>
+          <w:left w:val="nil"/>
+          <w:bottom w:val="nil"/>
+          <w:right w:val="nil"/>
+          <w:between w:val="nil"/>
+        </w:pBdr>
+        <w:spacing w:before="120" w:after="0" w:line="360" w:lineRule="auto"/>
+        <w:jc w:val="both"/>
+        <w:rPr>
+          <w:rFonts w:ascii="Times New Roman" w:hAnsi="Times New Roman" w:cs="Times New Roman"/>
+          <w:bCs/>
+          <w:color w:val="000000"/>
+          <w:sz w:val="24"/>
+          <w:szCs w:val="24"/>
+        </w:rPr>
+      </w:pPr>
+      <w:r>
+        <w:rPr>
+          <w:rFonts w:ascii="Times New Roman" w:hAnsi="Times New Roman" w:cs="Times New Roman"/>
+          <w:bCs/>
+          <w:color w:val="000000"/>
+          <w:sz w:val="24"/>
+          <w:szCs w:val="24"/>
+        </w:rPr>
+        <w:t>Logs de errores y recuperación ante fallos.</w:t>
+      </w:r>
     </w:p>
     <w:p>
       <w:pPr>
@@ -13583,8 +13421,8 @@
           <w:szCs w:val="24"/>
         </w:rPr>
       </w:pPr>
-      <w:bookmarkStart w:id="39" w:name="_heading=h.bc1b7hhxmyfw" w:colFirst="0" w:colLast="0"/>
-      <w:bookmarkEnd w:id="39"/>
+      <w:bookmarkStart w:id="40" w:name="_heading=h.n83885txsvti" w:colFirst="0" w:colLast="0"/>
+      <w:bookmarkEnd w:id="40"/>
       <w:r>
         <w:rPr>
           <w:rFonts w:ascii="Times New Roman" w:hAnsi="Times New Roman" w:cs="Times New Roman"/>
@@ -13593,81 +13431,18 @@
           <w:sz w:val="24"/>
           <w:szCs w:val="24"/>
         </w:rPr>
-        <w:t>Escenario de confiabilidad</w:t>
+        <w:t>Escenario de rendimiento</w:t>
       </w:r>
-    </w:p>
-    <w:p>
-      <w:pPr>
-        <w:spacing w:after="0" w:line="360" w:lineRule="auto"/>
-        <w:ind w:left="708"/>
-        <w:jc w:val="both"/>
-        <w:rPr>
-          <w:rFonts w:ascii="Times New Roman" w:eastAsia="Times New Roman" w:hAnsi="Times New Roman" w:cs="Times New Roman"/>
-          <w:i/>
-          <w:color w:val="0000FF"/>
-          <w:sz w:val="24"/>
-          <w:szCs w:val="24"/>
-        </w:rPr>
-      </w:pPr>
-      <w:r>
-        <w:rPr>
-          <w:rFonts w:ascii="Times New Roman" w:eastAsia="Times New Roman" w:hAnsi="Times New Roman" w:cs="Times New Roman"/>
-          <w:i/>
-          <w:color w:val="0000FF"/>
-          <w:sz w:val="24"/>
-          <w:szCs w:val="24"/>
-        </w:rPr>
-        <w:t xml:space="preserve">[Es el equilibrio entre la confidencialidad, la integridad, la </w:t>
-      </w:r>
-      <w:proofErr w:type="spellStart"/>
-      <w:r>
-        <w:rPr>
-          <w:rFonts w:ascii="Times New Roman" w:eastAsia="Times New Roman" w:hAnsi="Times New Roman" w:cs="Times New Roman"/>
-          <w:i/>
-          <w:color w:val="0000FF"/>
-          <w:sz w:val="24"/>
-          <w:szCs w:val="24"/>
-        </w:rPr>
-        <w:t>irrefutabilidad</w:t>
-      </w:r>
-      <w:proofErr w:type="spellEnd"/>
-      <w:r>
-        <w:rPr>
-          <w:rFonts w:ascii="Times New Roman" w:eastAsia="Times New Roman" w:hAnsi="Times New Roman" w:cs="Times New Roman"/>
-          <w:i/>
-          <w:color w:val="0000FF"/>
-          <w:sz w:val="24"/>
-          <w:szCs w:val="24"/>
-        </w:rPr>
-        <w:t xml:space="preserve"> y la disponibilidad de la información y datos manipulados por el sistema. Se trata del estado de un sistema, el cual puede ser transitorio y volátil. La seguridad de un sistema se caracteriza por mecanismos y técnicas empleados para intentar reducir los más posible el impacto provocado por un ataque, y las amenazas (entendidas como los caminos mediante los cuales se pueden provocar un ataque).</w:t>
-      </w:r>
-    </w:p>
-    <w:p>
-      <w:pPr>
-        <w:spacing w:after="0" w:line="360" w:lineRule="auto"/>
-        <w:ind w:left="708"/>
-        <w:jc w:val="both"/>
-        <w:rPr>
-          <w:rFonts w:ascii="Times New Roman" w:eastAsia="Times New Roman" w:hAnsi="Times New Roman" w:cs="Times New Roman"/>
-          <w:i/>
-          <w:color w:val="0000FF"/>
-          <w:sz w:val="24"/>
-          <w:szCs w:val="24"/>
-        </w:rPr>
-      </w:pPr>
-      <w:r>
-        <w:rPr>
-          <w:rFonts w:ascii="Times New Roman" w:eastAsia="Times New Roman" w:hAnsi="Times New Roman" w:cs="Times New Roman"/>
-          <w:i/>
-          <w:color w:val="0000FF"/>
-          <w:sz w:val="24"/>
-          <w:szCs w:val="24"/>
-        </w:rPr>
-        <w:t>Abarca los planos de observación físico, lógico y humanos. Posee tres tipos de enfoque: prevención, precaución y reacción.]</w:t>
-      </w:r>
-    </w:p>
-    <w:p>
-      <w:pPr>
+      <w:bookmarkStart w:id="41" w:name="_heading=h.ijyc7g1u5l50" w:colFirst="0" w:colLast="0"/>
+      <w:bookmarkEnd w:id="41"/>
+    </w:p>
+    <w:p>
+      <w:pPr>
+        <w:pStyle w:val="Prrafodelista"/>
+        <w:numPr>
+          <w:ilvl w:val="0"/>
+          <w:numId w:val="10"/>
+        </w:numPr>
         <w:pBdr>
           <w:top w:val="nil"/>
           <w:left w:val="nil"/>
@@ -13675,16 +13450,61 @@
           <w:right w:val="nil"/>
           <w:between w:val="nil"/>
         </w:pBdr>
-        <w:spacing w:line="360" w:lineRule="auto"/>
-        <w:ind w:left="792"/>
+        <w:spacing w:before="120" w:after="0" w:line="360" w:lineRule="auto"/>
         <w:jc w:val="both"/>
         <w:rPr>
           <w:rFonts w:ascii="Times New Roman" w:hAnsi="Times New Roman" w:cs="Times New Roman"/>
-          <w:color w:val="000000"/>
-          <w:sz w:val="24"/>
-          <w:szCs w:val="24"/>
-        </w:rPr>
-      </w:pPr>
+          <w:bCs/>
+          <w:color w:val="000000"/>
+          <w:sz w:val="24"/>
+          <w:szCs w:val="24"/>
+        </w:rPr>
+      </w:pPr>
+      <w:r>
+        <w:rPr>
+          <w:rFonts w:ascii="Times New Roman" w:hAnsi="Times New Roman" w:cs="Times New Roman"/>
+          <w:bCs/>
+          <w:color w:val="000000"/>
+          <w:sz w:val="24"/>
+          <w:szCs w:val="24"/>
+        </w:rPr>
+        <w:t>Generación de documentos en tiempo real.</w:t>
+      </w:r>
+    </w:p>
+    <w:p>
+      <w:pPr>
+        <w:pStyle w:val="Prrafodelista"/>
+        <w:numPr>
+          <w:ilvl w:val="0"/>
+          <w:numId w:val="10"/>
+        </w:numPr>
+        <w:pBdr>
+          <w:top w:val="nil"/>
+          <w:left w:val="nil"/>
+          <w:bottom w:val="nil"/>
+          <w:right w:val="nil"/>
+          <w:between w:val="nil"/>
+        </w:pBdr>
+        <w:spacing w:before="120" w:after="0" w:line="360" w:lineRule="auto"/>
+        <w:jc w:val="both"/>
+        <w:rPr>
+          <w:rFonts w:ascii="Times New Roman" w:hAnsi="Times New Roman" w:cs="Times New Roman"/>
+          <w:bCs/>
+          <w:color w:val="000000"/>
+          <w:sz w:val="24"/>
+          <w:szCs w:val="24"/>
+        </w:rPr>
+      </w:pPr>
+      <w:r>
+        <w:rPr>
+          <w:rFonts w:ascii="Times New Roman" w:hAnsi="Times New Roman" w:cs="Times New Roman"/>
+          <w:bCs/>
+          <w:color w:val="000000"/>
+          <w:sz w:val="24"/>
+          <w:szCs w:val="24"/>
+        </w:rPr>
+        <w:t>Tiempos de respuesta óptimos gracias a la ejecución asincrónica.</w:t>
+      </w:r>
     </w:p>
     <w:p>
       <w:pPr>
@@ -13706,8 +13526,6 @@
           <w:szCs w:val="24"/>
         </w:rPr>
       </w:pPr>
-      <w:bookmarkStart w:id="40" w:name="_heading=h.n83885txsvti" w:colFirst="0" w:colLast="0"/>
-      <w:bookmarkEnd w:id="40"/>
       <w:r>
         <w:rPr>
           <w:rFonts w:ascii="Times New Roman" w:hAnsi="Times New Roman" w:cs="Times New Roman"/>
@@ -13716,35 +13534,26 @@
           <w:sz w:val="24"/>
           <w:szCs w:val="24"/>
         </w:rPr>
-        <w:t>Escenario de rendimiento</w:t>
+        <w:t>Escenario de mantenibilida</w:t>
       </w:r>
-    </w:p>
-    <w:p>
-      <w:pPr>
-        <w:spacing w:after="0" w:line="360" w:lineRule="auto"/>
-        <w:ind w:left="708"/>
-        <w:jc w:val="both"/>
-        <w:rPr>
-          <w:rFonts w:ascii="Times New Roman" w:eastAsia="Times New Roman" w:hAnsi="Times New Roman" w:cs="Times New Roman"/>
-          <w:i/>
-          <w:color w:val="0000FF"/>
-          <w:sz w:val="24"/>
-          <w:szCs w:val="24"/>
-        </w:rPr>
-      </w:pPr>
       <w:r>
         <w:rPr>
-          <w:rFonts w:ascii="Times New Roman" w:eastAsia="Times New Roman" w:hAnsi="Times New Roman" w:cs="Times New Roman"/>
-          <w:i/>
-          <w:color w:val="0000FF"/>
-          <w:sz w:val="24"/>
-          <w:szCs w:val="24"/>
-        </w:rPr>
-        <w:t>[Se mide con base en la velocidad de procesamiento, el tiempo de respuesta, el uso de recursos, el conjunto y la eficiencia.] (Pressman 2010, pág. 187)</w:t>
+          <w:rFonts w:ascii="Times New Roman" w:hAnsi="Times New Roman" w:cs="Times New Roman"/>
+          <w:b/>
+          <w:color w:val="000000"/>
+          <w:sz w:val="24"/>
+          <w:szCs w:val="24"/>
+        </w:rPr>
+        <w:t>d</w:t>
       </w:r>
     </w:p>
     <w:p>
       <w:pPr>
+        <w:pStyle w:val="Prrafodelista"/>
+        <w:numPr>
+          <w:ilvl w:val="0"/>
+          <w:numId w:val="11"/>
+        </w:numPr>
         <w:pBdr>
           <w:top w:val="nil"/>
           <w:left w:val="nil"/>
@@ -13752,19 +13561,34 @@
           <w:right w:val="nil"/>
           <w:between w:val="nil"/>
         </w:pBdr>
-        <w:spacing w:after="0" w:line="360" w:lineRule="auto"/>
-        <w:ind w:left="792"/>
+        <w:spacing w:before="120" w:after="0" w:line="360" w:lineRule="auto"/>
         <w:jc w:val="both"/>
         <w:rPr>
           <w:rFonts w:ascii="Times New Roman" w:hAnsi="Times New Roman" w:cs="Times New Roman"/>
-          <w:color w:val="000000"/>
-          <w:sz w:val="24"/>
-          <w:szCs w:val="24"/>
-        </w:rPr>
-      </w:pPr>
-    </w:p>
-    <w:p>
-      <w:pPr>
+          <w:bCs/>
+          <w:color w:val="000000"/>
+          <w:sz w:val="24"/>
+          <w:szCs w:val="24"/>
+        </w:rPr>
+      </w:pPr>
+      <w:r>
+        <w:rPr>
+          <w:rFonts w:ascii="Times New Roman" w:hAnsi="Times New Roman" w:cs="Times New Roman"/>
+          <w:bCs/>
+          <w:color w:val="000000"/>
+          <w:sz w:val="24"/>
+          <w:szCs w:val="24"/>
+        </w:rPr>
+        <w:t>Arquitectura modular.</w:t>
+      </w:r>
+    </w:p>
+    <w:p>
+      <w:pPr>
+        <w:pStyle w:val="Prrafodelista"/>
+        <w:numPr>
+          <w:ilvl w:val="0"/>
+          <w:numId w:val="11"/>
+        </w:numPr>
         <w:pBdr>
           <w:top w:val="nil"/>
           <w:left w:val="nil"/>
@@ -13772,16 +13596,26 @@
           <w:right w:val="nil"/>
           <w:between w:val="nil"/>
         </w:pBdr>
-        <w:spacing w:line="360" w:lineRule="auto"/>
-        <w:ind w:left="792"/>
+        <w:spacing w:before="120" w:after="0" w:line="360" w:lineRule="auto"/>
         <w:jc w:val="both"/>
         <w:rPr>
           <w:rFonts w:ascii="Times New Roman" w:hAnsi="Times New Roman" w:cs="Times New Roman"/>
-          <w:color w:val="000000"/>
-          <w:sz w:val="24"/>
-          <w:szCs w:val="24"/>
-        </w:rPr>
-      </w:pPr>
+          <w:bCs/>
+          <w:color w:val="000000"/>
+          <w:sz w:val="24"/>
+          <w:szCs w:val="24"/>
+        </w:rPr>
+      </w:pPr>
+      <w:r>
+        <w:rPr>
+          <w:rFonts w:ascii="Times New Roman" w:hAnsi="Times New Roman" w:cs="Times New Roman"/>
+          <w:bCs/>
+          <w:color w:val="000000"/>
+          <w:sz w:val="24"/>
+          <w:szCs w:val="24"/>
+        </w:rPr>
+        <w:t>Documentación clara del código y componentes.</w:t>
+      </w:r>
     </w:p>
     <w:p>
       <w:pPr>
@@ -13803,8 +13637,8 @@
           <w:szCs w:val="24"/>
         </w:rPr>
       </w:pPr>
-      <w:bookmarkStart w:id="41" w:name="_heading=h.ijyc7g1u5l50" w:colFirst="0" w:colLast="0"/>
-      <w:bookmarkEnd w:id="41"/>
+      <w:bookmarkStart w:id="42" w:name="_heading=h.l02d0pqojz1h" w:colFirst="0" w:colLast="0"/>
+      <w:bookmarkEnd w:id="42"/>
       <w:r>
         <w:rPr>
           <w:rFonts w:ascii="Times New Roman" w:hAnsi="Times New Roman" w:cs="Times New Roman"/>
@@ -13813,56 +13647,16 @@
           <w:sz w:val="24"/>
           <w:szCs w:val="24"/>
         </w:rPr>
-        <w:t>Escenario de mantenibilidad</w:t>
+        <w:t>Otros Escenarios</w:t>
       </w:r>
     </w:p>
     <w:p>
       <w:pPr>
-        <w:spacing w:after="0" w:line="360" w:lineRule="auto"/>
-        <w:ind w:left="708"/>
-        <w:jc w:val="both"/>
-        <w:rPr>
-          <w:rFonts w:ascii="Times New Roman" w:eastAsia="Times New Roman" w:hAnsi="Times New Roman" w:cs="Times New Roman"/>
-          <w:i/>
-          <w:color w:val="0000FF"/>
-          <w:sz w:val="24"/>
-          <w:szCs w:val="24"/>
-        </w:rPr>
-      </w:pPr>
-      <w:r>
-        <w:rPr>
-          <w:rFonts w:ascii="Times New Roman" w:eastAsia="Times New Roman" w:hAnsi="Times New Roman" w:cs="Times New Roman"/>
-          <w:i/>
-          <w:color w:val="0000FF"/>
-          <w:sz w:val="24"/>
-          <w:szCs w:val="24"/>
-        </w:rPr>
-        <w:lastRenderedPageBreak/>
-        <w:t>[Combina la capacidad del programa para ser ampliable (extensibilidad), adaptable y servicial. (Pressman 2010, pág. 187)</w:t>
-      </w:r>
-    </w:p>
-    <w:p>
-      <w:pPr>
-        <w:pBdr>
-          <w:top w:val="nil"/>
-          <w:left w:val="nil"/>
-          <w:bottom w:val="nil"/>
-          <w:right w:val="nil"/>
-          <w:between w:val="nil"/>
-        </w:pBdr>
-        <w:spacing w:line="360" w:lineRule="auto"/>
-        <w:ind w:left="792"/>
-        <w:jc w:val="both"/>
-        <w:rPr>
-          <w:rFonts w:ascii="Times New Roman" w:hAnsi="Times New Roman" w:cs="Times New Roman"/>
-          <w:color w:val="000000"/>
-          <w:sz w:val="24"/>
-          <w:szCs w:val="24"/>
-        </w:rPr>
-      </w:pPr>
-    </w:p>
-    <w:p>
-      <w:pPr>
+        <w:pStyle w:val="Prrafodelista"/>
+        <w:numPr>
+          <w:ilvl w:val="0"/>
+          <w:numId w:val="12"/>
+        </w:numPr>
         <w:pBdr>
           <w:top w:val="nil"/>
           <w:left w:val="nil"/>
@@ -13871,108 +13665,59 @@
           <w:between w:val="nil"/>
         </w:pBdr>
         <w:spacing w:before="120" w:after="0" w:line="360" w:lineRule="auto"/>
-        <w:ind w:left="220"/>
         <w:jc w:val="both"/>
         <w:rPr>
           <w:rFonts w:ascii="Times New Roman" w:hAnsi="Times New Roman" w:cs="Times New Roman"/>
-          <w:b/>
-          <w:color w:val="000000"/>
-          <w:sz w:val="24"/>
-          <w:szCs w:val="24"/>
-        </w:rPr>
-      </w:pPr>
-      <w:bookmarkStart w:id="42" w:name="_heading=h.l02d0pqojz1h" w:colFirst="0" w:colLast="0"/>
-      <w:bookmarkEnd w:id="42"/>
+          <w:bCs/>
+          <w:color w:val="000000"/>
+          <w:sz w:val="24"/>
+          <w:szCs w:val="24"/>
+        </w:rPr>
+      </w:pPr>
       <w:r>
         <w:rPr>
           <w:rFonts w:ascii="Times New Roman" w:hAnsi="Times New Roman" w:cs="Times New Roman"/>
-          <w:b/>
-          <w:color w:val="000000"/>
-          <w:sz w:val="24"/>
-          <w:szCs w:val="24"/>
-        </w:rPr>
-        <w:t>Otros Escenarios</w:t>
+          <w:bCs/>
+          <w:color w:val="000000"/>
+          <w:sz w:val="24"/>
+          <w:szCs w:val="24"/>
+        </w:rPr>
+        <w:t>Performance: Alta capacidad de respuesta bajo carga moderada.</w:t>
       </w:r>
     </w:p>
     <w:p>
       <w:pPr>
-        <w:spacing w:after="0" w:line="360" w:lineRule="auto"/>
-        <w:ind w:left="708"/>
+        <w:pStyle w:val="Prrafodelista"/>
+        <w:numPr>
+          <w:ilvl w:val="0"/>
+          <w:numId w:val="12"/>
+        </w:numPr>
+        <w:pBdr>
+          <w:top w:val="nil"/>
+          <w:left w:val="nil"/>
+          <w:bottom w:val="nil"/>
+          <w:right w:val="nil"/>
+          <w:between w:val="nil"/>
+        </w:pBdr>
+        <w:spacing w:before="120" w:after="0" w:line="360" w:lineRule="auto"/>
         <w:jc w:val="both"/>
         <w:rPr>
-          <w:rFonts w:ascii="Times New Roman" w:eastAsia="Times New Roman" w:hAnsi="Times New Roman" w:cs="Times New Roman"/>
-          <w:i/>
-          <w:color w:val="0000FF"/>
+          <w:rFonts w:ascii="Times New Roman" w:hAnsi="Times New Roman" w:cs="Times New Roman"/>
+          <w:bCs/>
+          <w:color w:val="000000"/>
           <w:sz w:val="24"/>
           <w:szCs w:val="24"/>
         </w:rPr>
       </w:pPr>
       <w:r>
         <w:rPr>
-          <w:rFonts w:ascii="Times New Roman" w:eastAsia="Times New Roman" w:hAnsi="Times New Roman" w:cs="Times New Roman"/>
-          <w:i/>
-          <w:color w:val="0000FF"/>
-          <w:sz w:val="24"/>
-          <w:szCs w:val="24"/>
-        </w:rPr>
-        <w:t xml:space="preserve">[“Otros escenarios </w:t>
-      </w:r>
-      <w:proofErr w:type="gramStart"/>
-      <w:r>
-        <w:rPr>
-          <w:rFonts w:ascii="Times New Roman" w:eastAsia="Times New Roman" w:hAnsi="Times New Roman" w:cs="Times New Roman"/>
-          <w:i/>
-          <w:color w:val="0000FF"/>
-          <w:sz w:val="24"/>
-          <w:szCs w:val="24"/>
-        </w:rPr>
-        <w:t>como</w:t>
-      </w:r>
-      <w:proofErr w:type="gramEnd"/>
-      <w:r>
-        <w:rPr>
-          <w:rFonts w:ascii="Times New Roman" w:eastAsia="Times New Roman" w:hAnsi="Times New Roman" w:cs="Times New Roman"/>
-          <w:i/>
-          <w:color w:val="0000FF"/>
-          <w:sz w:val="24"/>
-          <w:szCs w:val="24"/>
-        </w:rPr>
-        <w:t xml:space="preserve"> por ejemplo: Performance”</w:t>
-      </w:r>
-    </w:p>
-    <w:p>
-      <w:pPr>
-        <w:spacing w:after="0" w:line="360" w:lineRule="auto"/>
-        <w:ind w:left="708"/>
-        <w:jc w:val="both"/>
-        <w:rPr>
-          <w:rFonts w:ascii="Times New Roman" w:eastAsia="Times New Roman" w:hAnsi="Times New Roman" w:cs="Times New Roman"/>
-          <w:i/>
-          <w:color w:val="0000FF"/>
-          <w:sz w:val="24"/>
-          <w:szCs w:val="24"/>
-        </w:rPr>
-      </w:pPr>
-      <w:r>
-        <w:rPr>
-          <w:rFonts w:ascii="Times New Roman" w:eastAsia="Times New Roman" w:hAnsi="Times New Roman" w:cs="Times New Roman"/>
-          <w:b/>
-          <w:i/>
-          <w:color w:val="0000FF"/>
-          <w:sz w:val="24"/>
-          <w:szCs w:val="24"/>
-        </w:rPr>
-        <w:t>Performance</w:t>
-      </w:r>
-      <w:r>
-        <w:rPr>
-          <w:rFonts w:ascii="Times New Roman" w:eastAsia="Times New Roman" w:hAnsi="Times New Roman" w:cs="Times New Roman"/>
-          <w:i/>
-          <w:color w:val="0000FF"/>
-          <w:sz w:val="24"/>
-          <w:szCs w:val="24"/>
-        </w:rPr>
-        <w:t>: El atributo de calidad Performance se refiere a la capacidad de responder, ya sea el tiempo requerido para responder a eventos determinados, o bien, la cantidad de eventos procesados en un intervalo de tiempo dado. La Performance caracteriza la proyección en el tiempo de los servicios entregados por el sistema.]</w:t>
+          <w:rFonts w:ascii="Times New Roman" w:hAnsi="Times New Roman" w:cs="Times New Roman"/>
+          <w:bCs/>
+          <w:color w:val="000000"/>
+          <w:sz w:val="24"/>
+          <w:szCs w:val="24"/>
+        </w:rPr>
+        <w:t>Escalabilidad: Lista para crecer horizontalmente en la nube.</w:t>
       </w:r>
     </w:p>
     <w:p>
@@ -13986,20 +13731,9 @@
         </w:rPr>
       </w:pPr>
     </w:p>
-    <w:p>
-      <w:pPr>
-        <w:spacing w:line="360" w:lineRule="auto"/>
-        <w:jc w:val="both"/>
-        <w:rPr>
-          <w:rFonts w:ascii="Times New Roman" w:hAnsi="Times New Roman" w:cs="Times New Roman"/>
-          <w:sz w:val="24"/>
-          <w:szCs w:val="24"/>
-        </w:rPr>
-      </w:pPr>
-    </w:p>
     <w:sectPr>
-      <w:headerReference w:type="default" r:id="rId20"/>
-      <w:footerReference w:type="default" r:id="rId21"/>
+      <w:headerReference w:type="default" r:id="rId25"/>
+      <w:footerReference w:type="default" r:id="rId26"/>
       <w:pgSz w:w="11906" w:h="16838"/>
       <w:pgMar w:top="1417" w:right="1701" w:bottom="1417" w:left="1701" w:header="708" w:footer="708" w:gutter="0"/>
       <w:pgNumType w:start="1"/>
@@ -14268,6 +14002,119 @@
 <file path=word/numbering.xml><?xml version="1.0" encoding="utf-8"?>
 <w:numbering xmlns:wpc="http://schemas.microsoft.com/office/word/2010/wordprocessingCanvas" xmlns:cx="http://schemas.microsoft.com/office/drawing/2014/chartex" xmlns:cx1="http://schemas.microsoft.com/office/drawing/2015/9/8/chartex" xmlns:cx2="http://schemas.microsoft.com/office/drawing/2015/10/21/chartex" xmlns:cx3="http://schemas.microsoft.com/office/drawing/2016/5/9/chartex" xmlns:cx4="http://schemas.microsoft.com/office/drawing/2016/5/10/chartex" xmlns:cx5="http://schemas.microsoft.com/office/drawing/2016/5/11/chartex" xmlns:cx6="http://schemas.microsoft.com/office/drawing/2016/5/12/chartex" xmlns:cx7="http://schemas.microsoft.com/office/drawing/2016/5/13/chartex" xmlns:cx8="http://schemas.microsoft.com/office/drawing/2016/5/14/chartex" xmlns:mc="http://schemas.openxmlformats.org/markup-compatibility/2006" xmlns:aink="http://schemas.microsoft.com/office/drawing/2016/ink" xmlns:am3d="http://schemas.microsoft.com/office/drawing/2017/model3d" xmlns:o="urn:schemas-microsoft-com:office:office" xmlns:oel="http://schemas.microsoft.com/office/2019/extlst" xmlns:r="http://schemas.openxmlformats.org/officeDocument/2006/relationships" xmlns:m="http://schemas.openxmlformats.org/officeDocument/2006/math" xmlns:v="urn:schemas-microsoft-com:vml" xmlns:wp14="http://schemas.microsoft.com/office/word/2010/wordprocessingDrawing" xmlns:wp="http://schemas.openxmlformats.org/drawingml/2006/wordprocessingDrawing" xmlns:w10="urn:schemas-microsoft-com:office:word" xmlns:w="http://schemas.openxmlformats.org/wordprocessingml/2006/main" xmlns:w14="http://schemas.microsoft.com/office/word/2010/wordml" xmlns:w15="http://schemas.microsoft.com/office/word/2012/wordml" xmlns:w16cex="http://schemas.microsoft.com/office/word/2018/wordml/cex" xmlns:w16cid="http://schemas.microsoft.com/office/word/2016/wordml/cid" xmlns:w16="http://schemas.microsoft.com/office/word/2018/wordml" xmlns:w16du="http://schemas.microsoft.com/office/word/2023/wordml/word16du" xmlns:w16sdtdh="http://schemas.microsoft.com/office/word/2020/wordml/sdtdatahash" xmlns:w16sdtfl="http://schemas.microsoft.com/office/word/2024/wordml/sdtformatlock" xmlns:w16se="http://schemas.microsoft.com/office/word/2015/wordml/symex" xmlns:wpg="http://schemas.microsoft.com/office/word/2010/wordprocessingGroup" xmlns:wpi="http://schemas.microsoft.com/office/word/2010/wordprocessingInk" xmlns:wne="http://schemas.microsoft.com/office/word/2006/wordml" xmlns:wps="http://schemas.microsoft.com/office/word/2010/wordprocessingShape" mc:Ignorable="w14 w15 w16se w16cid w16 w16cex w16sdtdh w16sdtfl w16du wp14">
   <w:abstractNum w:abstractNumId="0" w15:restartNumberingAfterBreak="0">
+    <w:nsid w:val="10291C35"/>
+    <w:multiLevelType w:val="hybridMultilevel"/>
+    <w:tmpl w:val="C9E4D58C"/>
+    <w:lvl w:ilvl="0" w:tplc="080A0001">
+      <w:start w:val="1"/>
+      <w:numFmt w:val="bullet"/>
+      <w:lvlText w:val=""/>
+      <w:lvlJc w:val="left"/>
+      <w:pPr>
+        <w:ind w:left="1512" w:hanging="360"/>
+      </w:pPr>
+      <w:rPr>
+        <w:rFonts w:ascii="Symbol" w:hAnsi="Symbol" w:hint="default"/>
+      </w:rPr>
+    </w:lvl>
+    <w:lvl w:ilvl="1" w:tplc="080A0003" w:tentative="1">
+      <w:start w:val="1"/>
+      <w:numFmt w:val="bullet"/>
+      <w:lvlText w:val="o"/>
+      <w:lvlJc w:val="left"/>
+      <w:pPr>
+        <w:ind w:left="2232" w:hanging="360"/>
+      </w:pPr>
+      <w:rPr>
+        <w:rFonts w:ascii="Courier New" w:hAnsi="Courier New" w:cs="Courier New" w:hint="default"/>
+      </w:rPr>
+    </w:lvl>
+    <w:lvl w:ilvl="2" w:tplc="080A0005" w:tentative="1">
+      <w:start w:val="1"/>
+      <w:numFmt w:val="bullet"/>
+      <w:lvlText w:val=""/>
+      <w:lvlJc w:val="left"/>
+      <w:pPr>
+        <w:ind w:left="2952" w:hanging="360"/>
+      </w:pPr>
+      <w:rPr>
+        <w:rFonts w:ascii="Wingdings" w:hAnsi="Wingdings" w:hint="default"/>
+      </w:rPr>
+    </w:lvl>
+    <w:lvl w:ilvl="3" w:tplc="080A0001" w:tentative="1">
+      <w:start w:val="1"/>
+      <w:numFmt w:val="bullet"/>
+      <w:lvlText w:val=""/>
+      <w:lvlJc w:val="left"/>
+      <w:pPr>
+        <w:ind w:left="3672" w:hanging="360"/>
+      </w:pPr>
+      <w:rPr>
+        <w:rFonts w:ascii="Symbol" w:hAnsi="Symbol" w:hint="default"/>
+      </w:rPr>
+    </w:lvl>
+    <w:lvl w:ilvl="4" w:tplc="080A0003" w:tentative="1">
+      <w:start w:val="1"/>
+      <w:numFmt w:val="bullet"/>
+      <w:lvlText w:val="o"/>
+      <w:lvlJc w:val="left"/>
+      <w:pPr>
+        <w:ind w:left="4392" w:hanging="360"/>
+      </w:pPr>
+      <w:rPr>
+        <w:rFonts w:ascii="Courier New" w:hAnsi="Courier New" w:cs="Courier New" w:hint="default"/>
+      </w:rPr>
+    </w:lvl>
+    <w:lvl w:ilvl="5" w:tplc="080A0005" w:tentative="1">
+      <w:start w:val="1"/>
+      <w:numFmt w:val="bullet"/>
+      <w:lvlText w:val=""/>
+      <w:lvlJc w:val="left"/>
+      <w:pPr>
+        <w:ind w:left="5112" w:hanging="360"/>
+      </w:pPr>
+      <w:rPr>
+        <w:rFonts w:ascii="Wingdings" w:hAnsi="Wingdings" w:hint="default"/>
+      </w:rPr>
+    </w:lvl>
+    <w:lvl w:ilvl="6" w:tplc="080A0001" w:tentative="1">
+      <w:start w:val="1"/>
+      <w:numFmt w:val="bullet"/>
+      <w:lvlText w:val=""/>
+      <w:lvlJc w:val="left"/>
+      <w:pPr>
+        <w:ind w:left="5832" w:hanging="360"/>
+      </w:pPr>
+      <w:rPr>
+        <w:rFonts w:ascii="Symbol" w:hAnsi="Symbol" w:hint="default"/>
+      </w:rPr>
+    </w:lvl>
+    <w:lvl w:ilvl="7" w:tplc="080A0003" w:tentative="1">
+      <w:start w:val="1"/>
+      <w:numFmt w:val="bullet"/>
+      <w:lvlText w:val="o"/>
+      <w:lvlJc w:val="left"/>
+      <w:pPr>
+        <w:ind w:left="6552" w:hanging="360"/>
+      </w:pPr>
+      <w:rPr>
+        <w:rFonts w:ascii="Courier New" w:hAnsi="Courier New" w:cs="Courier New" w:hint="default"/>
+      </w:rPr>
+    </w:lvl>
+    <w:lvl w:ilvl="8" w:tplc="080A0005" w:tentative="1">
+      <w:start w:val="1"/>
+      <w:numFmt w:val="bullet"/>
+      <w:lvlText w:val=""/>
+      <w:lvlJc w:val="left"/>
+      <w:pPr>
+        <w:ind w:left="7272" w:hanging="360"/>
+      </w:pPr>
+      <w:rPr>
+        <w:rFonts w:ascii="Wingdings" w:hAnsi="Wingdings" w:hint="default"/>
+      </w:rPr>
+    </w:lvl>
+  </w:abstractNum>
+  <w:abstractNum w:abstractNumId="1" w15:restartNumberingAfterBreak="0">
     <w:nsid w:val="11AE0016"/>
     <w:multiLevelType w:val="multilevel"/>
     <w:tmpl w:val="DF429194"/>
@@ -14380,7 +14227,7 @@
       </w:rPr>
     </w:lvl>
   </w:abstractNum>
-  <w:abstractNum w:abstractNumId="1" w15:restartNumberingAfterBreak="0">
+  <w:abstractNum w:abstractNumId="2" w15:restartNumberingAfterBreak="0">
     <w:nsid w:val="12C5332E"/>
     <w:multiLevelType w:val="multilevel"/>
     <w:tmpl w:val="4B2E7DCC"/>
@@ -14493,7 +14340,7 @@
       </w:rPr>
     </w:lvl>
   </w:abstractNum>
-  <w:abstractNum w:abstractNumId="2" w15:restartNumberingAfterBreak="0">
+  <w:abstractNum w:abstractNumId="3" w15:restartNumberingAfterBreak="0">
     <w:nsid w:val="1CDB3EAA"/>
     <w:multiLevelType w:val="hybridMultilevel"/>
     <w:tmpl w:val="8FEE41A2"/>
@@ -14606,7 +14453,7 @@
       </w:rPr>
     </w:lvl>
   </w:abstractNum>
-  <w:abstractNum w:abstractNumId="3" w15:restartNumberingAfterBreak="0">
+  <w:abstractNum w:abstractNumId="4" w15:restartNumberingAfterBreak="0">
     <w:nsid w:val="235F2F86"/>
     <w:multiLevelType w:val="multilevel"/>
     <w:tmpl w:val="D7B00C4C"/>
@@ -14692,7 +14539,7 @@
       </w:pPr>
     </w:lvl>
   </w:abstractNum>
-  <w:abstractNum w:abstractNumId="4" w15:restartNumberingAfterBreak="0">
+  <w:abstractNum w:abstractNumId="5" w15:restartNumberingAfterBreak="0">
     <w:nsid w:val="2A5248FD"/>
     <w:multiLevelType w:val="multilevel"/>
     <w:tmpl w:val="A476AB98"/>
@@ -14778,7 +14625,7 @@
       </w:pPr>
     </w:lvl>
   </w:abstractNum>
-  <w:abstractNum w:abstractNumId="5" w15:restartNumberingAfterBreak="0">
+  <w:abstractNum w:abstractNumId="6" w15:restartNumberingAfterBreak="0">
     <w:nsid w:val="2BC028D1"/>
     <w:multiLevelType w:val="multilevel"/>
     <w:tmpl w:val="08E69CA0"/>
@@ -14891,23 +14738,606 @@
       </w:rPr>
     </w:lvl>
   </w:abstractNum>
+  <w:abstractNum w:abstractNumId="7" w15:restartNumberingAfterBreak="0">
+    <w:nsid w:val="2D0D182D"/>
+    <w:multiLevelType w:val="hybridMultilevel"/>
+    <w:tmpl w:val="529A60BC"/>
+    <w:lvl w:ilvl="0" w:tplc="080A0001">
+      <w:start w:val="1"/>
+      <w:numFmt w:val="bullet"/>
+      <w:lvlText w:val=""/>
+      <w:lvlJc w:val="left"/>
+      <w:pPr>
+        <w:ind w:left="940" w:hanging="360"/>
+      </w:pPr>
+      <w:rPr>
+        <w:rFonts w:ascii="Symbol" w:hAnsi="Symbol" w:hint="default"/>
+      </w:rPr>
+    </w:lvl>
+    <w:lvl w:ilvl="1" w:tplc="080A0003" w:tentative="1">
+      <w:start w:val="1"/>
+      <w:numFmt w:val="bullet"/>
+      <w:lvlText w:val="o"/>
+      <w:lvlJc w:val="left"/>
+      <w:pPr>
+        <w:ind w:left="1660" w:hanging="360"/>
+      </w:pPr>
+      <w:rPr>
+        <w:rFonts w:ascii="Courier New" w:hAnsi="Courier New" w:cs="Courier New" w:hint="default"/>
+      </w:rPr>
+    </w:lvl>
+    <w:lvl w:ilvl="2" w:tplc="080A0005" w:tentative="1">
+      <w:start w:val="1"/>
+      <w:numFmt w:val="bullet"/>
+      <w:lvlText w:val=""/>
+      <w:lvlJc w:val="left"/>
+      <w:pPr>
+        <w:ind w:left="2380" w:hanging="360"/>
+      </w:pPr>
+      <w:rPr>
+        <w:rFonts w:ascii="Wingdings" w:hAnsi="Wingdings" w:hint="default"/>
+      </w:rPr>
+    </w:lvl>
+    <w:lvl w:ilvl="3" w:tplc="080A0001" w:tentative="1">
+      <w:start w:val="1"/>
+      <w:numFmt w:val="bullet"/>
+      <w:lvlText w:val=""/>
+      <w:lvlJc w:val="left"/>
+      <w:pPr>
+        <w:ind w:left="3100" w:hanging="360"/>
+      </w:pPr>
+      <w:rPr>
+        <w:rFonts w:ascii="Symbol" w:hAnsi="Symbol" w:hint="default"/>
+      </w:rPr>
+    </w:lvl>
+    <w:lvl w:ilvl="4" w:tplc="080A0003" w:tentative="1">
+      <w:start w:val="1"/>
+      <w:numFmt w:val="bullet"/>
+      <w:lvlText w:val="o"/>
+      <w:lvlJc w:val="left"/>
+      <w:pPr>
+        <w:ind w:left="3820" w:hanging="360"/>
+      </w:pPr>
+      <w:rPr>
+        <w:rFonts w:ascii="Courier New" w:hAnsi="Courier New" w:cs="Courier New" w:hint="default"/>
+      </w:rPr>
+    </w:lvl>
+    <w:lvl w:ilvl="5" w:tplc="080A0005" w:tentative="1">
+      <w:start w:val="1"/>
+      <w:numFmt w:val="bullet"/>
+      <w:lvlText w:val=""/>
+      <w:lvlJc w:val="left"/>
+      <w:pPr>
+        <w:ind w:left="4540" w:hanging="360"/>
+      </w:pPr>
+      <w:rPr>
+        <w:rFonts w:ascii="Wingdings" w:hAnsi="Wingdings" w:hint="default"/>
+      </w:rPr>
+    </w:lvl>
+    <w:lvl w:ilvl="6" w:tplc="080A0001" w:tentative="1">
+      <w:start w:val="1"/>
+      <w:numFmt w:val="bullet"/>
+      <w:lvlText w:val=""/>
+      <w:lvlJc w:val="left"/>
+      <w:pPr>
+        <w:ind w:left="5260" w:hanging="360"/>
+      </w:pPr>
+      <w:rPr>
+        <w:rFonts w:ascii="Symbol" w:hAnsi="Symbol" w:hint="default"/>
+      </w:rPr>
+    </w:lvl>
+    <w:lvl w:ilvl="7" w:tplc="080A0003" w:tentative="1">
+      <w:start w:val="1"/>
+      <w:numFmt w:val="bullet"/>
+      <w:lvlText w:val="o"/>
+      <w:lvlJc w:val="left"/>
+      <w:pPr>
+        <w:ind w:left="5980" w:hanging="360"/>
+      </w:pPr>
+      <w:rPr>
+        <w:rFonts w:ascii="Courier New" w:hAnsi="Courier New" w:cs="Courier New" w:hint="default"/>
+      </w:rPr>
+    </w:lvl>
+    <w:lvl w:ilvl="8" w:tplc="080A0005" w:tentative="1">
+      <w:start w:val="1"/>
+      <w:numFmt w:val="bullet"/>
+      <w:lvlText w:val=""/>
+      <w:lvlJc w:val="left"/>
+      <w:pPr>
+        <w:ind w:left="6700" w:hanging="360"/>
+      </w:pPr>
+      <w:rPr>
+        <w:rFonts w:ascii="Wingdings" w:hAnsi="Wingdings" w:hint="default"/>
+      </w:rPr>
+    </w:lvl>
+  </w:abstractNum>
+  <w:abstractNum w:abstractNumId="8" w15:restartNumberingAfterBreak="0">
+    <w:nsid w:val="37A74010"/>
+    <w:multiLevelType w:val="hybridMultilevel"/>
+    <w:tmpl w:val="E07C8F9A"/>
+    <w:lvl w:ilvl="0" w:tplc="080A0001">
+      <w:start w:val="1"/>
+      <w:numFmt w:val="bullet"/>
+      <w:lvlText w:val=""/>
+      <w:lvlJc w:val="left"/>
+      <w:pPr>
+        <w:ind w:left="940" w:hanging="360"/>
+      </w:pPr>
+      <w:rPr>
+        <w:rFonts w:ascii="Symbol" w:hAnsi="Symbol" w:hint="default"/>
+      </w:rPr>
+    </w:lvl>
+    <w:lvl w:ilvl="1" w:tplc="080A0003" w:tentative="1">
+      <w:start w:val="1"/>
+      <w:numFmt w:val="bullet"/>
+      <w:lvlText w:val="o"/>
+      <w:lvlJc w:val="left"/>
+      <w:pPr>
+        <w:ind w:left="1660" w:hanging="360"/>
+      </w:pPr>
+      <w:rPr>
+        <w:rFonts w:ascii="Courier New" w:hAnsi="Courier New" w:cs="Courier New" w:hint="default"/>
+      </w:rPr>
+    </w:lvl>
+    <w:lvl w:ilvl="2" w:tplc="080A0005" w:tentative="1">
+      <w:start w:val="1"/>
+      <w:numFmt w:val="bullet"/>
+      <w:lvlText w:val=""/>
+      <w:lvlJc w:val="left"/>
+      <w:pPr>
+        <w:ind w:left="2380" w:hanging="360"/>
+      </w:pPr>
+      <w:rPr>
+        <w:rFonts w:ascii="Wingdings" w:hAnsi="Wingdings" w:hint="default"/>
+      </w:rPr>
+    </w:lvl>
+    <w:lvl w:ilvl="3" w:tplc="080A0001" w:tentative="1">
+      <w:start w:val="1"/>
+      <w:numFmt w:val="bullet"/>
+      <w:lvlText w:val=""/>
+      <w:lvlJc w:val="left"/>
+      <w:pPr>
+        <w:ind w:left="3100" w:hanging="360"/>
+      </w:pPr>
+      <w:rPr>
+        <w:rFonts w:ascii="Symbol" w:hAnsi="Symbol" w:hint="default"/>
+      </w:rPr>
+    </w:lvl>
+    <w:lvl w:ilvl="4" w:tplc="080A0003" w:tentative="1">
+      <w:start w:val="1"/>
+      <w:numFmt w:val="bullet"/>
+      <w:lvlText w:val="o"/>
+      <w:lvlJc w:val="left"/>
+      <w:pPr>
+        <w:ind w:left="3820" w:hanging="360"/>
+      </w:pPr>
+      <w:rPr>
+        <w:rFonts w:ascii="Courier New" w:hAnsi="Courier New" w:cs="Courier New" w:hint="default"/>
+      </w:rPr>
+    </w:lvl>
+    <w:lvl w:ilvl="5" w:tplc="080A0005" w:tentative="1">
+      <w:start w:val="1"/>
+      <w:numFmt w:val="bullet"/>
+      <w:lvlText w:val=""/>
+      <w:lvlJc w:val="left"/>
+      <w:pPr>
+        <w:ind w:left="4540" w:hanging="360"/>
+      </w:pPr>
+      <w:rPr>
+        <w:rFonts w:ascii="Wingdings" w:hAnsi="Wingdings" w:hint="default"/>
+      </w:rPr>
+    </w:lvl>
+    <w:lvl w:ilvl="6" w:tplc="080A0001" w:tentative="1">
+      <w:start w:val="1"/>
+      <w:numFmt w:val="bullet"/>
+      <w:lvlText w:val=""/>
+      <w:lvlJc w:val="left"/>
+      <w:pPr>
+        <w:ind w:left="5260" w:hanging="360"/>
+      </w:pPr>
+      <w:rPr>
+        <w:rFonts w:ascii="Symbol" w:hAnsi="Symbol" w:hint="default"/>
+      </w:rPr>
+    </w:lvl>
+    <w:lvl w:ilvl="7" w:tplc="080A0003" w:tentative="1">
+      <w:start w:val="1"/>
+      <w:numFmt w:val="bullet"/>
+      <w:lvlText w:val="o"/>
+      <w:lvlJc w:val="left"/>
+      <w:pPr>
+        <w:ind w:left="5980" w:hanging="360"/>
+      </w:pPr>
+      <w:rPr>
+        <w:rFonts w:ascii="Courier New" w:hAnsi="Courier New" w:cs="Courier New" w:hint="default"/>
+      </w:rPr>
+    </w:lvl>
+    <w:lvl w:ilvl="8" w:tplc="080A0005" w:tentative="1">
+      <w:start w:val="1"/>
+      <w:numFmt w:val="bullet"/>
+      <w:lvlText w:val=""/>
+      <w:lvlJc w:val="left"/>
+      <w:pPr>
+        <w:ind w:left="6700" w:hanging="360"/>
+      </w:pPr>
+      <w:rPr>
+        <w:rFonts w:ascii="Wingdings" w:hAnsi="Wingdings" w:hint="default"/>
+      </w:rPr>
+    </w:lvl>
+  </w:abstractNum>
+  <w:abstractNum w:abstractNumId="9" w15:restartNumberingAfterBreak="0">
+    <w:nsid w:val="41466976"/>
+    <w:multiLevelType w:val="hybridMultilevel"/>
+    <w:tmpl w:val="4B7086DE"/>
+    <w:lvl w:ilvl="0" w:tplc="080A0001">
+      <w:start w:val="1"/>
+      <w:numFmt w:val="bullet"/>
+      <w:lvlText w:val=""/>
+      <w:lvlJc w:val="left"/>
+      <w:pPr>
+        <w:ind w:left="940" w:hanging="360"/>
+      </w:pPr>
+      <w:rPr>
+        <w:rFonts w:ascii="Symbol" w:hAnsi="Symbol" w:hint="default"/>
+      </w:rPr>
+    </w:lvl>
+    <w:lvl w:ilvl="1" w:tplc="080A0003" w:tentative="1">
+      <w:start w:val="1"/>
+      <w:numFmt w:val="bullet"/>
+      <w:lvlText w:val="o"/>
+      <w:lvlJc w:val="left"/>
+      <w:pPr>
+        <w:ind w:left="1660" w:hanging="360"/>
+      </w:pPr>
+      <w:rPr>
+        <w:rFonts w:ascii="Courier New" w:hAnsi="Courier New" w:cs="Courier New" w:hint="default"/>
+      </w:rPr>
+    </w:lvl>
+    <w:lvl w:ilvl="2" w:tplc="080A0005" w:tentative="1">
+      <w:start w:val="1"/>
+      <w:numFmt w:val="bullet"/>
+      <w:lvlText w:val=""/>
+      <w:lvlJc w:val="left"/>
+      <w:pPr>
+        <w:ind w:left="2380" w:hanging="360"/>
+      </w:pPr>
+      <w:rPr>
+        <w:rFonts w:ascii="Wingdings" w:hAnsi="Wingdings" w:hint="default"/>
+      </w:rPr>
+    </w:lvl>
+    <w:lvl w:ilvl="3" w:tplc="080A0001" w:tentative="1">
+      <w:start w:val="1"/>
+      <w:numFmt w:val="bullet"/>
+      <w:lvlText w:val=""/>
+      <w:lvlJc w:val="left"/>
+      <w:pPr>
+        <w:ind w:left="3100" w:hanging="360"/>
+      </w:pPr>
+      <w:rPr>
+        <w:rFonts w:ascii="Symbol" w:hAnsi="Symbol" w:hint="default"/>
+      </w:rPr>
+    </w:lvl>
+    <w:lvl w:ilvl="4" w:tplc="080A0003" w:tentative="1">
+      <w:start w:val="1"/>
+      <w:numFmt w:val="bullet"/>
+      <w:lvlText w:val="o"/>
+      <w:lvlJc w:val="left"/>
+      <w:pPr>
+        <w:ind w:left="3820" w:hanging="360"/>
+      </w:pPr>
+      <w:rPr>
+        <w:rFonts w:ascii="Courier New" w:hAnsi="Courier New" w:cs="Courier New" w:hint="default"/>
+      </w:rPr>
+    </w:lvl>
+    <w:lvl w:ilvl="5" w:tplc="080A0005" w:tentative="1">
+      <w:start w:val="1"/>
+      <w:numFmt w:val="bullet"/>
+      <w:lvlText w:val=""/>
+      <w:lvlJc w:val="left"/>
+      <w:pPr>
+        <w:ind w:left="4540" w:hanging="360"/>
+      </w:pPr>
+      <w:rPr>
+        <w:rFonts w:ascii="Wingdings" w:hAnsi="Wingdings" w:hint="default"/>
+      </w:rPr>
+    </w:lvl>
+    <w:lvl w:ilvl="6" w:tplc="080A0001" w:tentative="1">
+      <w:start w:val="1"/>
+      <w:numFmt w:val="bullet"/>
+      <w:lvlText w:val=""/>
+      <w:lvlJc w:val="left"/>
+      <w:pPr>
+        <w:ind w:left="5260" w:hanging="360"/>
+      </w:pPr>
+      <w:rPr>
+        <w:rFonts w:ascii="Symbol" w:hAnsi="Symbol" w:hint="default"/>
+      </w:rPr>
+    </w:lvl>
+    <w:lvl w:ilvl="7" w:tplc="080A0003" w:tentative="1">
+      <w:start w:val="1"/>
+      <w:numFmt w:val="bullet"/>
+      <w:lvlText w:val="o"/>
+      <w:lvlJc w:val="left"/>
+      <w:pPr>
+        <w:ind w:left="5980" w:hanging="360"/>
+      </w:pPr>
+      <w:rPr>
+        <w:rFonts w:ascii="Courier New" w:hAnsi="Courier New" w:cs="Courier New" w:hint="default"/>
+      </w:rPr>
+    </w:lvl>
+    <w:lvl w:ilvl="8" w:tplc="080A0005" w:tentative="1">
+      <w:start w:val="1"/>
+      <w:numFmt w:val="bullet"/>
+      <w:lvlText w:val=""/>
+      <w:lvlJc w:val="left"/>
+      <w:pPr>
+        <w:ind w:left="6700" w:hanging="360"/>
+      </w:pPr>
+      <w:rPr>
+        <w:rFonts w:ascii="Wingdings" w:hAnsi="Wingdings" w:hint="default"/>
+      </w:rPr>
+    </w:lvl>
+  </w:abstractNum>
+  <w:abstractNum w:abstractNumId="10" w15:restartNumberingAfterBreak="0">
+    <w:nsid w:val="5F841341"/>
+    <w:multiLevelType w:val="hybridMultilevel"/>
+    <w:tmpl w:val="D436B36A"/>
+    <w:lvl w:ilvl="0" w:tplc="080A0001">
+      <w:start w:val="1"/>
+      <w:numFmt w:val="bullet"/>
+      <w:lvlText w:val=""/>
+      <w:lvlJc w:val="left"/>
+      <w:pPr>
+        <w:ind w:left="940" w:hanging="360"/>
+      </w:pPr>
+      <w:rPr>
+        <w:rFonts w:ascii="Symbol" w:hAnsi="Symbol" w:hint="default"/>
+      </w:rPr>
+    </w:lvl>
+    <w:lvl w:ilvl="1" w:tplc="080A0003" w:tentative="1">
+      <w:start w:val="1"/>
+      <w:numFmt w:val="bullet"/>
+      <w:lvlText w:val="o"/>
+      <w:lvlJc w:val="left"/>
+      <w:pPr>
+        <w:ind w:left="1660" w:hanging="360"/>
+      </w:pPr>
+      <w:rPr>
+        <w:rFonts w:ascii="Courier New" w:hAnsi="Courier New" w:cs="Courier New" w:hint="default"/>
+      </w:rPr>
+    </w:lvl>
+    <w:lvl w:ilvl="2" w:tplc="080A0005" w:tentative="1">
+      <w:start w:val="1"/>
+      <w:numFmt w:val="bullet"/>
+      <w:lvlText w:val=""/>
+      <w:lvlJc w:val="left"/>
+      <w:pPr>
+        <w:ind w:left="2380" w:hanging="360"/>
+      </w:pPr>
+      <w:rPr>
+        <w:rFonts w:ascii="Wingdings" w:hAnsi="Wingdings" w:hint="default"/>
+      </w:rPr>
+    </w:lvl>
+    <w:lvl w:ilvl="3" w:tplc="080A0001" w:tentative="1">
+      <w:start w:val="1"/>
+      <w:numFmt w:val="bullet"/>
+      <w:lvlText w:val=""/>
+      <w:lvlJc w:val="left"/>
+      <w:pPr>
+        <w:ind w:left="3100" w:hanging="360"/>
+      </w:pPr>
+      <w:rPr>
+        <w:rFonts w:ascii="Symbol" w:hAnsi="Symbol" w:hint="default"/>
+      </w:rPr>
+    </w:lvl>
+    <w:lvl w:ilvl="4" w:tplc="080A0003" w:tentative="1">
+      <w:start w:val="1"/>
+      <w:numFmt w:val="bullet"/>
+      <w:lvlText w:val="o"/>
+      <w:lvlJc w:val="left"/>
+      <w:pPr>
+        <w:ind w:left="3820" w:hanging="360"/>
+      </w:pPr>
+      <w:rPr>
+        <w:rFonts w:ascii="Courier New" w:hAnsi="Courier New" w:cs="Courier New" w:hint="default"/>
+      </w:rPr>
+    </w:lvl>
+    <w:lvl w:ilvl="5" w:tplc="080A0005" w:tentative="1">
+      <w:start w:val="1"/>
+      <w:numFmt w:val="bullet"/>
+      <w:lvlText w:val=""/>
+      <w:lvlJc w:val="left"/>
+      <w:pPr>
+        <w:ind w:left="4540" w:hanging="360"/>
+      </w:pPr>
+      <w:rPr>
+        <w:rFonts w:ascii="Wingdings" w:hAnsi="Wingdings" w:hint="default"/>
+      </w:rPr>
+    </w:lvl>
+    <w:lvl w:ilvl="6" w:tplc="080A0001" w:tentative="1">
+      <w:start w:val="1"/>
+      <w:numFmt w:val="bullet"/>
+      <w:lvlText w:val=""/>
+      <w:lvlJc w:val="left"/>
+      <w:pPr>
+        <w:ind w:left="5260" w:hanging="360"/>
+      </w:pPr>
+      <w:rPr>
+        <w:rFonts w:ascii="Symbol" w:hAnsi="Symbol" w:hint="default"/>
+      </w:rPr>
+    </w:lvl>
+    <w:lvl w:ilvl="7" w:tplc="080A0003" w:tentative="1">
+      <w:start w:val="1"/>
+      <w:numFmt w:val="bullet"/>
+      <w:lvlText w:val="o"/>
+      <w:lvlJc w:val="left"/>
+      <w:pPr>
+        <w:ind w:left="5980" w:hanging="360"/>
+      </w:pPr>
+      <w:rPr>
+        <w:rFonts w:ascii="Courier New" w:hAnsi="Courier New" w:cs="Courier New" w:hint="default"/>
+      </w:rPr>
+    </w:lvl>
+    <w:lvl w:ilvl="8" w:tplc="080A0005" w:tentative="1">
+      <w:start w:val="1"/>
+      <w:numFmt w:val="bullet"/>
+      <w:lvlText w:val=""/>
+      <w:lvlJc w:val="left"/>
+      <w:pPr>
+        <w:ind w:left="6700" w:hanging="360"/>
+      </w:pPr>
+      <w:rPr>
+        <w:rFonts w:ascii="Wingdings" w:hAnsi="Wingdings" w:hint="default"/>
+      </w:rPr>
+    </w:lvl>
+  </w:abstractNum>
+  <w:abstractNum w:abstractNumId="11" w15:restartNumberingAfterBreak="0">
+    <w:nsid w:val="64974563"/>
+    <w:multiLevelType w:val="hybridMultilevel"/>
+    <w:tmpl w:val="E52C7144"/>
+    <w:lvl w:ilvl="0" w:tplc="080A0001">
+      <w:start w:val="1"/>
+      <w:numFmt w:val="bullet"/>
+      <w:lvlText w:val=""/>
+      <w:lvlJc w:val="left"/>
+      <w:pPr>
+        <w:ind w:left="940" w:hanging="360"/>
+      </w:pPr>
+      <w:rPr>
+        <w:rFonts w:ascii="Symbol" w:hAnsi="Symbol" w:hint="default"/>
+      </w:rPr>
+    </w:lvl>
+    <w:lvl w:ilvl="1" w:tplc="080A0003" w:tentative="1">
+      <w:start w:val="1"/>
+      <w:numFmt w:val="bullet"/>
+      <w:lvlText w:val="o"/>
+      <w:lvlJc w:val="left"/>
+      <w:pPr>
+        <w:ind w:left="1660" w:hanging="360"/>
+      </w:pPr>
+      <w:rPr>
+        <w:rFonts w:ascii="Courier New" w:hAnsi="Courier New" w:cs="Courier New" w:hint="default"/>
+      </w:rPr>
+    </w:lvl>
+    <w:lvl w:ilvl="2" w:tplc="080A0005" w:tentative="1">
+      <w:start w:val="1"/>
+      <w:numFmt w:val="bullet"/>
+      <w:lvlText w:val=""/>
+      <w:lvlJc w:val="left"/>
+      <w:pPr>
+        <w:ind w:left="2380" w:hanging="360"/>
+      </w:pPr>
+      <w:rPr>
+        <w:rFonts w:ascii="Wingdings" w:hAnsi="Wingdings" w:hint="default"/>
+      </w:rPr>
+    </w:lvl>
+    <w:lvl w:ilvl="3" w:tplc="080A0001" w:tentative="1">
+      <w:start w:val="1"/>
+      <w:numFmt w:val="bullet"/>
+      <w:lvlText w:val=""/>
+      <w:lvlJc w:val="left"/>
+      <w:pPr>
+        <w:ind w:left="3100" w:hanging="360"/>
+      </w:pPr>
+      <w:rPr>
+        <w:rFonts w:ascii="Symbol" w:hAnsi="Symbol" w:hint="default"/>
+      </w:rPr>
+    </w:lvl>
+    <w:lvl w:ilvl="4" w:tplc="080A0003" w:tentative="1">
+      <w:start w:val="1"/>
+      <w:numFmt w:val="bullet"/>
+      <w:lvlText w:val="o"/>
+      <w:lvlJc w:val="left"/>
+      <w:pPr>
+        <w:ind w:left="3820" w:hanging="360"/>
+      </w:pPr>
+      <w:rPr>
+        <w:rFonts w:ascii="Courier New" w:hAnsi="Courier New" w:cs="Courier New" w:hint="default"/>
+      </w:rPr>
+    </w:lvl>
+    <w:lvl w:ilvl="5" w:tplc="080A0005" w:tentative="1">
+      <w:start w:val="1"/>
+      <w:numFmt w:val="bullet"/>
+      <w:lvlText w:val=""/>
+      <w:lvlJc w:val="left"/>
+      <w:pPr>
+        <w:ind w:left="4540" w:hanging="360"/>
+      </w:pPr>
+      <w:rPr>
+        <w:rFonts w:ascii="Wingdings" w:hAnsi="Wingdings" w:hint="default"/>
+      </w:rPr>
+    </w:lvl>
+    <w:lvl w:ilvl="6" w:tplc="080A0001" w:tentative="1">
+      <w:start w:val="1"/>
+      <w:numFmt w:val="bullet"/>
+      <w:lvlText w:val=""/>
+      <w:lvlJc w:val="left"/>
+      <w:pPr>
+        <w:ind w:left="5260" w:hanging="360"/>
+      </w:pPr>
+      <w:rPr>
+        <w:rFonts w:ascii="Symbol" w:hAnsi="Symbol" w:hint="default"/>
+      </w:rPr>
+    </w:lvl>
+    <w:lvl w:ilvl="7" w:tplc="080A0003" w:tentative="1">
+      <w:start w:val="1"/>
+      <w:numFmt w:val="bullet"/>
+      <w:lvlText w:val="o"/>
+      <w:lvlJc w:val="left"/>
+      <w:pPr>
+        <w:ind w:left="5980" w:hanging="360"/>
+      </w:pPr>
+      <w:rPr>
+        <w:rFonts w:ascii="Courier New" w:hAnsi="Courier New" w:cs="Courier New" w:hint="default"/>
+      </w:rPr>
+    </w:lvl>
+    <w:lvl w:ilvl="8" w:tplc="080A0005" w:tentative="1">
+      <w:start w:val="1"/>
+      <w:numFmt w:val="bullet"/>
+      <w:lvlText w:val=""/>
+      <w:lvlJc w:val="left"/>
+      <w:pPr>
+        <w:ind w:left="6700" w:hanging="360"/>
+      </w:pPr>
+      <w:rPr>
+        <w:rFonts w:ascii="Wingdings" w:hAnsi="Wingdings" w:hint="default"/>
+      </w:rPr>
+    </w:lvl>
+  </w:abstractNum>
   <w:num w:numId="1" w16cid:durableId="335160119">
+    <w:abstractNumId w:val="1"/>
+  </w:num>
+  <w:num w:numId="2" w16cid:durableId="1671785887">
+    <w:abstractNumId w:val="6"/>
+  </w:num>
+  <w:num w:numId="3" w16cid:durableId="1244954590">
+    <w:abstractNumId w:val="4"/>
+  </w:num>
+  <w:num w:numId="4" w16cid:durableId="1715303517">
+    <w:abstractNumId w:val="5"/>
+  </w:num>
+  <w:num w:numId="5" w16cid:durableId="1097482600">
+    <w:abstractNumId w:val="2"/>
+  </w:num>
+  <w:num w:numId="6" w16cid:durableId="763918341">
+    <w:abstractNumId w:val="3"/>
+  </w:num>
+  <w:num w:numId="7" w16cid:durableId="1701514384">
     <w:abstractNumId w:val="0"/>
   </w:num>
-  <w:num w:numId="2" w16cid:durableId="1671785887">
-    <w:abstractNumId w:val="5"/>
+  <w:num w:numId="8" w16cid:durableId="999504815">
+    <w:abstractNumId w:val="11"/>
   </w:num>
-  <w:num w:numId="3" w16cid:durableId="1244954590">
-    <w:abstractNumId w:val="3"/>
+  <w:num w:numId="9" w16cid:durableId="762603719">
+    <w:abstractNumId w:val="10"/>
   </w:num>
-  <w:num w:numId="4" w16cid:durableId="1715303517">
-    <w:abstractNumId w:val="4"/>
+  <w:num w:numId="10" w16cid:durableId="702825707">
+    <w:abstractNumId w:val="9"/>
   </w:num>
-  <w:num w:numId="5" w16cid:durableId="1097482600">
-    <w:abstractNumId w:val="1"/>
+  <w:num w:numId="11" w16cid:durableId="238754541">
+    <w:abstractNumId w:val="8"/>
   </w:num>
-  <w:num w:numId="6" w16cid:durableId="763918341">
-    <w:abstractNumId w:val="2"/>
+  <w:num w:numId="12" w16cid:durableId="1536578352">
+    <w:abstractNumId w:val="7"/>
   </w:num>
 </w:numbering>
 </file>
@@ -15437,7 +15867,6 @@
   <w:style w:type="character" w:default="1" w:styleId="Fuentedeprrafopredeter">
     <w:name w:val="Default Paragraph Font"/>
     <w:uiPriority w:val="1"/>
-    <w:semiHidden/>
     <w:unhideWhenUsed/>
   </w:style>
   <w:style w:type="table" w:default="1" w:styleId="Tablanormal">
@@ -16032,6 +16461,19 @@
       </w:tblCellMar>
     </w:tblPr>
   </w:style>
+  <w:style w:type="paragraph" w:styleId="NormalWeb">
+    <w:name w:val="Normal (Web)"/>
+    <w:basedOn w:val="Normal"/>
+    <w:uiPriority w:val="99"/>
+    <w:semiHidden/>
+    <w:unhideWhenUsed/>
+    <w:rsid w:val="00DB04EA"/>
+    <w:rPr>
+      <w:rFonts w:ascii="Times New Roman" w:hAnsi="Times New Roman" w:cs="Times New Roman"/>
+      <w:sz w:val="24"/>
+      <w:szCs w:val="24"/>
+    </w:rPr>
+  </w:style>
 </w:styles>
 </file>
 

--- a/Documents/FD04-EPIS-Informe Arquitectura de Software.docx
+++ b/Documents/FD04-EPIS-Informe Arquitectura de Software.docx
@@ -129,17 +129,6 @@
           <w:szCs w:val="28"/>
         </w:rPr>
       </w:pPr>
-      <w:r>
-        <w:rPr>
-          <w:rFonts w:ascii="Times New Roman" w:eastAsia="Times New Roman" w:hAnsi="Times New Roman" w:cs="Times New Roman"/>
-          <w:b/>
-          <w:i/>
-          <w:color w:val="5B9BD5"/>
-          <w:sz w:val="28"/>
-          <w:szCs w:val="28"/>
-        </w:rPr>
-        <w:br/>
-      </w:r>
     </w:p>
     <w:p>
       <w:pPr>
@@ -368,7 +357,6 @@
           <w:szCs w:val="32"/>
         </w:rPr>
       </w:pPr>
-      <w:proofErr w:type="spellStart"/>
       <w:r>
         <w:rPr>
           <w:rFonts w:ascii="Times New Roman" w:eastAsia="Times New Roman" w:hAnsi="Times New Roman" w:cs="Times New Roman"/>
@@ -376,17 +364,7 @@
           <w:sz w:val="32"/>
           <w:szCs w:val="32"/>
         </w:rPr>
-        <w:t>Mag</w:t>
-      </w:r>
-      <w:proofErr w:type="spellEnd"/>
-      <w:r>
-        <w:rPr>
-          <w:rFonts w:ascii="Times New Roman" w:eastAsia="Times New Roman" w:hAnsi="Times New Roman" w:cs="Times New Roman"/>
-          <w:i/>
-          <w:sz w:val="32"/>
-          <w:szCs w:val="32"/>
-        </w:rPr>
-        <w:t>. Patrick Cuadros Quiroga</w:t>
+        <w:t>Mag. Patrick Cuadros Quiroga</w:t>
       </w:r>
     </w:p>
     <w:p>
@@ -448,7 +426,7 @@
           <w:sz w:val="28"/>
           <w:szCs w:val="28"/>
         </w:rPr>
-        <w:t>Akhtar Oviedo, Ahmed Hasan</w:t>
+        <w:t>Ancco Suaña, Bruno Enrique</w:t>
       </w:r>
       <w:r>
         <w:rPr>
@@ -476,7 +454,7 @@
           <w:szCs w:val="28"/>
         </w:rPr>
         <w:tab/>
-        <w:t>(2022074261)</w:t>
+        <w:t>(2023077472)</w:t>
       </w:r>
     </w:p>
     <w:p>
@@ -497,7 +475,7 @@
           <w:sz w:val="28"/>
           <w:szCs w:val="28"/>
         </w:rPr>
-        <w:t xml:space="preserve">Ayala Ramos, Carlos Daniel </w:t>
+        <w:t>Akhtar Oviedo, Ahmed Hasan</w:t>
       </w:r>
       <w:r>
         <w:rPr>
@@ -525,13 +503,13 @@
           <w:szCs w:val="28"/>
         </w:rPr>
         <w:tab/>
-        <w:t>(2022074266)</w:t>
+        <w:t>(2022074261)</w:t>
       </w:r>
     </w:p>
     <w:p>
       <w:pPr>
         <w:spacing w:after="0" w:line="360" w:lineRule="auto"/>
-        <w:ind w:left="720"/>
+        <w:ind w:firstLine="720"/>
         <w:rPr>
           <w:rFonts w:ascii="Times New Roman" w:eastAsia="Times New Roman" w:hAnsi="Times New Roman" w:cs="Times New Roman"/>
           <w:i/>
@@ -546,6 +524,55 @@
           <w:sz w:val="28"/>
           <w:szCs w:val="28"/>
         </w:rPr>
+        <w:t xml:space="preserve">Ayala Ramos, Carlos Daniel </w:t>
+      </w:r>
+      <w:r>
+        <w:rPr>
+          <w:rFonts w:ascii="Times New Roman" w:eastAsia="Times New Roman" w:hAnsi="Times New Roman" w:cs="Times New Roman"/>
+          <w:i/>
+          <w:sz w:val="28"/>
+          <w:szCs w:val="28"/>
+        </w:rPr>
+        <w:tab/>
+      </w:r>
+      <w:r>
+        <w:rPr>
+          <w:rFonts w:ascii="Times New Roman" w:eastAsia="Times New Roman" w:hAnsi="Times New Roman" w:cs="Times New Roman"/>
+          <w:i/>
+          <w:sz w:val="28"/>
+          <w:szCs w:val="28"/>
+        </w:rPr>
+        <w:tab/>
+      </w:r>
+      <w:r>
+        <w:rPr>
+          <w:rFonts w:ascii="Times New Roman" w:eastAsia="Times New Roman" w:hAnsi="Times New Roman" w:cs="Times New Roman"/>
+          <w:i/>
+          <w:sz w:val="28"/>
+          <w:szCs w:val="28"/>
+        </w:rPr>
+        <w:tab/>
+        <w:t>(2022074266)</w:t>
+      </w:r>
+    </w:p>
+    <w:p>
+      <w:pPr>
+        <w:spacing w:after="0" w:line="360" w:lineRule="auto"/>
+        <w:ind w:left="720"/>
+        <w:rPr>
+          <w:rFonts w:ascii="Times New Roman" w:eastAsia="Times New Roman" w:hAnsi="Times New Roman" w:cs="Times New Roman"/>
+          <w:i/>
+          <w:sz w:val="28"/>
+          <w:szCs w:val="28"/>
+        </w:rPr>
+      </w:pPr>
+      <w:r>
+        <w:rPr>
+          <w:rFonts w:ascii="Times New Roman" w:eastAsia="Times New Roman" w:hAnsi="Times New Roman" w:cs="Times New Roman"/>
+          <w:i/>
+          <w:sz w:val="28"/>
+          <w:szCs w:val="28"/>
+        </w:rPr>
         <w:t xml:space="preserve">Salas Jiménez, Walter </w:t>
       </w:r>
       <w:proofErr w:type="gramStart"/>
@@ -581,13 +608,44 @@
     </w:p>
     <w:p>
       <w:pPr>
-        <w:spacing w:after="0" w:line="360" w:lineRule="auto"/>
-        <w:ind w:left="720"/>
+        <w:spacing w:after="0"/>
+        <w:jc w:val="center"/>
         <w:rPr>
           <w:rFonts w:ascii="Times New Roman" w:eastAsia="Times New Roman" w:hAnsi="Times New Roman" w:cs="Times New Roman"/>
           <w:b/>
-          <w:sz w:val="24"/>
-          <w:szCs w:val="24"/>
+          <w:sz w:val="28"/>
+          <w:szCs w:val="28"/>
+        </w:rPr>
+      </w:pPr>
+    </w:p>
+    <w:p>
+      <w:pPr>
+        <w:spacing w:after="0"/>
+        <w:jc w:val="center"/>
+        <w:rPr>
+          <w:rFonts w:ascii="Times New Roman" w:eastAsia="Times New Roman" w:hAnsi="Times New Roman" w:cs="Times New Roman"/>
+          <w:b/>
+          <w:sz w:val="28"/>
+          <w:szCs w:val="28"/>
+        </w:rPr>
+      </w:pPr>
+      <w:r>
+        <w:rPr>
+          <w:rFonts w:ascii="Times New Roman" w:eastAsia="Times New Roman" w:hAnsi="Times New Roman" w:cs="Times New Roman"/>
+          <w:b/>
+          <w:sz w:val="28"/>
+          <w:szCs w:val="28"/>
+        </w:rPr>
+        <w:t>Tacna – Perú</w:t>
+      </w:r>
+    </w:p>
+    <w:p>
+      <w:pPr>
+        <w:spacing w:after="0"/>
+        <w:jc w:val="center"/>
+        <w:rPr>
+          <w:sz w:val="20"/>
+          <w:szCs w:val="20"/>
         </w:rPr>
       </w:pPr>
       <w:r>
@@ -597,109 +655,8 @@
           <w:sz w:val="28"/>
           <w:szCs w:val="28"/>
         </w:rPr>
-        <w:t xml:space="preserve">Ancco </w:t>
-      </w:r>
-      <w:proofErr w:type="spellStart"/>
-      <w:r>
-        <w:rPr>
-          <w:rFonts w:ascii="Times New Roman" w:eastAsia="Times New Roman" w:hAnsi="Times New Roman" w:cs="Times New Roman"/>
-          <w:i/>
-          <w:sz w:val="28"/>
-          <w:szCs w:val="28"/>
-        </w:rPr>
-        <w:t>Suaña</w:t>
-      </w:r>
-      <w:proofErr w:type="spellEnd"/>
-      <w:r>
-        <w:rPr>
-          <w:rFonts w:ascii="Times New Roman" w:eastAsia="Times New Roman" w:hAnsi="Times New Roman" w:cs="Times New Roman"/>
-          <w:i/>
-          <w:sz w:val="28"/>
-          <w:szCs w:val="28"/>
-        </w:rPr>
-        <w:t xml:space="preserve">, Bruno Enrique </w:t>
-      </w:r>
-      <w:r>
-        <w:rPr>
-          <w:rFonts w:ascii="Times New Roman" w:eastAsia="Times New Roman" w:hAnsi="Times New Roman" w:cs="Times New Roman"/>
-          <w:i/>
-          <w:sz w:val="28"/>
-          <w:szCs w:val="28"/>
-        </w:rPr>
-        <w:tab/>
-      </w:r>
-      <w:r>
-        <w:rPr>
-          <w:rFonts w:ascii="Times New Roman" w:eastAsia="Times New Roman" w:hAnsi="Times New Roman" w:cs="Times New Roman"/>
-          <w:i/>
-          <w:sz w:val="28"/>
-          <w:szCs w:val="28"/>
-        </w:rPr>
-        <w:tab/>
-      </w:r>
-      <w:r>
-        <w:rPr>
-          <w:rFonts w:ascii="Times New Roman" w:eastAsia="Times New Roman" w:hAnsi="Times New Roman" w:cs="Times New Roman"/>
-          <w:i/>
-          <w:sz w:val="28"/>
-          <w:szCs w:val="28"/>
-        </w:rPr>
-        <w:tab/>
-        <w:t>(2023077472)</w:t>
-      </w:r>
-    </w:p>
-    <w:p>
-      <w:pPr>
-        <w:spacing w:after="0"/>
-        <w:jc w:val="center"/>
-        <w:rPr>
-          <w:rFonts w:ascii="Times New Roman" w:eastAsia="Times New Roman" w:hAnsi="Times New Roman" w:cs="Times New Roman"/>
-          <w:b/>
-          <w:sz w:val="24"/>
-          <w:szCs w:val="24"/>
-        </w:rPr>
-      </w:pPr>
-      <w:r>
-        <w:rPr>
-          <w:rFonts w:ascii="Times New Roman" w:eastAsia="Times New Roman" w:hAnsi="Times New Roman" w:cs="Times New Roman"/>
-          <w:b/>
-          <w:sz w:val="24"/>
-          <w:szCs w:val="24"/>
-        </w:rPr>
-        <w:t>Tacna – Perú</w:t>
-      </w:r>
-    </w:p>
-    <w:p>
-      <w:pPr>
-        <w:spacing w:after="0"/>
-        <w:jc w:val="center"/>
-        <w:rPr>
-          <w:rFonts w:ascii="Arial" w:eastAsia="Arial" w:hAnsi="Arial" w:cs="Arial"/>
-          <w:b/>
-          <w:color w:val="000000"/>
-          <w:sz w:val="24"/>
-          <w:szCs w:val="24"/>
-        </w:rPr>
-      </w:pPr>
-      <w:r>
-        <w:rPr>
-          <w:rFonts w:ascii="Times New Roman" w:eastAsia="Times New Roman" w:hAnsi="Times New Roman" w:cs="Times New Roman"/>
-          <w:i/>
-          <w:sz w:val="24"/>
-          <w:szCs w:val="24"/>
-        </w:rPr>
         <w:t>2025</w:t>
       </w:r>
-    </w:p>
-    <w:p>
-      <w:pPr>
-        <w:rPr>
-          <w:b/>
-          <w:sz w:val="24"/>
-          <w:szCs w:val="24"/>
-          <w:u w:val="single"/>
-        </w:rPr>
-      </w:pPr>
     </w:p>
     <w:tbl>
       <w:tblPr>
@@ -756,6 +713,7 @@
                 <w:sz w:val="18"/>
                 <w:szCs w:val="18"/>
               </w:rPr>
+              <w:lastRenderedPageBreak/>
               <w:t>CONTROL DE VERSIONES</w:t>
             </w:r>
           </w:p>
@@ -1200,37 +1158,12 @@
         </w:rPr>
         <w:t xml:space="preserve">Sistema </w:t>
       </w:r>
-      <w:proofErr w:type="spellStart"/>
       <w:r>
         <w:rPr>
           <w:rFonts w:ascii="Times New Roman" w:hAnsi="Times New Roman"/>
           <w:i/>
         </w:rPr>
-        <w:t>Generador</w:t>
-      </w:r>
-      <w:proofErr w:type="spellEnd"/>
-      <w:r>
-        <w:rPr>
-          <w:rFonts w:ascii="Times New Roman" w:hAnsi="Times New Roman"/>
-          <w:i/>
-        </w:rPr>
-        <w:t xml:space="preserve"> de </w:t>
-      </w:r>
-      <w:proofErr w:type="spellStart"/>
-      <w:r>
-        <w:rPr>
-          <w:rFonts w:ascii="Times New Roman" w:hAnsi="Times New Roman"/>
-          <w:i/>
-        </w:rPr>
-        <w:t>documentación</w:t>
-      </w:r>
-      <w:proofErr w:type="spellEnd"/>
-      <w:r>
-        <w:rPr>
-          <w:rFonts w:ascii="Times New Roman" w:hAnsi="Times New Roman"/>
-          <w:i/>
-        </w:rPr>
-        <w:t xml:space="preserve"> </w:t>
+        <w:t xml:space="preserve">Generador de documentación </w:t>
       </w:r>
     </w:p>
     <w:p>
@@ -4694,27 +4627,7 @@
           <w:sz w:val="24"/>
           <w:szCs w:val="24"/>
         </w:rPr>
-        <w:t xml:space="preserve">Integración de </w:t>
-      </w:r>
-      <w:proofErr w:type="spellStart"/>
-      <w:r>
-        <w:rPr>
-          <w:rFonts w:ascii="Times New Roman" w:hAnsi="Times New Roman" w:cs="Times New Roman"/>
-          <w:color w:val="000000"/>
-          <w:sz w:val="24"/>
-          <w:szCs w:val="24"/>
-        </w:rPr>
-        <w:t>APIs</w:t>
-      </w:r>
-      <w:proofErr w:type="spellEnd"/>
-      <w:r>
-        <w:rPr>
-          <w:rFonts w:ascii="Times New Roman" w:hAnsi="Times New Roman" w:cs="Times New Roman"/>
-          <w:color w:val="000000"/>
-          <w:sz w:val="24"/>
-          <w:szCs w:val="24"/>
-        </w:rPr>
-        <w:t xml:space="preserve"> para IA (redacción, generación de diagramas).</w:t>
+        <w:t>Integración de APIs para IA (redacción, generación de diagramas).</w:t>
       </w:r>
     </w:p>
     <w:p>
@@ -5502,7 +5415,6 @@
                 <w:szCs w:val="24"/>
               </w:rPr>
             </w:pPr>
-            <w:proofErr w:type="spellStart"/>
             <w:r>
               <w:rPr>
                 <w:rFonts w:ascii="Times New Roman" w:eastAsia="Times New Roman" w:hAnsi="Times New Roman" w:cs="Times New Roman"/>
@@ -5512,7 +5424,6 @@
               </w:rPr>
               <w:t>Descripcion</w:t>
             </w:r>
-            <w:proofErr w:type="spellEnd"/>
           </w:p>
         </w:tc>
         <w:tc>
@@ -5571,7 +5482,6 @@
                 <w:szCs w:val="24"/>
               </w:rPr>
             </w:pPr>
-            <w:proofErr w:type="spellStart"/>
             <w:r>
               <w:rPr>
                 <w:rFonts w:ascii="Times New Roman" w:hAnsi="Times New Roman" w:cs="Times New Roman"/>
@@ -5580,7 +5490,6 @@
               </w:rPr>
               <w:t>RegistroUsuario</w:t>
             </w:r>
-            <w:proofErr w:type="spellEnd"/>
           </w:p>
         </w:tc>
         <w:tc>
@@ -5617,25 +5526,7 @@
                 <w:sz w:val="24"/>
                 <w:szCs w:val="24"/>
               </w:rPr>
-              <w:t xml:space="preserve">El sistema web debe permitir la </w:t>
-            </w:r>
-            <w:proofErr w:type="spellStart"/>
-            <w:r>
-              <w:rPr>
-                <w:rFonts w:ascii="Times New Roman" w:hAnsi="Times New Roman" w:cs="Times New Roman"/>
-                <w:sz w:val="24"/>
-                <w:szCs w:val="24"/>
-              </w:rPr>
-              <w:t>creacion</w:t>
-            </w:r>
-            <w:proofErr w:type="spellEnd"/>
-            <w:r>
-              <w:rPr>
-                <w:rFonts w:ascii="Times New Roman" w:hAnsi="Times New Roman" w:cs="Times New Roman"/>
-                <w:sz w:val="24"/>
-                <w:szCs w:val="24"/>
-              </w:rPr>
-              <w:t xml:space="preserve"> de cuentas a los </w:t>
+              <w:t xml:space="preserve">El sistema web debe permitir la creacion de cuentas a los </w:t>
             </w:r>
             <w:proofErr w:type="gramStart"/>
             <w:r>
@@ -5717,7 +5608,6 @@
                 <w:szCs w:val="24"/>
               </w:rPr>
             </w:pPr>
-            <w:proofErr w:type="spellStart"/>
             <w:r>
               <w:rPr>
                 <w:rFonts w:ascii="Times New Roman" w:hAnsi="Times New Roman" w:cs="Times New Roman"/>
@@ -5726,7 +5616,6 @@
               </w:rPr>
               <w:t>RegistroAdmin</w:t>
             </w:r>
-            <w:proofErr w:type="spellEnd"/>
           </w:p>
         </w:tc>
         <w:tc>
@@ -5763,25 +5652,7 @@
                 <w:sz w:val="24"/>
                 <w:szCs w:val="24"/>
               </w:rPr>
-              <w:t xml:space="preserve">El sistema web debe permitir la </w:t>
-            </w:r>
-            <w:proofErr w:type="spellStart"/>
-            <w:r>
-              <w:rPr>
-                <w:rFonts w:ascii="Times New Roman" w:hAnsi="Times New Roman" w:cs="Times New Roman"/>
-                <w:sz w:val="24"/>
-                <w:szCs w:val="24"/>
-              </w:rPr>
-              <w:t>creacion</w:t>
-            </w:r>
-            <w:proofErr w:type="spellEnd"/>
-            <w:r>
-              <w:rPr>
-                <w:rFonts w:ascii="Times New Roman" w:hAnsi="Times New Roman" w:cs="Times New Roman"/>
-                <w:sz w:val="24"/>
-                <w:szCs w:val="24"/>
-              </w:rPr>
-              <w:t xml:space="preserve"> de cuentas para administrador</w:t>
+              <w:t>El sistema web debe permitir la creacion de cuentas para administrador</w:t>
             </w:r>
           </w:p>
         </w:tc>
@@ -5853,7 +5724,6 @@
                 <w:szCs w:val="24"/>
               </w:rPr>
             </w:pPr>
-            <w:proofErr w:type="spellStart"/>
             <w:r>
               <w:rPr>
                 <w:rFonts w:ascii="Times New Roman" w:hAnsi="Times New Roman" w:cs="Times New Roman"/>
@@ -5862,7 +5732,6 @@
               </w:rPr>
               <w:t>ModuloInput</w:t>
             </w:r>
-            <w:proofErr w:type="spellEnd"/>
           </w:p>
         </w:tc>
         <w:tc>
@@ -5899,43 +5768,7 @@
                 <w:sz w:val="24"/>
                 <w:szCs w:val="24"/>
               </w:rPr>
-              <w:t xml:space="preserve">El sistema web debe tener un </w:t>
-            </w:r>
-            <w:proofErr w:type="spellStart"/>
-            <w:r>
-              <w:rPr>
-                <w:rFonts w:ascii="Times New Roman" w:hAnsi="Times New Roman" w:cs="Times New Roman"/>
-                <w:sz w:val="24"/>
-                <w:szCs w:val="24"/>
-              </w:rPr>
-              <w:t>modulo</w:t>
-            </w:r>
-            <w:proofErr w:type="spellEnd"/>
-            <w:r>
-              <w:rPr>
-                <w:rFonts w:ascii="Times New Roman" w:hAnsi="Times New Roman" w:cs="Times New Roman"/>
-                <w:sz w:val="24"/>
-                <w:szCs w:val="24"/>
-              </w:rPr>
-              <w:t xml:space="preserve"> para introducir la </w:t>
-            </w:r>
-            <w:proofErr w:type="spellStart"/>
-            <w:r>
-              <w:rPr>
-                <w:rFonts w:ascii="Times New Roman" w:hAnsi="Times New Roman" w:cs="Times New Roman"/>
-                <w:sz w:val="24"/>
-                <w:szCs w:val="24"/>
-              </w:rPr>
-              <w:t>informacion</w:t>
-            </w:r>
-            <w:proofErr w:type="spellEnd"/>
-            <w:r>
-              <w:rPr>
-                <w:rFonts w:ascii="Times New Roman" w:hAnsi="Times New Roman" w:cs="Times New Roman"/>
-                <w:sz w:val="24"/>
-                <w:szCs w:val="24"/>
-              </w:rPr>
-              <w:t xml:space="preserve"> clave dependiendo del formato escogido</w:t>
+              <w:t>El sistema web debe tener un modulo para introducir la informacion clave dependiendo del formato escogido</w:t>
             </w:r>
           </w:p>
         </w:tc>
@@ -6007,7 +5840,6 @@
                 <w:szCs w:val="24"/>
               </w:rPr>
             </w:pPr>
-            <w:proofErr w:type="spellStart"/>
             <w:r>
               <w:rPr>
                 <w:rFonts w:ascii="Times New Roman" w:hAnsi="Times New Roman" w:cs="Times New Roman"/>
@@ -6016,7 +5848,6 @@
               </w:rPr>
               <w:t>SeleccionFormato</w:t>
             </w:r>
-            <w:proofErr w:type="spellEnd"/>
           </w:p>
         </w:tc>
         <w:tc>
@@ -6053,25 +5884,7 @@
                 <w:sz w:val="24"/>
                 <w:szCs w:val="24"/>
               </w:rPr>
-              <w:t xml:space="preserve">El sistema web debe permitir la </w:t>
-            </w:r>
-            <w:proofErr w:type="spellStart"/>
-            <w:r>
-              <w:rPr>
-                <w:rFonts w:ascii="Times New Roman" w:hAnsi="Times New Roman" w:cs="Times New Roman"/>
-                <w:sz w:val="24"/>
-                <w:szCs w:val="24"/>
-              </w:rPr>
-              <w:t>seleccion</w:t>
-            </w:r>
-            <w:proofErr w:type="spellEnd"/>
-            <w:r>
-              <w:rPr>
-                <w:rFonts w:ascii="Times New Roman" w:hAnsi="Times New Roman" w:cs="Times New Roman"/>
-                <w:sz w:val="24"/>
-                <w:szCs w:val="24"/>
-              </w:rPr>
-              <w:t xml:space="preserve"> del formato estandarizado para iniciar un nuevo documento</w:t>
+              <w:t>El sistema web debe permitir la seleccion del formato estandarizado para iniciar un nuevo documento</w:t>
             </w:r>
           </w:p>
         </w:tc>
@@ -6143,7 +5956,6 @@
                 <w:szCs w:val="24"/>
               </w:rPr>
             </w:pPr>
-            <w:proofErr w:type="spellStart"/>
             <w:r>
               <w:rPr>
                 <w:rFonts w:ascii="Times New Roman" w:hAnsi="Times New Roman" w:cs="Times New Roman"/>
@@ -6152,7 +5964,6 @@
               </w:rPr>
               <w:t>MultiIdioma</w:t>
             </w:r>
-            <w:proofErr w:type="spellEnd"/>
           </w:p>
         </w:tc>
         <w:tc>
@@ -6261,7 +6072,6 @@
                 <w:szCs w:val="24"/>
               </w:rPr>
             </w:pPr>
-            <w:proofErr w:type="spellStart"/>
             <w:r>
               <w:rPr>
                 <w:rFonts w:ascii="Times New Roman" w:hAnsi="Times New Roman" w:cs="Times New Roman"/>
@@ -6270,7 +6080,6 @@
               </w:rPr>
               <w:t>ModelosIA</w:t>
             </w:r>
-            <w:proofErr w:type="spellEnd"/>
           </w:p>
         </w:tc>
         <w:tc>
@@ -6379,7 +6188,6 @@
                 <w:szCs w:val="24"/>
               </w:rPr>
             </w:pPr>
-            <w:proofErr w:type="spellStart"/>
             <w:r>
               <w:rPr>
                 <w:rFonts w:ascii="Times New Roman" w:hAnsi="Times New Roman" w:cs="Times New Roman"/>
@@ -6388,7 +6196,6 @@
               </w:rPr>
               <w:t>GenerarPDF</w:t>
             </w:r>
-            <w:proofErr w:type="spellEnd"/>
           </w:p>
         </w:tc>
         <w:tc>
@@ -6427,7 +6234,6 @@
               </w:rPr>
               <w:t xml:space="preserve">El sistema web debe permitir la </w:t>
             </w:r>
-            <w:proofErr w:type="spellStart"/>
             <w:r>
               <w:rPr>
                 <w:rFonts w:ascii="Times New Roman" w:hAnsi="Times New Roman" w:cs="Times New Roman"/>
@@ -6435,16 +6241,7 @@
                 <w:szCs w:val="24"/>
               </w:rPr>
               <w:lastRenderedPageBreak/>
-              <w:t>generacion</w:t>
-            </w:r>
-            <w:proofErr w:type="spellEnd"/>
-            <w:r>
-              <w:rPr>
-                <w:rFonts w:ascii="Times New Roman" w:hAnsi="Times New Roman" w:cs="Times New Roman"/>
-                <w:sz w:val="24"/>
-                <w:szCs w:val="24"/>
-              </w:rPr>
-              <w:t xml:space="preserve"> documentos completos en formatos PDF siguiendo los formatos establecidos.</w:t>
+              <w:t>generacion documentos completos en formatos PDF siguiendo los formatos establecidos.</w:t>
             </w:r>
           </w:p>
         </w:tc>
@@ -6517,7 +6314,6 @@
                 <w:szCs w:val="24"/>
               </w:rPr>
             </w:pPr>
-            <w:proofErr w:type="spellStart"/>
             <w:r>
               <w:rPr>
                 <w:rFonts w:ascii="Times New Roman" w:hAnsi="Times New Roman" w:cs="Times New Roman"/>
@@ -6526,7 +6322,6 @@
               </w:rPr>
               <w:t>DescargaInmediata</w:t>
             </w:r>
-            <w:proofErr w:type="spellEnd"/>
           </w:p>
         </w:tc>
         <w:tc>
@@ -6563,18 +6358,8 @@
                 <w:sz w:val="24"/>
                 <w:szCs w:val="24"/>
               </w:rPr>
-              <w:t xml:space="preserve">El sistema web debe permitir la descarga del documento en el momento de su </w:t>
-            </w:r>
-            <w:proofErr w:type="spellStart"/>
-            <w:r>
-              <w:rPr>
-                <w:rFonts w:ascii="Times New Roman" w:hAnsi="Times New Roman" w:cs="Times New Roman"/>
-                <w:sz w:val="24"/>
-                <w:szCs w:val="24"/>
-              </w:rPr>
-              <w:t>generacion</w:t>
-            </w:r>
-            <w:proofErr w:type="spellEnd"/>
+              <w:t>El sistema web debe permitir la descarga del documento en el momento de su generacion</w:t>
+            </w:r>
           </w:p>
         </w:tc>
         <w:tc>
@@ -6645,7 +6430,6 @@
                 <w:szCs w:val="24"/>
               </w:rPr>
             </w:pPr>
-            <w:proofErr w:type="spellStart"/>
             <w:r>
               <w:rPr>
                 <w:rFonts w:ascii="Times New Roman" w:hAnsi="Times New Roman" w:cs="Times New Roman"/>
@@ -6654,7 +6438,6 @@
               </w:rPr>
               <w:t>GenerarCitas</w:t>
             </w:r>
-            <w:proofErr w:type="spellEnd"/>
           </w:p>
         </w:tc>
         <w:tc>
@@ -6691,79 +6474,7 @@
                 <w:sz w:val="24"/>
                 <w:szCs w:val="24"/>
               </w:rPr>
-              <w:t xml:space="preserve">El sistema web debe generar las citas y </w:t>
-            </w:r>
-            <w:proofErr w:type="spellStart"/>
-            <w:r>
-              <w:rPr>
-                <w:rFonts w:ascii="Times New Roman" w:hAnsi="Times New Roman" w:cs="Times New Roman"/>
-                <w:sz w:val="24"/>
-                <w:szCs w:val="24"/>
-              </w:rPr>
-              <w:t>bibliografia</w:t>
-            </w:r>
-            <w:proofErr w:type="spellEnd"/>
-            <w:r>
-              <w:rPr>
-                <w:rFonts w:ascii="Times New Roman" w:hAnsi="Times New Roman" w:cs="Times New Roman"/>
-                <w:sz w:val="24"/>
-                <w:szCs w:val="24"/>
-              </w:rPr>
-              <w:t xml:space="preserve"> </w:t>
-            </w:r>
-            <w:proofErr w:type="spellStart"/>
-            <w:r>
-              <w:rPr>
-                <w:rFonts w:ascii="Times New Roman" w:hAnsi="Times New Roman" w:cs="Times New Roman"/>
-                <w:sz w:val="24"/>
-                <w:szCs w:val="24"/>
-              </w:rPr>
-              <w:t>automaticamente</w:t>
-            </w:r>
-            <w:proofErr w:type="spellEnd"/>
-            <w:r>
-              <w:rPr>
-                <w:rFonts w:ascii="Times New Roman" w:hAnsi="Times New Roman" w:cs="Times New Roman"/>
-                <w:sz w:val="24"/>
-                <w:szCs w:val="24"/>
-              </w:rPr>
-              <w:t xml:space="preserve"> </w:t>
-            </w:r>
-            <w:proofErr w:type="spellStart"/>
-            <w:r>
-              <w:rPr>
-                <w:rFonts w:ascii="Times New Roman" w:hAnsi="Times New Roman" w:cs="Times New Roman"/>
-                <w:sz w:val="24"/>
-                <w:szCs w:val="24"/>
-              </w:rPr>
-              <w:t>segun</w:t>
-            </w:r>
-            <w:proofErr w:type="spellEnd"/>
-            <w:r>
-              <w:rPr>
-                <w:rFonts w:ascii="Times New Roman" w:hAnsi="Times New Roman" w:cs="Times New Roman"/>
-                <w:sz w:val="24"/>
-                <w:szCs w:val="24"/>
-              </w:rPr>
-              <w:t xml:space="preserve"> el contenido </w:t>
-            </w:r>
-            <w:proofErr w:type="spellStart"/>
-            <w:r>
-              <w:rPr>
-                <w:rFonts w:ascii="Times New Roman" w:hAnsi="Times New Roman" w:cs="Times New Roman"/>
-                <w:sz w:val="24"/>
-                <w:szCs w:val="24"/>
-              </w:rPr>
-              <w:t>extraidas</w:t>
-            </w:r>
-            <w:proofErr w:type="spellEnd"/>
-            <w:r>
-              <w:rPr>
-                <w:rFonts w:ascii="Times New Roman" w:hAnsi="Times New Roman" w:cs="Times New Roman"/>
-                <w:sz w:val="24"/>
-                <w:szCs w:val="24"/>
-              </w:rPr>
-              <w:t xml:space="preserve"> de fuentes reales dependiendo del formato escogido</w:t>
+              <w:t>El sistema web debe generar las citas y bibliografia automaticamente segun el contenido extraidas de fuentes reales dependiendo del formato escogido</w:t>
             </w:r>
           </w:p>
         </w:tc>
@@ -6835,7 +6546,6 @@
                 <w:szCs w:val="24"/>
               </w:rPr>
             </w:pPr>
-            <w:proofErr w:type="spellStart"/>
             <w:r>
               <w:rPr>
                 <w:rFonts w:ascii="Times New Roman" w:hAnsi="Times New Roman" w:cs="Times New Roman"/>
@@ -6844,7 +6554,6 @@
               </w:rPr>
               <w:t>HistorialDocs</w:t>
             </w:r>
-            <w:proofErr w:type="spellEnd"/>
           </w:p>
         </w:tc>
         <w:tc>
@@ -6953,7 +6662,6 @@
                 <w:szCs w:val="24"/>
               </w:rPr>
             </w:pPr>
-            <w:proofErr w:type="spellStart"/>
             <w:r>
               <w:rPr>
                 <w:rFonts w:ascii="Times New Roman" w:hAnsi="Times New Roman" w:cs="Times New Roman"/>
@@ -6962,7 +6670,6 @@
               </w:rPr>
               <w:t>DescargaHistorial</w:t>
             </w:r>
-            <w:proofErr w:type="spellEnd"/>
           </w:p>
         </w:tc>
         <w:tc>
@@ -7077,18 +6784,8 @@
                 <w:sz w:val="24"/>
                 <w:szCs w:val="24"/>
               </w:rPr>
-              <w:t xml:space="preserve">Debe integrar </w:t>
-            </w:r>
-            <w:proofErr w:type="spellStart"/>
-            <w:r>
-              <w:rPr>
-                <w:rFonts w:ascii="Times New Roman" w:hAnsi="Times New Roman" w:cs="Times New Roman"/>
-                <w:sz w:val="24"/>
-                <w:szCs w:val="24"/>
-              </w:rPr>
-              <w:t>Login</w:t>
-            </w:r>
-            <w:proofErr w:type="spellEnd"/>
+              <w:t>Debe integrar Login</w:t>
+            </w:r>
           </w:p>
         </w:tc>
         <w:tc>
@@ -7938,25 +7635,7 @@
                 <w:sz w:val="24"/>
                 <w:szCs w:val="24"/>
               </w:rPr>
-              <w:t xml:space="preserve">El diseño debe adaptarse correctamente a distintos tamaños de pantalla (teléfono, </w:t>
-            </w:r>
-            <w:proofErr w:type="spellStart"/>
-            <w:r>
-              <w:rPr>
-                <w:rFonts w:ascii="Times New Roman" w:eastAsia="Arial" w:hAnsi="Times New Roman" w:cs="Times New Roman"/>
-                <w:sz w:val="24"/>
-                <w:szCs w:val="24"/>
-              </w:rPr>
-              <w:t>tablet</w:t>
-            </w:r>
-            <w:proofErr w:type="spellEnd"/>
-            <w:r>
-              <w:rPr>
-                <w:rFonts w:ascii="Times New Roman" w:eastAsia="Arial" w:hAnsi="Times New Roman" w:cs="Times New Roman"/>
-                <w:sz w:val="24"/>
-                <w:szCs w:val="24"/>
-              </w:rPr>
-              <w:t>, laptop, escritorio).</w:t>
+              <w:t>El diseño debe adaptarse correctamente a distintos tamaños de pantalla (teléfono, tablet, laptop, escritorio).</w:t>
             </w:r>
           </w:p>
         </w:tc>
@@ -8135,7 +7814,6 @@
                 <w:szCs w:val="24"/>
               </w:rPr>
             </w:pPr>
-            <w:proofErr w:type="spellStart"/>
             <w:r>
               <w:rPr>
                 <w:rFonts w:ascii="Times New Roman" w:eastAsia="Times New Roman" w:hAnsi="Times New Roman" w:cs="Times New Roman"/>
@@ -8145,7 +7823,6 @@
               </w:rPr>
               <w:t>Descripcion</w:t>
             </w:r>
-            <w:proofErr w:type="spellEnd"/>
           </w:p>
         </w:tc>
         <w:tc>
@@ -8204,7 +7881,6 @@
                 <w:szCs w:val="24"/>
               </w:rPr>
             </w:pPr>
-            <w:proofErr w:type="spellStart"/>
             <w:r>
               <w:rPr>
                 <w:rFonts w:ascii="Times New Roman" w:hAnsi="Times New Roman" w:cs="Times New Roman"/>
@@ -8213,7 +7889,6 @@
               </w:rPr>
               <w:t>RegistroUsuario</w:t>
             </w:r>
-            <w:proofErr w:type="spellEnd"/>
           </w:p>
         </w:tc>
         <w:tc>
@@ -8250,25 +7925,7 @@
                 <w:sz w:val="24"/>
                 <w:szCs w:val="24"/>
               </w:rPr>
-              <w:t xml:space="preserve">El sistema web debe permitir la </w:t>
-            </w:r>
-            <w:proofErr w:type="spellStart"/>
-            <w:r>
-              <w:rPr>
-                <w:rFonts w:ascii="Times New Roman" w:hAnsi="Times New Roman" w:cs="Times New Roman"/>
-                <w:sz w:val="24"/>
-                <w:szCs w:val="24"/>
-              </w:rPr>
-              <w:t>creacion</w:t>
-            </w:r>
-            <w:proofErr w:type="spellEnd"/>
-            <w:r>
-              <w:rPr>
-                <w:rFonts w:ascii="Times New Roman" w:hAnsi="Times New Roman" w:cs="Times New Roman"/>
-                <w:sz w:val="24"/>
-                <w:szCs w:val="24"/>
-              </w:rPr>
-              <w:t xml:space="preserve"> de cuentas a los </w:t>
+              <w:t xml:space="preserve">El sistema web debe permitir la creacion de cuentas a los </w:t>
             </w:r>
             <w:proofErr w:type="gramStart"/>
             <w:r>
@@ -8350,7 +8007,6 @@
                 <w:szCs w:val="24"/>
               </w:rPr>
             </w:pPr>
-            <w:proofErr w:type="spellStart"/>
             <w:r>
               <w:rPr>
                 <w:rFonts w:ascii="Times New Roman" w:hAnsi="Times New Roman" w:cs="Times New Roman"/>
@@ -8359,7 +8015,6 @@
               </w:rPr>
               <w:t>RegistroAdmin</w:t>
             </w:r>
-            <w:proofErr w:type="spellEnd"/>
           </w:p>
         </w:tc>
         <w:tc>
@@ -8396,25 +8051,7 @@
                 <w:sz w:val="24"/>
                 <w:szCs w:val="24"/>
               </w:rPr>
-              <w:t xml:space="preserve">El sistema web debe permitir la </w:t>
-            </w:r>
-            <w:proofErr w:type="spellStart"/>
-            <w:r>
-              <w:rPr>
-                <w:rFonts w:ascii="Times New Roman" w:hAnsi="Times New Roman" w:cs="Times New Roman"/>
-                <w:sz w:val="24"/>
-                <w:szCs w:val="24"/>
-              </w:rPr>
-              <w:t>creacion</w:t>
-            </w:r>
-            <w:proofErr w:type="spellEnd"/>
-            <w:r>
-              <w:rPr>
-                <w:rFonts w:ascii="Times New Roman" w:hAnsi="Times New Roman" w:cs="Times New Roman"/>
-                <w:sz w:val="24"/>
-                <w:szCs w:val="24"/>
-              </w:rPr>
-              <w:t xml:space="preserve"> de cuentas para administrador</w:t>
+              <w:t>El sistema web debe permitir la creacion de cuentas para administrador</w:t>
             </w:r>
           </w:p>
         </w:tc>
@@ -8486,7 +8123,6 @@
                 <w:szCs w:val="24"/>
               </w:rPr>
             </w:pPr>
-            <w:proofErr w:type="spellStart"/>
             <w:r>
               <w:rPr>
                 <w:rFonts w:ascii="Times New Roman" w:hAnsi="Times New Roman" w:cs="Times New Roman"/>
@@ -8495,7 +8131,6 @@
               </w:rPr>
               <w:t>ModuloInput</w:t>
             </w:r>
-            <w:proofErr w:type="spellEnd"/>
           </w:p>
         </w:tc>
         <w:tc>
@@ -8532,43 +8167,7 @@
                 <w:sz w:val="24"/>
                 <w:szCs w:val="24"/>
               </w:rPr>
-              <w:t xml:space="preserve">El sistema web debe tener un </w:t>
-            </w:r>
-            <w:proofErr w:type="spellStart"/>
-            <w:r>
-              <w:rPr>
-                <w:rFonts w:ascii="Times New Roman" w:hAnsi="Times New Roman" w:cs="Times New Roman"/>
-                <w:sz w:val="24"/>
-                <w:szCs w:val="24"/>
-              </w:rPr>
-              <w:t>modulo</w:t>
-            </w:r>
-            <w:proofErr w:type="spellEnd"/>
-            <w:r>
-              <w:rPr>
-                <w:rFonts w:ascii="Times New Roman" w:hAnsi="Times New Roman" w:cs="Times New Roman"/>
-                <w:sz w:val="24"/>
-                <w:szCs w:val="24"/>
-              </w:rPr>
-              <w:t xml:space="preserve"> para introducir la </w:t>
-            </w:r>
-            <w:proofErr w:type="spellStart"/>
-            <w:r>
-              <w:rPr>
-                <w:rFonts w:ascii="Times New Roman" w:hAnsi="Times New Roman" w:cs="Times New Roman"/>
-                <w:sz w:val="24"/>
-                <w:szCs w:val="24"/>
-              </w:rPr>
-              <w:t>informacion</w:t>
-            </w:r>
-            <w:proofErr w:type="spellEnd"/>
-            <w:r>
-              <w:rPr>
-                <w:rFonts w:ascii="Times New Roman" w:hAnsi="Times New Roman" w:cs="Times New Roman"/>
-                <w:sz w:val="24"/>
-                <w:szCs w:val="24"/>
-              </w:rPr>
-              <w:t xml:space="preserve"> clave dependiendo del formato escogido</w:t>
+              <w:t>El sistema web debe tener un modulo para introducir la informacion clave dependiendo del formato escogido</w:t>
             </w:r>
           </w:p>
         </w:tc>
@@ -8640,7 +8239,6 @@
                 <w:szCs w:val="24"/>
               </w:rPr>
             </w:pPr>
-            <w:proofErr w:type="spellStart"/>
             <w:r>
               <w:rPr>
                 <w:rFonts w:ascii="Times New Roman" w:hAnsi="Times New Roman" w:cs="Times New Roman"/>
@@ -8649,7 +8247,6 @@
               </w:rPr>
               <w:t>SeleccionFormato</w:t>
             </w:r>
-            <w:proofErr w:type="spellEnd"/>
           </w:p>
         </w:tc>
         <w:tc>
@@ -8686,25 +8283,7 @@
                 <w:sz w:val="24"/>
                 <w:szCs w:val="24"/>
               </w:rPr>
-              <w:t xml:space="preserve">El sistema web debe permitir la </w:t>
-            </w:r>
-            <w:proofErr w:type="spellStart"/>
-            <w:r>
-              <w:rPr>
-                <w:rFonts w:ascii="Times New Roman" w:hAnsi="Times New Roman" w:cs="Times New Roman"/>
-                <w:sz w:val="24"/>
-                <w:szCs w:val="24"/>
-              </w:rPr>
-              <w:t>seleccion</w:t>
-            </w:r>
-            <w:proofErr w:type="spellEnd"/>
-            <w:r>
-              <w:rPr>
-                <w:rFonts w:ascii="Times New Roman" w:hAnsi="Times New Roman" w:cs="Times New Roman"/>
-                <w:sz w:val="24"/>
-                <w:szCs w:val="24"/>
-              </w:rPr>
-              <w:t xml:space="preserve"> del formato estandarizado para iniciar un nuevo documento</w:t>
+              <w:t>El sistema web debe permitir la seleccion del formato estandarizado para iniciar un nuevo documento</w:t>
             </w:r>
           </w:p>
         </w:tc>
@@ -8776,7 +8355,6 @@
                 <w:szCs w:val="24"/>
               </w:rPr>
             </w:pPr>
-            <w:proofErr w:type="spellStart"/>
             <w:r>
               <w:rPr>
                 <w:rFonts w:ascii="Times New Roman" w:hAnsi="Times New Roman" w:cs="Times New Roman"/>
@@ -8785,7 +8363,6 @@
               </w:rPr>
               <w:t>MultiIdioma</w:t>
             </w:r>
-            <w:proofErr w:type="spellEnd"/>
           </w:p>
         </w:tc>
         <w:tc>
@@ -8894,7 +8471,6 @@
                 <w:szCs w:val="24"/>
               </w:rPr>
             </w:pPr>
-            <w:proofErr w:type="spellStart"/>
             <w:r>
               <w:rPr>
                 <w:rFonts w:ascii="Times New Roman" w:hAnsi="Times New Roman" w:cs="Times New Roman"/>
@@ -8903,7 +8479,6 @@
               </w:rPr>
               <w:t>ModelosIA</w:t>
             </w:r>
-            <w:proofErr w:type="spellEnd"/>
           </w:p>
         </w:tc>
         <w:tc>
@@ -9012,7 +8587,6 @@
                 <w:szCs w:val="24"/>
               </w:rPr>
             </w:pPr>
-            <w:proofErr w:type="spellStart"/>
             <w:r>
               <w:rPr>
                 <w:rFonts w:ascii="Times New Roman" w:hAnsi="Times New Roman" w:cs="Times New Roman"/>
@@ -9021,7 +8595,6 @@
               </w:rPr>
               <w:t>GenerarPDF</w:t>
             </w:r>
-            <w:proofErr w:type="spellEnd"/>
           </w:p>
         </w:tc>
         <w:tc>
@@ -9058,25 +8631,7 @@
                 <w:sz w:val="24"/>
                 <w:szCs w:val="24"/>
               </w:rPr>
-              <w:t xml:space="preserve">El sistema web debe permitir la </w:t>
-            </w:r>
-            <w:proofErr w:type="spellStart"/>
-            <w:r>
-              <w:rPr>
-                <w:rFonts w:ascii="Times New Roman" w:hAnsi="Times New Roman" w:cs="Times New Roman"/>
-                <w:sz w:val="24"/>
-                <w:szCs w:val="24"/>
-              </w:rPr>
-              <w:t>generacion</w:t>
-            </w:r>
-            <w:proofErr w:type="spellEnd"/>
-            <w:r>
-              <w:rPr>
-                <w:rFonts w:ascii="Times New Roman" w:hAnsi="Times New Roman" w:cs="Times New Roman"/>
-                <w:sz w:val="24"/>
-                <w:szCs w:val="24"/>
-              </w:rPr>
-              <w:t xml:space="preserve"> documentos completos en formatos PDF siguiendo los formatos establecidos.</w:t>
+              <w:t>El sistema web debe permitir la generacion documentos completos en formatos PDF siguiendo los formatos establecidos.</w:t>
             </w:r>
           </w:p>
         </w:tc>
@@ -9148,7 +8703,6 @@
                 <w:szCs w:val="24"/>
               </w:rPr>
             </w:pPr>
-            <w:proofErr w:type="spellStart"/>
             <w:r>
               <w:rPr>
                 <w:rFonts w:ascii="Times New Roman" w:hAnsi="Times New Roman" w:cs="Times New Roman"/>
@@ -9157,7 +8711,6 @@
               </w:rPr>
               <w:t>DescargaInmediata</w:t>
             </w:r>
-            <w:proofErr w:type="spellEnd"/>
           </w:p>
         </w:tc>
         <w:tc>
@@ -9194,18 +8747,8 @@
                 <w:sz w:val="24"/>
                 <w:szCs w:val="24"/>
               </w:rPr>
-              <w:t xml:space="preserve">El sistema web debe permitir la descarga del documento en el momento de su </w:t>
-            </w:r>
-            <w:proofErr w:type="spellStart"/>
-            <w:r>
-              <w:rPr>
-                <w:rFonts w:ascii="Times New Roman" w:hAnsi="Times New Roman" w:cs="Times New Roman"/>
-                <w:sz w:val="24"/>
-                <w:szCs w:val="24"/>
-              </w:rPr>
-              <w:t>generacion</w:t>
-            </w:r>
-            <w:proofErr w:type="spellEnd"/>
+              <w:t>El sistema web debe permitir la descarga del documento en el momento de su generacion</w:t>
+            </w:r>
           </w:p>
         </w:tc>
         <w:tc>
@@ -9276,7 +8819,6 @@
                 <w:szCs w:val="24"/>
               </w:rPr>
             </w:pPr>
-            <w:proofErr w:type="spellStart"/>
             <w:r>
               <w:rPr>
                 <w:rFonts w:ascii="Times New Roman" w:hAnsi="Times New Roman" w:cs="Times New Roman"/>
@@ -9285,7 +8827,6 @@
               </w:rPr>
               <w:t>GenerarCitas</w:t>
             </w:r>
-            <w:proofErr w:type="spellEnd"/>
           </w:p>
         </w:tc>
         <w:tc>
@@ -9322,79 +8863,7 @@
                 <w:sz w:val="24"/>
                 <w:szCs w:val="24"/>
               </w:rPr>
-              <w:t xml:space="preserve">El sistema web debe generar las citas y </w:t>
-            </w:r>
-            <w:proofErr w:type="spellStart"/>
-            <w:r>
-              <w:rPr>
-                <w:rFonts w:ascii="Times New Roman" w:hAnsi="Times New Roman" w:cs="Times New Roman"/>
-                <w:sz w:val="24"/>
-                <w:szCs w:val="24"/>
-              </w:rPr>
-              <w:t>bibliografia</w:t>
-            </w:r>
-            <w:proofErr w:type="spellEnd"/>
-            <w:r>
-              <w:rPr>
-                <w:rFonts w:ascii="Times New Roman" w:hAnsi="Times New Roman" w:cs="Times New Roman"/>
-                <w:sz w:val="24"/>
-                <w:szCs w:val="24"/>
-              </w:rPr>
-              <w:t xml:space="preserve"> </w:t>
-            </w:r>
-            <w:proofErr w:type="spellStart"/>
-            <w:r>
-              <w:rPr>
-                <w:rFonts w:ascii="Times New Roman" w:hAnsi="Times New Roman" w:cs="Times New Roman"/>
-                <w:sz w:val="24"/>
-                <w:szCs w:val="24"/>
-              </w:rPr>
-              <w:t>automaticamente</w:t>
-            </w:r>
-            <w:proofErr w:type="spellEnd"/>
-            <w:r>
-              <w:rPr>
-                <w:rFonts w:ascii="Times New Roman" w:hAnsi="Times New Roman" w:cs="Times New Roman"/>
-                <w:sz w:val="24"/>
-                <w:szCs w:val="24"/>
-              </w:rPr>
-              <w:t xml:space="preserve"> </w:t>
-            </w:r>
-            <w:proofErr w:type="spellStart"/>
-            <w:r>
-              <w:rPr>
-                <w:rFonts w:ascii="Times New Roman" w:hAnsi="Times New Roman" w:cs="Times New Roman"/>
-                <w:sz w:val="24"/>
-                <w:szCs w:val="24"/>
-              </w:rPr>
-              <w:t>segun</w:t>
-            </w:r>
-            <w:proofErr w:type="spellEnd"/>
-            <w:r>
-              <w:rPr>
-                <w:rFonts w:ascii="Times New Roman" w:hAnsi="Times New Roman" w:cs="Times New Roman"/>
-                <w:sz w:val="24"/>
-                <w:szCs w:val="24"/>
-              </w:rPr>
-              <w:t xml:space="preserve"> el contenido </w:t>
-            </w:r>
-            <w:proofErr w:type="spellStart"/>
-            <w:r>
-              <w:rPr>
-                <w:rFonts w:ascii="Times New Roman" w:hAnsi="Times New Roman" w:cs="Times New Roman"/>
-                <w:sz w:val="24"/>
-                <w:szCs w:val="24"/>
-              </w:rPr>
-              <w:t>extraidas</w:t>
-            </w:r>
-            <w:proofErr w:type="spellEnd"/>
-            <w:r>
-              <w:rPr>
-                <w:rFonts w:ascii="Times New Roman" w:hAnsi="Times New Roman" w:cs="Times New Roman"/>
-                <w:sz w:val="24"/>
-                <w:szCs w:val="24"/>
-              </w:rPr>
-              <w:t xml:space="preserve"> de fuentes reales dependiendo del formato escogido</w:t>
+              <w:t>El sistema web debe generar las citas y bibliografia automaticamente segun el contenido extraidas de fuentes reales dependiendo del formato escogido</w:t>
             </w:r>
           </w:p>
         </w:tc>
@@ -9466,7 +8935,6 @@
                 <w:szCs w:val="24"/>
               </w:rPr>
             </w:pPr>
-            <w:proofErr w:type="spellStart"/>
             <w:r>
               <w:rPr>
                 <w:rFonts w:ascii="Times New Roman" w:hAnsi="Times New Roman" w:cs="Times New Roman"/>
@@ -9484,7 +8952,6 @@
               <w:lastRenderedPageBreak/>
               <w:t>ocs</w:t>
             </w:r>
-            <w:proofErr w:type="spellEnd"/>
           </w:p>
         </w:tc>
         <w:tc>
@@ -9604,7 +9071,6 @@
                 <w:szCs w:val="24"/>
               </w:rPr>
             </w:pPr>
-            <w:proofErr w:type="spellStart"/>
             <w:r>
               <w:rPr>
                 <w:rFonts w:ascii="Times New Roman" w:hAnsi="Times New Roman" w:cs="Times New Roman"/>
@@ -9613,7 +9079,6 @@
               </w:rPr>
               <w:t>DescargaHistorial</w:t>
             </w:r>
-            <w:proofErr w:type="spellEnd"/>
           </w:p>
         </w:tc>
         <w:tc>
@@ -9808,7 +9273,6 @@
                 <w:szCs w:val="24"/>
               </w:rPr>
             </w:pPr>
-            <w:proofErr w:type="spellStart"/>
             <w:r>
               <w:rPr>
                 <w:rFonts w:ascii="Times New Roman" w:eastAsia="Times New Roman" w:hAnsi="Times New Roman" w:cs="Times New Roman"/>
@@ -9818,7 +9282,6 @@
               </w:rPr>
               <w:t>Descripcion</w:t>
             </w:r>
-            <w:proofErr w:type="spellEnd"/>
           </w:p>
         </w:tc>
         <w:tc>
@@ -9883,18 +9346,8 @@
                 <w:sz w:val="24"/>
                 <w:szCs w:val="24"/>
               </w:rPr>
-              <w:t xml:space="preserve">Debe integrar </w:t>
-            </w:r>
-            <w:proofErr w:type="spellStart"/>
-            <w:r>
-              <w:rPr>
-                <w:rFonts w:ascii="Times New Roman" w:hAnsi="Times New Roman" w:cs="Times New Roman"/>
-                <w:sz w:val="24"/>
-                <w:szCs w:val="24"/>
-              </w:rPr>
-              <w:t>Login</w:t>
-            </w:r>
-            <w:proofErr w:type="spellEnd"/>
+              <w:t>Debe integrar Login</w:t>
+            </w:r>
           </w:p>
         </w:tc>
         <w:tc>
@@ -10753,25 +10206,7 @@
                 <w:sz w:val="24"/>
                 <w:szCs w:val="24"/>
               </w:rPr>
-              <w:t xml:space="preserve">El diseño debe adaptarse correctamente a distintos tamaños de pantalla (teléfono, </w:t>
-            </w:r>
-            <w:proofErr w:type="spellStart"/>
-            <w:r>
-              <w:rPr>
-                <w:rFonts w:ascii="Times New Roman" w:eastAsia="Arial" w:hAnsi="Times New Roman" w:cs="Times New Roman"/>
-                <w:sz w:val="24"/>
-                <w:szCs w:val="24"/>
-              </w:rPr>
-              <w:t>tablet</w:t>
-            </w:r>
-            <w:proofErr w:type="spellEnd"/>
-            <w:r>
-              <w:rPr>
-                <w:rFonts w:ascii="Times New Roman" w:eastAsia="Arial" w:hAnsi="Times New Roman" w:cs="Times New Roman"/>
-                <w:sz w:val="24"/>
-                <w:szCs w:val="24"/>
-              </w:rPr>
-              <w:t>, laptop, escritorio).</w:t>
+              <w:t>El diseño debe adaptarse correctamente a distintos tamaños de pantalla (teléfono, tablet, laptop, escritorio).</w:t>
             </w:r>
           </w:p>
         </w:tc>
@@ -11361,6 +10796,7 @@
       </w:pPr>
       <w:r>
         <w:rPr>
+          <w:noProof/>
           <w:lang w:val="es-MX"/>
         </w:rPr>
         <w:drawing>
@@ -11450,23 +10886,13 @@
           <w:szCs w:val="24"/>
         </w:rPr>
       </w:pPr>
-      <w:proofErr w:type="spellStart"/>
       <w:r>
         <w:rPr>
           <w:rFonts w:ascii="Times New Roman" w:eastAsia="Times New Roman" w:hAnsi="Times New Roman" w:cs="Times New Roman"/>
           <w:sz w:val="24"/>
           <w:szCs w:val="24"/>
         </w:rPr>
-        <w:t>Login</w:t>
-      </w:r>
-      <w:proofErr w:type="spellEnd"/>
-      <w:r>
-        <w:rPr>
-          <w:rFonts w:ascii="Times New Roman" w:eastAsia="Times New Roman" w:hAnsi="Times New Roman" w:cs="Times New Roman"/>
-          <w:sz w:val="24"/>
-          <w:szCs w:val="24"/>
-        </w:rPr>
-        <w:t>:</w:t>
+        <w:t>Login:</w:t>
       </w:r>
     </w:p>
     <w:p>
@@ -11756,7 +11182,6 @@
         </w:rPr>
         <w:t>controlador(</w:t>
       </w:r>
-      <w:proofErr w:type="spellStart"/>
       <w:proofErr w:type="gramEnd"/>
       <w:r>
         <w:rPr>
@@ -11764,52 +11189,7 @@
           <w:sz w:val="24"/>
           <w:szCs w:val="24"/>
         </w:rPr>
-        <w:t>AuthController</w:t>
-      </w:r>
-      <w:proofErr w:type="spellEnd"/>
-      <w:r>
-        <w:rPr>
-          <w:rFonts w:ascii="Times New Roman" w:eastAsia="Times New Roman" w:hAnsi="Times New Roman" w:cs="Times New Roman"/>
-          <w:sz w:val="24"/>
-          <w:szCs w:val="24"/>
-        </w:rPr>
-        <w:t xml:space="preserve">) y la clase de acceso a datos de </w:t>
-      </w:r>
-      <w:proofErr w:type="spellStart"/>
-      <w:r>
-        <w:rPr>
-          <w:rFonts w:ascii="Times New Roman" w:eastAsia="Times New Roman" w:hAnsi="Times New Roman" w:cs="Times New Roman"/>
-          <w:sz w:val="24"/>
-          <w:szCs w:val="24"/>
-        </w:rPr>
-        <w:t>login</w:t>
-      </w:r>
-      <w:proofErr w:type="spellEnd"/>
-      <w:r>
-        <w:rPr>
-          <w:rFonts w:ascii="Times New Roman" w:eastAsia="Times New Roman" w:hAnsi="Times New Roman" w:cs="Times New Roman"/>
-          <w:sz w:val="24"/>
-          <w:szCs w:val="24"/>
-        </w:rPr>
-        <w:t xml:space="preserve"> (</w:t>
-      </w:r>
-      <w:proofErr w:type="spellStart"/>
-      <w:r>
-        <w:rPr>
-          <w:rFonts w:ascii="Times New Roman" w:eastAsia="Times New Roman" w:hAnsi="Times New Roman" w:cs="Times New Roman"/>
-          <w:sz w:val="24"/>
-          <w:szCs w:val="24"/>
-        </w:rPr>
-        <w:t>User</w:t>
-      </w:r>
-      <w:proofErr w:type="spellEnd"/>
-      <w:r>
-        <w:rPr>
-          <w:rFonts w:ascii="Times New Roman" w:eastAsia="Times New Roman" w:hAnsi="Times New Roman" w:cs="Times New Roman"/>
-          <w:sz w:val="24"/>
-          <w:szCs w:val="24"/>
-        </w:rPr>
-        <w:t xml:space="preserve">), permitiendo el ingreso al sistema. </w:t>
+        <w:t xml:space="preserve">AuthController) y la clase de acceso a datos de login (User), permitiendo el ingreso al sistema. </w:t>
       </w:r>
     </w:p>
     <w:p>
@@ -11918,7 +11298,6 @@
         </w:rPr>
         <w:t>controlador(</w:t>
       </w:r>
-      <w:proofErr w:type="spellStart"/>
       <w:proofErr w:type="gramEnd"/>
       <w:r>
         <w:rPr>
@@ -11926,16 +11305,7 @@
           <w:sz w:val="24"/>
           <w:szCs w:val="24"/>
         </w:rPr>
-        <w:t>AuthController</w:t>
-      </w:r>
-      <w:proofErr w:type="spellEnd"/>
-      <w:r>
-        <w:rPr>
-          <w:rFonts w:ascii="Times New Roman" w:eastAsia="Times New Roman" w:hAnsi="Times New Roman" w:cs="Times New Roman"/>
-          <w:sz w:val="24"/>
-          <w:szCs w:val="24"/>
-        </w:rPr>
-        <w:t xml:space="preserve">), que a su vez gestiona la interacción con la clase de registro de </w:t>
+        <w:t xml:space="preserve">AuthController), que a su vez gestiona la interacción con la clase de registro de </w:t>
       </w:r>
       <w:proofErr w:type="gramStart"/>
       <w:r>
@@ -11946,7 +11316,6 @@
         </w:rPr>
         <w:t>usuarios(</w:t>
       </w:r>
-      <w:proofErr w:type="spellStart"/>
       <w:proofErr w:type="gramEnd"/>
       <w:r>
         <w:rPr>
@@ -11954,16 +11323,7 @@
           <w:sz w:val="24"/>
           <w:szCs w:val="24"/>
         </w:rPr>
-        <w:t>User</w:t>
-      </w:r>
-      <w:proofErr w:type="spellEnd"/>
-      <w:r>
-        <w:rPr>
-          <w:rFonts w:ascii="Times New Roman" w:eastAsia="Times New Roman" w:hAnsi="Times New Roman" w:cs="Times New Roman"/>
-          <w:sz w:val="24"/>
-          <w:szCs w:val="24"/>
-        </w:rPr>
-        <w:t xml:space="preserve">). </w:t>
+        <w:t xml:space="preserve">User). </w:t>
       </w:r>
     </w:p>
     <w:p>
@@ -13238,29 +12598,7 @@
           <w:sz w:val="24"/>
           <w:szCs w:val="24"/>
         </w:rPr>
-        <w:t xml:space="preserve">Interfaz intuitiva accesible desde navegador moderno en móviles y </w:t>
-      </w:r>
-      <w:proofErr w:type="spellStart"/>
-      <w:r>
-        <w:rPr>
-          <w:rFonts w:ascii="Times New Roman" w:hAnsi="Times New Roman" w:cs="Times New Roman"/>
-          <w:bCs/>
-          <w:color w:val="000000"/>
-          <w:sz w:val="24"/>
-          <w:szCs w:val="24"/>
-        </w:rPr>
-        <w:t>PCs</w:t>
-      </w:r>
-      <w:proofErr w:type="spellEnd"/>
-      <w:r>
-        <w:rPr>
-          <w:rFonts w:ascii="Times New Roman" w:hAnsi="Times New Roman" w:cs="Times New Roman"/>
-          <w:bCs/>
-          <w:color w:val="000000"/>
-          <w:sz w:val="24"/>
-          <w:szCs w:val="24"/>
-        </w:rPr>
-        <w:t>.</w:t>
+        <w:t>Interfaz intuitiva accesible desde navegador moderno en móviles y PCs.</w:t>
       </w:r>
     </w:p>
     <w:p>
@@ -15867,6 +15205,7 @@
   <w:style w:type="character" w:default="1" w:styleId="Fuentedeprrafopredeter">
     <w:name w:val="Default Paragraph Font"/>
     <w:uiPriority w:val="1"/>
+    <w:semiHidden/>
     <w:unhideWhenUsed/>
   </w:style>
   <w:style w:type="table" w:default="1" w:styleId="Tablanormal">
